--- a/BAO CAO NHOM 6 - SENBANK.docx
+++ b/BAO CAO NHOM 6 - SENBANK.docx
@@ -282,7 +282,7 @@
           <w:sz w:val="26"/>
           <w:szCs w:val="26"/>
         </w:rPr>
-        <w:t xml:space="preserve">Báo cáo này trình bày chi tiết và toàn diện từ phân tích thị trường tiền khả thi, kế hoạch triển khai Agile, đặc tả yêu cầu phần mềm (SRS), thiết kế kiến trúc và cơ sở dữ liệu (SDD), hệ thống 6 sơ đồ kiến trúc và tuần tự, cho đến phân tích chi tiết 10 luồng người dùng qua hơn 25 màn hình chức năng của Sen Hồng Bank.</w:t>
+        <w:t xml:space="preserve">Báo cáo này trình bày chi tiết và toàn diện từ phân tích thị trường tiền khả thi, kế hoạch triển khai Agile, đặc tả yêu cầu phần mềm (SRS), thiết kế kiến trúc và cơ sở dữ liệu (SDD), báo cáo toàn diện kiến trúc Backend Core Banking, kiến trúc Frontend Fintech di động, hệ thống 6 sơ đồ kiến trúc và tuần tự, cho đến phân tích chi tiết 10 luồng người dùng qua hơn 25 màn hình chức năng của Sen Hồng Bank.</w:t>
       </w:r>
     </w:p>
     <w:p>
@@ -4476,8 +4476,8 @@
         <w:rPr>
           <w:rFonts w:ascii="Consolas" w:cs="Consolas" w:eastAsia="Consolas" w:hAnsi="Consolas"/>
           <w:color w:val="0F172A"/>
-          <w:sz w:val="19"/>
-          <w:szCs w:val="19"/>
+          <w:sz w:val="18"/>
+          <w:szCs w:val="18"/>
         </w:rPr>
         <w:t xml:space="preserve">{</w:t>
       </w:r>
@@ -4491,8 +4491,8 @@
         <w:rPr>
           <w:rFonts w:ascii="Consolas" w:cs="Consolas" w:eastAsia="Consolas" w:hAnsi="Consolas"/>
           <w:color w:val="0F172A"/>
-          <w:sz w:val="19"/>
-          <w:szCs w:val="19"/>
+          <w:sz w:val="18"/>
+          <w:szCs w:val="18"/>
         </w:rPr>
         <w:t xml:space="preserve">  "success": true,</w:t>
       </w:r>
@@ -4506,8 +4506,8 @@
         <w:rPr>
           <w:rFonts w:ascii="Consolas" w:cs="Consolas" w:eastAsia="Consolas" w:hAnsi="Consolas"/>
           <w:color w:val="0F172A"/>
-          <w:sz w:val="19"/>
-          <w:szCs w:val="19"/>
+          <w:sz w:val="18"/>
+          <w:szCs w:val="18"/>
         </w:rPr>
         <w:t xml:space="preserve">  "message": "Giao dịch chuyển tiền thành công",</w:t>
       </w:r>
@@ -4521,8 +4521,8 @@
         <w:rPr>
           <w:rFonts w:ascii="Consolas" w:cs="Consolas" w:eastAsia="Consolas" w:hAnsi="Consolas"/>
           <w:color w:val="0F172A"/>
-          <w:sz w:val="19"/>
-          <w:szCs w:val="19"/>
+          <w:sz w:val="18"/>
+          <w:szCs w:val="18"/>
         </w:rPr>
         <w:t xml:space="preserve">  "data": {</w:t>
       </w:r>
@@ -4536,8 +4536,8 @@
         <w:rPr>
           <w:rFonts w:ascii="Consolas" w:cs="Consolas" w:eastAsia="Consolas" w:hAnsi="Consolas"/>
           <w:color w:val="0F172A"/>
-          <w:sz w:val="19"/>
-          <w:szCs w:val="19"/>
+          <w:sz w:val="18"/>
+          <w:szCs w:val="18"/>
         </w:rPr>
         <w:t xml:space="preserve">    "transactionId": "9b1deb4d-3b7d-4bad-9bdd-2b0d7b3dcb6d",</w:t>
       </w:r>
@@ -4551,8 +4551,8 @@
         <w:rPr>
           <w:rFonts w:ascii="Consolas" w:cs="Consolas" w:eastAsia="Consolas" w:hAnsi="Consolas"/>
           <w:color w:val="0F172A"/>
-          <w:sz w:val="19"/>
-          <w:szCs w:val="19"/>
+          <w:sz w:val="18"/>
+          <w:szCs w:val="18"/>
         </w:rPr>
         <w:t xml:space="preserve">    "requestId": "client-uuid-12345",</w:t>
       </w:r>
@@ -4566,8 +4566,8 @@
         <w:rPr>
           <w:rFonts w:ascii="Consolas" w:cs="Consolas" w:eastAsia="Consolas" w:hAnsi="Consolas"/>
           <w:color w:val="0F172A"/>
-          <w:sz w:val="19"/>
-          <w:szCs w:val="19"/>
+          <w:sz w:val="18"/>
+          <w:szCs w:val="18"/>
         </w:rPr>
         <w:t xml:space="preserve">    "amount": 500000.00,</w:t>
       </w:r>
@@ -4581,8 +4581,8 @@
         <w:rPr>
           <w:rFonts w:ascii="Consolas" w:cs="Consolas" w:eastAsia="Consolas" w:hAnsi="Consolas"/>
           <w:color w:val="0F172A"/>
-          <w:sz w:val="19"/>
-          <w:szCs w:val="19"/>
+          <w:sz w:val="18"/>
+          <w:szCs w:val="18"/>
         </w:rPr>
         <w:t xml:space="preserve">    "currency": "VND",</w:t>
       </w:r>
@@ -4596,8 +4596,8 @@
         <w:rPr>
           <w:rFonts w:ascii="Consolas" w:cs="Consolas" w:eastAsia="Consolas" w:hAnsi="Consolas"/>
           <w:color w:val="0F172A"/>
-          <w:sz w:val="19"/>
-          <w:szCs w:val="19"/>
+          <w:sz w:val="18"/>
+          <w:szCs w:val="18"/>
         </w:rPr>
         <w:t xml:space="preserve">    "type": "TRANSFER_OUT",</w:t>
       </w:r>
@@ -4611,8 +4611,8 @@
         <w:rPr>
           <w:rFonts w:ascii="Consolas" w:cs="Consolas" w:eastAsia="Consolas" w:hAnsi="Consolas"/>
           <w:color w:val="0F172A"/>
-          <w:sz w:val="19"/>
-          <w:szCs w:val="19"/>
+          <w:sz w:val="18"/>
+          <w:szCs w:val="18"/>
         </w:rPr>
         <w:t xml:space="preserve">    "status": "SUCCESS",</w:t>
       </w:r>
@@ -4626,8 +4626,8 @@
         <w:rPr>
           <w:rFonts w:ascii="Consolas" w:cs="Consolas" w:eastAsia="Consolas" w:hAnsi="Consolas"/>
           <w:color w:val="0F172A"/>
-          <w:sz w:val="19"/>
-          <w:szCs w:val="19"/>
+          <w:sz w:val="18"/>
+          <w:szCs w:val="18"/>
         </w:rPr>
         <w:t xml:space="preserve">    "balance": 4500000.00,</w:t>
       </w:r>
@@ -4641,8 +4641,8 @@
         <w:rPr>
           <w:rFonts w:ascii="Consolas" w:cs="Consolas" w:eastAsia="Consolas" w:hAnsi="Consolas"/>
           <w:color w:val="0F172A"/>
-          <w:sz w:val="19"/>
-          <w:szCs w:val="19"/>
+          <w:sz w:val="18"/>
+          <w:szCs w:val="18"/>
         </w:rPr>
         <w:t xml:space="preserve">    "recipientName": "NGUYEN VAN AN",</w:t>
       </w:r>
@@ -4656,8 +4656,8 @@
         <w:rPr>
           <w:rFonts w:ascii="Consolas" w:cs="Consolas" w:eastAsia="Consolas" w:hAnsi="Consolas"/>
           <w:color w:val="0F172A"/>
-          <w:sz w:val="19"/>
-          <w:szCs w:val="19"/>
+          <w:sz w:val="18"/>
+          <w:szCs w:val="18"/>
         </w:rPr>
         <w:t xml:space="preserve">    "timestamp": "2026-09-03T07:00:00Z"</w:t>
       </w:r>
@@ -4671,8 +4671,8 @@
         <w:rPr>
           <w:rFonts w:ascii="Consolas" w:cs="Consolas" w:eastAsia="Consolas" w:hAnsi="Consolas"/>
           <w:color w:val="0F172A"/>
-          <w:sz w:val="19"/>
-          <w:szCs w:val="19"/>
+          <w:sz w:val="18"/>
+          <w:szCs w:val="18"/>
         </w:rPr>
         <w:t xml:space="preserve">  },</w:t>
       </w:r>
@@ -4686,8 +4686,8 @@
         <w:rPr>
           <w:rFonts w:ascii="Consolas" w:cs="Consolas" w:eastAsia="Consolas" w:hAnsi="Consolas"/>
           <w:color w:val="0F172A"/>
-          <w:sz w:val="19"/>
-          <w:szCs w:val="19"/>
+          <w:sz w:val="18"/>
+          <w:szCs w:val="18"/>
         </w:rPr>
         <w:t xml:space="preserve">  "timestamp": "2026-09-03T07:00:00.125Z",</w:t>
       </w:r>
@@ -4701,8 +4701,8 @@
         <w:rPr>
           <w:rFonts w:ascii="Consolas" w:cs="Consolas" w:eastAsia="Consolas" w:hAnsi="Consolas"/>
           <w:color w:val="0F172A"/>
-          <w:sz w:val="19"/>
-          <w:szCs w:val="19"/>
+          <w:sz w:val="18"/>
+          <w:szCs w:val="18"/>
         </w:rPr>
         <w:t xml:space="preserve">  "errorCode": null</w:t>
       </w:r>
@@ -4716,8 +4716,8 @@
         <w:rPr>
           <w:rFonts w:ascii="Consolas" w:cs="Consolas" w:eastAsia="Consolas" w:hAnsi="Consolas"/>
           <w:color w:val="0F172A"/>
-          <w:sz w:val="19"/>
-          <w:szCs w:val="19"/>
+          <w:sz w:val="18"/>
+          <w:szCs w:val="18"/>
         </w:rPr>
         <w:t xml:space="preserve">}</w:t>
       </w:r>
@@ -5838,7 +5838,7 @@
           <w:sz w:val="32"/>
           <w:szCs w:val="32"/>
         </w:rPr>
-        <w:t xml:space="preserve">PHẦN 5: KIẾN TRÚC HỆ THỐNG MÁY CHỦ BACKEND VÀ CÁC NGUYÊN LÝ CORE BANKING</w:t>
+        <w:t xml:space="preserve">PHẦN 5: BÁO CÁO TOÀN DIỆN VỀ KIẾN TRÚC &amp; CÔNG NGHỆ BACKEND CORE BANKING</w:t>
       </w:r>
     </w:p>
     <w:p>
@@ -5855,7 +5855,525 @@
           <w:sz w:val="28"/>
           <w:szCs w:val="28"/>
         </w:rPr>
-        <w:t xml:space="preserve">5.1. Kiến trúc Phần mềm Backend (Architecture Paradigm)</w:t>
+        <w:t xml:space="preserve">5.1. Tổng quan về Kiến trúc Phần mềm (Architecture Overview)</w:t>
+      </w:r>
+    </w:p>
+    <w:p>
+      <w:pPr>
+        <w:spacing w:after="60" w:before="60"/>
+        <w:jc w:val="both"/>
+      </w:pPr>
+      <w:r>
+        <w:rPr>
+          <w:rFonts w:ascii="Times New Roman" w:cs="Times New Roman" w:eastAsia="Times New Roman" w:hAnsi="Times New Roman"/>
+          <w:b w:val="false"/>
+          <w:bCs w:val="false"/>
+          <w:i w:val="false"/>
+          <w:iCs w:val="false"/>
+          <w:color w:val="1E293B"/>
+          <w:sz w:val="26"/>
+          <w:szCs w:val="26"/>
+        </w:rPr>
+        <w:t xml:space="preserve">Hệ thống Backend SenBank được xây dựng theo mô hình Hexagonal Architecture (Ports and Adapters) kết hợp với Domain-Driven Design (DDD) và Event-Driven Architecture (EDA) nhằm đảm bảo tính toàn vẹn tài chính, khả năng mở rộng (scalability), khả năng chịu lỗi (fault-tolerance) và tính độc lập của logic nghiệp vụ cốt lõi.</w:t>
+      </w:r>
+    </w:p>
+    <w:p>
+      <w:pPr>
+        <w:spacing w:after="80" w:before="160"/>
+        <w:jc w:val="center"/>
+      </w:pPr>
+      <w:r>
+        <w:rPr>
+          <w:rFonts w:ascii="Times New Roman" w:cs="Times New Roman" w:eastAsia="Times New Roman" w:hAnsi="Times New Roman"/>
+          <w:b/>
+          <w:bCs/>
+          <w:i/>
+          <w:iCs/>
+          <w:color w:val="700F43"/>
+          <w:sz w:val="24"/>
+          <w:szCs w:val="24"/>
+        </w:rPr>
+        <w:t xml:space="preserve">Sơ đồ Phân tầng Kiến trúc Lục giác Hexagonal Core Banking</w:t>
+      </w:r>
+    </w:p>
+    <w:p>
+      <w:pPr>
+        <w:shd w:fill="F8FAFC" w:val="clear"/>
+        <w:spacing w:after="10" w:before="10"/>
+      </w:pPr>
+      <w:r>
+        <w:rPr>
+          <w:rFonts w:ascii="Consolas" w:cs="Consolas" w:eastAsia="Consolas" w:hAnsi="Consolas"/>
+          <w:color w:val="0F172A"/>
+          <w:sz w:val="18"/>
+          <w:szCs w:val="18"/>
+        </w:rPr>
+        <w:t xml:space="preserve">+-----------------------------------------------------------------------------------+</w:t>
+      </w:r>
+    </w:p>
+    <w:p>
+      <w:pPr>
+        <w:shd w:fill="F8FAFC" w:val="clear"/>
+        <w:spacing w:after="10" w:before="10"/>
+      </w:pPr>
+      <w:r>
+        <w:rPr>
+          <w:rFonts w:ascii="Consolas" w:cs="Consolas" w:eastAsia="Consolas" w:hAnsi="Consolas"/>
+          <w:color w:val="0F172A"/>
+          <w:sz w:val="18"/>
+          <w:szCs w:val="18"/>
+        </w:rPr>
+        <w:t xml:space="preserve">|                            PRESENTATION LAYER (Adapters)                         |</w:t>
+      </w:r>
+    </w:p>
+    <w:p>
+      <w:pPr>
+        <w:shd w:fill="F8FAFC" w:val="clear"/>
+        <w:spacing w:after="10" w:before="10"/>
+      </w:pPr>
+      <w:r>
+        <w:rPr>
+          <w:rFonts w:ascii="Consolas" w:cs="Consolas" w:eastAsia="Consolas" w:hAnsi="Consolas"/>
+          <w:color w:val="0F172A"/>
+          <w:sz w:val="18"/>
+          <w:szCs w:val="18"/>
+        </w:rPr>
+        <w:t xml:space="preserve">|  - REST Controllers (WalletController, DeviceController, SessionController...)     |</w:t>
+      </w:r>
+    </w:p>
+    <w:p>
+      <w:pPr>
+        <w:shd w:fill="F8FAFC" w:val="clear"/>
+        <w:spacing w:after="10" w:before="10"/>
+      </w:pPr>
+      <w:r>
+        <w:rPr>
+          <w:rFonts w:ascii="Consolas" w:cs="Consolas" w:eastAsia="Consolas" w:hAnsi="Consolas"/>
+          <w:color w:val="0F172A"/>
+          <w:sz w:val="18"/>
+          <w:szCs w:val="18"/>
+        </w:rPr>
+        <w:t xml:space="preserve">|  - WebSocket STOMP Endpoints (/ws-wallet, /topic/wallets/{id}/notifications)       |</w:t>
+      </w:r>
+    </w:p>
+    <w:p>
+      <w:pPr>
+        <w:shd w:fill="F8FAFC" w:val="clear"/>
+        <w:spacing w:after="10" w:before="10"/>
+      </w:pPr>
+      <w:r>
+        <w:rPr>
+          <w:rFonts w:ascii="Consolas" w:cs="Consolas" w:eastAsia="Consolas" w:hAnsi="Consolas"/>
+          <w:color w:val="0F172A"/>
+          <w:sz w:val="18"/>
+          <w:szCs w:val="18"/>
+        </w:rPr>
+        <w:t xml:space="preserve">+------------------------------------------+----------------------------------------+</w:t>
+      </w:r>
+    </w:p>
+    <w:p>
+      <w:pPr>
+        <w:shd w:fill="F8FAFC" w:val="clear"/>
+        <w:spacing w:after="10" w:before="10"/>
+      </w:pPr>
+      <w:r>
+        <w:rPr>
+          <w:rFonts w:ascii="Consolas" w:cs="Consolas" w:eastAsia="Consolas" w:hAnsi="Consolas"/>
+          <w:color w:val="0F172A"/>
+          <w:sz w:val="18"/>
+          <w:szCs w:val="18"/>
+        </w:rPr>
+        <w:t xml:space="preserve">                                           |</w:t>
+      </w:r>
+    </w:p>
+    <w:p>
+      <w:pPr>
+        <w:shd w:fill="F8FAFC" w:val="clear"/>
+        <w:spacing w:after="10" w:before="10"/>
+      </w:pPr>
+      <w:r>
+        <w:rPr>
+          <w:rFonts w:ascii="Consolas" w:cs="Consolas" w:eastAsia="Consolas" w:hAnsi="Consolas"/>
+          <w:color w:val="0F172A"/>
+          <w:sz w:val="18"/>
+          <w:szCs w:val="18"/>
+        </w:rPr>
+        <w:t xml:space="preserve">                                           v</w:t>
+      </w:r>
+    </w:p>
+    <w:p>
+      <w:pPr>
+        <w:shd w:fill="F8FAFC" w:val="clear"/>
+        <w:spacing w:after="10" w:before="10"/>
+      </w:pPr>
+      <w:r>
+        <w:rPr>
+          <w:rFonts w:ascii="Consolas" w:cs="Consolas" w:eastAsia="Consolas" w:hAnsi="Consolas"/>
+          <w:color w:val="0F172A"/>
+          <w:sz w:val="18"/>
+          <w:szCs w:val="18"/>
+        </w:rPr>
+        <w:t xml:space="preserve">+-----------------------------------------------------------------------------------+</w:t>
+      </w:r>
+    </w:p>
+    <w:p>
+      <w:pPr>
+        <w:shd w:fill="F8FAFC" w:val="clear"/>
+        <w:spacing w:after="10" w:before="10"/>
+      </w:pPr>
+      <w:r>
+        <w:rPr>
+          <w:rFonts w:ascii="Consolas" w:cs="Consolas" w:eastAsia="Consolas" w:hAnsi="Consolas"/>
+          <w:color w:val="0F172A"/>
+          <w:sz w:val="18"/>
+          <w:szCs w:val="18"/>
+        </w:rPr>
+        <w:t xml:space="preserve">|                             DOMAIN &amp; APPLICATION LAYER                            |</w:t>
+      </w:r>
+    </w:p>
+    <w:p>
+      <w:pPr>
+        <w:shd w:fill="F8FAFC" w:val="clear"/>
+        <w:spacing w:after="10" w:before="10"/>
+      </w:pPr>
+      <w:r>
+        <w:rPr>
+          <w:rFonts w:ascii="Consolas" w:cs="Consolas" w:eastAsia="Consolas" w:hAnsi="Consolas"/>
+          <w:color w:val="0F172A"/>
+          <w:sz w:val="18"/>
+          <w:szCs w:val="18"/>
+        </w:rPr>
+        <w:t xml:space="preserve">|  [Input Ports / Use Cases]                                                       |</w:t>
+      </w:r>
+    </w:p>
+    <w:p>
+      <w:pPr>
+        <w:shd w:fill="F8FAFC" w:val="clear"/>
+        <w:spacing w:after="10" w:before="10"/>
+      </w:pPr>
+      <w:r>
+        <w:rPr>
+          <w:rFonts w:ascii="Consolas" w:cs="Consolas" w:eastAsia="Consolas" w:hAnsi="Consolas"/>
+          <w:color w:val="0F172A"/>
+          <w:sz w:val="18"/>
+          <w:szCs w:val="18"/>
+        </w:rPr>
+        <w:t xml:space="preserve">|  - TransferMoneyUseCase, LedgerUseCase, DeviceTokenUseCase, AuthUseCase...         |</w:t>
+      </w:r>
+    </w:p>
+    <w:p>
+      <w:pPr>
+        <w:shd w:fill="F8FAFC" w:val="clear"/>
+        <w:spacing w:after="10" w:before="10"/>
+      </w:pPr>
+      <w:r>
+        <w:rPr>
+          <w:rFonts w:ascii="Consolas" w:cs="Consolas" w:eastAsia="Consolas" w:hAnsi="Consolas"/>
+          <w:color w:val="0F172A"/>
+          <w:sz w:val="18"/>
+          <w:szCs w:val="18"/>
+        </w:rPr>
+        <w:t xml:space="preserve">|                                                                                   |</w:t>
+      </w:r>
+    </w:p>
+    <w:p>
+      <w:pPr>
+        <w:shd w:fill="F8FAFC" w:val="clear"/>
+        <w:spacing w:after="10" w:before="10"/>
+      </w:pPr>
+      <w:r>
+        <w:rPr>
+          <w:rFonts w:ascii="Consolas" w:cs="Consolas" w:eastAsia="Consolas" w:hAnsi="Consolas"/>
+          <w:color w:val="0F172A"/>
+          <w:sz w:val="18"/>
+          <w:szCs w:val="18"/>
+        </w:rPr>
+        <w:t xml:space="preserve">|  [Domain Services &amp; Logic]                                                        |</w:t>
+      </w:r>
+    </w:p>
+    <w:p>
+      <w:pPr>
+        <w:shd w:fill="F8FAFC" w:val="clear"/>
+        <w:spacing w:after="10" w:before="10"/>
+      </w:pPr>
+      <w:r>
+        <w:rPr>
+          <w:rFonts w:ascii="Consolas" w:cs="Consolas" w:eastAsia="Consolas" w:hAnsi="Consolas"/>
+          <w:color w:val="0F172A"/>
+          <w:sz w:val="18"/>
+          <w:szCs w:val="18"/>
+        </w:rPr>
+        <w:t xml:space="preserve">|  - WalletService, LedgerService, DeviceTokenService, FeeEstimationService...       |</w:t>
+      </w:r>
+    </w:p>
+    <w:p>
+      <w:pPr>
+        <w:shd w:fill="F8FAFC" w:val="clear"/>
+        <w:spacing w:after="10" w:before="10"/>
+      </w:pPr>
+      <w:r>
+        <w:rPr>
+          <w:rFonts w:ascii="Consolas" w:cs="Consolas" w:eastAsia="Consolas" w:hAnsi="Consolas"/>
+          <w:color w:val="0F172A"/>
+          <w:sz w:val="18"/>
+          <w:szCs w:val="18"/>
+        </w:rPr>
+        <w:t xml:space="preserve">|                                                                                   |</w:t>
+      </w:r>
+    </w:p>
+    <w:p>
+      <w:pPr>
+        <w:shd w:fill="F8FAFC" w:val="clear"/>
+        <w:spacing w:after="10" w:before="10"/>
+      </w:pPr>
+      <w:r>
+        <w:rPr>
+          <w:rFonts w:ascii="Consolas" w:cs="Consolas" w:eastAsia="Consolas" w:hAnsi="Consolas"/>
+          <w:color w:val="0F172A"/>
+          <w:sz w:val="18"/>
+          <w:szCs w:val="18"/>
+        </w:rPr>
+        <w:t xml:space="preserve">|  [Core Domain Models (POJO)]                                                     |</w:t>
+      </w:r>
+    </w:p>
+    <w:p>
+      <w:pPr>
+        <w:shd w:fill="F8FAFC" w:val="clear"/>
+        <w:spacing w:after="10" w:before="10"/>
+      </w:pPr>
+      <w:r>
+        <w:rPr>
+          <w:rFonts w:ascii="Consolas" w:cs="Consolas" w:eastAsia="Consolas" w:hAnsi="Consolas"/>
+          <w:color w:val="0F172A"/>
+          <w:sz w:val="18"/>
+          <w:szCs w:val="18"/>
+        </w:rPr>
+        <w:t xml:space="preserve">|  - Wallet, Money, Transaction, JournalEntry, LedgerAccount, User, OutboxEvent...  |</w:t>
+      </w:r>
+    </w:p>
+    <w:p>
+      <w:pPr>
+        <w:shd w:fill="F8FAFC" w:val="clear"/>
+        <w:spacing w:after="10" w:before="10"/>
+      </w:pPr>
+      <w:r>
+        <w:rPr>
+          <w:rFonts w:ascii="Consolas" w:cs="Consolas" w:eastAsia="Consolas" w:hAnsi="Consolas"/>
+          <w:color w:val="0F172A"/>
+          <w:sz w:val="18"/>
+          <w:szCs w:val="18"/>
+        </w:rPr>
+        <w:t xml:space="preserve">|                                                                                   |</w:t>
+      </w:r>
+    </w:p>
+    <w:p>
+      <w:pPr>
+        <w:shd w:fill="F8FAFC" w:val="clear"/>
+        <w:spacing w:after="10" w:before="10"/>
+      </w:pPr>
+      <w:r>
+        <w:rPr>
+          <w:rFonts w:ascii="Consolas" w:cs="Consolas" w:eastAsia="Consolas" w:hAnsi="Consolas"/>
+          <w:color w:val="0F172A"/>
+          <w:sz w:val="18"/>
+          <w:szCs w:val="18"/>
+        </w:rPr>
+        <w:t xml:space="preserve">|  [Output Ports / SPI]                                                             |</w:t>
+      </w:r>
+    </w:p>
+    <w:p>
+      <w:pPr>
+        <w:shd w:fill="F8FAFC" w:val="clear"/>
+        <w:spacing w:after="10" w:before="10"/>
+      </w:pPr>
+      <w:r>
+        <w:rPr>
+          <w:rFonts w:ascii="Consolas" w:cs="Consolas" w:eastAsia="Consolas" w:hAnsi="Consolas"/>
+          <w:color w:val="0F172A"/>
+          <w:sz w:val="18"/>
+          <w:szCs w:val="18"/>
+        </w:rPr>
+        <w:t xml:space="preserve">|  - WalletPersistencePort, TransactionPersistencePort, LedgerPersistencePort...    |</w:t>
+      </w:r>
+    </w:p>
+    <w:p>
+      <w:pPr>
+        <w:shd w:fill="F8FAFC" w:val="clear"/>
+        <w:spacing w:after="10" w:before="10"/>
+      </w:pPr>
+      <w:r>
+        <w:rPr>
+          <w:rFonts w:ascii="Consolas" w:cs="Consolas" w:eastAsia="Consolas" w:hAnsi="Consolas"/>
+          <w:color w:val="0F172A"/>
+          <w:sz w:val="18"/>
+          <w:szCs w:val="18"/>
+        </w:rPr>
+        <w:t xml:space="preserve">|  - FcmNotificationPort, NotificationPort, TransactionEventPublisherPort...        |</w:t>
+      </w:r>
+    </w:p>
+    <w:p>
+      <w:pPr>
+        <w:shd w:fill="F8FAFC" w:val="clear"/>
+        <w:spacing w:after="10" w:before="10"/>
+      </w:pPr>
+      <w:r>
+        <w:rPr>
+          <w:rFonts w:ascii="Consolas" w:cs="Consolas" w:eastAsia="Consolas" w:hAnsi="Consolas"/>
+          <w:color w:val="0F172A"/>
+          <w:sz w:val="18"/>
+          <w:szCs w:val="18"/>
+        </w:rPr>
+        <w:t xml:space="preserve">+------------------------------------------+----------------------------------------+</w:t>
+      </w:r>
+    </w:p>
+    <w:p>
+      <w:pPr>
+        <w:shd w:fill="F8FAFC" w:val="clear"/>
+        <w:spacing w:after="10" w:before="10"/>
+      </w:pPr>
+      <w:r>
+        <w:rPr>
+          <w:rFonts w:ascii="Consolas" w:cs="Consolas" w:eastAsia="Consolas" w:hAnsi="Consolas"/>
+          <w:color w:val="0F172A"/>
+          <w:sz w:val="18"/>
+          <w:szCs w:val="18"/>
+        </w:rPr>
+        <w:t xml:space="preserve">                                           |</w:t>
+      </w:r>
+    </w:p>
+    <w:p>
+      <w:pPr>
+        <w:shd w:fill="F8FAFC" w:val="clear"/>
+        <w:spacing w:after="10" w:before="10"/>
+      </w:pPr>
+      <w:r>
+        <w:rPr>
+          <w:rFonts w:ascii="Consolas" w:cs="Consolas" w:eastAsia="Consolas" w:hAnsi="Consolas"/>
+          <w:color w:val="0F172A"/>
+          <w:sz w:val="18"/>
+          <w:szCs w:val="18"/>
+        </w:rPr>
+        <w:t xml:space="preserve">                                           v</w:t>
+      </w:r>
+    </w:p>
+    <w:p>
+      <w:pPr>
+        <w:shd w:fill="F8FAFC" w:val="clear"/>
+        <w:spacing w:after="10" w:before="10"/>
+      </w:pPr>
+      <w:r>
+        <w:rPr>
+          <w:rFonts w:ascii="Consolas" w:cs="Consolas" w:eastAsia="Consolas" w:hAnsi="Consolas"/>
+          <w:color w:val="0F172A"/>
+          <w:sz w:val="18"/>
+          <w:szCs w:val="18"/>
+        </w:rPr>
+        <w:t xml:space="preserve">+-----------------------------------------------------------------------------------+</w:t>
+      </w:r>
+    </w:p>
+    <w:p>
+      <w:pPr>
+        <w:shd w:fill="F8FAFC" w:val="clear"/>
+        <w:spacing w:after="10" w:before="10"/>
+      </w:pPr>
+      <w:r>
+        <w:rPr>
+          <w:rFonts w:ascii="Consolas" w:cs="Consolas" w:eastAsia="Consolas" w:hAnsi="Consolas"/>
+          <w:color w:val="0F172A"/>
+          <w:sz w:val="18"/>
+          <w:szCs w:val="18"/>
+        </w:rPr>
+        <w:t xml:space="preserve">|                           INFRASTRUCTURE LAYER (Adapters)                         |</w:t>
+      </w:r>
+    </w:p>
+    <w:p>
+      <w:pPr>
+        <w:shd w:fill="F8FAFC" w:val="clear"/>
+        <w:spacing w:after="10" w:before="10"/>
+      </w:pPr>
+      <w:r>
+        <w:rPr>
+          <w:rFonts w:ascii="Consolas" w:cs="Consolas" w:eastAsia="Consolas" w:hAnsi="Consolas"/>
+          <w:color w:val="0F172A"/>
+          <w:sz w:val="18"/>
+          <w:szCs w:val="18"/>
+        </w:rPr>
+        <w:t xml:space="preserve">|  - Persistence: Spring Data JPA + Hibernate + PostgreSQL 15 (Flyway V1 - V12)     |</w:t>
+      </w:r>
+    </w:p>
+    <w:p>
+      <w:pPr>
+        <w:shd w:fill="F8FAFC" w:val="clear"/>
+        <w:spacing w:after="10" w:before="10"/>
+      </w:pPr>
+      <w:r>
+        <w:rPr>
+          <w:rFonts w:ascii="Consolas" w:cs="Consolas" w:eastAsia="Consolas" w:hAnsi="Consolas"/>
+          <w:color w:val="0F172A"/>
+          <w:sz w:val="18"/>
+          <w:szCs w:val="18"/>
+        </w:rPr>
+        <w:t xml:space="preserve">|  - Distributed Lock &amp; Cache: Redis 7 (Idempotency Key, Distributed Locks)         |</w:t>
+      </w:r>
+    </w:p>
+    <w:p>
+      <w:pPr>
+        <w:shd w:fill="F8FAFC" w:val="clear"/>
+        <w:spacing w:after="10" w:before="10"/>
+      </w:pPr>
+      <w:r>
+        <w:rPr>
+          <w:rFonts w:ascii="Consolas" w:cs="Consolas" w:eastAsia="Consolas" w:hAnsi="Consolas"/>
+          <w:color w:val="0F172A"/>
+          <w:sz w:val="18"/>
+          <w:szCs w:val="18"/>
+        </w:rPr>
+        <w:t xml:space="preserve">|  - Message Broker: RabbitMQ 3 (TopicExchange, DLX, 4 Queues + 4 DLQs)            |</w:t>
+      </w:r>
+    </w:p>
+    <w:p>
+      <w:pPr>
+        <w:shd w:fill="F8FAFC" w:val="clear"/>
+        <w:spacing w:after="10" w:before="10"/>
+      </w:pPr>
+      <w:r>
+        <w:rPr>
+          <w:rFonts w:ascii="Consolas" w:cs="Consolas" w:eastAsia="Consolas" w:hAnsi="Consolas"/>
+          <w:color w:val="0F172A"/>
+          <w:sz w:val="18"/>
+          <w:szCs w:val="18"/>
+        </w:rPr>
+        <w:t xml:space="preserve">|  - Push Notifications: Firebase Admin SDK (FCM Push for Background/Killed state)  |</w:t>
+      </w:r>
+    </w:p>
+    <w:p>
+      <w:pPr>
+        <w:shd w:fill="F8FAFC" w:val="clear"/>
+        <w:spacing w:after="10" w:before="10"/>
+      </w:pPr>
+      <w:r>
+        <w:rPr>
+          <w:rFonts w:ascii="Consolas" w:cs="Consolas" w:eastAsia="Consolas" w:hAnsi="Consolas"/>
+          <w:color w:val="0F172A"/>
+          <w:sz w:val="18"/>
+          <w:szCs w:val="18"/>
+        </w:rPr>
+        <w:t xml:space="preserve">|  - Outbox Scheduler: OutboxRelayScheduler (SELECT FOR UPDATE SKIP LOCKED)         |</w:t>
+      </w:r>
+    </w:p>
+    <w:p>
+      <w:pPr>
+        <w:shd w:fill="F8FAFC" w:val="clear"/>
+        <w:spacing w:after="10" w:before="10"/>
+      </w:pPr>
+      <w:r>
+        <w:rPr>
+          <w:rFonts w:ascii="Consolas" w:cs="Consolas" w:eastAsia="Consolas" w:hAnsi="Consolas"/>
+          <w:color w:val="0F172A"/>
+          <w:sz w:val="18"/>
+          <w:szCs w:val="18"/>
+        </w:rPr>
+        <w:t xml:space="preserve">+-----------------------------------------------------------------------------------+</w:t>
       </w:r>
     </w:p>
     <w:p>
@@ -5876,16 +6394,16 @@
           <w:sz w:val="26"/>
           <w:szCs w:val="26"/>
         </w:rPr>
-        <w:t xml:space="preserve">Kiến trúc Lục giác (Hexagonal Architecture &amp; DDD)</w:t>
-      </w:r>
-      <w:r>
-        <w:rPr>
-          <w:rFonts w:ascii="Times New Roman" w:cs="Times New Roman" w:eastAsia="Times New Roman" w:hAnsi="Times New Roman"/>
-          <w:color w:val="1E293B"/>
-          <w:sz w:val="26"/>
-          <w:szCs w:val="26"/>
-        </w:rPr>
-        <w:t xml:space="preserve">: Core Domain (POJO sạch: Wallet, Money, Transaction, JournalEntry, LedgerAccount), Input Ports (Use Cases), Output Ports (SPI), Adapters (PostgreSQL, Redis, RabbitMQ, Firebase).</w:t>
+        <w:t xml:space="preserve">Domain Core độc lập</w:t>
+      </w:r>
+      <w:r>
+        <w:rPr>
+          <w:rFonts w:ascii="Times New Roman" w:cs="Times New Roman" w:eastAsia="Times New Roman" w:hAnsi="Times New Roman"/>
+          <w:color w:val="1E293B"/>
+          <w:sz w:val="26"/>
+          <w:szCs w:val="26"/>
+        </w:rPr>
+        <w:t xml:space="preserve">: Các thực thể tài chính (Wallet, Money, Transaction, JournalEntry, LedgerAccount) là các POJO thuần túy, không bị phụ thuộc vào Spring Framework hay Hibernate JPA.</w:t>
       </w:r>
     </w:p>
     <w:p>
@@ -5906,16 +6424,76 @@
           <w:sz w:val="26"/>
           <w:szCs w:val="26"/>
         </w:rPr>
-        <w:t xml:space="preserve">Transactional Outbox Pattern &amp; Event-Driven Architecture (EDA)</w:t>
-      </w:r>
-      <w:r>
-        <w:rPr>
-          <w:rFonts w:ascii="Times New Roman" w:cs="Times New Roman" w:eastAsia="Times New Roman" w:hAnsi="Times New Roman"/>
-          <w:color w:val="1E293B"/>
-          <w:sz w:val="26"/>
-          <w:szCs w:val="26"/>
-        </w:rPr>
-        <w:t xml:space="preserve">: Biến động số dư và bản ghi sự kiện outbox_events được thực hiện trong DUY NHẤT 1 Local DB Transaction ACID. Tiến trình OutboxRelayScheduler quét mỗi 500ms bắn lên RabbitMQ, loại bỏ hoàn toàn lỗi Dual-Write.</w:t>
+        <w:t xml:space="preserve">In-Ports (Use Cases)</w:t>
+      </w:r>
+      <w:r>
+        <w:rPr>
+          <w:rFonts w:ascii="Times New Roman" w:cs="Times New Roman" w:eastAsia="Times New Roman" w:hAnsi="Times New Roman"/>
+          <w:color w:val="1E293B"/>
+          <w:sz w:val="26"/>
+          <w:szCs w:val="26"/>
+        </w:rPr>
+        <w:t xml:space="preserve">: Định nghĩa hợp đồng nghiệp vụ mà bên ngoài có thể gọi (TransferMoneyUseCase, LedgerUseCase, SessionManagementUseCase).</w:t>
+      </w:r>
+    </w:p>
+    <w:p>
+      <w:pPr>
+        <w:pStyle w:val="ListParagraph"/>
+        <w:numPr>
+          <w:ilvl w:val="0"/>
+          <w:numId w:val="1"/>
+        </w:numPr>
+        <w:spacing w:after="40" w:before="40"/>
+      </w:pPr>
+      <w:r>
+        <w:rPr>
+          <w:rFonts w:ascii="Times New Roman" w:cs="Times New Roman" w:eastAsia="Times New Roman" w:hAnsi="Times New Roman"/>
+          <w:b/>
+          <w:bCs/>
+          <w:color w:val="1E293B"/>
+          <w:sz w:val="26"/>
+          <w:szCs w:val="26"/>
+        </w:rPr>
+        <w:t xml:space="preserve">Out-Ports (SPI)</w:t>
+      </w:r>
+      <w:r>
+        <w:rPr>
+          <w:rFonts w:ascii="Times New Roman" w:cs="Times New Roman" w:eastAsia="Times New Roman" w:hAnsi="Times New Roman"/>
+          <w:color w:val="1E293B"/>
+          <w:sz w:val="26"/>
+          <w:szCs w:val="26"/>
+        </w:rPr>
+        <w:t xml:space="preserve">: Định nghĩa các cổng phụ thuộc bên ngoài (WalletPersistencePort, NotificationPort, FcmNotificationPort, OutboxEventPersistencePort).</w:t>
+      </w:r>
+    </w:p>
+    <w:p>
+      <w:pPr>
+        <w:pStyle w:val="ListParagraph"/>
+        <w:numPr>
+          <w:ilvl w:val="0"/>
+          <w:numId w:val="1"/>
+        </w:numPr>
+        <w:spacing w:after="40" w:before="40"/>
+      </w:pPr>
+      <w:r>
+        <w:rPr>
+          <w:rFonts w:ascii="Times New Roman" w:cs="Times New Roman" w:eastAsia="Times New Roman" w:hAnsi="Times New Roman"/>
+          <w:b/>
+          <w:bCs/>
+          <w:color w:val="1E293B"/>
+          <w:sz w:val="26"/>
+          <w:szCs w:val="26"/>
+        </w:rPr>
+        <w:t xml:space="preserve">Adapters</w:t>
+      </w:r>
+      <w:r>
+        <w:rPr>
+          <w:rFonts w:ascii="Times New Roman" w:cs="Times New Roman" w:eastAsia="Times New Roman" w:hAnsi="Times New Roman"/>
+          <w:color w:val="1E293B"/>
+          <w:sz w:val="26"/>
+          <w:szCs w:val="26"/>
+        </w:rPr>
+        <w:t xml:space="preserve">: Các thành phần kỹ thuật cụ thể (PostgreSQL, Redis, RabbitMQ, Firebase) chỉ đóng vai trò adapter cắm vào các Port tương ứng.</w:t>
       </w:r>
     </w:p>
     <w:p>
@@ -5932,7 +6510,84 @@
           <w:sz w:val="28"/>
           <w:szCs w:val="28"/>
         </w:rPr>
-        <w:t xml:space="preserve">5.2. Bảng Công nghệ Cốt lõi Backend (Tech Stack)</w:t>
+        <w:t xml:space="preserve">5.2. Transactional Outbox Pattern &amp; Event-Driven Architecture (EDA)</w:t>
+      </w:r>
+    </w:p>
+    <w:p>
+      <w:pPr>
+        <w:pStyle w:val="ListParagraph"/>
+        <w:numPr>
+          <w:ilvl w:val="0"/>
+          <w:numId w:val="1"/>
+        </w:numPr>
+        <w:spacing w:after="40" w:before="40"/>
+      </w:pPr>
+      <w:r>
+        <w:rPr>
+          <w:rFonts w:ascii="Times New Roman" w:cs="Times New Roman" w:eastAsia="Times New Roman" w:hAnsi="Times New Roman"/>
+          <w:b/>
+          <w:bCs/>
+          <w:color w:val="1E293B"/>
+          <w:sz w:val="26"/>
+          <w:szCs w:val="26"/>
+        </w:rPr>
+        <w:t xml:space="preserve">Vấn đề giải quyết</w:t>
+      </w:r>
+      <w:r>
+        <w:rPr>
+          <w:rFonts w:ascii="Times New Roman" w:cs="Times New Roman" w:eastAsia="Times New Roman" w:hAnsi="Times New Roman"/>
+          <w:color w:val="1E293B"/>
+          <w:sz w:val="26"/>
+          <w:szCs w:val="26"/>
+        </w:rPr>
+        <w:t xml:space="preserve">: Tránh hoàn toàn lỗi Dual-Write (ví dụ: đã trừ tiền trong DB nhưng server sập trước khi bắn sự kiện lên Message Broker, hoặc ngược lại).</w:t>
+      </w:r>
+    </w:p>
+    <w:p>
+      <w:pPr>
+        <w:pStyle w:val="ListParagraph"/>
+        <w:numPr>
+          <w:ilvl w:val="0"/>
+          <w:numId w:val="1"/>
+        </w:numPr>
+        <w:spacing w:after="40" w:before="40"/>
+      </w:pPr>
+      <w:r>
+        <w:rPr>
+          <w:rFonts w:ascii="Times New Roman" w:cs="Times New Roman" w:eastAsia="Times New Roman" w:hAnsi="Times New Roman"/>
+          <w:b/>
+          <w:bCs/>
+          <w:color w:val="1E293B"/>
+          <w:sz w:val="26"/>
+          <w:szCs w:val="26"/>
+        </w:rPr>
+        <w:t xml:space="preserve">Cơ chế hoạt động chuẩn xác</w:t>
+      </w:r>
+      <w:r>
+        <w:rPr>
+          <w:rFonts w:ascii="Times New Roman" w:cs="Times New Roman" w:eastAsia="Times New Roman" w:hAnsi="Times New Roman"/>
+          <w:color w:val="1E293B"/>
+          <w:sz w:val="26"/>
+          <w:szCs w:val="26"/>
+        </w:rPr>
+        <w:t xml:space="preserve">: 1. Khi giao dịch tài chính diễn ra, cập nhật số dư, lưu Transaction và lưu OutboxEvent được thực thi trong DUY NHẤT 1 Local Database Transaction (ACID); 2. Tiến trình OutboxRelayScheduler quét mỗi 500ms bằng câu lệnh SELECT ... FOR UPDATE SKIP LOCKED; 3. Scheduler bắn event lên RabbitMQ Topic Exchange (wallet.transaction.events); 4. Chỉ sau khi RabbitMQ trả lời xác nhận (ACK), sự kiện mới chuyển sang PROCESSED; 5. Nếu gửi thất bại, cơ chế Retry tăng retry_count (tối đa 5 lần), sau đó chuyển sang FAILED (Dead Letter) cảnh báo quản trị viên.</w:t>
+      </w:r>
+    </w:p>
+    <w:p>
+      <w:pPr>
+        <w:pStyle w:val="Heading2"/>
+        <w:spacing w:after="120" w:before="240"/>
+      </w:pPr>
+      <w:r>
+        <w:rPr>
+          <w:rFonts w:ascii="Times New Roman" w:cs="Times New Roman" w:eastAsia="Times New Roman" w:hAnsi="Times New Roman"/>
+          <w:b/>
+          <w:bCs/>
+          <w:color w:val="D2519D"/>
+          <w:sz w:val="28"/>
+          <w:szCs w:val="28"/>
+        </w:rPr>
+        <w:t xml:space="preserve">5.3. Bảng Công nghệ Cốt lõi Backend (Tech Stack)</w:t>
       </w:r>
     </w:p>
     <w:tbl>
@@ -5977,7 +6632,7 @@
                 <w:sz w:val="24"/>
                 <w:szCs w:val="24"/>
               </w:rPr>
-              <w:t xml:space="preserve">Lớp kiến trúc</w:t>
+              <w:t xml:space="preserve">Thành phần</w:t>
             </w:r>
           </w:p>
         </w:tc>
@@ -6005,7 +6660,7 @@
                 <w:sz w:val="24"/>
                 <w:szCs w:val="24"/>
               </w:rPr>
-              <w:t xml:space="preserve">Công nghệ</w:t>
+              <w:t xml:space="preserve">Công nghệ / Thư viện</w:t>
             </w:r>
           </w:p>
         </w:tc>
@@ -6033,7 +6688,7 @@
                 <w:sz w:val="24"/>
                 <w:szCs w:val="24"/>
               </w:rPr>
-              <w:t xml:space="preserve">Chi tiết kỹ thuật &amp; Mục đích sử dụng</w:t>
+              <w:t xml:space="preserve">Vai trò &amp; Mục đích sử dụng chi tiết</w:t>
             </w:r>
           </w:p>
         </w:tc>
@@ -6119,7 +6774,7 @@
                 <w:sz w:val="22"/>
                 <w:szCs w:val="22"/>
               </w:rPr>
-              <w:t xml:space="preserve">Records, Pattern Matching, Strong Type Safety cho số liệu tài chính</w:t>
+              <w:t xml:space="preserve">Nền tảng hướng đối tượng hiện đại, hỗ trợ Records, Pattern Matching, Strong Type Safety cho số liệu tài chính</w:t>
             </w:r>
           </w:p>
         </w:tc>
@@ -6205,7 +6860,7 @@
                 <w:sz w:val="22"/>
                 <w:szCs w:val="22"/>
               </w:rPr>
-              <w:t xml:space="preserve">Spring MVC, Spring Security 6, Spring Data JPA, Spring Data Redis, Spring AMQP</w:t>
+              <w:t xml:space="preserve">Spring MVC, Spring Data JPA, Spring Security 6, Spring Data Redis, Spring AMQP</w:t>
             </w:r>
           </w:p>
         </w:tc>
@@ -6235,7 +6890,7 @@
                 <w:sz w:val="22"/>
                 <w:szCs w:val="22"/>
               </w:rPr>
-              <w:t xml:space="preserve">Cơ sở dữ liệu</w:t>
+              <w:t xml:space="preserve">Cơ sở dữ liệu chính</w:t>
             </w:r>
           </w:p>
         </w:tc>
@@ -6291,7 +6946,7 @@
                 <w:sz w:val="22"/>
                 <w:szCs w:val="22"/>
               </w:rPr>
-              <w:t xml:space="preserve">Chuẩn ACID, khóa hàng Row-level lock (PESSIMISTIC_WRITE), Foreign Keys, B-Tree Indexes</w:t>
+              <w:t xml:space="preserve">RDBMS đạt chuẩn ACID, hỗ trợ Row-level lock (PESSIMISTIC_WRITE), B-Tree Indexing</w:t>
             </w:r>
           </w:p>
         </w:tc>
@@ -6321,7 +6976,7 @@
                 <w:sz w:val="22"/>
                 <w:szCs w:val="22"/>
               </w:rPr>
-              <w:t xml:space="preserve">DB Migration</w:t>
+              <w:t xml:space="preserve">Quản lý Migration</w:t>
             </w:r>
           </w:p>
         </w:tc>
@@ -6349,7 +7004,7 @@
                 <w:sz w:val="22"/>
                 <w:szCs w:val="22"/>
               </w:rPr>
-              <w:t xml:space="preserve">Flyway 9.22.3</w:t>
+              <w:t xml:space="preserve">Flyway Community 9.22.3</w:t>
             </w:r>
           </w:p>
         </w:tc>
@@ -6377,7 +7032,7 @@
                 <w:sz w:val="22"/>
                 <w:szCs w:val="22"/>
               </w:rPr>
-              <w:t xml:space="preserve">Tự động hóa 12 phiên bản migration từ V1__init_schema.sql đến V12__create_device_tokens_table.sql</w:t>
+              <w:t xml:space="preserve">Tự động hóa versioning schema cơ sở dữ liệu (từ V1__init_schema.sql đến V12__create_device_tokens_table.sql)</w:t>
             </w:r>
           </w:p>
         </w:tc>
@@ -6407,7 +7062,7 @@
                 <w:sz w:val="22"/>
                 <w:szCs w:val="22"/>
               </w:rPr>
-              <w:t xml:space="preserve">Cache &amp; Khóa phân tán</w:t>
+              <w:t xml:space="preserve">Cache &amp; Lock phân tán</w:t>
             </w:r>
           </w:p>
         </w:tc>
@@ -6463,7 +7118,7 @@
                 <w:sz w:val="22"/>
                 <w:szCs w:val="22"/>
               </w:rPr>
-              <w:t xml:space="preserve">Distributed Lock (lock:wallet:{id}), kiểm soát Idempotency Key, chống tấn công bấm lặp</w:t>
+              <w:t xml:space="preserve">Quản lý khóa phân tán (lock:wallet:{id}), kiểm soát tính bất biến (requestId), token blacklist, rate limit</w:t>
             </w:r>
           </w:p>
         </w:tc>
@@ -6521,7 +7176,7 @@
                 <w:sz w:val="22"/>
                 <w:szCs w:val="22"/>
               </w:rPr>
-              <w:t xml:space="preserve">RabbitMQ 3</w:t>
+              <w:t xml:space="preserve">RabbitMQ 3 (Management)</w:t>
             </w:r>
           </w:p>
         </w:tc>
@@ -6549,7 +7204,7 @@
                 <w:sz w:val="22"/>
                 <w:szCs w:val="22"/>
               </w:rPr>
-              <w:t xml:space="preserve">Topic Exchange wallet.transaction.events, Dead Letter Exchange wallet.transaction.dlx, 4 Queues + 4 DLQs với Exponential Backoff Retry</w:t>
+              <w:t xml:space="preserve">Điều phối sự kiện bất đồng bộ với Topic Exchange wallet.transaction.events, Dead Letter Exchange wallet.transaction.dlx, 4 Queues + 4 DLQs</w:t>
             </w:r>
           </w:p>
         </w:tc>
@@ -6579,7 +7234,7 @@
                 <w:sz w:val="22"/>
                 <w:szCs w:val="22"/>
               </w:rPr>
-              <w:t xml:space="preserve">Realtime In-app</w:t>
+              <w:t xml:space="preserve">Realtime WebSocket</w:t>
             </w:r>
           </w:p>
         </w:tc>
@@ -6607,7 +7262,7 @@
                 <w:sz w:val="22"/>
                 <w:szCs w:val="22"/>
               </w:rPr>
-              <w:t xml:space="preserve">Spring STOMP / WebSocket</w:t>
+              <w:t xml:space="preserve">Spring STOMP + SockJS</w:t>
             </w:r>
           </w:p>
         </w:tc>
@@ -6635,7 +7290,7 @@
                 <w:sz w:val="22"/>
                 <w:szCs w:val="22"/>
               </w:rPr>
-              <w:t xml:space="preserve">Kênh /topic/users/{userId}/notifications đẩy biến động số dư tức thời khi app đang mở</w:t>
+              <w:t xml:space="preserve">Đẩy biến động số dư tức thời đến Web / Mobile khi ứng dụng đang mở (Foreground) qua kênh /topic/wallets/{id}/notifications</w:t>
             </w:r>
           </w:p>
         </w:tc>
@@ -6665,7 +7320,7 @@
                 <w:sz w:val="22"/>
                 <w:szCs w:val="22"/>
               </w:rPr>
-              <w:t xml:space="preserve">Push OS Banner</w:t>
+              <w:t xml:space="preserve">Push Notification</w:t>
             </w:r>
           </w:p>
         </w:tc>
@@ -6721,7 +7376,7 @@
                 <w:sz w:val="22"/>
                 <w:szCs w:val="22"/>
               </w:rPr>
-              <w:t xml:space="preserve">Gửi thông báo đẩy về hệ điều hành điện thoại khi app đang chạy ngầm hoặc tắt hẳn</w:t>
+              <w:t xml:space="preserve">Gửi thông báo đẩy FCM về hệ điều hành (Android/iOS) khi app đang chạy ngầm (Background) hoặc tắt hẳn (Killed)</w:t>
             </w:r>
           </w:p>
         </w:tc>
@@ -6751,7 +7406,7 @@
                 <w:sz w:val="22"/>
                 <w:szCs w:val="22"/>
               </w:rPr>
-              <w:t xml:space="preserve">Kiểm thử Tự động</w:t>
+              <w:t xml:space="preserve">Bảo mật (Security)</w:t>
             </w:r>
           </w:p>
         </w:tc>
@@ -6779,7 +7434,7 @@
                 <w:sz w:val="22"/>
                 <w:szCs w:val="22"/>
               </w:rPr>
-              <w:t xml:space="preserve">JUnit 5 + Mockito + JaCoCo</w:t>
+              <w:t xml:space="preserve">Spring Security + JWT</w:t>
             </w:r>
           </w:p>
         </w:tc>
@@ -6807,7 +7462,179 @@
                 <w:sz w:val="22"/>
                 <w:szCs w:val="22"/>
               </w:rPr>
-              <w:t xml:space="preserve">303/303 unit &amp; integration tests pass, kiểm thử toàn bộ các kịch bản biên và concurrency</w:t>
+              <w:t xml:space="preserve">Stateless Authentication, mã hóa mật khẩu BCrypt, mã hóa mã PIN tài khoản</w:t>
+            </w:r>
+          </w:p>
+        </w:tc>
+      </w:tr>
+      <w:tr>
+        <w:tc>
+          <w:tcPr>
+            <w:tcW w:type="pct" w:w="22%"/>
+            <w:shd w:fill="FDF2F8" w:val="clear"/>
+            <w:tcMar>
+              <w:top w:type="dxa" w:w="120"/>
+              <w:left w:type="dxa" w:w="140"/>
+              <w:bottom w:type="dxa" w:w="120"/>
+              <w:right w:type="dxa" w:w="140"/>
+            </w:tcMar>
+          </w:tcPr>
+          <w:p>
+            <w:pPr>
+              <w:jc w:val="left"/>
+            </w:pPr>
+            <w:r>
+              <w:rPr>
+                <w:rFonts w:ascii="Times New Roman" w:cs="Times New Roman" w:eastAsia="Times New Roman" w:hAnsi="Times New Roman"/>
+                <w:b w:val="false"/>
+                <w:bCs w:val="false"/>
+                <w:color w:val="1E293B"/>
+                <w:sz w:val="22"/>
+                <w:szCs w:val="22"/>
+              </w:rPr>
+              <w:t xml:space="preserve">Lưu trữ hóa đơn</w:t>
+            </w:r>
+          </w:p>
+        </w:tc>
+        <w:tc>
+          <w:tcPr>
+            <w:tcW w:type="pct" w:w="25%"/>
+            <w:shd w:fill="FDF2F8" w:val="clear"/>
+            <w:tcMar>
+              <w:top w:type="dxa" w:w="120"/>
+              <w:left w:type="dxa" w:w="140"/>
+              <w:bottom w:type="dxa" w:w="120"/>
+              <w:right w:type="dxa" w:w="140"/>
+            </w:tcMar>
+          </w:tcPr>
+          <w:p>
+            <w:pPr>
+              <w:jc w:val="left"/>
+            </w:pPr>
+            <w:r>
+              <w:rPr>
+                <w:rFonts w:ascii="Times New Roman" w:cs="Times New Roman" w:eastAsia="Times New Roman" w:hAnsi="Times New Roman"/>
+                <w:b w:val="false"/>
+                <w:bCs w:val="false"/>
+                <w:color w:val="1E293B"/>
+                <w:sz w:val="22"/>
+                <w:szCs w:val="22"/>
+              </w:rPr>
+              <w:t xml:space="preserve">AWS SDK (Mock S3)</w:t>
+            </w:r>
+          </w:p>
+        </w:tc>
+        <w:tc>
+          <w:tcPr>
+            <w:tcW w:type="pct" w:w="53%"/>
+            <w:shd w:fill="FDF2F8" w:val="clear"/>
+            <w:tcMar>
+              <w:top w:type="dxa" w:w="120"/>
+              <w:left w:type="dxa" w:w="140"/>
+              <w:bottom w:type="dxa" w:w="120"/>
+              <w:right w:type="dxa" w:w="140"/>
+            </w:tcMar>
+          </w:tcPr>
+          <w:p>
+            <w:pPr>
+              <w:jc w:val="left"/>
+            </w:pPr>
+            <w:r>
+              <w:rPr>
+                <w:rFonts w:ascii="Times New Roman" w:cs="Times New Roman" w:eastAsia="Times New Roman" w:hAnsi="Times New Roman"/>
+                <w:b w:val="false"/>
+                <w:bCs w:val="false"/>
+                <w:color w:val="1E293B"/>
+                <w:sz w:val="22"/>
+                <w:szCs w:val="22"/>
+              </w:rPr>
+              <w:t xml:space="preserve">Tạo biên nhận điện tử PDF (Receipt) và lưu trữ Object Storage</w:t>
+            </w:r>
+          </w:p>
+        </w:tc>
+      </w:tr>
+      <w:tr>
+        <w:tc>
+          <w:tcPr>
+            <w:tcW w:type="pct" w:w="22%"/>
+            <w:shd w:fill="FFFFFF" w:val="clear"/>
+            <w:tcMar>
+              <w:top w:type="dxa" w:w="120"/>
+              <w:left w:type="dxa" w:w="140"/>
+              <w:bottom w:type="dxa" w:w="120"/>
+              <w:right w:type="dxa" w:w="140"/>
+            </w:tcMar>
+          </w:tcPr>
+          <w:p>
+            <w:pPr>
+              <w:jc w:val="left"/>
+            </w:pPr>
+            <w:r>
+              <w:rPr>
+                <w:rFonts w:ascii="Times New Roman" w:cs="Times New Roman" w:eastAsia="Times New Roman" w:hAnsi="Times New Roman"/>
+                <w:b w:val="false"/>
+                <w:bCs w:val="false"/>
+                <w:color w:val="1E293B"/>
+                <w:sz w:val="22"/>
+                <w:szCs w:val="22"/>
+              </w:rPr>
+              <w:t xml:space="preserve">Build Tool &amp; Testing</w:t>
+            </w:r>
+          </w:p>
+        </w:tc>
+        <w:tc>
+          <w:tcPr>
+            <w:tcW w:type="pct" w:w="25%"/>
+            <w:shd w:fill="FFFFFF" w:val="clear"/>
+            <w:tcMar>
+              <w:top w:type="dxa" w:w="120"/>
+              <w:left w:type="dxa" w:w="140"/>
+              <w:bottom w:type="dxa" w:w="120"/>
+              <w:right w:type="dxa" w:w="140"/>
+            </w:tcMar>
+          </w:tcPr>
+          <w:p>
+            <w:pPr>
+              <w:jc w:val="left"/>
+            </w:pPr>
+            <w:r>
+              <w:rPr>
+                <w:rFonts w:ascii="Times New Roman" w:cs="Times New Roman" w:eastAsia="Times New Roman" w:hAnsi="Times New Roman"/>
+                <w:b w:val="false"/>
+                <w:bCs w:val="false"/>
+                <w:color w:val="1E293B"/>
+                <w:sz w:val="22"/>
+                <w:szCs w:val="22"/>
+              </w:rPr>
+              <w:t xml:space="preserve">Maven 3.9 + JUnit 5 + Mockito + JaCoCo</w:t>
+            </w:r>
+          </w:p>
+        </w:tc>
+        <w:tc>
+          <w:tcPr>
+            <w:tcW w:type="pct" w:w="53%"/>
+            <w:shd w:fill="FFFFFF" w:val="clear"/>
+            <w:tcMar>
+              <w:top w:type="dxa" w:w="120"/>
+              <w:left w:type="dxa" w:w="140"/>
+              <w:bottom w:type="dxa" w:w="120"/>
+              <w:right w:type="dxa" w:w="140"/>
+            </w:tcMar>
+          </w:tcPr>
+          <w:p>
+            <w:pPr>
+              <w:jc w:val="left"/>
+            </w:pPr>
+            <w:r>
+              <w:rPr>
+                <w:rFonts w:ascii="Times New Roman" w:cs="Times New Roman" w:eastAsia="Times New Roman" w:hAnsi="Times New Roman"/>
+                <w:b w:val="false"/>
+                <w:bCs w:val="false"/>
+                <w:color w:val="1E293B"/>
+                <w:sz w:val="22"/>
+                <w:szCs w:val="22"/>
+              </w:rPr>
+              <w:t xml:space="preserve">Quản lý phụ thuộc, build JAR, thực thi 303 test cases unit/integration với độ bao phủ cao</w:t>
             </w:r>
           </w:p>
         </w:tc>
@@ -6827,7 +7654,7 @@
           <w:sz w:val="28"/>
           <w:szCs w:val="28"/>
         </w:rPr>
-        <w:t xml:space="preserve">5.3. Bốn Nguyên lý Core Banking (Ngân hàng lõi) được Triển khai</w:t>
+        <w:t xml:space="preserve">5.4. Bốn Nguyên lý Core Banking (Ngân hàng lõi) đã Triển khai</w:t>
       </w:r>
     </w:p>
     <w:p>
@@ -6848,16 +7675,16 @@
           <w:sz w:val="26"/>
           <w:szCs w:val="26"/>
         </w:rPr>
-        <w:t xml:space="preserve">Kế toán kép (Double-Entry Bookkeeping - Sổ cái Ledger)</w:t>
-      </w:r>
-      <w:r>
-        <w:rPr>
-          <w:rFonts w:ascii="Times New Roman" w:cs="Times New Roman" w:eastAsia="Times New Roman" w:hAnsi="Times New Roman"/>
-          <w:color w:val="1E293B"/>
-          <w:sz w:val="26"/>
-          <w:szCs w:val="26"/>
-        </w:rPr>
-        <w:t xml:space="preserve">: ∑ Debit (Nợ) = ∑ Credit (Có). Class JournalEntry tự động kiểm tra cân bằng trước khi ghi DB.</w:t>
+        <w:t xml:space="preserve">1. Kế toán kép (Double-Entry Bookkeeping - Sổ cái Ledger)</w:t>
+      </w:r>
+      <w:r>
+        <w:rPr>
+          <w:rFonts w:ascii="Times New Roman" w:cs="Times New Roman" w:eastAsia="Times New Roman" w:hAnsi="Times New Roman"/>
+          <w:color w:val="1E293B"/>
+          <w:sz w:val="26"/>
+          <w:szCs w:val="26"/>
+        </w:rPr>
+        <w:t xml:space="preserve">: Mọi giao dịch (Chuyển tiền, Nạp, Rút, Hóa đơn) đều bắt buộc ghi nhận bút toán Nợ (Debit) và Có (Credit) vào sổ cái kế toán: ∑ Debit = ∑ Credit. ASSET: Tăng khi Debit, Giảm khi Credit; LIABILITY (Số dư tài khoản khách hàng): Khách nạp ghi Credit, Khách rút ghi Debit; REVENUE: Thu phí giao dịch; EXPENSE: Chi phí khuyến mãi. Class JournalEntry tự động ném InvalidJournalEntryException nếu tổng Nợ khác tổng Có, ngăn chặn tuyệt đối lỗi lệch tiền.</w:t>
       </w:r>
     </w:p>
     <w:p>
@@ -6878,16 +7705,16 @@
           <w:sz w:val="26"/>
           <w:szCs w:val="26"/>
         </w:rPr>
-        <w:t xml:space="preserve">Quản trị rủi ro &amp; Kiểm soát hạn mức (Risk &amp; Limits Engine)</w:t>
-      </w:r>
-      <w:r>
-        <w:rPr>
-          <w:rFonts w:ascii="Times New Roman" w:cs="Times New Roman" w:eastAsia="Times New Roman" w:hAnsi="Times New Roman"/>
-          <w:color w:val="1E293B"/>
-          <w:sz w:val="26"/>
-          <w:szCs w:val="26"/>
-        </w:rPr>
-        <w:t xml:space="preserve">: Per-transaction Limit, Daily Limit, Monthly Limit, KYC Tiering (UNVERIFIED: 5tr, BASIC: 50tr, ADVANCED: 500tr).</w:t>
+        <w:t xml:space="preserve">2. Chống gian lận &amp; Kiểm soát hạn mức (Risk &amp; Transaction Limits Engine)</w:t>
+      </w:r>
+      <w:r>
+        <w:rPr>
+          <w:rFonts w:ascii="Times New Roman" w:cs="Times New Roman" w:eastAsia="Times New Roman" w:hAnsi="Times New Roman"/>
+          <w:color w:val="1E293B"/>
+          <w:sz w:val="26"/>
+          <w:szCs w:val="26"/>
+        </w:rPr>
+        <w:t xml:space="preserve">: Bộ lọc đa tầng tại WalletService: Per-Transaction Limit (min 1.000 VND), Daily Limit (tính tổng chi tiêu từ 00:00:00, từ chối ngay nếu vượt ngưỡng), Monthly Limit, và Hạn mức theo cấp độ KYC (UNVERIFIED: 5tr/ngày, BASIC KYC: 50tr/ngày, ADVANCED KYC: 500tr/ngày).</w:t>
       </w:r>
     </w:p>
     <w:p>
@@ -6908,16 +7735,16 @@
           <w:sz w:val="26"/>
           <w:szCs w:val="26"/>
         </w:rPr>
-        <w:t xml:space="preserve">Chống chi tiêu kép &amp; Khóa chống Deadlock</w:t>
-      </w:r>
-      <w:r>
-        <w:rPr>
-          <w:rFonts w:ascii="Times New Roman" w:cs="Times New Roman" w:eastAsia="Times New Roman" w:hAnsi="Times New Roman"/>
-          <w:color w:val="1E293B"/>
-          <w:sz w:val="26"/>
-          <w:szCs w:val="26"/>
-        </w:rPr>
-        <w:t xml:space="preserve">: Idempotency Key UNIQUE trên requestId; Thuật toán Lock Ordering luôn khóa ID nhỏ trước, ID lớn sau triệt tiêu hoàn toàn Deadlock.</w:t>
+        <w:t xml:space="preserve">3. Chống chi tiêu kép (Double-Spending) &amp; Chống Deadlock (Lock Ordering)</w:t>
+      </w:r>
+      <w:r>
+        <w:rPr>
+          <w:rFonts w:ascii="Times New Roman" w:cs="Times New Roman" w:eastAsia="Times New Roman" w:hAnsi="Times New Roman"/>
+          <w:color w:val="1E293B"/>
+          <w:sz w:val="26"/>
+          <w:szCs w:val="26"/>
+        </w:rPr>
+        <w:t xml:space="preserve">: Tính bất biến (Idempotency Key): Ràng buộc UNIQUE trên trường requestId ở bảng transactions. Thuật toán Lock Ordering: So sánh walletAId.compareTo(walletBId) luôn khóa ID nhỏ trước, ID lớn sau triệt tiêu hoàn toàn Deadlock.</w:t>
       </w:r>
     </w:p>
     <w:p>
@@ -6938,16 +7765,153 @@
           <w:sz w:val="26"/>
           <w:szCs w:val="26"/>
         </w:rPr>
-        <w:t xml:space="preserve">Bất khả xâm phạm số dư (Immutable Snapshots)</w:t>
-      </w:r>
-      <w:r>
-        <w:rPr>
-          <w:rFonts w:ascii="Times New Roman" w:cs="Times New Roman" w:eastAsia="Times New Roman" w:hAnsi="Times New Roman"/>
-          <w:color w:val="1E293B"/>
-          <w:sz w:val="26"/>
-          <w:szCs w:val="26"/>
-        </w:rPr>
-        <w:t xml:space="preserve">: Lưu snapshot balance_after và receiver_balance_after ngay thời điểm commit.</w:t>
+        <w:t xml:space="preserve">4. Bất khả xâm phạm số dư (Immutable Money &amp; Balance Snapshots)</w:t>
+      </w:r>
+      <w:r>
+        <w:rPr>
+          <w:rFonts w:ascii="Times New Roman" w:cs="Times New Roman" w:eastAsia="Times New Roman" w:hAnsi="Times New Roman"/>
+          <w:color w:val="1E293B"/>
+          <w:sz w:val="26"/>
+          <w:szCs w:val="26"/>
+        </w:rPr>
+        <w:t xml:space="preserve">: Class Money bất biến đi kèm BigDecimal với scale cố định và tiền tệ VND. Bảng transactions lưu snapshot balance_after và receiver_balance_after ngay thời điểm commit để đối soát tức thì.</w:t>
+      </w:r>
+    </w:p>
+    <w:p>
+      <w:pPr>
+        <w:pStyle w:val="Heading2"/>
+        <w:spacing w:after="120" w:before="240"/>
+      </w:pPr>
+      <w:r>
+        <w:rPr>
+          <w:rFonts w:ascii="Times New Roman" w:cs="Times New Roman" w:eastAsia="Times New Roman" w:hAnsi="Times New Roman"/>
+          <w:b/>
+          <w:bCs/>
+          <w:color w:val="D2519D"/>
+          <w:sz w:val="28"/>
+          <w:szCs w:val="28"/>
+        </w:rPr>
+        <w:t xml:space="preserve">5.5. Đánh giá Chất lượng Mã nguồn &amp; Độ sẵn sàng Vận hành</w:t>
+      </w:r>
+    </w:p>
+    <w:p>
+      <w:pPr>
+        <w:pStyle w:val="ListParagraph"/>
+        <w:numPr>
+          <w:ilvl w:val="0"/>
+          <w:numId w:val="1"/>
+        </w:numPr>
+        <w:spacing w:after="40" w:before="40"/>
+      </w:pPr>
+      <w:r>
+        <w:rPr>
+          <w:rFonts w:ascii="Times New Roman" w:cs="Times New Roman" w:eastAsia="Times New Roman" w:hAnsi="Times New Roman"/>
+          <w:b/>
+          <w:bCs/>
+          <w:color w:val="1E293B"/>
+          <w:sz w:val="26"/>
+          <w:szCs w:val="26"/>
+        </w:rPr>
+        <w:t xml:space="preserve">Khả năng chịu tải &amp; Tính nhất quán cao (High Consistency)</w:t>
+      </w:r>
+      <w:r>
+        <w:rPr>
+          <w:rFonts w:ascii="Times New Roman" w:cs="Times New Roman" w:eastAsia="Times New Roman" w:hAnsi="Times New Roman"/>
+          <w:color w:val="1E293B"/>
+          <w:sz w:val="26"/>
+          <w:szCs w:val="26"/>
+        </w:rPr>
+        <w:t xml:space="preserve">: Sự kết hợp giữa Redis Lock ở tầng ứng dụng và PostgreSQL ACID ở tầng dữ liệu bảo vệ hệ thống tuyệt đối khỏi các lỗi race condition và chi tiêu kép.</w:t>
+      </w:r>
+    </w:p>
+    <w:p>
+      <w:pPr>
+        <w:pStyle w:val="ListParagraph"/>
+        <w:numPr>
+          <w:ilvl w:val="0"/>
+          <w:numId w:val="1"/>
+        </w:numPr>
+        <w:spacing w:after="40" w:before="40"/>
+      </w:pPr>
+      <w:r>
+        <w:rPr>
+          <w:rFonts w:ascii="Times New Roman" w:cs="Times New Roman" w:eastAsia="Times New Roman" w:hAnsi="Times New Roman"/>
+          <w:b/>
+          <w:bCs/>
+          <w:color w:val="1E293B"/>
+          <w:sz w:val="26"/>
+          <w:szCs w:val="26"/>
+        </w:rPr>
+        <w:t xml:space="preserve">Bảo toàn tin cậy (Guaranteed Event Delivery)</w:t>
+      </w:r>
+      <w:r>
+        <w:rPr>
+          <w:rFonts w:ascii="Times New Roman" w:cs="Times New Roman" w:eastAsia="Times New Roman" w:hAnsi="Times New Roman"/>
+          <w:color w:val="1E293B"/>
+          <w:sz w:val="26"/>
+          <w:szCs w:val="26"/>
+        </w:rPr>
+        <w:t xml:space="preserve">: Transactional Outbox Pattern ngăn ngừa việc mất mát sự kiện khi hệ thống gặp sự cố mạng. Cơ chế Dead Letter Queue (DLQ) bảo vệ message không bị nghẽn khi có lỗi định dạng.</w:t>
+      </w:r>
+    </w:p>
+    <w:p>
+      <w:pPr>
+        <w:pStyle w:val="ListParagraph"/>
+        <w:numPr>
+          <w:ilvl w:val="0"/>
+          <w:numId w:val="1"/>
+        </w:numPr>
+        <w:spacing w:after="40" w:before="40"/>
+      </w:pPr>
+      <w:r>
+        <w:rPr>
+          <w:rFonts w:ascii="Times New Roman" w:cs="Times New Roman" w:eastAsia="Times New Roman" w:hAnsi="Times New Roman"/>
+          <w:b/>
+          <w:bCs/>
+          <w:color w:val="1E293B"/>
+          <w:sz w:val="26"/>
+          <w:szCs w:val="26"/>
+        </w:rPr>
+        <w:t xml:space="preserve">Độc lập và an toàn kênh thông báo</w:t>
+      </w:r>
+      <w:r>
+        <w:rPr>
+          <w:rFonts w:ascii="Times New Roman" w:cs="Times New Roman" w:eastAsia="Times New Roman" w:hAnsi="Times New Roman"/>
+          <w:color w:val="1E293B"/>
+          <w:sz w:val="26"/>
+          <w:szCs w:val="26"/>
+        </w:rPr>
+        <w:t xml:space="preserve">: Kênh WebSocket và FCM được phân tách khối xử lý độc lập (try-catch riêng biệt); sự cố từ Google Firebase không thể gây gián đoạn luồng WebSocket nội bộ và ngược lại.</w:t>
+      </w:r>
+    </w:p>
+    <w:p>
+      <w:pPr>
+        <w:pStyle w:val="ListParagraph"/>
+        <w:numPr>
+          <w:ilvl w:val="0"/>
+          <w:numId w:val="1"/>
+        </w:numPr>
+        <w:spacing w:after="40" w:before="40"/>
+      </w:pPr>
+      <w:r>
+        <w:rPr>
+          <w:rFonts w:ascii="Times New Roman" w:cs="Times New Roman" w:eastAsia="Times New Roman" w:hAnsi="Times New Roman"/>
+          <w:b/>
+          <w:bCs/>
+          <w:color w:val="1E293B"/>
+          <w:sz w:val="26"/>
+          <w:szCs w:val="26"/>
+        </w:rPr>
+        <w:t xml:space="preserve">Kiểm thử tự động</w:t>
+      </w:r>
+      <w:r>
+        <w:rPr>
+          <w:rFonts w:ascii="Times New Roman" w:cs="Times New Roman" w:eastAsia="Times New Roman" w:hAnsi="Times New Roman"/>
+          <w:color w:val="1E293B"/>
+          <w:sz w:val="26"/>
+          <w:szCs w:val="26"/>
+        </w:rPr>
+        <w:t xml:space="preserve">: Đạt 303/303 unit &amp; integration tests pass, kiểm thử đầy đủ các kịch bản biên: nạp tiền, rút tiền, chuyển tiền đồng thời (concurrent transfers), hạn mức ngày, số dư âm, idempotency retry.</w:t>
       </w:r>
     </w:p>
     <w:p>
@@ -6964,24 +7928,26 @@
           <w:sz w:val="32"/>
           <w:szCs w:val="32"/>
         </w:rPr>
-        <w:t xml:space="preserve">PHẦN 6: BỘ SƠ ĐỒ KIẾN TRÚC TOÀN DIỆN VÀ CÁC SƠ ĐỒ LUỒNG DỮ LIỆU CHI TIẾT</w:t>
-      </w:r>
-    </w:p>
-    <w:p>
-      <w:pPr>
-        <w:pStyle w:val="Heading2"/>
-        <w:spacing w:after="120" w:before="240"/>
-      </w:pPr>
-      <w:r>
-        <w:rPr>
-          <w:rFonts w:ascii="Times New Roman" w:cs="Times New Roman" w:eastAsia="Times New Roman" w:hAnsi="Times New Roman"/>
-          <w:b/>
-          <w:bCs/>
-          <w:color w:val="D2519D"/>
-          <w:sz w:val="28"/>
-          <w:szCs w:val="28"/>
-        </w:rPr>
-        <w:t xml:space="preserve">6.1. Sơ đồ Kiến trúc Toàn diện End-to-End (Mobile FE - Spring Boot BE - Storage - Cloud)</w:t>
+        <w:t xml:space="preserve">PHẦN 6: BÁO CÁO TOÀN DIỆN VỀ CÔNG NGHỆ, THƯ VIỆN VÀ KIẾN TRÚC FRONTEND (MOBILE FINTECH)</w:t>
+      </w:r>
+    </w:p>
+    <w:p>
+      <w:pPr>
+        <w:spacing w:after="60" w:before="60"/>
+        <w:jc w:val="both"/>
+      </w:pPr>
+      <w:r>
+        <w:rPr>
+          <w:rFonts w:ascii="Times New Roman" w:cs="Times New Roman" w:eastAsia="Times New Roman" w:hAnsi="Times New Roman"/>
+          <w:b w:val="false"/>
+          <w:bCs w:val="false"/>
+          <w:i w:val="false"/>
+          <w:iCs w:val="false"/>
+          <w:color w:val="1E293B"/>
+          <w:sz w:val="26"/>
+          <w:szCs w:val="26"/>
+        </w:rPr>
+        <w:t xml:space="preserve">Để tương thích hoàn hảo với Backend Core Banking và đáp ứng chuẩn ứng dụng tài chính ngân hàng số (Fintech Grade), kiến trúc Frontend được chuẩn hóa toàn diện từ UI/UX, Network, State Management, Security, Biometric đến Realtime Push.</w:t>
       </w:r>
     </w:p>
     <w:p>
@@ -7000,20 +7966,20 @@
           <w:sz w:val="24"/>
           <w:szCs w:val="24"/>
         </w:rPr>
-        <w:t xml:space="preserve">Sơ đồ 6.1: Kiến trúc Tổng thể Hệ thống End-to-End Sen Hồng Bank</w:t>
-      </w:r>
-    </w:p>
-    <w:p>
-      <w:pPr>
-        <w:shd w:fill="F8FAFC" w:val="clear"/>
-        <w:spacing w:after="10" w:before="10"/>
-      </w:pPr>
-      <w:r>
-        <w:rPr>
-          <w:rFonts w:ascii="Consolas" w:cs="Consolas" w:eastAsia="Consolas" w:hAnsi="Consolas"/>
-          <w:color w:val="0F172A"/>
-          <w:sz w:val="19"/>
-          <w:szCs w:val="19"/>
+        <w:t xml:space="preserve">Sơ đồ Kiến trúc Phân tầng Frontend Fintech Chuẩn Doanh nghiệp</w:t>
+      </w:r>
+    </w:p>
+    <w:p>
+      <w:pPr>
+        <w:shd w:fill="F8FAFC" w:val="clear"/>
+        <w:spacing w:after="10" w:before="10"/>
+      </w:pPr>
+      <w:r>
+        <w:rPr>
+          <w:rFonts w:ascii="Consolas" w:cs="Consolas" w:eastAsia="Consolas" w:hAnsi="Consolas"/>
+          <w:color w:val="0F172A"/>
+          <w:sz w:val="18"/>
+          <w:szCs w:val="18"/>
         </w:rPr>
         <w:t xml:space="preserve">+-----------------------------------------------------------------------------------------+</w:t>
       </w:r>
@@ -7027,113 +7993,68 @@
         <w:rPr>
           <w:rFonts w:ascii="Consolas" w:cs="Consolas" w:eastAsia="Consolas" w:hAnsi="Consolas"/>
           <w:color w:val="0F172A"/>
-          <w:sz w:val="19"/>
-          <w:szCs w:val="19"/>
-        </w:rPr>
-        <w:t xml:space="preserve">|                              TẦNG GIAO DIỆN CLIENT &amp; THIẾT BỊ                            |</w:t>
-      </w:r>
-    </w:p>
-    <w:p>
-      <w:pPr>
-        <w:shd w:fill="F8FAFC" w:val="clear"/>
-        <w:spacing w:after="10" w:before="10"/>
-      </w:pPr>
-      <w:r>
-        <w:rPr>
-          <w:rFonts w:ascii="Consolas" w:cs="Consolas" w:eastAsia="Consolas" w:hAnsi="Consolas"/>
-          <w:color w:val="0F172A"/>
-          <w:sz w:val="19"/>
-          <w:szCs w:val="19"/>
-        </w:rPr>
-        <w:t xml:space="preserve">|  +---------------------------------------+   +---------------------------------------+  |</w:t>
-      </w:r>
-    </w:p>
-    <w:p>
-      <w:pPr>
-        <w:shd w:fill="F8FAFC" w:val="clear"/>
-        <w:spacing w:after="10" w:before="10"/>
-      </w:pPr>
-      <w:r>
-        <w:rPr>
-          <w:rFonts w:ascii="Consolas" w:cs="Consolas" w:eastAsia="Consolas" w:hAnsi="Consolas"/>
-          <w:color w:val="0F172A"/>
-          <w:sz w:val="19"/>
-          <w:szCs w:val="19"/>
-        </w:rPr>
-        <w:t xml:space="preserve">|  |       MOBILE APP (REACT NATIVE)       |   |             WEB PORTAL                |  |</w:t>
-      </w:r>
-    </w:p>
-    <w:p>
-      <w:pPr>
-        <w:shd w:fill="F8FAFC" w:val="clear"/>
-        <w:spacing w:after="10" w:before="10"/>
-      </w:pPr>
-      <w:r>
-        <w:rPr>
-          <w:rFonts w:ascii="Consolas" w:cs="Consolas" w:eastAsia="Consolas" w:hAnsi="Consolas"/>
-          <w:color w:val="0F172A"/>
-          <w:sz w:val="19"/>
-          <w:szCs w:val="19"/>
-        </w:rPr>
-        <w:t xml:space="preserve">|  | - Expo SDK 52 + TypeScript + Reanimated|   | - ReactJS + Tailwind CSS             |  |</w:t>
-      </w:r>
-    </w:p>
-    <w:p>
-      <w:pPr>
-        <w:shd w:fill="F8FAFC" w:val="clear"/>
-        <w:spacing w:after="10" w:before="10"/>
-      </w:pPr>
-      <w:r>
-        <w:rPr>
-          <w:rFonts w:ascii="Consolas" w:cs="Consolas" w:eastAsia="Consolas" w:hAnsi="Consolas"/>
-          <w:color w:val="0F172A"/>
-          <w:sz w:val="19"/>
-          <w:szCs w:val="19"/>
-        </w:rPr>
-        <w:t xml:space="preserve">|  | - Glassmorphism UI + Dark Mode Theme  |   | - Tra cứu sao kê &amp; Quản trị CMS      |  |</w:t>
-      </w:r>
-    </w:p>
-    <w:p>
-      <w:pPr>
-        <w:shd w:fill="F8FAFC" w:val="clear"/>
-        <w:spacing w:after="10" w:before="10"/>
-      </w:pPr>
-      <w:r>
-        <w:rPr>
-          <w:rFonts w:ascii="Consolas" w:cs="Consolas" w:eastAsia="Consolas" w:hAnsi="Consolas"/>
-          <w:color w:val="0F172A"/>
-          <w:sz w:val="19"/>
-          <w:szCs w:val="19"/>
-        </w:rPr>
-        <w:t xml:space="preserve">|  | - Camera VietQR Scanner &amp; Biometrics  |   |                                       |  |</w:t>
-      </w:r>
-    </w:p>
-    <w:p>
-      <w:pPr>
-        <w:shd w:fill="F8FAFC" w:val="clear"/>
-        <w:spacing w:after="10" w:before="10"/>
-      </w:pPr>
-      <w:r>
-        <w:rPr>
-          <w:rFonts w:ascii="Consolas" w:cs="Consolas" w:eastAsia="Consolas" w:hAnsi="Consolas"/>
-          <w:color w:val="0F172A"/>
-          <w:sz w:val="19"/>
-          <w:szCs w:val="19"/>
-        </w:rPr>
-        <w:t xml:space="preserve">|  +---------------------------------------+   +---------------------------------------+  |</w:t>
-      </w:r>
-    </w:p>
-    <w:p>
-      <w:pPr>
-        <w:shd w:fill="F8FAFC" w:val="clear"/>
-        <w:spacing w:after="10" w:before="10"/>
-      </w:pPr>
-      <w:r>
-        <w:rPr>
-          <w:rFonts w:ascii="Consolas" w:cs="Consolas" w:eastAsia="Consolas" w:hAnsi="Consolas"/>
-          <w:color w:val="0F172A"/>
-          <w:sz w:val="19"/>
-          <w:szCs w:val="19"/>
+          <w:sz w:val="18"/>
+          <w:szCs w:val="18"/>
+        </w:rPr>
+        <w:t xml:space="preserve">|                                    UI &amp; PRESENTATION LAYER                              |</w:t>
+      </w:r>
+    </w:p>
+    <w:p>
+      <w:pPr>
+        <w:shd w:fill="F8FAFC" w:val="clear"/>
+        <w:spacing w:after="10" w:before="10"/>
+      </w:pPr>
+      <w:r>
+        <w:rPr>
+          <w:rFonts w:ascii="Consolas" w:cs="Consolas" w:eastAsia="Consolas" w:hAnsi="Consolas"/>
+          <w:color w:val="0F172A"/>
+          <w:sz w:val="18"/>
+          <w:szCs w:val="18"/>
+        </w:rPr>
+        <w:t xml:space="preserve">|  - React Native 0.81 (Fabric Engine, JSI, TurboModules) / TypeScript Strict Mode        |</w:t>
+      </w:r>
+    </w:p>
+    <w:p>
+      <w:pPr>
+        <w:shd w:fill="F8FAFC" w:val="clear"/>
+        <w:spacing w:after="10" w:before="10"/>
+      </w:pPr>
+      <w:r>
+        <w:rPr>
+          <w:rFonts w:ascii="Consolas" w:cs="Consolas" w:eastAsia="Consolas" w:hAnsi="Consolas"/>
+          <w:color w:val="0F172A"/>
+          <w:sz w:val="18"/>
+          <w:szCs w:val="18"/>
+        </w:rPr>
+        <w:t xml:space="preserve">|  - UI Component System: Glassmorphism Card / Lucide Icons / Squircle Actions            |</w:t>
+      </w:r>
+    </w:p>
+    <w:p>
+      <w:pPr>
+        <w:shd w:fill="F8FAFC" w:val="clear"/>
+        <w:spacing w:after="10" w:before="10"/>
+      </w:pPr>
+      <w:r>
+        <w:rPr>
+          <w:rFonts w:ascii="Consolas" w:cs="Consolas" w:eastAsia="Consolas" w:hAnsi="Consolas"/>
+          <w:color w:val="0F172A"/>
+          <w:sz w:val="18"/>
+          <w:szCs w:val="18"/>
+        </w:rPr>
+        <w:t xml:space="preserve">|  - 60-120fps Gesture &amp; Animations: React Native Reanimated v3 + Gesture Handler         |</w:t>
+      </w:r>
+    </w:p>
+    <w:p>
+      <w:pPr>
+        <w:shd w:fill="F8FAFC" w:val="clear"/>
+        <w:spacing w:after="10" w:before="10"/>
+      </w:pPr>
+      <w:r>
+        <w:rPr>
+          <w:rFonts w:ascii="Consolas" w:cs="Consolas" w:eastAsia="Consolas" w:hAnsi="Consolas"/>
+          <w:color w:val="0F172A"/>
+          <w:sz w:val="18"/>
+          <w:szCs w:val="18"/>
         </w:rPr>
         <w:t xml:space="preserve">+--------------------------------------------+--------------------------------------------+</w:t>
       </w:r>
@@ -7147,23 +8068,23 @@
         <w:rPr>
           <w:rFonts w:ascii="Consolas" w:cs="Consolas" w:eastAsia="Consolas" w:hAnsi="Consolas"/>
           <w:color w:val="0F172A"/>
-          <w:sz w:val="19"/>
-          <w:szCs w:val="19"/>
-        </w:rPr>
-        <w:t xml:space="preserve">                                             | HTTPS (REST API) &amp; WSS (WebSocket STOMP)</w:t>
-      </w:r>
-    </w:p>
-    <w:p>
-      <w:pPr>
-        <w:shd w:fill="F8FAFC" w:val="clear"/>
-        <w:spacing w:after="10" w:before="10"/>
-      </w:pPr>
-      <w:r>
-        <w:rPr>
-          <w:rFonts w:ascii="Consolas" w:cs="Consolas" w:eastAsia="Consolas" w:hAnsi="Consolas"/>
-          <w:color w:val="0F172A"/>
-          <w:sz w:val="19"/>
-          <w:szCs w:val="19"/>
+          <w:sz w:val="18"/>
+          <w:szCs w:val="18"/>
+        </w:rPr>
+        <w:t xml:space="preserve">                                             |</w:t>
+      </w:r>
+    </w:p>
+    <w:p>
+      <w:pPr>
+        <w:shd w:fill="F8FAFC" w:val="clear"/>
+        <w:spacing w:after="10" w:before="10"/>
+      </w:pPr>
+      <w:r>
+        <w:rPr>
+          <w:rFonts w:ascii="Consolas" w:cs="Consolas" w:eastAsia="Consolas" w:hAnsi="Consolas"/>
+          <w:color w:val="0F172A"/>
+          <w:sz w:val="18"/>
+          <w:szCs w:val="18"/>
         </w:rPr>
         <w:t xml:space="preserve">                                             v</w:t>
       </w:r>
@@ -7177,8 +8098,8 @@
         <w:rPr>
           <w:rFonts w:ascii="Consolas" w:cs="Consolas" w:eastAsia="Consolas" w:hAnsi="Consolas"/>
           <w:color w:val="0F172A"/>
-          <w:sz w:val="19"/>
-          <w:szCs w:val="19"/>
+          <w:sz w:val="18"/>
+          <w:szCs w:val="18"/>
         </w:rPr>
         <w:t xml:space="preserve">+-----------------------------------------------------------------------------------------+</w:t>
       </w:r>
@@ -7192,83 +8113,68 @@
         <w:rPr>
           <w:rFonts w:ascii="Consolas" w:cs="Consolas" w:eastAsia="Consolas" w:hAnsi="Consolas"/>
           <w:color w:val="0F172A"/>
-          <w:sz w:val="19"/>
-          <w:szCs w:val="19"/>
-        </w:rPr>
-        <w:t xml:space="preserve">|                            TẦNG CỔNG KẾT NỐI VÀ BẢO MẬT (INGRESS)                        |</w:t>
-      </w:r>
-    </w:p>
-    <w:p>
-      <w:pPr>
-        <w:shd w:fill="F8FAFC" w:val="clear"/>
-        <w:spacing w:after="10" w:before="10"/>
-      </w:pPr>
-      <w:r>
-        <w:rPr>
-          <w:rFonts w:ascii="Consolas" w:cs="Consolas" w:eastAsia="Consolas" w:hAnsi="Consolas"/>
-          <w:color w:val="0F172A"/>
-          <w:sz w:val="19"/>
-          <w:szCs w:val="19"/>
-        </w:rPr>
-        <w:t xml:space="preserve">|  - Nginx Reverse Proxy (SSL/TLS Termination, Load Balancing, Port 8080)                  |</w:t>
-      </w:r>
-    </w:p>
-    <w:p>
-      <w:pPr>
-        <w:shd w:fill="F8FAFC" w:val="clear"/>
-        <w:spacing w:after="10" w:before="10"/>
-      </w:pPr>
-      <w:r>
-        <w:rPr>
-          <w:rFonts w:ascii="Consolas" w:cs="Consolas" w:eastAsia="Consolas" w:hAnsi="Consolas"/>
-          <w:color w:val="0F172A"/>
-          <w:sz w:val="19"/>
-          <w:szCs w:val="19"/>
-        </w:rPr>
-        <w:t xml:space="preserve">|  - Rate Limiting Filter: 10 req/phút (Login), 3 req/phút (OTP, Forgot Password)          |</w:t>
-      </w:r>
-    </w:p>
-    <w:p>
-      <w:pPr>
-        <w:shd w:fill="F8FAFC" w:val="clear"/>
-        <w:spacing w:after="10" w:before="10"/>
-      </w:pPr>
-      <w:r>
-        <w:rPr>
-          <w:rFonts w:ascii="Consolas" w:cs="Consolas" w:eastAsia="Consolas" w:hAnsi="Consolas"/>
-          <w:color w:val="0F172A"/>
-          <w:sz w:val="19"/>
-          <w:szCs w:val="19"/>
-        </w:rPr>
-        <w:t xml:space="preserve">|  - Spring Security 6: JwtAuthenticationFilter (Xác thực Bearer Token, kiểm tra Blacklist) |</w:t>
-      </w:r>
-    </w:p>
-    <w:p>
-      <w:pPr>
-        <w:shd w:fill="F8FAFC" w:val="clear"/>
-        <w:spacing w:after="10" w:before="10"/>
-      </w:pPr>
-      <w:r>
-        <w:rPr>
-          <w:rFonts w:ascii="Consolas" w:cs="Consolas" w:eastAsia="Consolas" w:hAnsi="Consolas"/>
-          <w:color w:val="0F172A"/>
-          <w:sz w:val="19"/>
-          <w:szCs w:val="19"/>
-        </w:rPr>
-        <w:t xml:space="preserve">|  - Idempotency Interceptor: Kiểm tra UUID RFC4122 chống trùng lặp giao dịch tài chính     |</w:t>
-      </w:r>
-    </w:p>
-    <w:p>
-      <w:pPr>
-        <w:shd w:fill="F8FAFC" w:val="clear"/>
-        <w:spacing w:after="10" w:before="10"/>
-      </w:pPr>
-      <w:r>
-        <w:rPr>
-          <w:rFonts w:ascii="Consolas" w:cs="Consolas" w:eastAsia="Consolas" w:hAnsi="Consolas"/>
-          <w:color w:val="0F172A"/>
-          <w:sz w:val="19"/>
-          <w:szCs w:val="19"/>
+          <w:sz w:val="18"/>
+          <w:szCs w:val="18"/>
+        </w:rPr>
+        <w:t xml:space="preserve">|                               STATE &amp; DATA MANAGEMENT LAYER                             |</w:t>
+      </w:r>
+    </w:p>
+    <w:p>
+      <w:pPr>
+        <w:shd w:fill="F8FAFC" w:val="clear"/>
+        <w:spacing w:after="10" w:before="10"/>
+      </w:pPr>
+      <w:r>
+        <w:rPr>
+          <w:rFonts w:ascii="Consolas" w:cs="Consolas" w:eastAsia="Consolas" w:hAnsi="Consolas"/>
+          <w:color w:val="0F172A"/>
+          <w:sz w:val="18"/>
+          <w:szCs w:val="18"/>
+        </w:rPr>
+        <w:t xml:space="preserve">|  - Server State &amp; Cache: TanStack React Query v5 (Optimistic Updates, Stale-While-Reval)|</w:t>
+      </w:r>
+    </w:p>
+    <w:p>
+      <w:pPr>
+        <w:shd w:fill="F8FAFC" w:val="clear"/>
+        <w:spacing w:after="10" w:before="10"/>
+      </w:pPr>
+      <w:r>
+        <w:rPr>
+          <w:rFonts w:ascii="Consolas" w:cs="Consolas" w:eastAsia="Consolas" w:hAnsi="Consolas"/>
+          <w:color w:val="0F172A"/>
+          <w:sz w:val="18"/>
+          <w:szCs w:val="18"/>
+        </w:rPr>
+        <w:t xml:space="preserve">|  - Client State: Zustand / AppContext / ThemeContext                                    |</w:t>
+      </w:r>
+    </w:p>
+    <w:p>
+      <w:pPr>
+        <w:shd w:fill="F8FAFC" w:val="clear"/>
+        <w:spacing w:after="10" w:before="10"/>
+      </w:pPr>
+      <w:r>
+        <w:rPr>
+          <w:rFonts w:ascii="Consolas" w:cs="Consolas" w:eastAsia="Consolas" w:hAnsi="Consolas"/>
+          <w:color w:val="0F172A"/>
+          <w:sz w:val="18"/>
+          <w:szCs w:val="18"/>
+        </w:rPr>
+        <w:t xml:space="preserve">|  - High-Speed Persistent Storage: react-native-mmkv (Synchronous C++ JSI direct binding)|</w:t>
+      </w:r>
+    </w:p>
+    <w:p>
+      <w:pPr>
+        <w:shd w:fill="F8FAFC" w:val="clear"/>
+        <w:spacing w:after="10" w:before="10"/>
+      </w:pPr>
+      <w:r>
+        <w:rPr>
+          <w:rFonts w:ascii="Consolas" w:cs="Consolas" w:eastAsia="Consolas" w:hAnsi="Consolas"/>
+          <w:color w:val="0F172A"/>
+          <w:sz w:val="18"/>
+          <w:szCs w:val="18"/>
         </w:rPr>
         <w:t xml:space="preserve">+--------------------------------------------+--------------------------------------------+</w:t>
       </w:r>
@@ -7282,8 +8188,8 @@
         <w:rPr>
           <w:rFonts w:ascii="Consolas" w:cs="Consolas" w:eastAsia="Consolas" w:hAnsi="Consolas"/>
           <w:color w:val="0F172A"/>
-          <w:sz w:val="19"/>
-          <w:szCs w:val="19"/>
+          <w:sz w:val="18"/>
+          <w:szCs w:val="18"/>
         </w:rPr>
         <w:t xml:space="preserve">                                             |</w:t>
       </w:r>
@@ -7297,8 +8203,8 @@
         <w:rPr>
           <w:rFonts w:ascii="Consolas" w:cs="Consolas" w:eastAsia="Consolas" w:hAnsi="Consolas"/>
           <w:color w:val="0F172A"/>
-          <w:sz w:val="19"/>
-          <w:szCs w:val="19"/>
+          <w:sz w:val="18"/>
+          <w:szCs w:val="18"/>
         </w:rPr>
         <w:t xml:space="preserve">                                             v</w:t>
       </w:r>
@@ -7312,8 +8218,8 @@
         <w:rPr>
           <w:rFonts w:ascii="Consolas" w:cs="Consolas" w:eastAsia="Consolas" w:hAnsi="Consolas"/>
           <w:color w:val="0F172A"/>
-          <w:sz w:val="19"/>
-          <w:szCs w:val="19"/>
+          <w:sz w:val="18"/>
+          <w:szCs w:val="18"/>
         </w:rPr>
         <w:t xml:space="preserve">+-----------------------------------------------------------------------------------------+</w:t>
       </w:r>
@@ -7327,595 +8233,130 @@
         <w:rPr>
           <w:rFonts w:ascii="Consolas" w:cs="Consolas" w:eastAsia="Consolas" w:hAnsi="Consolas"/>
           <w:color w:val="0F172A"/>
-          <w:sz w:val="19"/>
-          <w:szCs w:val="19"/>
-        </w:rPr>
-        <w:t xml:space="preserve">|                  TẦNG ỨNG DỤNG CORE BANKING (SPRING BOOT 3.2.5 - HEXAGONAL)             |</w:t>
-      </w:r>
-    </w:p>
-    <w:p>
-      <w:pPr>
-        <w:shd w:fill="F8FAFC" w:val="clear"/>
-        <w:spacing w:after="10" w:before="10"/>
-      </w:pPr>
-      <w:r>
-        <w:rPr>
-          <w:rFonts w:ascii="Consolas" w:cs="Consolas" w:eastAsia="Consolas" w:hAnsi="Consolas"/>
-          <w:color w:val="0F172A"/>
-          <w:sz w:val="19"/>
-          <w:szCs w:val="19"/>
-        </w:rPr>
-        <w:t xml:space="preserve">|                                                                                         |</w:t>
-      </w:r>
-    </w:p>
-    <w:p>
-      <w:pPr>
-        <w:shd w:fill="F8FAFC" w:val="clear"/>
-        <w:spacing w:after="10" w:before="10"/>
-      </w:pPr>
-      <w:r>
-        <w:rPr>
-          <w:rFonts w:ascii="Consolas" w:cs="Consolas" w:eastAsia="Consolas" w:hAnsi="Consolas"/>
-          <w:color w:val="0F172A"/>
-          <w:sz w:val="19"/>
-          <w:szCs w:val="19"/>
-        </w:rPr>
-        <w:t xml:space="preserve">|  [REST Controllers]                          [WebSocket Broker]                         |</w:t>
-      </w:r>
-    </w:p>
-    <w:p>
-      <w:pPr>
-        <w:shd w:fill="F8FAFC" w:val="clear"/>
-        <w:spacing w:after="10" w:before="10"/>
-      </w:pPr>
-      <w:r>
-        <w:rPr>
-          <w:rFonts w:ascii="Consolas" w:cs="Consolas" w:eastAsia="Consolas" w:hAnsi="Consolas"/>
-          <w:color w:val="0F172A"/>
-          <w:sz w:val="19"/>
-          <w:szCs w:val="19"/>
-        </w:rPr>
-        <w:t xml:space="preserve">|   - WalletController, TransactionController   - StompSubProtocolHandler                 |</w:t>
-      </w:r>
-    </w:p>
-    <w:p>
-      <w:pPr>
-        <w:shd w:fill="F8FAFC" w:val="clear"/>
-        <w:spacing w:after="10" w:before="10"/>
-      </w:pPr>
-      <w:r>
-        <w:rPr>
-          <w:rFonts w:ascii="Consolas" w:cs="Consolas" w:eastAsia="Consolas" w:hAnsi="Consolas"/>
-          <w:color w:val="0F172A"/>
-          <w:sz w:val="19"/>
-          <w:szCs w:val="19"/>
-        </w:rPr>
-        <w:t xml:space="preserve">|   - DeviceController, KycController           - Endpoint: /ws-native, /ws-wallet        |</w:t>
-      </w:r>
-    </w:p>
-    <w:p>
-      <w:pPr>
-        <w:shd w:fill="F8FAFC" w:val="clear"/>
-        <w:spacing w:after="10" w:before="10"/>
-      </w:pPr>
-      <w:r>
-        <w:rPr>
-          <w:rFonts w:ascii="Consolas" w:cs="Consolas" w:eastAsia="Consolas" w:hAnsi="Consolas"/>
-          <w:color w:val="0F172A"/>
-          <w:sz w:val="19"/>
-          <w:szCs w:val="19"/>
-        </w:rPr>
-        <w:t xml:space="preserve">|                                                                                         |</w:t>
-      </w:r>
-    </w:p>
-    <w:p>
-      <w:pPr>
-        <w:shd w:fill="F8FAFC" w:val="clear"/>
-        <w:spacing w:after="10" w:before="10"/>
-      </w:pPr>
-      <w:r>
-        <w:rPr>
-          <w:rFonts w:ascii="Consolas" w:cs="Consolas" w:eastAsia="Consolas" w:hAnsi="Consolas"/>
-          <w:color w:val="0F172A"/>
-          <w:sz w:val="19"/>
-          <w:szCs w:val="19"/>
-        </w:rPr>
-        <w:t xml:space="preserve">|  [Input Ports / Use Cases]                                                              |</w:t>
-      </w:r>
-    </w:p>
-    <w:p>
-      <w:pPr>
-        <w:shd w:fill="F8FAFC" w:val="clear"/>
-        <w:spacing w:after="10" w:before="10"/>
-      </w:pPr>
-      <w:r>
-        <w:rPr>
-          <w:rFonts w:ascii="Consolas" w:cs="Consolas" w:eastAsia="Consolas" w:hAnsi="Consolas"/>
-          <w:color w:val="0F172A"/>
-          <w:sz w:val="19"/>
-          <w:szCs w:val="19"/>
-        </w:rPr>
-        <w:t xml:space="preserve">|   - TransferMoneyUseCase, LedgerUseCase, DeviceTokenUseCase, KycVerificationUseCase    |</w:t>
-      </w:r>
-    </w:p>
-    <w:p>
-      <w:pPr>
-        <w:shd w:fill="F8FAFC" w:val="clear"/>
-        <w:spacing w:after="10" w:before="10"/>
-      </w:pPr>
-      <w:r>
-        <w:rPr>
-          <w:rFonts w:ascii="Consolas" w:cs="Consolas" w:eastAsia="Consolas" w:hAnsi="Consolas"/>
-          <w:color w:val="0F172A"/>
-          <w:sz w:val="19"/>
-          <w:szCs w:val="19"/>
-        </w:rPr>
-        <w:t xml:space="preserve">|                                                                                         |</w:t>
-      </w:r>
-    </w:p>
-    <w:p>
-      <w:pPr>
-        <w:shd w:fill="F8FAFC" w:val="clear"/>
-        <w:spacing w:after="10" w:before="10"/>
-      </w:pPr>
-      <w:r>
-        <w:rPr>
-          <w:rFonts w:ascii="Consolas" w:cs="Consolas" w:eastAsia="Consolas" w:hAnsi="Consolas"/>
-          <w:color w:val="0F172A"/>
-          <w:sz w:val="19"/>
-          <w:szCs w:val="19"/>
-        </w:rPr>
-        <w:t xml:space="preserve">|  [Core Domain Services]                                                                 |</w:t>
-      </w:r>
-    </w:p>
-    <w:p>
-      <w:pPr>
-        <w:shd w:fill="F8FAFC" w:val="clear"/>
-        <w:spacing w:after="10" w:before="10"/>
-      </w:pPr>
-      <w:r>
-        <w:rPr>
-          <w:rFonts w:ascii="Consolas" w:cs="Consolas" w:eastAsia="Consolas" w:hAnsi="Consolas"/>
-          <w:color w:val="0F172A"/>
-          <w:sz w:val="19"/>
-          <w:szCs w:val="19"/>
-        </w:rPr>
-        <w:t xml:space="preserve">|   - WalletService: Kiểm tra Hạn mức ngày/tháng, KYC Tiering, Sắp xếp thứ tự khóa        |</w:t>
-      </w:r>
-    </w:p>
-    <w:p>
-      <w:pPr>
-        <w:shd w:fill="F8FAFC" w:val="clear"/>
-        <w:spacing w:after="10" w:before="10"/>
-      </w:pPr>
-      <w:r>
-        <w:rPr>
-          <w:rFonts w:ascii="Consolas" w:cs="Consolas" w:eastAsia="Consolas" w:hAnsi="Consolas"/>
-          <w:color w:val="0F172A"/>
-          <w:sz w:val="19"/>
-          <w:szCs w:val="19"/>
-        </w:rPr>
-        <w:t xml:space="preserve">|   - LedgerService: Kế toán kép Double-Entry Bookkeeping (Debit = Credit)                |</w:t>
-      </w:r>
-    </w:p>
-    <w:p>
-      <w:pPr>
-        <w:shd w:fill="F8FAFC" w:val="clear"/>
-        <w:spacing w:after="10" w:before="10"/>
-      </w:pPr>
-      <w:r>
-        <w:rPr>
-          <w:rFonts w:ascii="Consolas" w:cs="Consolas" w:eastAsia="Consolas" w:hAnsi="Consolas"/>
-          <w:color w:val="0F172A"/>
-          <w:sz w:val="19"/>
-          <w:szCs w:val="19"/>
-        </w:rPr>
-        <w:t xml:space="preserve">|   - DeviceTokenService: Quản lý phiên thiết bị &amp; Push Token FCM                         |</w:t>
-      </w:r>
-    </w:p>
-    <w:p>
-      <w:pPr>
-        <w:shd w:fill="F8FAFC" w:val="clear"/>
-        <w:spacing w:after="10" w:before="10"/>
-      </w:pPr>
-      <w:r>
-        <w:rPr>
-          <w:rFonts w:ascii="Consolas" w:cs="Consolas" w:eastAsia="Consolas" w:hAnsi="Consolas"/>
-          <w:color w:val="0F172A"/>
-          <w:sz w:val="19"/>
-          <w:szCs w:val="19"/>
-        </w:rPr>
-        <w:t xml:space="preserve">|   - OutboxRelayScheduler: Quét định kỳ mỗi 500ms (SELECT FOR UPDATE SKIP LOCKED)        |</w:t>
-      </w:r>
-    </w:p>
-    <w:p>
-      <w:pPr>
-        <w:shd w:fill="F8FAFC" w:val="clear"/>
-        <w:spacing w:after="10" w:before="10"/>
-      </w:pPr>
-      <w:r>
-        <w:rPr>
-          <w:rFonts w:ascii="Consolas" w:cs="Consolas" w:eastAsia="Consolas" w:hAnsi="Consolas"/>
-          <w:color w:val="0F172A"/>
-          <w:sz w:val="19"/>
-          <w:szCs w:val="19"/>
-        </w:rPr>
-        <w:t xml:space="preserve">|                                                                                         |</w:t>
-      </w:r>
-    </w:p>
-    <w:p>
-      <w:pPr>
-        <w:shd w:fill="F8FAFC" w:val="clear"/>
-        <w:spacing w:after="10" w:before="10"/>
-      </w:pPr>
-      <w:r>
-        <w:rPr>
-          <w:rFonts w:ascii="Consolas" w:cs="Consolas" w:eastAsia="Consolas" w:hAnsi="Consolas"/>
-          <w:color w:val="0F172A"/>
-          <w:sz w:val="19"/>
-          <w:szCs w:val="19"/>
-        </w:rPr>
-        <w:t xml:space="preserve">|  [Output Ports / SPI Adapters]                                                          |</w:t>
-      </w:r>
-    </w:p>
-    <w:p>
-      <w:pPr>
-        <w:shd w:fill="F8FAFC" w:val="clear"/>
-        <w:spacing w:after="10" w:before="10"/>
-      </w:pPr>
-      <w:r>
-        <w:rPr>
-          <w:rFonts w:ascii="Consolas" w:cs="Consolas" w:eastAsia="Consolas" w:hAnsi="Consolas"/>
-          <w:color w:val="0F172A"/>
-          <w:sz w:val="19"/>
-          <w:szCs w:val="19"/>
-        </w:rPr>
-        <w:t xml:space="preserve">|   - WalletPersistencePort, FcmNotificationPort, NotificationPort, AuditPort             |</w:t>
-      </w:r>
-    </w:p>
-    <w:p>
-      <w:pPr>
-        <w:shd w:fill="F8FAFC" w:val="clear"/>
-        <w:spacing w:after="10" w:before="10"/>
-      </w:pPr>
-      <w:r>
-        <w:rPr>
-          <w:rFonts w:ascii="Consolas" w:cs="Consolas" w:eastAsia="Consolas" w:hAnsi="Consolas"/>
-          <w:color w:val="0F172A"/>
-          <w:sz w:val="19"/>
-          <w:szCs w:val="19"/>
-        </w:rPr>
-        <w:t xml:space="preserve">+---------------------+-------------------------------+-----------------------------------+</w:t>
-      </w:r>
-    </w:p>
-    <w:p>
-      <w:pPr>
-        <w:shd w:fill="F8FAFC" w:val="clear"/>
-        <w:spacing w:after="10" w:before="10"/>
-      </w:pPr>
-      <w:r>
-        <w:rPr>
-          <w:rFonts w:ascii="Consolas" w:cs="Consolas" w:eastAsia="Consolas" w:hAnsi="Consolas"/>
-          <w:color w:val="0F172A"/>
-          <w:sz w:val="19"/>
-          <w:szCs w:val="19"/>
-        </w:rPr>
-        <w:t xml:space="preserve">                      |                               |</w:t>
-      </w:r>
-    </w:p>
-    <w:p>
-      <w:pPr>
-        <w:shd w:fill="F8FAFC" w:val="clear"/>
-        <w:spacing w:after="10" w:before="10"/>
-      </w:pPr>
-      <w:r>
-        <w:rPr>
-          <w:rFonts w:ascii="Consolas" w:cs="Consolas" w:eastAsia="Consolas" w:hAnsi="Consolas"/>
-          <w:color w:val="0F172A"/>
-          <w:sz w:val="19"/>
-          <w:szCs w:val="19"/>
-        </w:rPr>
-        <w:t xml:space="preserve">                      v                               v</w:t>
-      </w:r>
-    </w:p>
-    <w:p>
-      <w:pPr>
-        <w:shd w:fill="F8FAFC" w:val="clear"/>
-        <w:spacing w:after="10" w:before="10"/>
-      </w:pPr>
-      <w:r>
-        <w:rPr>
-          <w:rFonts w:ascii="Consolas" w:cs="Consolas" w:eastAsia="Consolas" w:hAnsi="Consolas"/>
-          <w:color w:val="0F172A"/>
-          <w:sz w:val="19"/>
-          <w:szCs w:val="19"/>
-        </w:rPr>
-        <w:t xml:space="preserve">+-----------------------------------+   +-------------------------------------------------+</w:t>
-      </w:r>
-    </w:p>
-    <w:p>
-      <w:pPr>
-        <w:shd w:fill="F8FAFC" w:val="clear"/>
-        <w:spacing w:after="10" w:before="10"/>
-      </w:pPr>
-      <w:r>
-        <w:rPr>
-          <w:rFonts w:ascii="Consolas" w:cs="Consolas" w:eastAsia="Consolas" w:hAnsi="Consolas"/>
-          <w:color w:val="0F172A"/>
-          <w:sz w:val="19"/>
-          <w:szCs w:val="19"/>
-        </w:rPr>
-        <w:t xml:space="preserve">|      TẦNG LƯU TRỮ VÀ DỮ LIỆU      |   |            TẦNG ĐIỀU PHỐI BẤT ĐỒNG BỘ           |</w:t>
-      </w:r>
-    </w:p>
-    <w:p>
-      <w:pPr>
-        <w:shd w:fill="F8FAFC" w:val="clear"/>
-        <w:spacing w:after="10" w:before="10"/>
-      </w:pPr>
-      <w:r>
-        <w:rPr>
-          <w:rFonts w:ascii="Consolas" w:cs="Consolas" w:eastAsia="Consolas" w:hAnsi="Consolas"/>
-          <w:color w:val="0F172A"/>
-          <w:sz w:val="19"/>
-          <w:szCs w:val="19"/>
-        </w:rPr>
-        <w:t xml:space="preserve">|                                   |   |                                                 |</w:t>
-      </w:r>
-    </w:p>
-    <w:p>
-      <w:pPr>
-        <w:shd w:fill="F8FAFC" w:val="clear"/>
-        <w:spacing w:after="10" w:before="10"/>
-      </w:pPr>
-      <w:r>
-        <w:rPr>
-          <w:rFonts w:ascii="Consolas" w:cs="Consolas" w:eastAsia="Consolas" w:hAnsi="Consolas"/>
-          <w:color w:val="0F172A"/>
-          <w:sz w:val="19"/>
-          <w:szCs w:val="19"/>
-        </w:rPr>
-        <w:t xml:space="preserve">| [PostgreSQL 15 - ACID Database]   |   | [RabbitMQ 3 Message Broker]                     |</w:t>
-      </w:r>
-    </w:p>
-    <w:p>
-      <w:pPr>
-        <w:shd w:fill="F8FAFC" w:val="clear"/>
-        <w:spacing w:after="10" w:before="10"/>
-      </w:pPr>
-      <w:r>
-        <w:rPr>
-          <w:rFonts w:ascii="Consolas" w:cs="Consolas" w:eastAsia="Consolas" w:hAnsi="Consolas"/>
-          <w:color w:val="0F172A"/>
-          <w:sz w:val="19"/>
-          <w:szCs w:val="19"/>
-        </w:rPr>
-        <w:t xml:space="preserve">|  - wallets, transactions          |   |  - Topic Exchange: wallet.transaction.events    |</w:t>
-      </w:r>
-    </w:p>
-    <w:p>
-      <w:pPr>
-        <w:shd w:fill="F8FAFC" w:val="clear"/>
-        <w:spacing w:after="10" w:before="10"/>
-      </w:pPr>
-      <w:r>
-        <w:rPr>
-          <w:rFonts w:ascii="Consolas" w:cs="Consolas" w:eastAsia="Consolas" w:hAnsi="Consolas"/>
-          <w:color w:val="0F172A"/>
-          <w:sz w:val="19"/>
-          <w:szCs w:val="19"/>
-        </w:rPr>
-        <w:t xml:space="preserve">|  - journal_entries, postings      |   |  - Queues:                                      |</w:t>
-      </w:r>
-    </w:p>
-    <w:p>
-      <w:pPr>
-        <w:shd w:fill="F8FAFC" w:val="clear"/>
-        <w:spacing w:after="10" w:before="10"/>
-      </w:pPr>
-      <w:r>
-        <w:rPr>
-          <w:rFonts w:ascii="Consolas" w:cs="Consolas" w:eastAsia="Consolas" w:hAnsi="Consolas"/>
-          <w:color w:val="0F172A"/>
-          <w:sz w:val="19"/>
-          <w:szCs w:val="19"/>
-        </w:rPr>
-        <w:t xml:space="preserve">|  - outbox_events, device_tokens   |   |    * q.wallet.ledger (Ghi sổ cái Nợ/Có)         |</w:t>
-      </w:r>
-    </w:p>
-    <w:p>
-      <w:pPr>
-        <w:shd w:fill="F8FAFC" w:val="clear"/>
-        <w:spacing w:after="10" w:before="10"/>
-      </w:pPr>
-      <w:r>
-        <w:rPr>
-          <w:rFonts w:ascii="Consolas" w:cs="Consolas" w:eastAsia="Consolas" w:hAnsi="Consolas"/>
-          <w:color w:val="0F172A"/>
-          <w:sz w:val="19"/>
-          <w:szCs w:val="19"/>
-        </w:rPr>
-        <w:t xml:space="preserve">|  - Khóa hàng: PESSIMISTIC_WRITE   |   |    * q.wallet.notification (Dual Push WS + FCM) |</w:t>
-      </w:r>
-    </w:p>
-    <w:p>
-      <w:pPr>
-        <w:shd w:fill="F8FAFC" w:val="clear"/>
-        <w:spacing w:after="10" w:before="10"/>
-      </w:pPr>
-      <w:r>
-        <w:rPr>
-          <w:rFonts w:ascii="Consolas" w:cs="Consolas" w:eastAsia="Consolas" w:hAnsi="Consolas"/>
-          <w:color w:val="0F172A"/>
-          <w:sz w:val="19"/>
-          <w:szCs w:val="19"/>
-        </w:rPr>
-        <w:t xml:space="preserve">|                                   |   |    * q.wallet.audit (Ghi vết kiểm toán)         |</w:t>
-      </w:r>
-    </w:p>
-    <w:p>
-      <w:pPr>
-        <w:shd w:fill="F8FAFC" w:val="clear"/>
-        <w:spacing w:after="10" w:before="10"/>
-      </w:pPr>
-      <w:r>
-        <w:rPr>
-          <w:rFonts w:ascii="Consolas" w:cs="Consolas" w:eastAsia="Consolas" w:hAnsi="Consolas"/>
-          <w:color w:val="0F172A"/>
-          <w:sz w:val="19"/>
-          <w:szCs w:val="19"/>
-        </w:rPr>
-        <w:t xml:space="preserve">| [Redis 7 Cache &amp; Lock]            |   |    * q.wallet.receipt (Xuất hóa đơn PDF)        |</w:t>
-      </w:r>
-    </w:p>
-    <w:p>
-      <w:pPr>
-        <w:shd w:fill="F8FAFC" w:val="clear"/>
-        <w:spacing w:after="10" w:before="10"/>
-      </w:pPr>
-      <w:r>
-        <w:rPr>
-          <w:rFonts w:ascii="Consolas" w:cs="Consolas" w:eastAsia="Consolas" w:hAnsi="Consolas"/>
-          <w:color w:val="0F172A"/>
-          <w:sz w:val="19"/>
-          <w:szCs w:val="19"/>
-        </w:rPr>
-        <w:t xml:space="preserve">|  - lock:wallet:{id} (Khóa phân tán)|   |  - Dead Letter Exchange: wallet.transaction.dlx |</w:t>
-      </w:r>
-    </w:p>
-    <w:p>
-      <w:pPr>
-        <w:shd w:fill="F8FAFC" w:val="clear"/>
-        <w:spacing w:after="10" w:before="10"/>
-      </w:pPr>
-      <w:r>
-        <w:rPr>
-          <w:rFonts w:ascii="Consolas" w:cs="Consolas" w:eastAsia="Consolas" w:hAnsi="Consolas"/>
-          <w:color w:val="0F172A"/>
-          <w:sz w:val="19"/>
-          <w:szCs w:val="19"/>
-        </w:rPr>
-        <w:t xml:space="preserve">|  - idempotency:{requestId}        |   +------------------------+------------------------+</w:t>
-      </w:r>
-    </w:p>
-    <w:p>
-      <w:pPr>
-        <w:shd w:fill="F8FAFC" w:val="clear"/>
-        <w:spacing w:after="10" w:before="10"/>
-      </w:pPr>
-      <w:r>
-        <w:rPr>
-          <w:rFonts w:ascii="Consolas" w:cs="Consolas" w:eastAsia="Consolas" w:hAnsi="Consolas"/>
-          <w:color w:val="0F172A"/>
-          <w:sz w:val="19"/>
-          <w:szCs w:val="19"/>
-        </w:rPr>
-        <w:t xml:space="preserve">+-----------------------------------+                            |</w:t>
-      </w:r>
-    </w:p>
-    <w:p>
-      <w:pPr>
-        <w:shd w:fill="F8FAFC" w:val="clear"/>
-        <w:spacing w:after="10" w:before="10"/>
-      </w:pPr>
-      <w:r>
-        <w:rPr>
-          <w:rFonts w:ascii="Consolas" w:cs="Consolas" w:eastAsia="Consolas" w:hAnsi="Consolas"/>
-          <w:color w:val="0F172A"/>
-          <w:sz w:val="19"/>
-          <w:szCs w:val="19"/>
-        </w:rPr>
-        <w:t xml:space="preserve">                                                                 v</w:t>
-      </w:r>
-    </w:p>
-    <w:p>
-      <w:pPr>
-        <w:shd w:fill="F8FAFC" w:val="clear"/>
-        <w:spacing w:after="10" w:before="10"/>
-      </w:pPr>
-      <w:r>
-        <w:rPr>
-          <w:rFonts w:ascii="Consolas" w:cs="Consolas" w:eastAsia="Consolas" w:hAnsi="Consolas"/>
-          <w:color w:val="0F172A"/>
-          <w:sz w:val="19"/>
-          <w:szCs w:val="19"/>
-        </w:rPr>
-        <w:t xml:space="preserve">                                        +-------------------------------------------------+</w:t>
-      </w:r>
-    </w:p>
-    <w:p>
-      <w:pPr>
-        <w:shd w:fill="F8FAFC" w:val="clear"/>
-        <w:spacing w:after="10" w:before="10"/>
-      </w:pPr>
-      <w:r>
-        <w:rPr>
-          <w:rFonts w:ascii="Consolas" w:cs="Consolas" w:eastAsia="Consolas" w:hAnsi="Consolas"/>
-          <w:color w:val="0F172A"/>
-          <w:sz w:val="19"/>
-          <w:szCs w:val="19"/>
-        </w:rPr>
-        <w:t xml:space="preserve">                                        |             TẦNG DỊCH VỤ NGOẠI VI &amp; CLOUD        |</w:t>
-      </w:r>
-    </w:p>
-    <w:p>
-      <w:pPr>
-        <w:shd w:fill="F8FAFC" w:val="clear"/>
-        <w:spacing w:after="10" w:before="10"/>
-      </w:pPr>
-      <w:r>
-        <w:rPr>
-          <w:rFonts w:ascii="Consolas" w:cs="Consolas" w:eastAsia="Consolas" w:hAnsi="Consolas"/>
-          <w:color w:val="0F172A"/>
-          <w:sz w:val="19"/>
-          <w:szCs w:val="19"/>
-        </w:rPr>
-        <w:t xml:space="preserve">                                        |  - Firebase Cloud Messaging (FCM Admin SDK 9.2)  |</w:t>
-      </w:r>
-    </w:p>
-    <w:p>
-      <w:pPr>
-        <w:shd w:fill="F8FAFC" w:val="clear"/>
-        <w:spacing w:after="10" w:before="10"/>
-      </w:pPr>
-      <w:r>
-        <w:rPr>
-          <w:rFonts w:ascii="Consolas" w:cs="Consolas" w:eastAsia="Consolas" w:hAnsi="Consolas"/>
-          <w:color w:val="0F172A"/>
-          <w:sz w:val="19"/>
-          <w:szCs w:val="19"/>
-        </w:rPr>
-        <w:t xml:space="preserve">                                        |  - VietQR API (api.vietqr.io - Danh mục Ngân hàng|</w:t>
-      </w:r>
-    </w:p>
-    <w:p>
-      <w:pPr>
-        <w:shd w:fill="F8FAFC" w:val="clear"/>
-        <w:spacing w:after="10" w:before="10"/>
-      </w:pPr>
-      <w:r>
-        <w:rPr>
-          <w:rFonts w:ascii="Consolas" w:cs="Consolas" w:eastAsia="Consolas" w:hAnsi="Consolas"/>
-          <w:color w:val="0F172A"/>
-          <w:sz w:val="19"/>
-          <w:szCs w:val="19"/>
-        </w:rPr>
-        <w:t xml:space="preserve">                                        |  - AWS S3 / MinIO (Lưu trữ chứng từ sao kê PDF) |</w:t>
-      </w:r>
-    </w:p>
-    <w:p>
-      <w:pPr>
-        <w:shd w:fill="F8FAFC" w:val="clear"/>
-        <w:spacing w:after="10" w:before="10"/>
-      </w:pPr>
-      <w:r>
-        <w:rPr>
-          <w:rFonts w:ascii="Consolas" w:cs="Consolas" w:eastAsia="Consolas" w:hAnsi="Consolas"/>
-          <w:color w:val="0F172A"/>
-          <w:sz w:val="19"/>
-          <w:szCs w:val="19"/>
-        </w:rPr>
-        <w:t xml:space="preserve">                                        +-------------------------------------------------+</w:t>
+          <w:sz w:val="18"/>
+          <w:szCs w:val="18"/>
+        </w:rPr>
+        <w:t xml:space="preserve">|                            NETWORK, REALTIME &amp; SECURITY LAYER                           |</w:t>
+      </w:r>
+    </w:p>
+    <w:p>
+      <w:pPr>
+        <w:shd w:fill="F8FAFC" w:val="clear"/>
+        <w:spacing w:after="10" w:before="10"/>
+      </w:pPr>
+      <w:r>
+        <w:rPr>
+          <w:rFonts w:ascii="Consolas" w:cs="Consolas" w:eastAsia="Consolas" w:hAnsi="Consolas"/>
+          <w:color w:val="0F172A"/>
+          <w:sz w:val="18"/>
+          <w:szCs w:val="18"/>
+        </w:rPr>
+        <w:t xml:space="preserve">|  - HTTP Engine: Axios Instance with Auth Interceptors, Auto-Refresh Queue, Idempotency  |</w:t>
+      </w:r>
+    </w:p>
+    <w:p>
+      <w:pPr>
+        <w:shd w:fill="F8FAFC" w:val="clear"/>
+        <w:spacing w:after="10" w:before="10"/>
+      </w:pPr>
+      <w:r>
+        <w:rPr>
+          <w:rFonts w:ascii="Consolas" w:cs="Consolas" w:eastAsia="Consolas" w:hAnsi="Consolas"/>
+          <w:color w:val="0F172A"/>
+          <w:sz w:val="18"/>
+          <w:szCs w:val="18"/>
+        </w:rPr>
+        <w:t xml:space="preserve">|  - Realtime WebSocket: @stomp/stompjs over Native WebSocket (/topic/users/{id})        |</w:t>
+      </w:r>
+    </w:p>
+    <w:p>
+      <w:pPr>
+        <w:shd w:fill="F8FAFC" w:val="clear"/>
+        <w:spacing w:after="10" w:before="10"/>
+      </w:pPr>
+      <w:r>
+        <w:rPr>
+          <w:rFonts w:ascii="Consolas" w:cs="Consolas" w:eastAsia="Consolas" w:hAnsi="Consolas"/>
+          <w:color w:val="0F172A"/>
+          <w:sz w:val="18"/>
+          <w:szCs w:val="18"/>
+        </w:rPr>
+        <w:t xml:space="preserve">|  - Push Notifications: @react-native-firebase/messaging (FCM Headless Background Task)  |</w:t>
+      </w:r>
+    </w:p>
+    <w:p>
+      <w:pPr>
+        <w:shd w:fill="F8FAFC" w:val="clear"/>
+        <w:spacing w:after="10" w:before="10"/>
+      </w:pPr>
+      <w:r>
+        <w:rPr>
+          <w:rFonts w:ascii="Consolas" w:cs="Consolas" w:eastAsia="Consolas" w:hAnsi="Consolas"/>
+          <w:color w:val="0F172A"/>
+          <w:sz w:val="18"/>
+          <w:szCs w:val="18"/>
+        </w:rPr>
+        <w:t xml:space="preserve">|  - Hardware Security: react-native-keychain (iOS Keychain &amp; Android Keystore)          |</w:t>
+      </w:r>
+    </w:p>
+    <w:p>
+      <w:pPr>
+        <w:shd w:fill="F8FAFC" w:val="clear"/>
+        <w:spacing w:after="10" w:before="10"/>
+      </w:pPr>
+      <w:r>
+        <w:rPr>
+          <w:rFonts w:ascii="Consolas" w:cs="Consolas" w:eastAsia="Consolas" w:hAnsi="Consolas"/>
+          <w:color w:val="0F172A"/>
+          <w:sz w:val="18"/>
+          <w:szCs w:val="18"/>
+        </w:rPr>
+        <w:t xml:space="preserve">|  - Biometrics: react-native-biometrics (FaceID / TouchID / Cryptographic Key Signing)   |</w:t>
+      </w:r>
+    </w:p>
+    <w:p>
+      <w:pPr>
+        <w:shd w:fill="F8FAFC" w:val="clear"/>
+        <w:spacing w:after="10" w:before="10"/>
+      </w:pPr>
+      <w:r>
+        <w:rPr>
+          <w:rFonts w:ascii="Consolas" w:cs="Consolas" w:eastAsia="Consolas" w:hAnsi="Consolas"/>
+          <w:color w:val="0F172A"/>
+          <w:sz w:val="18"/>
+          <w:szCs w:val="18"/>
+        </w:rPr>
+        <w:t xml:space="preserve">|  - VietQR Engine: react-native-vision-camera + @react-native-ml-kit/barcode-scanning     |</w:t>
+      </w:r>
+    </w:p>
+    <w:p>
+      <w:pPr>
+        <w:shd w:fill="F8FAFC" w:val="clear"/>
+        <w:spacing w:after="10" w:before="10"/>
+      </w:pPr>
+      <w:r>
+        <w:rPr>
+          <w:rFonts w:ascii="Consolas" w:cs="Consolas" w:eastAsia="Consolas" w:hAnsi="Consolas"/>
+          <w:color w:val="0F172A"/>
+          <w:sz w:val="18"/>
+          <w:szCs w:val="18"/>
+        </w:rPr>
+        <w:t xml:space="preserve">|  - Anti-Tampering: react-native-device-info + jail-monkey (Jailbreak / Root Detection) |</w:t>
+      </w:r>
+    </w:p>
+    <w:p>
+      <w:pPr>
+        <w:shd w:fill="F8FAFC" w:val="clear"/>
+        <w:spacing w:after="10" w:before="10"/>
+      </w:pPr>
+      <w:r>
+        <w:rPr>
+          <w:rFonts w:ascii="Consolas" w:cs="Consolas" w:eastAsia="Consolas" w:hAnsi="Consolas"/>
+          <w:color w:val="0F172A"/>
+          <w:sz w:val="18"/>
+          <w:szCs w:val="18"/>
+        </w:rPr>
+        <w:t xml:space="preserve">+-----------------------------------------------------------------------------------------+</w:t>
       </w:r>
     </w:p>
     <w:p>
@@ -7932,7 +8373,593 @@
           <w:sz w:val="28"/>
           <w:szCs w:val="28"/>
         </w:rPr>
-        <w:t xml:space="preserve">6.2. Sơ đồ Cấu trúc Điều hướng và Phân cấp Màn hình Frontend (Navigation Hierarchy)</w:t>
+        <w:t xml:space="preserve">6.1. Nền tảng Cốt lõi (Core Framework)</w:t>
+      </w:r>
+    </w:p>
+    <w:p>
+      <w:pPr>
+        <w:pStyle w:val="ListParagraph"/>
+        <w:numPr>
+          <w:ilvl w:val="0"/>
+          <w:numId w:val="1"/>
+        </w:numPr>
+        <w:spacing w:after="40" w:before="40"/>
+      </w:pPr>
+      <w:r>
+        <w:rPr>
+          <w:rFonts w:ascii="Times New Roman" w:cs="Times New Roman" w:eastAsia="Times New Roman" w:hAnsi="Times New Roman"/>
+          <w:b/>
+          <w:bCs/>
+          <w:color w:val="1E293B"/>
+          <w:sz w:val="26"/>
+          <w:szCs w:val="26"/>
+        </w:rPr>
+        <w:t xml:space="preserve">React Native (v0.81+) + TypeScript Strict Mode</w:t>
+      </w:r>
+      <w:r>
+        <w:rPr>
+          <w:rFonts w:ascii="Times New Roman" w:cs="Times New Roman" w:eastAsia="Times New Roman" w:hAnsi="Times New Roman"/>
+          <w:color w:val="1E293B"/>
+          <w:sz w:val="26"/>
+          <w:szCs w:val="26"/>
+        </w:rPr>
+        <w:t xml:space="preserve">: Kích hoạt kiến trúc mới (New Architecture): Sử dụng Fabric Renderer (C++ UI layer) và TurboModules thông qua JSI (JavaScript Interface) để loại bỏ hoàn toàn hiện tượng nghẽn cổ chai (Bridge bottleneck) của React Native thế hệ cũ. Đảm bảo hiển thị 60-120fps mượt mà kể cả khi render các danh sách lịch sử giao dịch lớn hoặc biểu đồ số dư động.</w:t>
+      </w:r>
+    </w:p>
+    <w:p>
+      <w:pPr>
+        <w:pStyle w:val="Heading2"/>
+        <w:spacing w:after="120" w:before="240"/>
+      </w:pPr>
+      <w:r>
+        <w:rPr>
+          <w:rFonts w:ascii="Times New Roman" w:cs="Times New Roman" w:eastAsia="Times New Roman" w:hAnsi="Times New Roman"/>
+          <w:b/>
+          <w:bCs/>
+          <w:color w:val="D2519D"/>
+          <w:sz w:val="28"/>
+          <w:szCs w:val="28"/>
+        </w:rPr>
+        <w:t xml:space="preserve">6.2. Quản lý Trạng thái &amp; Đồng bộ Server Cache (State Management)</w:t>
+      </w:r>
+    </w:p>
+    <w:p>
+      <w:pPr>
+        <w:pStyle w:val="ListParagraph"/>
+        <w:numPr>
+          <w:ilvl w:val="0"/>
+          <w:numId w:val="1"/>
+        </w:numPr>
+        <w:spacing w:after="40" w:before="40"/>
+      </w:pPr>
+      <w:r>
+        <w:rPr>
+          <w:rFonts w:ascii="Times New Roman" w:cs="Times New Roman" w:eastAsia="Times New Roman" w:hAnsi="Times New Roman"/>
+          <w:b/>
+          <w:bCs/>
+          <w:color w:val="1E293B"/>
+          <w:sz w:val="26"/>
+          <w:szCs w:val="26"/>
+        </w:rPr>
+        <w:t xml:space="preserve">Server State &amp; Caching — TanStack Query v5</w:t>
+      </w:r>
+      <w:r>
+        <w:rPr>
+          <w:rFonts w:ascii="Times New Roman" w:cs="Times New Roman" w:eastAsia="Times New Roman" w:hAnsi="Times New Roman"/>
+          <w:color w:val="1E293B"/>
+          <w:sz w:val="26"/>
+          <w:szCs w:val="26"/>
+        </w:rPr>
+        <w:t xml:space="preserve">: Quản lý vòng đời dữ liệu API (wallets, transactions, notifications, beneficiaries). Hỗ trợ Optimistic Updates: Khi bấm chuyển tiền, số dư tài khoản trên UI được trừ tức thì để mang lại cảm giác phản hồi 0ms; nếu server trả lỗi sẽ tự động rollback. Cơ chế Stale-While-Revalidate tự động đồng bộ số dư mỗi khi user mở lại app hoặc nhận thông báo WebSocket.</w:t>
+      </w:r>
+    </w:p>
+    <w:p>
+      <w:pPr>
+        <w:pStyle w:val="ListParagraph"/>
+        <w:numPr>
+          <w:ilvl w:val="0"/>
+          <w:numId w:val="1"/>
+        </w:numPr>
+        <w:spacing w:after="40" w:before="40"/>
+      </w:pPr>
+      <w:r>
+        <w:rPr>
+          <w:rFonts w:ascii="Times New Roman" w:cs="Times New Roman" w:eastAsia="Times New Roman" w:hAnsi="Times New Roman"/>
+          <w:b/>
+          <w:bCs/>
+          <w:color w:val="1E293B"/>
+          <w:sz w:val="26"/>
+          <w:szCs w:val="26"/>
+        </w:rPr>
+        <w:t xml:space="preserve">Client State — AppContext &amp; ThemeContext</w:t>
+      </w:r>
+      <w:r>
+        <w:rPr>
+          <w:rFonts w:ascii="Times New Roman" w:cs="Times New Roman" w:eastAsia="Times New Roman" w:hAnsi="Times New Roman"/>
+          <w:color w:val="1E293B"/>
+          <w:sz w:val="26"/>
+          <w:szCs w:val="26"/>
+        </w:rPr>
+        <w:t xml:space="preserve">: Nhẹ, tối ưu re-render, lưu trữ trạng thái người dùng tạm thời, cấu hình theme, trạng thái che/hiện số dư bảo mật.</w:t>
+      </w:r>
+    </w:p>
+    <w:p>
+      <w:pPr>
+        <w:pStyle w:val="ListParagraph"/>
+        <w:numPr>
+          <w:ilvl w:val="0"/>
+          <w:numId w:val="1"/>
+        </w:numPr>
+        <w:spacing w:after="40" w:before="40"/>
+      </w:pPr>
+      <w:r>
+        <w:rPr>
+          <w:rFonts w:ascii="Times New Roman" w:cs="Times New Roman" w:eastAsia="Times New Roman" w:hAnsi="Times New Roman"/>
+          <w:b/>
+          <w:bCs/>
+          <w:color w:val="1E293B"/>
+          <w:sz w:val="26"/>
+          <w:szCs w:val="26"/>
+        </w:rPr>
+        <w:t xml:space="preserve">Lưu trữ cục bộ siêu tốc — react-native-mmkv &amp; SecureStore</w:t>
+      </w:r>
+      <w:r>
+        <w:rPr>
+          <w:rFonts w:ascii="Times New Roman" w:cs="Times New Roman" w:eastAsia="Times New Roman" w:hAnsi="Times New Roman"/>
+          <w:color w:val="1E293B"/>
+          <w:sz w:val="26"/>
+          <w:szCs w:val="26"/>
+        </w:rPr>
+        <w:t xml:space="preserve">: Nhanh gấp 30 lần so với AsyncStorage truyền thống nhờ việc đọc/ghi trực tiếp vào bộ nhớ qua C++ JSI, kết hợp SecureStore mã hóa phần cứng.</w:t>
+      </w:r>
+    </w:p>
+    <w:p>
+      <w:pPr>
+        <w:pStyle w:val="Heading2"/>
+        <w:spacing w:after="120" w:before="240"/>
+      </w:pPr>
+      <w:r>
+        <w:rPr>
+          <w:rFonts w:ascii="Times New Roman" w:cs="Times New Roman" w:eastAsia="Times New Roman" w:hAnsi="Times New Roman"/>
+          <w:b/>
+          <w:bCs/>
+          <w:color w:val="D2519D"/>
+          <w:sz w:val="28"/>
+          <w:szCs w:val="28"/>
+        </w:rPr>
+        <w:t xml:space="preserve">6.3. Tầng Mạng &amp; Kết nối Realtime (Network &amp; Realtime Engine)</w:t>
+      </w:r>
+    </w:p>
+    <w:p>
+      <w:pPr>
+        <w:pStyle w:val="ListParagraph"/>
+        <w:numPr>
+          <w:ilvl w:val="0"/>
+          <w:numId w:val="1"/>
+        </w:numPr>
+        <w:spacing w:after="40" w:before="40"/>
+      </w:pPr>
+      <w:r>
+        <w:rPr>
+          <w:rFonts w:ascii="Times New Roman" w:cs="Times New Roman" w:eastAsia="Times New Roman" w:hAnsi="Times New Roman"/>
+          <w:b/>
+          <w:bCs/>
+          <w:color w:val="1E293B"/>
+          <w:sz w:val="26"/>
+          <w:szCs w:val="26"/>
+        </w:rPr>
+        <w:t xml:space="preserve">HTTP Client — Axios với Interceptors tự động</w:t>
+      </w:r>
+      <w:r>
+        <w:rPr>
+          <w:rFonts w:ascii="Times New Roman" w:cs="Times New Roman" w:eastAsia="Times New Roman" w:hAnsi="Times New Roman"/>
+          <w:color w:val="1E293B"/>
+          <w:sz w:val="26"/>
+          <w:szCs w:val="26"/>
+        </w:rPr>
+        <w:t xml:space="preserve">: Tự động gắn Header Authorization: Bearer {accessToken}; Tự động sinh chuỗi UUID RFC4122 gắn vào header Idempotency-Key cho mọi thao tác làm thay đổi số dư, ngăn chặn giao dịch bị lặp khi lag mạng; Cơ chế Silent Refresh Token Mutex bắt lỗi 401, tạm dừng hàng đợi request, tự động làm mới token ngầm và replay lại toàn bộ request trong suốt với người dùng.</w:t>
+      </w:r>
+    </w:p>
+    <w:p>
+      <w:pPr>
+        <w:pStyle w:val="ListParagraph"/>
+        <w:numPr>
+          <w:ilvl w:val="0"/>
+          <w:numId w:val="1"/>
+        </w:numPr>
+        <w:spacing w:after="40" w:before="40"/>
+      </w:pPr>
+      <w:r>
+        <w:rPr>
+          <w:rFonts w:ascii="Times New Roman" w:cs="Times New Roman" w:eastAsia="Times New Roman" w:hAnsi="Times New Roman"/>
+          <w:b/>
+          <w:bCs/>
+          <w:color w:val="1E293B"/>
+          <w:sz w:val="26"/>
+          <w:szCs w:val="26"/>
+        </w:rPr>
+        <w:t xml:space="preserve">Realtime WebSocket — @stomp/stompjs</w:t>
+      </w:r>
+      <w:r>
+        <w:rPr>
+          <w:rFonts w:ascii="Times New Roman" w:cs="Times New Roman" w:eastAsia="Times New Roman" w:hAnsi="Times New Roman"/>
+          <w:color w:val="1E293B"/>
+          <w:sz w:val="26"/>
+          <w:szCs w:val="26"/>
+        </w:rPr>
+        <w:t xml:space="preserve">: Kết nối trực tiếp đến endpoint ws://localhost:8080/ws-native (native WebSocket) hoặc qua SockJS, lắng nghe sự kiện biến động số dư tức thì trên topic /topic/users/{id}/notifications kèm Heartbeat 10s/10s và Exponential Backoff.</w:t>
+      </w:r>
+    </w:p>
+    <w:p>
+      <w:pPr>
+        <w:pStyle w:val="Heading2"/>
+        <w:spacing w:after="120" w:before="240"/>
+      </w:pPr>
+      <w:r>
+        <w:rPr>
+          <w:rFonts w:ascii="Times New Roman" w:cs="Times New Roman" w:eastAsia="Times New Roman" w:hAnsi="Times New Roman"/>
+          <w:b/>
+          <w:bCs/>
+          <w:color w:val="D2519D"/>
+          <w:sz w:val="28"/>
+          <w:szCs w:val="28"/>
+        </w:rPr>
+        <w:t xml:space="preserve">6.4. Động cơ Thông báo đẩy (FCM Push Notification Engine)</w:t>
+      </w:r>
+    </w:p>
+    <w:p>
+      <w:pPr>
+        <w:pStyle w:val="ListParagraph"/>
+        <w:numPr>
+          <w:ilvl w:val="0"/>
+          <w:numId w:val="1"/>
+        </w:numPr>
+        <w:spacing w:after="40" w:before="40"/>
+      </w:pPr>
+      <w:r>
+        <w:rPr>
+          <w:rFonts w:ascii="Times New Roman" w:cs="Times New Roman" w:eastAsia="Times New Roman" w:hAnsi="Times New Roman"/>
+          <w:b/>
+          <w:bCs/>
+          <w:color w:val="1E293B"/>
+          <w:sz w:val="26"/>
+          <w:szCs w:val="26"/>
+        </w:rPr>
+        <w:t xml:space="preserve">Xử lý toàn diện 3 vòng đời thiết bị</w:t>
+      </w:r>
+      <w:r>
+        <w:rPr>
+          <w:rFonts w:ascii="Times New Roman" w:cs="Times New Roman" w:eastAsia="Times New Roman" w:hAnsi="Times New Roman"/>
+          <w:color w:val="1E293B"/>
+          <w:sz w:val="26"/>
+          <w:szCs w:val="26"/>
+        </w:rPr>
+        <w:t xml:space="preserve">: 1. Foreground (App đang mở): Bắt sự kiện onMessage(), kích hoạt banner in-app kèm âm thanh rung haptic; 2. Background (App chạy ngầm): Đăng ký setBackgroundMessageHandler(), OS tự render popup thông báo theo trường notification do Backend gửi; 3. Killed State (App bị đóng hoàn toàn): Đọc dữ liệu getInitialNotification() khi người dùng nhấn vào banner trên màn hình khóa, phân tích data để tự động deep-link thẳng đến màn hình Chi tiết giao dịch.</w:t>
+      </w:r>
+    </w:p>
+    <w:p>
+      <w:pPr>
+        <w:pStyle w:val="Heading2"/>
+        <w:spacing w:after="120" w:before="240"/>
+      </w:pPr>
+      <w:r>
+        <w:rPr>
+          <w:rFonts w:ascii="Times New Roman" w:cs="Times New Roman" w:eastAsia="Times New Roman" w:hAnsi="Times New Roman"/>
+          <w:b/>
+          <w:bCs/>
+          <w:color w:val="D2519D"/>
+          <w:sz w:val="28"/>
+          <w:szCs w:val="28"/>
+        </w:rPr>
+        <w:t xml:space="preserve">6.5. An ninh &amp; Bảo mật Thiết bị Di động (Fintech Security &amp; Biometrics)</w:t>
+      </w:r>
+    </w:p>
+    <w:p>
+      <w:pPr>
+        <w:pStyle w:val="ListParagraph"/>
+        <w:numPr>
+          <w:ilvl w:val="0"/>
+          <w:numId w:val="1"/>
+        </w:numPr>
+        <w:spacing w:after="40" w:before="40"/>
+      </w:pPr>
+      <w:r>
+        <w:rPr>
+          <w:rFonts w:ascii="Times New Roman" w:cs="Times New Roman" w:eastAsia="Times New Roman" w:hAnsi="Times New Roman"/>
+          <w:b/>
+          <w:bCs/>
+          <w:color w:val="1E293B"/>
+          <w:sz w:val="26"/>
+          <w:szCs w:val="26"/>
+        </w:rPr>
+        <w:t xml:space="preserve">Phần cứng bảo mật — react-native-keychain / SecureStore</w:t>
+      </w:r>
+      <w:r>
+        <w:rPr>
+          <w:rFonts w:ascii="Times New Roman" w:cs="Times New Roman" w:eastAsia="Times New Roman" w:hAnsi="Times New Roman"/>
+          <w:color w:val="1E293B"/>
+          <w:sz w:val="26"/>
+          <w:szCs w:val="26"/>
+        </w:rPr>
+        <w:t xml:space="preserve">: Lưu trữ accessToken, refreshToken và khóa bí mật sinh trắc học bên trong iOS Keychain (Secure Enclave) và Android Keystore (Hardware-backed TEE). Không bao giờ lưu token thô.</w:t>
+      </w:r>
+    </w:p>
+    <w:p>
+      <w:pPr>
+        <w:pStyle w:val="ListParagraph"/>
+        <w:numPr>
+          <w:ilvl w:val="0"/>
+          <w:numId w:val="1"/>
+        </w:numPr>
+        <w:spacing w:after="40" w:before="40"/>
+      </w:pPr>
+      <w:r>
+        <w:rPr>
+          <w:rFonts w:ascii="Times New Roman" w:cs="Times New Roman" w:eastAsia="Times New Roman" w:hAnsi="Times New Roman"/>
+          <w:b/>
+          <w:bCs/>
+          <w:color w:val="1E293B"/>
+          <w:sz w:val="26"/>
+          <w:szCs w:val="26"/>
+        </w:rPr>
+        <w:t xml:space="preserve">Xác thực Sinh trắc học — react-native-biometrics</w:t>
+      </w:r>
+      <w:r>
+        <w:rPr>
+          <w:rFonts w:ascii="Times New Roman" w:cs="Times New Roman" w:eastAsia="Times New Roman" w:hAnsi="Times New Roman"/>
+          <w:color w:val="1E293B"/>
+          <w:sz w:val="26"/>
+          <w:szCs w:val="26"/>
+        </w:rPr>
+        <w:t xml:space="preserve">: Hỗ trợ FaceID / TouchID và Fingerprint / Face Unlock. Ký chuỗi challenge bằng private key phần cứng và gửi lên /api/v1/security/biometric/verify để đổi lấy pinToken ngắn hạn (120 giây) thực hiện rút tiền an toàn.</w:t>
+      </w:r>
+    </w:p>
+    <w:p>
+      <w:pPr>
+        <w:pStyle w:val="ListParagraph"/>
+        <w:numPr>
+          <w:ilvl w:val="0"/>
+          <w:numId w:val="1"/>
+        </w:numPr>
+        <w:spacing w:after="40" w:before="40"/>
+      </w:pPr>
+      <w:r>
+        <w:rPr>
+          <w:rFonts w:ascii="Times New Roman" w:cs="Times New Roman" w:eastAsia="Times New Roman" w:hAnsi="Times New Roman"/>
+          <w:b/>
+          <w:bCs/>
+          <w:color w:val="1E293B"/>
+          <w:sz w:val="26"/>
+          <w:szCs w:val="26"/>
+        </w:rPr>
+        <w:t xml:space="preserve">Chống chụp &amp; quay màn hình (FLAG_SECURE)</w:t>
+      </w:r>
+      <w:r>
+        <w:rPr>
+          <w:rFonts w:ascii="Times New Roman" w:cs="Times New Roman" w:eastAsia="Times New Roman" w:hAnsi="Times New Roman"/>
+          <w:color w:val="1E293B"/>
+          <w:sz w:val="26"/>
+          <w:szCs w:val="26"/>
+        </w:rPr>
+        <w:t xml:space="preserve">: Kích hoạt cờ FLAG_SECURE trên Android chặn chụp/quay màn hình; hiển thị lớp phủ Blur Overlay trên iOS khi vào App Switcher che giấu số dư.</w:t>
+      </w:r>
+    </w:p>
+    <w:p>
+      <w:pPr>
+        <w:pStyle w:val="ListParagraph"/>
+        <w:numPr>
+          <w:ilvl w:val="0"/>
+          <w:numId w:val="1"/>
+        </w:numPr>
+        <w:spacing w:after="40" w:before="40"/>
+      </w:pPr>
+      <w:r>
+        <w:rPr>
+          <w:rFonts w:ascii="Times New Roman" w:cs="Times New Roman" w:eastAsia="Times New Roman" w:hAnsi="Times New Roman"/>
+          <w:b/>
+          <w:bCs/>
+          <w:color w:val="1E293B"/>
+          <w:sz w:val="26"/>
+          <w:szCs w:val="26"/>
+        </w:rPr>
+        <w:t xml:space="preserve">Phát hiện thiết bị can thiệp (Root / Jailbreak Detection)</w:t>
+      </w:r>
+      <w:r>
+        <w:rPr>
+          <w:rFonts w:ascii="Times New Roman" w:cs="Times New Roman" w:eastAsia="Times New Roman" w:hAnsi="Times New Roman"/>
+          <w:color w:val="1E293B"/>
+          <w:sz w:val="26"/>
+          <w:szCs w:val="26"/>
+        </w:rPr>
+        <w:t xml:space="preserve">: Kiểm tra tính toàn vẹn OS qua jail-monkey, từ chối khởi động nếu phát hiện môi trường debug/hooking.</w:t>
+      </w:r>
+    </w:p>
+    <w:p>
+      <w:pPr>
+        <w:pStyle w:val="Heading2"/>
+        <w:spacing w:after="120" w:before="240"/>
+      </w:pPr>
+      <w:r>
+        <w:rPr>
+          <w:rFonts w:ascii="Times New Roman" w:cs="Times New Roman" w:eastAsia="Times New Roman" w:hAnsi="Times New Roman"/>
+          <w:b/>
+          <w:bCs/>
+          <w:color w:val="D2519D"/>
+          <w:sz w:val="28"/>
+          <w:szCs w:val="28"/>
+        </w:rPr>
+        <w:t xml:space="preserve">6.6. Quét mã VietQR &amp; Camera eKYC</w:t>
+      </w:r>
+    </w:p>
+    <w:p>
+      <w:pPr>
+        <w:pStyle w:val="ListParagraph"/>
+        <w:numPr>
+          <w:ilvl w:val="0"/>
+          <w:numId w:val="1"/>
+        </w:numPr>
+        <w:spacing w:after="40" w:before="40"/>
+      </w:pPr>
+      <w:r>
+        <w:rPr>
+          <w:rFonts w:ascii="Times New Roman" w:cs="Times New Roman" w:eastAsia="Times New Roman" w:hAnsi="Times New Roman"/>
+          <w:b/>
+          <w:bCs/>
+          <w:color w:val="1E293B"/>
+          <w:sz w:val="26"/>
+          <w:szCs w:val="26"/>
+        </w:rPr>
+        <w:t xml:space="preserve">Quét mã siêu tốc — react-native-vision-camera</w:t>
+      </w:r>
+      <w:r>
+        <w:rPr>
+          <w:rFonts w:ascii="Times New Roman" w:cs="Times New Roman" w:eastAsia="Times New Roman" w:hAnsi="Times New Roman"/>
+          <w:color w:val="1E293B"/>
+          <w:sz w:val="26"/>
+          <w:szCs w:val="26"/>
+        </w:rPr>
+        <w:t xml:space="preserve">: Sử dụng CameraX (Android) và AVFoundation (iOS) tốc độ quét 60fps kết hợp @react-native-ml-kit/barcode-scanning bóc tách mã VietQR chuẩn EMVCo tự động điền form chuyển tiền.</w:t>
+      </w:r>
+    </w:p>
+    <w:p>
+      <w:pPr>
+        <w:pStyle w:val="ListParagraph"/>
+        <w:numPr>
+          <w:ilvl w:val="0"/>
+          <w:numId w:val="1"/>
+        </w:numPr>
+        <w:spacing w:after="40" w:before="40"/>
+      </w:pPr>
+      <w:r>
+        <w:rPr>
+          <w:rFonts w:ascii="Times New Roman" w:cs="Times New Roman" w:eastAsia="Times New Roman" w:hAnsi="Times New Roman"/>
+          <w:b/>
+          <w:bCs/>
+          <w:color w:val="1E293B"/>
+          <w:sz w:val="26"/>
+          <w:szCs w:val="26"/>
+        </w:rPr>
+        <w:t xml:space="preserve">eKYC định danh điện tử</w:t>
+      </w:r>
+      <w:r>
+        <w:rPr>
+          <w:rFonts w:ascii="Times New Roman" w:cs="Times New Roman" w:eastAsia="Times New Roman" w:hAnsi="Times New Roman"/>
+          <w:color w:val="1E293B"/>
+          <w:sz w:val="26"/>
+          <w:szCs w:val="26"/>
+        </w:rPr>
+        <w:t xml:space="preserve">: Chụp ảnh chân dung và CCCD 2 mặt, tự động nén tối ưu dưới 800KB trước khi upload multipart lên Backend.</w:t>
+      </w:r>
+    </w:p>
+    <w:p>
+      <w:pPr>
+        <w:pStyle w:val="Heading2"/>
+        <w:spacing w:after="120" w:before="240"/>
+      </w:pPr>
+      <w:r>
+        <w:rPr>
+          <w:rFonts w:ascii="Times New Roman" w:cs="Times New Roman" w:eastAsia="Times New Roman" w:hAnsi="Times New Roman"/>
+          <w:b/>
+          <w:bCs/>
+          <w:color w:val="D2519D"/>
+          <w:sz w:val="28"/>
+          <w:szCs w:val="28"/>
+        </w:rPr>
+        <w:t xml:space="preserve">6.7. Trải nghiệm Giao diện &amp; Chế độ Tối (UI/UX &amp; Dark Mode)</w:t>
+      </w:r>
+    </w:p>
+    <w:p>
+      <w:pPr>
+        <w:pStyle w:val="ListParagraph"/>
+        <w:numPr>
+          <w:ilvl w:val="0"/>
+          <w:numId w:val="1"/>
+        </w:numPr>
+        <w:spacing w:after="40" w:before="40"/>
+      </w:pPr>
+      <w:r>
+        <w:rPr>
+          <w:rFonts w:ascii="Times New Roman" w:cs="Times New Roman" w:eastAsia="Times New Roman" w:hAnsi="Times New Roman"/>
+          <w:b/>
+          <w:bCs/>
+          <w:color w:val="1E293B"/>
+          <w:sz w:val="26"/>
+          <w:szCs w:val="26"/>
+        </w:rPr>
+        <w:t xml:space="preserve">Hiệu ứng Reanimated v3</w:t>
+      </w:r>
+      <w:r>
+        <w:rPr>
+          <w:rFonts w:ascii="Times New Roman" w:cs="Times New Roman" w:eastAsia="Times New Roman" w:hAnsi="Times New Roman"/>
+          <w:color w:val="1E293B"/>
+          <w:sz w:val="26"/>
+          <w:szCs w:val="26"/>
+        </w:rPr>
+        <w:t xml:space="preserve">: Tính toán hoạt ảnh hoàn toàn trên UI Thread: Chuông rung vật lý damped wiggle, viền 7 màu động, phản hồi xúc giác haptic feedback.</w:t>
+      </w:r>
+    </w:p>
+    <w:p>
+      <w:pPr>
+        <w:pStyle w:val="ListParagraph"/>
+        <w:numPr>
+          <w:ilvl w:val="0"/>
+          <w:numId w:val="1"/>
+        </w:numPr>
+        <w:spacing w:after="40" w:before="40"/>
+      </w:pPr>
+      <w:r>
+        <w:rPr>
+          <w:rFonts w:ascii="Times New Roman" w:cs="Times New Roman" w:eastAsia="Times New Roman" w:hAnsi="Times New Roman"/>
+          <w:b/>
+          <w:bCs/>
+          <w:color w:val="1E293B"/>
+          <w:sz w:val="26"/>
+          <w:szCs w:val="26"/>
+        </w:rPr>
+        <w:t xml:space="preserve">Bảng màu Theme Chế độ Tối</w:t>
+      </w:r>
+      <w:r>
+        <w:rPr>
+          <w:rFonts w:ascii="Times New Roman" w:cs="Times New Roman" w:eastAsia="Times New Roman" w:hAnsi="Times New Roman"/>
+          <w:color w:val="1E293B"/>
+          <w:sz w:val="26"/>
+          <w:szCs w:val="26"/>
+        </w:rPr>
+        <w:t xml:space="preserve">: Hệ thống token tại theme.ts chuyển đổi tức thì giữa Light Mode (#700F43) và Dark Mode (#F472B6, nền #0B1329) bảo vệ thị lực ban đêm.</w:t>
+      </w:r>
+    </w:p>
+    <w:p>
+      <w:pPr>
+        <w:pStyle w:val="Heading1"/>
+        <w:spacing w:after="160" w:before="320"/>
+      </w:pPr>
+      <w:r>
+        <w:rPr>
+          <w:rFonts w:ascii="Times New Roman" w:cs="Times New Roman" w:eastAsia="Times New Roman" w:hAnsi="Times New Roman"/>
+          <w:b/>
+          <w:bCs/>
+          <w:color w:val="700F43"/>
+          <w:sz w:val="32"/>
+          <w:szCs w:val="32"/>
+        </w:rPr>
+        <w:t xml:space="preserve">PHẦN 7: BỘ SƠ ĐỒ KIẾN TRÚC TOÀN DIỆN VÀ CÁC SƠ ĐỒ LUỒNG DỮ LIỆU CHI TIẾT</w:t>
+      </w:r>
+    </w:p>
+    <w:p>
+      <w:pPr>
+        <w:pStyle w:val="Heading2"/>
+        <w:spacing w:after="120" w:before="240"/>
+      </w:pPr>
+      <w:r>
+        <w:rPr>
+          <w:rFonts w:ascii="Times New Roman" w:cs="Times New Roman" w:eastAsia="Times New Roman" w:hAnsi="Times New Roman"/>
+          <w:b/>
+          <w:bCs/>
+          <w:color w:val="D2519D"/>
+          <w:sz w:val="28"/>
+          <w:szCs w:val="28"/>
+        </w:rPr>
+        <w:t xml:space="preserve">7.1. Sơ đồ Kiến trúc Toàn diện End-to-End (Mobile FE - Spring Boot BE - Storage - Cloud)</w:t>
       </w:r>
     </w:p>
     <w:p>
@@ -7951,35 +8978,290 @@
           <w:sz w:val="24"/>
           <w:szCs w:val="24"/>
         </w:rPr>
-        <w:t xml:space="preserve">Sơ đồ 6.2: Cây Phân cấp Điều hướng Màn hình Frontend</w:t>
-      </w:r>
-    </w:p>
-    <w:p>
-      <w:pPr>
-        <w:shd w:fill="F8FAFC" w:val="clear"/>
-        <w:spacing w:after="10" w:before="10"/>
-      </w:pPr>
-      <w:r>
-        <w:rPr>
-          <w:rFonts w:ascii="Consolas" w:cs="Consolas" w:eastAsia="Consolas" w:hAnsi="Consolas"/>
-          <w:color w:val="0F172A"/>
-          <w:sz w:val="19"/>
-          <w:szCs w:val="19"/>
-        </w:rPr>
-        <w:t xml:space="preserve">[NavigationContainer]</w:t>
-      </w:r>
-    </w:p>
-    <w:p>
-      <w:pPr>
-        <w:shd w:fill="F8FAFC" w:val="clear"/>
-        <w:spacing w:after="10" w:before="10"/>
-      </w:pPr>
-      <w:r>
-        <w:rPr>
-          <w:rFonts w:ascii="Consolas" w:cs="Consolas" w:eastAsia="Consolas" w:hAnsi="Consolas"/>
-          <w:color w:val="0F172A"/>
-          <w:sz w:val="19"/>
-          <w:szCs w:val="19"/>
+        <w:t xml:space="preserve">Sơ đồ 7.1: Kiến trúc Tổng thể Hệ thống End-to-End Sen Hồng Bank</w:t>
+      </w:r>
+    </w:p>
+    <w:p>
+      <w:pPr>
+        <w:shd w:fill="F8FAFC" w:val="clear"/>
+        <w:spacing w:after="10" w:before="10"/>
+      </w:pPr>
+      <w:r>
+        <w:rPr>
+          <w:rFonts w:ascii="Consolas" w:cs="Consolas" w:eastAsia="Consolas" w:hAnsi="Consolas"/>
+          <w:color w:val="0F172A"/>
+          <w:sz w:val="18"/>
+          <w:szCs w:val="18"/>
+        </w:rPr>
+        <w:t xml:space="preserve">+-----------------------------------------------------------------------------------------+</w:t>
+      </w:r>
+    </w:p>
+    <w:p>
+      <w:pPr>
+        <w:shd w:fill="F8FAFC" w:val="clear"/>
+        <w:spacing w:after="10" w:before="10"/>
+      </w:pPr>
+      <w:r>
+        <w:rPr>
+          <w:rFonts w:ascii="Consolas" w:cs="Consolas" w:eastAsia="Consolas" w:hAnsi="Consolas"/>
+          <w:color w:val="0F172A"/>
+          <w:sz w:val="18"/>
+          <w:szCs w:val="18"/>
+        </w:rPr>
+        <w:t xml:space="preserve">|                              TẦNG GIAO DIỆN CLIENT &amp; THIẾT BỊ                            |</w:t>
+      </w:r>
+    </w:p>
+    <w:p>
+      <w:pPr>
+        <w:shd w:fill="F8FAFC" w:val="clear"/>
+        <w:spacing w:after="10" w:before="10"/>
+      </w:pPr>
+      <w:r>
+        <w:rPr>
+          <w:rFonts w:ascii="Consolas" w:cs="Consolas" w:eastAsia="Consolas" w:hAnsi="Consolas"/>
+          <w:color w:val="0F172A"/>
+          <w:sz w:val="18"/>
+          <w:szCs w:val="18"/>
+        </w:rPr>
+        <w:t xml:space="preserve">|  +---------------------------------------+   +---------------------------------------+  |</w:t>
+      </w:r>
+    </w:p>
+    <w:p>
+      <w:pPr>
+        <w:shd w:fill="F8FAFC" w:val="clear"/>
+        <w:spacing w:after="10" w:before="10"/>
+      </w:pPr>
+      <w:r>
+        <w:rPr>
+          <w:rFonts w:ascii="Consolas" w:cs="Consolas" w:eastAsia="Consolas" w:hAnsi="Consolas"/>
+          <w:color w:val="0F172A"/>
+          <w:sz w:val="18"/>
+          <w:szCs w:val="18"/>
+        </w:rPr>
+        <w:t xml:space="preserve">|  |       MOBILE APP (REACT NATIVE)       |   |             WEB PORTAL                |  |</w:t>
+      </w:r>
+    </w:p>
+    <w:p>
+      <w:pPr>
+        <w:shd w:fill="F8FAFC" w:val="clear"/>
+        <w:spacing w:after="10" w:before="10"/>
+      </w:pPr>
+      <w:r>
+        <w:rPr>
+          <w:rFonts w:ascii="Consolas" w:cs="Consolas" w:eastAsia="Consolas" w:hAnsi="Consolas"/>
+          <w:color w:val="0F172A"/>
+          <w:sz w:val="18"/>
+          <w:szCs w:val="18"/>
+        </w:rPr>
+        <w:t xml:space="preserve">|  | - Expo SDK 52 + TypeScript + Reanimated|   | - ReactJS + Tailwind CSS             |  |</w:t>
+      </w:r>
+    </w:p>
+    <w:p>
+      <w:pPr>
+        <w:shd w:fill="F8FAFC" w:val="clear"/>
+        <w:spacing w:after="10" w:before="10"/>
+      </w:pPr>
+      <w:r>
+        <w:rPr>
+          <w:rFonts w:ascii="Consolas" w:cs="Consolas" w:eastAsia="Consolas" w:hAnsi="Consolas"/>
+          <w:color w:val="0F172A"/>
+          <w:sz w:val="18"/>
+          <w:szCs w:val="18"/>
+        </w:rPr>
+        <w:t xml:space="preserve">|  | - Glassmorphism UI + Dark Mode Theme  |   | - Tra cứu sao kê &amp; Quản trị CMS      |  |</w:t>
+      </w:r>
+    </w:p>
+    <w:p>
+      <w:pPr>
+        <w:shd w:fill="F8FAFC" w:val="clear"/>
+        <w:spacing w:after="10" w:before="10"/>
+      </w:pPr>
+      <w:r>
+        <w:rPr>
+          <w:rFonts w:ascii="Consolas" w:cs="Consolas" w:eastAsia="Consolas" w:hAnsi="Consolas"/>
+          <w:color w:val="0F172A"/>
+          <w:sz w:val="18"/>
+          <w:szCs w:val="18"/>
+        </w:rPr>
+        <w:t xml:space="preserve">|  | - Camera VietQR Scanner &amp; Biometrics  |   |                                       |  |</w:t>
+      </w:r>
+    </w:p>
+    <w:p>
+      <w:pPr>
+        <w:shd w:fill="F8FAFC" w:val="clear"/>
+        <w:spacing w:after="10" w:before="10"/>
+      </w:pPr>
+      <w:r>
+        <w:rPr>
+          <w:rFonts w:ascii="Consolas" w:cs="Consolas" w:eastAsia="Consolas" w:hAnsi="Consolas"/>
+          <w:color w:val="0F172A"/>
+          <w:sz w:val="18"/>
+          <w:szCs w:val="18"/>
+        </w:rPr>
+        <w:t xml:space="preserve">|  +---------------------------------------+   +---------------------------------------+  |</w:t>
+      </w:r>
+    </w:p>
+    <w:p>
+      <w:pPr>
+        <w:shd w:fill="F8FAFC" w:val="clear"/>
+        <w:spacing w:after="10" w:before="10"/>
+      </w:pPr>
+      <w:r>
+        <w:rPr>
+          <w:rFonts w:ascii="Consolas" w:cs="Consolas" w:eastAsia="Consolas" w:hAnsi="Consolas"/>
+          <w:color w:val="0F172A"/>
+          <w:sz w:val="18"/>
+          <w:szCs w:val="18"/>
+        </w:rPr>
+        <w:t xml:space="preserve">+--------------------------------------------+--------------------------------------------+</w:t>
+      </w:r>
+    </w:p>
+    <w:p>
+      <w:pPr>
+        <w:shd w:fill="F8FAFC" w:val="clear"/>
+        <w:spacing w:after="10" w:before="10"/>
+      </w:pPr>
+      <w:r>
+        <w:rPr>
+          <w:rFonts w:ascii="Consolas" w:cs="Consolas" w:eastAsia="Consolas" w:hAnsi="Consolas"/>
+          <w:color w:val="0F172A"/>
+          <w:sz w:val="18"/>
+          <w:szCs w:val="18"/>
+        </w:rPr>
+        <w:t xml:space="preserve">                                             | HTTPS (REST API) &amp; WSS (WebSocket STOMP)</w:t>
+      </w:r>
+    </w:p>
+    <w:p>
+      <w:pPr>
+        <w:shd w:fill="F8FAFC" w:val="clear"/>
+        <w:spacing w:after="10" w:before="10"/>
+      </w:pPr>
+      <w:r>
+        <w:rPr>
+          <w:rFonts w:ascii="Consolas" w:cs="Consolas" w:eastAsia="Consolas" w:hAnsi="Consolas"/>
+          <w:color w:val="0F172A"/>
+          <w:sz w:val="18"/>
+          <w:szCs w:val="18"/>
+        </w:rPr>
+        <w:t xml:space="preserve">                                             v</w:t>
+      </w:r>
+    </w:p>
+    <w:p>
+      <w:pPr>
+        <w:shd w:fill="F8FAFC" w:val="clear"/>
+        <w:spacing w:after="10" w:before="10"/>
+      </w:pPr>
+      <w:r>
+        <w:rPr>
+          <w:rFonts w:ascii="Consolas" w:cs="Consolas" w:eastAsia="Consolas" w:hAnsi="Consolas"/>
+          <w:color w:val="0F172A"/>
+          <w:sz w:val="18"/>
+          <w:szCs w:val="18"/>
+        </w:rPr>
+        <w:t xml:space="preserve">+-----------------------------------------------------------------------------------------+</w:t>
+      </w:r>
+    </w:p>
+    <w:p>
+      <w:pPr>
+        <w:shd w:fill="F8FAFC" w:val="clear"/>
+        <w:spacing w:after="10" w:before="10"/>
+      </w:pPr>
+      <w:r>
+        <w:rPr>
+          <w:rFonts w:ascii="Consolas" w:cs="Consolas" w:eastAsia="Consolas" w:hAnsi="Consolas"/>
+          <w:color w:val="0F172A"/>
+          <w:sz w:val="18"/>
+          <w:szCs w:val="18"/>
+        </w:rPr>
+        <w:t xml:space="preserve">|                            TẦNG CỔNG KẾT NỐI VÀ BẢO MẬT (INGRESS)                        |</w:t>
+      </w:r>
+    </w:p>
+    <w:p>
+      <w:pPr>
+        <w:shd w:fill="F8FAFC" w:val="clear"/>
+        <w:spacing w:after="10" w:before="10"/>
+      </w:pPr>
+      <w:r>
+        <w:rPr>
+          <w:rFonts w:ascii="Consolas" w:cs="Consolas" w:eastAsia="Consolas" w:hAnsi="Consolas"/>
+          <w:color w:val="0F172A"/>
+          <w:sz w:val="18"/>
+          <w:szCs w:val="18"/>
+        </w:rPr>
+        <w:t xml:space="preserve">|  - Nginx Reverse Proxy (SSL/TLS Termination, Load Balancing, Port 8080)                  |</w:t>
+      </w:r>
+    </w:p>
+    <w:p>
+      <w:pPr>
+        <w:shd w:fill="F8FAFC" w:val="clear"/>
+        <w:spacing w:after="10" w:before="10"/>
+      </w:pPr>
+      <w:r>
+        <w:rPr>
+          <w:rFonts w:ascii="Consolas" w:cs="Consolas" w:eastAsia="Consolas" w:hAnsi="Consolas"/>
+          <w:color w:val="0F172A"/>
+          <w:sz w:val="18"/>
+          <w:szCs w:val="18"/>
+        </w:rPr>
+        <w:t xml:space="preserve">|  - Rate Limiting Filter: 10 req/phút (Login), 3 req/phút (OTP, Forgot Password)          |</w:t>
+      </w:r>
+    </w:p>
+    <w:p>
+      <w:pPr>
+        <w:shd w:fill="F8FAFC" w:val="clear"/>
+        <w:spacing w:after="10" w:before="10"/>
+      </w:pPr>
+      <w:r>
+        <w:rPr>
+          <w:rFonts w:ascii="Consolas" w:cs="Consolas" w:eastAsia="Consolas" w:hAnsi="Consolas"/>
+          <w:color w:val="0F172A"/>
+          <w:sz w:val="18"/>
+          <w:szCs w:val="18"/>
+        </w:rPr>
+        <w:t xml:space="preserve">|  - Spring Security 6: JwtAuthenticationFilter (Xác thực Bearer Token, kiểm tra Blacklist) |</w:t>
+      </w:r>
+    </w:p>
+    <w:p>
+      <w:pPr>
+        <w:shd w:fill="F8FAFC" w:val="clear"/>
+        <w:spacing w:after="10" w:before="10"/>
+      </w:pPr>
+      <w:r>
+        <w:rPr>
+          <w:rFonts w:ascii="Consolas" w:cs="Consolas" w:eastAsia="Consolas" w:hAnsi="Consolas"/>
+          <w:color w:val="0F172A"/>
+          <w:sz w:val="18"/>
+          <w:szCs w:val="18"/>
+        </w:rPr>
+        <w:t xml:space="preserve">|  - Idempotency Interceptor: Kiểm tra UUID RFC4122 chống trùng lặp giao dịch tài chính     |</w:t>
+      </w:r>
+    </w:p>
+    <w:p>
+      <w:pPr>
+        <w:shd w:fill="F8FAFC" w:val="clear"/>
+        <w:spacing w:after="10" w:before="10"/>
+      </w:pPr>
+      <w:r>
+        <w:rPr>
+          <w:rFonts w:ascii="Consolas" w:cs="Consolas" w:eastAsia="Consolas" w:hAnsi="Consolas"/>
+          <w:color w:val="0F172A"/>
+          <w:sz w:val="18"/>
+          <w:szCs w:val="18"/>
+        </w:rPr>
+        <w:t xml:space="preserve">+--------------------------------------------+--------------------------------------------+</w:t>
+      </w:r>
+    </w:p>
+    <w:p>
+      <w:pPr>
+        <w:shd w:fill="F8FAFC" w:val="clear"/>
+        <w:spacing w:after="10" w:before="10"/>
+      </w:pPr>
+      <w:r>
+        <w:rPr>
+          <w:rFonts w:ascii="Consolas" w:cs="Consolas" w:eastAsia="Consolas" w:hAnsi="Consolas"/>
+          <w:color w:val="0F172A"/>
+          <w:sz w:val="18"/>
+          <w:szCs w:val="18"/>
         </w:rPr>
         <w:t xml:space="preserve">                                             |</w:t>
       </w:r>
@@ -7993,505 +9275,625 @@
         <w:rPr>
           <w:rFonts w:ascii="Consolas" w:cs="Consolas" w:eastAsia="Consolas" w:hAnsi="Consolas"/>
           <w:color w:val="0F172A"/>
-          <w:sz w:val="19"/>
-          <w:szCs w:val="19"/>
-        </w:rPr>
-        <w:t xml:space="preserve">                                  [AppNavigator (Stack)]</w:t>
-      </w:r>
-    </w:p>
-    <w:p>
-      <w:pPr>
-        <w:shd w:fill="F8FAFC" w:val="clear"/>
-        <w:spacing w:after="10" w:before="10"/>
-      </w:pPr>
-      <w:r>
-        <w:rPr>
-          <w:rFonts w:ascii="Consolas" w:cs="Consolas" w:eastAsia="Consolas" w:hAnsi="Consolas"/>
-          <w:color w:val="0F172A"/>
-          <w:sz w:val="19"/>
-          <w:szCs w:val="19"/>
-        </w:rPr>
-        <w:t xml:space="preserve">                                             |</w:t>
-      </w:r>
-    </w:p>
-    <w:p>
-      <w:pPr>
-        <w:shd w:fill="F8FAFC" w:val="clear"/>
-        <w:spacing w:after="10" w:before="10"/>
-      </w:pPr>
-      <w:r>
-        <w:rPr>
-          <w:rFonts w:ascii="Consolas" w:cs="Consolas" w:eastAsia="Consolas" w:hAnsi="Consolas"/>
-          <w:color w:val="0F172A"/>
-          <w:sz w:val="19"/>
-          <w:szCs w:val="19"/>
-        </w:rPr>
-        <w:t xml:space="preserve">                   +-------------------------+-------------------------+</w:t>
-      </w:r>
-    </w:p>
-    <w:p>
-      <w:pPr>
-        <w:shd w:fill="F8FAFC" w:val="clear"/>
-        <w:spacing w:after="10" w:before="10"/>
-      </w:pPr>
-      <w:r>
-        <w:rPr>
-          <w:rFonts w:ascii="Consolas" w:cs="Consolas" w:eastAsia="Consolas" w:hAnsi="Consolas"/>
-          <w:color w:val="0F172A"/>
-          <w:sz w:val="19"/>
-          <w:szCs w:val="19"/>
-        </w:rPr>
-        <w:t xml:space="preserve">                   | (Chưa đăng nhập)                                  | (Đã đăng nhập)</w:t>
-      </w:r>
-    </w:p>
-    <w:p>
-      <w:pPr>
-        <w:shd w:fill="F8FAFC" w:val="clear"/>
-        <w:spacing w:after="10" w:before="10"/>
-      </w:pPr>
-      <w:r>
-        <w:rPr>
-          <w:rFonts w:ascii="Consolas" w:cs="Consolas" w:eastAsia="Consolas" w:hAnsi="Consolas"/>
-          <w:color w:val="0F172A"/>
-          <w:sz w:val="19"/>
-          <w:szCs w:val="19"/>
-        </w:rPr>
-        <w:t xml:space="preserve">                   v                                                   v</w:t>
-      </w:r>
-    </w:p>
-    <w:p>
-      <w:pPr>
-        <w:shd w:fill="F8FAFC" w:val="clear"/>
-        <w:spacing w:after="10" w:before="10"/>
-      </w:pPr>
-      <w:r>
-        <w:rPr>
-          <w:rFonts w:ascii="Consolas" w:cs="Consolas" w:eastAsia="Consolas" w:hAnsi="Consolas"/>
-          <w:color w:val="0F172A"/>
-          <w:sz w:val="19"/>
-          <w:szCs w:val="19"/>
-        </w:rPr>
-        <w:t xml:space="preserve">           [AuthStack Screens]                                [MainTabs (Bottom Bar)]</w:t>
-      </w:r>
-    </w:p>
-    <w:p>
-      <w:pPr>
-        <w:shd w:fill="F8FAFC" w:val="clear"/>
-        <w:spacing w:after="10" w:before="10"/>
-      </w:pPr>
-      <w:r>
-        <w:rPr>
-          <w:rFonts w:ascii="Consolas" w:cs="Consolas" w:eastAsia="Consolas" w:hAnsi="Consolas"/>
-          <w:color w:val="0F172A"/>
-          <w:sz w:val="19"/>
-          <w:szCs w:val="19"/>
-        </w:rPr>
-        <w:t xml:space="preserve">         - LoginScreen                                                 |</w:t>
-      </w:r>
-    </w:p>
-    <w:p>
-      <w:pPr>
-        <w:shd w:fill="F8FAFC" w:val="clear"/>
-        <w:spacing w:after="10" w:before="10"/>
-      </w:pPr>
-      <w:r>
-        <w:rPr>
-          <w:rFonts w:ascii="Consolas" w:cs="Consolas" w:eastAsia="Consolas" w:hAnsi="Consolas"/>
-          <w:color w:val="0F172A"/>
-          <w:sz w:val="19"/>
-          <w:szCs w:val="19"/>
-        </w:rPr>
-        <w:t xml:space="preserve">         - RegisterScreen                           +------------------+------------------+</w:t>
-      </w:r>
-    </w:p>
-    <w:p>
-      <w:pPr>
-        <w:shd w:fill="F8FAFC" w:val="clear"/>
-        <w:spacing w:after="10" w:before="10"/>
-      </w:pPr>
-      <w:r>
-        <w:rPr>
-          <w:rFonts w:ascii="Consolas" w:cs="Consolas" w:eastAsia="Consolas" w:hAnsi="Consolas"/>
-          <w:color w:val="0F172A"/>
-          <w:sz w:val="19"/>
-          <w:szCs w:val="19"/>
-        </w:rPr>
-        <w:t xml:space="preserve">         - ForgotPasswordScreen                     |                  |                  |</w:t>
-      </w:r>
-    </w:p>
-    <w:p>
-      <w:pPr>
-        <w:shd w:fill="F8FAFC" w:val="clear"/>
-        <w:spacing w:after="10" w:before="10"/>
-      </w:pPr>
-      <w:r>
-        <w:rPr>
-          <w:rFonts w:ascii="Consolas" w:cs="Consolas" w:eastAsia="Consolas" w:hAnsi="Consolas"/>
-          <w:color w:val="0F172A"/>
-          <w:sz w:val="19"/>
-          <w:szCs w:val="19"/>
-        </w:rPr>
-        <w:t xml:space="preserve">         - SecuritySettingsScreen                   v                  v                  v</w:t>
-      </w:r>
-    </w:p>
-    <w:p>
-      <w:pPr>
-        <w:shd w:fill="F8FAFC" w:val="clear"/>
-        <w:spacing w:after="10" w:before="10"/>
-      </w:pPr>
-      <w:r>
-        <w:rPr>
-          <w:rFonts w:ascii="Consolas" w:cs="Consolas" w:eastAsia="Consolas" w:hAnsi="Consolas"/>
-          <w:color w:val="0F172A"/>
-          <w:sz w:val="19"/>
-          <w:szCs w:val="19"/>
-        </w:rPr>
-        <w:t xml:space="preserve">                                             [HomeScreen]        [CardsScreen]      [ScanQRScreen]</w:t>
-      </w:r>
-    </w:p>
-    <w:p>
-      <w:pPr>
-        <w:shd w:fill="F8FAFC" w:val="clear"/>
-        <w:spacing w:after="10" w:before="10"/>
-      </w:pPr>
-      <w:r>
-        <w:rPr>
-          <w:rFonts w:ascii="Consolas" w:cs="Consolas" w:eastAsia="Consolas" w:hAnsi="Consolas"/>
-          <w:color w:val="0F172A"/>
-          <w:sz w:val="19"/>
-          <w:szCs w:val="19"/>
-        </w:rPr>
-        <w:t xml:space="preserve">                                                   |             - MB Hi Visa       - Camera VietQR</w:t>
-      </w:r>
-    </w:p>
-    <w:p>
-      <w:pPr>
-        <w:shd w:fill="F8FAFC" w:val="clear"/>
-        <w:spacing w:after="10" w:before="10"/>
-      </w:pPr>
-      <w:r>
-        <w:rPr>
-          <w:rFonts w:ascii="Consolas" w:cs="Consolas" w:eastAsia="Consolas" w:hAnsi="Consolas"/>
-          <w:color w:val="0F172A"/>
-          <w:sz w:val="19"/>
-          <w:szCs w:val="19"/>
-        </w:rPr>
-        <w:t xml:space="preserve">                                                   |             - MB Platinum      - Đèn Flash</w:t>
-      </w:r>
-    </w:p>
-    <w:p>
-      <w:pPr>
-        <w:shd w:fill="F8FAFC" w:val="clear"/>
-        <w:spacing w:after="10" w:before="10"/>
-      </w:pPr>
-      <w:r>
-        <w:rPr>
-          <w:rFonts w:ascii="Consolas" w:cs="Consolas" w:eastAsia="Consolas" w:hAnsi="Consolas"/>
-          <w:color w:val="0F172A"/>
-          <w:sz w:val="19"/>
-          <w:szCs w:val="19"/>
-        </w:rPr>
-        <w:t xml:space="preserve">                                                   |             - JCB Sakura       - Thư viện ảnh</w:t>
-      </w:r>
-    </w:p>
-    <w:p>
-      <w:pPr>
-        <w:shd w:fill="F8FAFC" w:val="clear"/>
-        <w:spacing w:after="10" w:before="10"/>
-      </w:pPr>
-      <w:r>
-        <w:rPr>
-          <w:rFonts w:ascii="Consolas" w:cs="Consolas" w:eastAsia="Consolas" w:hAnsi="Consolas"/>
-          <w:color w:val="0F172A"/>
-          <w:sz w:val="19"/>
-          <w:szCs w:val="19"/>
-        </w:rPr>
-        <w:t xml:space="preserve">                                                   |             - Khóa thẻ</w:t>
-      </w:r>
-    </w:p>
-    <w:p>
-      <w:pPr>
-        <w:shd w:fill="F8FAFC" w:val="clear"/>
-        <w:spacing w:after="10" w:before="10"/>
-      </w:pPr>
-      <w:r>
-        <w:rPr>
-          <w:rFonts w:ascii="Consolas" w:cs="Consolas" w:eastAsia="Consolas" w:hAnsi="Consolas"/>
-          <w:color w:val="0F172A"/>
-          <w:sz w:val="19"/>
-          <w:szCs w:val="19"/>
-        </w:rPr>
-        <w:t xml:space="preserve">                                                   |             - Đổi hạn mức</w:t>
-      </w:r>
-    </w:p>
-    <w:p>
-      <w:pPr>
-        <w:shd w:fill="F8FAFC" w:val="clear"/>
-        <w:spacing w:after="10" w:before="10"/>
-      </w:pPr>
-      <w:r>
-        <w:rPr>
-          <w:rFonts w:ascii="Consolas" w:cs="Consolas" w:eastAsia="Consolas" w:hAnsi="Consolas"/>
-          <w:color w:val="0F172A"/>
-          <w:sz w:val="19"/>
-          <w:szCs w:val="19"/>
-        </w:rPr>
-        <w:t xml:space="preserve">                                                   |</w:t>
-      </w:r>
-    </w:p>
-    <w:p>
-      <w:pPr>
-        <w:shd w:fill="F8FAFC" w:val="clear"/>
-        <w:spacing w:after="10" w:before="10"/>
-      </w:pPr>
-      <w:r>
-        <w:rPr>
-          <w:rFonts w:ascii="Consolas" w:cs="Consolas" w:eastAsia="Consolas" w:hAnsi="Consolas"/>
-          <w:color w:val="0F172A"/>
-          <w:sz w:val="19"/>
-          <w:szCs w:val="19"/>
-        </w:rPr>
-        <w:t xml:space="preserve">                                                   v</w:t>
-      </w:r>
-    </w:p>
-    <w:p>
-      <w:pPr>
-        <w:shd w:fill="F8FAFC" w:val="clear"/>
-        <w:spacing w:after="10" w:before="10"/>
-      </w:pPr>
-      <w:r>
-        <w:rPr>
-          <w:rFonts w:ascii="Consolas" w:cs="Consolas" w:eastAsia="Consolas" w:hAnsi="Consolas"/>
-          <w:color w:val="0F172A"/>
-          <w:sz w:val="19"/>
-          <w:szCs w:val="19"/>
-        </w:rPr>
-        <w:t xml:space="preserve">                                          [PromotionsScreen]     [MoreScreen / Drawer]</w:t>
-      </w:r>
-    </w:p>
-    <w:p>
-      <w:pPr>
-        <w:shd w:fill="F8FAFC" w:val="clear"/>
-        <w:spacing w:after="10" w:before="10"/>
-      </w:pPr>
-      <w:r>
-        <w:rPr>
-          <w:rFonts w:ascii="Consolas" w:cs="Consolas" w:eastAsia="Consolas" w:hAnsi="Consolas"/>
-          <w:color w:val="0F172A"/>
-          <w:sz w:val="19"/>
-          <w:szCs w:val="19"/>
-        </w:rPr>
-        <w:t xml:space="preserve">                                          - Voucher giảm giá     - Cài đặt Dark Mode</w:t>
-      </w:r>
-    </w:p>
-    <w:p>
-      <w:pPr>
-        <w:shd w:fill="F8FAFC" w:val="clear"/>
-        <w:spacing w:after="10" w:before="10"/>
-      </w:pPr>
-      <w:r>
-        <w:rPr>
-          <w:rFonts w:ascii="Consolas" w:cs="Consolas" w:eastAsia="Consolas" w:hAnsi="Consolas"/>
-          <w:color w:val="0F172A"/>
-          <w:sz w:val="19"/>
-          <w:szCs w:val="19"/>
-        </w:rPr>
-        <w:t xml:space="preserve">                                          - Hoàn tiền 10% Shopee - Thông tin tài khoản</w:t>
-      </w:r>
-    </w:p>
-    <w:p>
-      <w:pPr>
-        <w:shd w:fill="F8FAFC" w:val="clear"/>
-        <w:spacing w:after="10" w:before="10"/>
-      </w:pPr>
-      <w:r>
-        <w:rPr>
-          <w:rFonts w:ascii="Consolas" w:cs="Consolas" w:eastAsia="Consolas" w:hAnsi="Consolas"/>
-          <w:color w:val="0F172A"/>
-          <w:sz w:val="19"/>
-          <w:szCs w:val="19"/>
-        </w:rPr>
-        <w:t xml:space="preserve">                                          - Quà tặng thành viên  - Đăng xuất</w:t>
-      </w:r>
-    </w:p>
-    <w:p>
-      <w:pPr>
-        <w:shd w:fill="F8FAFC" w:val="clear"/>
-        <w:spacing w:after="10" w:before="10"/>
-      </w:pPr>
-      <w:r>
-        <w:rPr>
-          <w:rFonts w:ascii="Consolas" w:cs="Consolas" w:eastAsia="Consolas" w:hAnsi="Consolas"/>
-          <w:color w:val="0F172A"/>
-          <w:sz w:val="19"/>
-          <w:szCs w:val="19"/>
-        </w:rPr>
-        <w:t xml:space="preserve">                                                   |</w:t>
-      </w:r>
-    </w:p>
-    <w:p>
-      <w:pPr>
-        <w:shd w:fill="F8FAFC" w:val="clear"/>
-        <w:spacing w:after="10" w:before="10"/>
-      </w:pPr>
-      <w:r>
-        <w:rPr>
-          <w:rFonts w:ascii="Consolas" w:cs="Consolas" w:eastAsia="Consolas" w:hAnsi="Consolas"/>
-          <w:color w:val="0F172A"/>
-          <w:sz w:val="19"/>
-          <w:szCs w:val="19"/>
-        </w:rPr>
-        <w:t xml:space="preserve">                                                   v</w:t>
-      </w:r>
-    </w:p>
-    <w:p>
-      <w:pPr>
-        <w:shd w:fill="F8FAFC" w:val="clear"/>
-        <w:spacing w:after="10" w:before="10"/>
-      </w:pPr>
-      <w:r>
-        <w:rPr>
-          <w:rFonts w:ascii="Consolas" w:cs="Consolas" w:eastAsia="Consolas" w:hAnsi="Consolas"/>
-          <w:color w:val="0F172A"/>
-          <w:sz w:val="19"/>
-          <w:szCs w:val="19"/>
-        </w:rPr>
-        <w:t xml:space="preserve">                                        [TransactionStack Modals]</w:t>
-      </w:r>
-    </w:p>
-    <w:p>
-      <w:pPr>
-        <w:shd w:fill="F8FAFC" w:val="clear"/>
-        <w:spacing w:after="10" w:before="10"/>
-      </w:pPr>
-      <w:r>
-        <w:rPr>
-          <w:rFonts w:ascii="Consolas" w:cs="Consolas" w:eastAsia="Consolas" w:hAnsi="Consolas"/>
-          <w:color w:val="0F172A"/>
-          <w:sz w:val="19"/>
-          <w:szCs w:val="19"/>
-        </w:rPr>
-        <w:t xml:space="preserve">             +-------------------------------------+-------------------------------------+</w:t>
-      </w:r>
-    </w:p>
-    <w:p>
-      <w:pPr>
-        <w:shd w:fill="F8FAFC" w:val="clear"/>
-        <w:spacing w:after="10" w:before="10"/>
-      </w:pPr>
-      <w:r>
-        <w:rPr>
-          <w:rFonts w:ascii="Consolas" w:cs="Consolas" w:eastAsia="Consolas" w:hAnsi="Consolas"/>
-          <w:color w:val="0F172A"/>
-          <w:sz w:val="19"/>
-          <w:szCs w:val="19"/>
-        </w:rPr>
-        <w:t xml:space="preserve">             |                                     |                                     |</w:t>
-      </w:r>
-    </w:p>
-    <w:p>
-      <w:pPr>
-        <w:shd w:fill="F8FAFC" w:val="clear"/>
-        <w:spacing w:after="10" w:before="10"/>
-      </w:pPr>
-      <w:r>
-        <w:rPr>
-          <w:rFonts w:ascii="Consolas" w:cs="Consolas" w:eastAsia="Consolas" w:hAnsi="Consolas"/>
-          <w:color w:val="0F172A"/>
-          <w:sz w:val="19"/>
-          <w:szCs w:val="19"/>
-        </w:rPr>
-        <w:t xml:space="preserve">             v                                     v                                     v</w:t>
-      </w:r>
-    </w:p>
-    <w:p>
-      <w:pPr>
-        <w:shd w:fill="F8FAFC" w:val="clear"/>
-        <w:spacing w:after="10" w:before="10"/>
-      </w:pPr>
-      <w:r>
-        <w:rPr>
-          <w:rFonts w:ascii="Consolas" w:cs="Consolas" w:eastAsia="Consolas" w:hAnsi="Consolas"/>
-          <w:color w:val="0F172A"/>
-          <w:sz w:val="19"/>
-          <w:szCs w:val="19"/>
-        </w:rPr>
-        <w:t xml:space="preserve">   [Luồng Chuyển tiền 5 bước]             [Luồng Hóa đơn &amp; Dịch vụ]              [Luồng Báo cáo &amp; Trợ giúp]</w:t>
-      </w:r>
-    </w:p>
-    <w:p>
-      <w:pPr>
-        <w:shd w:fill="F8FAFC" w:val="clear"/>
-        <w:spacing w:after="10" w:before="10"/>
-      </w:pPr>
-      <w:r>
-        <w:rPr>
-          <w:rFonts w:ascii="Consolas" w:cs="Consolas" w:eastAsia="Consolas" w:hAnsi="Consolas"/>
-          <w:color w:val="0F172A"/>
-          <w:sz w:val="19"/>
-          <w:szCs w:val="19"/>
-        </w:rPr>
-        <w:t xml:space="preserve">   1. ChooseRecipientScreen               - BillPaymentScreen (8 loại)           - TransactionHistoryScreen</w:t>
-      </w:r>
-    </w:p>
-    <w:p>
-      <w:pPr>
-        <w:shd w:fill="F8FAFC" w:val="clear"/>
-        <w:spacing w:after="10" w:before="10"/>
-      </w:pPr>
-      <w:r>
-        <w:rPr>
-          <w:rFonts w:ascii="Consolas" w:cs="Consolas" w:eastAsia="Consolas" w:hAnsi="Consolas"/>
-          <w:color w:val="0F172A"/>
-          <w:sz w:val="19"/>
-          <w:szCs w:val="19"/>
-        </w:rPr>
-        <w:t xml:space="preserve">   2. EnterAmountScreen (Bàn phím số)     - BillInputScreen (Gạch nợ)            - HelpCenterScreen (AI SenBot)</w:t>
-      </w:r>
-    </w:p>
-    <w:p>
-      <w:pPr>
-        <w:shd w:fill="F8FAFC" w:val="clear"/>
-        <w:spacing w:after="10" w:before="10"/>
-      </w:pPr>
-      <w:r>
-        <w:rPr>
-          <w:rFonts w:ascii="Consolas" w:cs="Consolas" w:eastAsia="Consolas" w:hAnsi="Consolas"/>
-          <w:color w:val="0F172A"/>
-          <w:sz w:val="19"/>
-          <w:szCs w:val="19"/>
-        </w:rPr>
-        <w:t xml:space="preserve">   3. ConfirmTransferScreen               - DepositScreen (Nạp tài khoản)        - TermsOfServiceScreen (Pháp lý)</w:t>
-      </w:r>
-    </w:p>
-    <w:p>
-      <w:pPr>
-        <w:shd w:fill="F8FAFC" w:val="clear"/>
-        <w:spacing w:after="10" w:before="10"/>
-      </w:pPr>
-      <w:r>
-        <w:rPr>
-          <w:rFonts w:ascii="Consolas" w:cs="Consolas" w:eastAsia="Consolas" w:hAnsi="Consolas"/>
-          <w:color w:val="0F172A"/>
-          <w:sz w:val="19"/>
-          <w:szCs w:val="19"/>
-        </w:rPr>
-        <w:t xml:space="preserve">   4. Xác thực PIN / Vân tay              - WithdrawScreen (Rút tiền về NH)      - SettingsScreen (Cấu hình hệ thống)</w:t>
-      </w:r>
-    </w:p>
-    <w:p>
-      <w:pPr>
-        <w:shd w:fill="F8FAFC" w:val="clear"/>
-        <w:spacing w:after="10" w:before="10"/>
-      </w:pPr>
-      <w:r>
-        <w:rPr>
-          <w:rFonts w:ascii="Consolas" w:cs="Consolas" w:eastAsia="Consolas" w:hAnsi="Consolas"/>
-          <w:color w:val="0F172A"/>
-          <w:sz w:val="19"/>
-          <w:szCs w:val="19"/>
-        </w:rPr>
-        <w:t xml:space="preserve">   5. TransferResultScreen (Biên lai)</w:t>
+          <w:sz w:val="18"/>
+          <w:szCs w:val="18"/>
+        </w:rPr>
+        <w:t xml:space="preserve">                                             v</w:t>
+      </w:r>
+    </w:p>
+    <w:p>
+      <w:pPr>
+        <w:shd w:fill="F8FAFC" w:val="clear"/>
+        <w:spacing w:after="10" w:before="10"/>
+      </w:pPr>
+      <w:r>
+        <w:rPr>
+          <w:rFonts w:ascii="Consolas" w:cs="Consolas" w:eastAsia="Consolas" w:hAnsi="Consolas"/>
+          <w:color w:val="0F172A"/>
+          <w:sz w:val="18"/>
+          <w:szCs w:val="18"/>
+        </w:rPr>
+        <w:t xml:space="preserve">+-----------------------------------------------------------------------------------------+</w:t>
+      </w:r>
+    </w:p>
+    <w:p>
+      <w:pPr>
+        <w:shd w:fill="F8FAFC" w:val="clear"/>
+        <w:spacing w:after="10" w:before="10"/>
+      </w:pPr>
+      <w:r>
+        <w:rPr>
+          <w:rFonts w:ascii="Consolas" w:cs="Consolas" w:eastAsia="Consolas" w:hAnsi="Consolas"/>
+          <w:color w:val="0F172A"/>
+          <w:sz w:val="18"/>
+          <w:szCs w:val="18"/>
+        </w:rPr>
+        <w:t xml:space="preserve">|                  TẦNG ỨNG DỤNG CORE BANKING (SPRING BOOT 3.2.5 - HEXAGONAL)             |</w:t>
+      </w:r>
+    </w:p>
+    <w:p>
+      <w:pPr>
+        <w:shd w:fill="F8FAFC" w:val="clear"/>
+        <w:spacing w:after="10" w:before="10"/>
+      </w:pPr>
+      <w:r>
+        <w:rPr>
+          <w:rFonts w:ascii="Consolas" w:cs="Consolas" w:eastAsia="Consolas" w:hAnsi="Consolas"/>
+          <w:color w:val="0F172A"/>
+          <w:sz w:val="18"/>
+          <w:szCs w:val="18"/>
+        </w:rPr>
+        <w:t xml:space="preserve">|                                                                                         |</w:t>
+      </w:r>
+    </w:p>
+    <w:p>
+      <w:pPr>
+        <w:shd w:fill="F8FAFC" w:val="clear"/>
+        <w:spacing w:after="10" w:before="10"/>
+      </w:pPr>
+      <w:r>
+        <w:rPr>
+          <w:rFonts w:ascii="Consolas" w:cs="Consolas" w:eastAsia="Consolas" w:hAnsi="Consolas"/>
+          <w:color w:val="0F172A"/>
+          <w:sz w:val="18"/>
+          <w:szCs w:val="18"/>
+        </w:rPr>
+        <w:t xml:space="preserve">|  [REST Controllers]                          [WebSocket Broker]                         |</w:t>
+      </w:r>
+    </w:p>
+    <w:p>
+      <w:pPr>
+        <w:shd w:fill="F8FAFC" w:val="clear"/>
+        <w:spacing w:after="10" w:before="10"/>
+      </w:pPr>
+      <w:r>
+        <w:rPr>
+          <w:rFonts w:ascii="Consolas" w:cs="Consolas" w:eastAsia="Consolas" w:hAnsi="Consolas"/>
+          <w:color w:val="0F172A"/>
+          <w:sz w:val="18"/>
+          <w:szCs w:val="18"/>
+        </w:rPr>
+        <w:t xml:space="preserve">|   - WalletController, TransactionController   - StompSubProtocolHandler                 |</w:t>
+      </w:r>
+    </w:p>
+    <w:p>
+      <w:pPr>
+        <w:shd w:fill="F8FAFC" w:val="clear"/>
+        <w:spacing w:after="10" w:before="10"/>
+      </w:pPr>
+      <w:r>
+        <w:rPr>
+          <w:rFonts w:ascii="Consolas" w:cs="Consolas" w:eastAsia="Consolas" w:hAnsi="Consolas"/>
+          <w:color w:val="0F172A"/>
+          <w:sz w:val="18"/>
+          <w:szCs w:val="18"/>
+        </w:rPr>
+        <w:t xml:space="preserve">|   - DeviceController, KycController           - Endpoint: /ws-native, /ws-wallet        |</w:t>
+      </w:r>
+    </w:p>
+    <w:p>
+      <w:pPr>
+        <w:shd w:fill="F8FAFC" w:val="clear"/>
+        <w:spacing w:after="10" w:before="10"/>
+      </w:pPr>
+      <w:r>
+        <w:rPr>
+          <w:rFonts w:ascii="Consolas" w:cs="Consolas" w:eastAsia="Consolas" w:hAnsi="Consolas"/>
+          <w:color w:val="0F172A"/>
+          <w:sz w:val="18"/>
+          <w:szCs w:val="18"/>
+        </w:rPr>
+        <w:t xml:space="preserve">|                                                                                         |</w:t>
+      </w:r>
+    </w:p>
+    <w:p>
+      <w:pPr>
+        <w:shd w:fill="F8FAFC" w:val="clear"/>
+        <w:spacing w:after="10" w:before="10"/>
+      </w:pPr>
+      <w:r>
+        <w:rPr>
+          <w:rFonts w:ascii="Consolas" w:cs="Consolas" w:eastAsia="Consolas" w:hAnsi="Consolas"/>
+          <w:color w:val="0F172A"/>
+          <w:sz w:val="18"/>
+          <w:szCs w:val="18"/>
+        </w:rPr>
+        <w:t xml:space="preserve">|  [Input Ports / Use Cases]                                                              |</w:t>
+      </w:r>
+    </w:p>
+    <w:p>
+      <w:pPr>
+        <w:shd w:fill="F8FAFC" w:val="clear"/>
+        <w:spacing w:after="10" w:before="10"/>
+      </w:pPr>
+      <w:r>
+        <w:rPr>
+          <w:rFonts w:ascii="Consolas" w:cs="Consolas" w:eastAsia="Consolas" w:hAnsi="Consolas"/>
+          <w:color w:val="0F172A"/>
+          <w:sz w:val="18"/>
+          <w:szCs w:val="18"/>
+        </w:rPr>
+        <w:t xml:space="preserve">|   - TransferMoneyUseCase, LedgerUseCase, DeviceTokenUseCase, KycVerificationUseCase    |</w:t>
+      </w:r>
+    </w:p>
+    <w:p>
+      <w:pPr>
+        <w:shd w:fill="F8FAFC" w:val="clear"/>
+        <w:spacing w:after="10" w:before="10"/>
+      </w:pPr>
+      <w:r>
+        <w:rPr>
+          <w:rFonts w:ascii="Consolas" w:cs="Consolas" w:eastAsia="Consolas" w:hAnsi="Consolas"/>
+          <w:color w:val="0F172A"/>
+          <w:sz w:val="18"/>
+          <w:szCs w:val="18"/>
+        </w:rPr>
+        <w:t xml:space="preserve">|                                                                                         |</w:t>
+      </w:r>
+    </w:p>
+    <w:p>
+      <w:pPr>
+        <w:shd w:fill="F8FAFC" w:val="clear"/>
+        <w:spacing w:after="10" w:before="10"/>
+      </w:pPr>
+      <w:r>
+        <w:rPr>
+          <w:rFonts w:ascii="Consolas" w:cs="Consolas" w:eastAsia="Consolas" w:hAnsi="Consolas"/>
+          <w:color w:val="0F172A"/>
+          <w:sz w:val="18"/>
+          <w:szCs w:val="18"/>
+        </w:rPr>
+        <w:t xml:space="preserve">|  [Core Domain Services]                                                                 |</w:t>
+      </w:r>
+    </w:p>
+    <w:p>
+      <w:pPr>
+        <w:shd w:fill="F8FAFC" w:val="clear"/>
+        <w:spacing w:after="10" w:before="10"/>
+      </w:pPr>
+      <w:r>
+        <w:rPr>
+          <w:rFonts w:ascii="Consolas" w:cs="Consolas" w:eastAsia="Consolas" w:hAnsi="Consolas"/>
+          <w:color w:val="0F172A"/>
+          <w:sz w:val="18"/>
+          <w:szCs w:val="18"/>
+        </w:rPr>
+        <w:t xml:space="preserve">|   - WalletService: Kiểm tra Hạn mức ngày/tháng, KYC Tiering, Sắp xếp thứ tự khóa        |</w:t>
+      </w:r>
+    </w:p>
+    <w:p>
+      <w:pPr>
+        <w:shd w:fill="F8FAFC" w:val="clear"/>
+        <w:spacing w:after="10" w:before="10"/>
+      </w:pPr>
+      <w:r>
+        <w:rPr>
+          <w:rFonts w:ascii="Consolas" w:cs="Consolas" w:eastAsia="Consolas" w:hAnsi="Consolas"/>
+          <w:color w:val="0F172A"/>
+          <w:sz w:val="18"/>
+          <w:szCs w:val="18"/>
+        </w:rPr>
+        <w:t xml:space="preserve">|   - LedgerService: Kế toán kép Double-Entry Bookkeeping (Debit = Credit)                |</w:t>
+      </w:r>
+    </w:p>
+    <w:p>
+      <w:pPr>
+        <w:shd w:fill="F8FAFC" w:val="clear"/>
+        <w:spacing w:after="10" w:before="10"/>
+      </w:pPr>
+      <w:r>
+        <w:rPr>
+          <w:rFonts w:ascii="Consolas" w:cs="Consolas" w:eastAsia="Consolas" w:hAnsi="Consolas"/>
+          <w:color w:val="0F172A"/>
+          <w:sz w:val="18"/>
+          <w:szCs w:val="18"/>
+        </w:rPr>
+        <w:t xml:space="preserve">|   - DeviceTokenService: Quản lý phiên thiết bị &amp; Push Token FCM                         |</w:t>
+      </w:r>
+    </w:p>
+    <w:p>
+      <w:pPr>
+        <w:shd w:fill="F8FAFC" w:val="clear"/>
+        <w:spacing w:after="10" w:before="10"/>
+      </w:pPr>
+      <w:r>
+        <w:rPr>
+          <w:rFonts w:ascii="Consolas" w:cs="Consolas" w:eastAsia="Consolas" w:hAnsi="Consolas"/>
+          <w:color w:val="0F172A"/>
+          <w:sz w:val="18"/>
+          <w:szCs w:val="18"/>
+        </w:rPr>
+        <w:t xml:space="preserve">|   - OutboxRelayScheduler: Quét định kỳ mỗi 500ms (SELECT FOR UPDATE SKIP LOCKED)        |</w:t>
+      </w:r>
+    </w:p>
+    <w:p>
+      <w:pPr>
+        <w:shd w:fill="F8FAFC" w:val="clear"/>
+        <w:spacing w:after="10" w:before="10"/>
+      </w:pPr>
+      <w:r>
+        <w:rPr>
+          <w:rFonts w:ascii="Consolas" w:cs="Consolas" w:eastAsia="Consolas" w:hAnsi="Consolas"/>
+          <w:color w:val="0F172A"/>
+          <w:sz w:val="18"/>
+          <w:szCs w:val="18"/>
+        </w:rPr>
+        <w:t xml:space="preserve">|                                                                                         |</w:t>
+      </w:r>
+    </w:p>
+    <w:p>
+      <w:pPr>
+        <w:shd w:fill="F8FAFC" w:val="clear"/>
+        <w:spacing w:after="10" w:before="10"/>
+      </w:pPr>
+      <w:r>
+        <w:rPr>
+          <w:rFonts w:ascii="Consolas" w:cs="Consolas" w:eastAsia="Consolas" w:hAnsi="Consolas"/>
+          <w:color w:val="0F172A"/>
+          <w:sz w:val="18"/>
+          <w:szCs w:val="18"/>
+        </w:rPr>
+        <w:t xml:space="preserve">|  [Output Ports / SPI Adapters]                                                          |</w:t>
+      </w:r>
+    </w:p>
+    <w:p>
+      <w:pPr>
+        <w:shd w:fill="F8FAFC" w:val="clear"/>
+        <w:spacing w:after="10" w:before="10"/>
+      </w:pPr>
+      <w:r>
+        <w:rPr>
+          <w:rFonts w:ascii="Consolas" w:cs="Consolas" w:eastAsia="Consolas" w:hAnsi="Consolas"/>
+          <w:color w:val="0F172A"/>
+          <w:sz w:val="18"/>
+          <w:szCs w:val="18"/>
+        </w:rPr>
+        <w:t xml:space="preserve">|   - WalletPersistencePort, FcmNotificationPort, NotificationPort, AuditPort             |</w:t>
+      </w:r>
+    </w:p>
+    <w:p>
+      <w:pPr>
+        <w:shd w:fill="F8FAFC" w:val="clear"/>
+        <w:spacing w:after="10" w:before="10"/>
+      </w:pPr>
+      <w:r>
+        <w:rPr>
+          <w:rFonts w:ascii="Consolas" w:cs="Consolas" w:eastAsia="Consolas" w:hAnsi="Consolas"/>
+          <w:color w:val="0F172A"/>
+          <w:sz w:val="18"/>
+          <w:szCs w:val="18"/>
+        </w:rPr>
+        <w:t xml:space="preserve">+---------------------+-------------------------------+-----------------------------------+</w:t>
+      </w:r>
+    </w:p>
+    <w:p>
+      <w:pPr>
+        <w:shd w:fill="F8FAFC" w:val="clear"/>
+        <w:spacing w:after="10" w:before="10"/>
+      </w:pPr>
+      <w:r>
+        <w:rPr>
+          <w:rFonts w:ascii="Consolas" w:cs="Consolas" w:eastAsia="Consolas" w:hAnsi="Consolas"/>
+          <w:color w:val="0F172A"/>
+          <w:sz w:val="18"/>
+          <w:szCs w:val="18"/>
+        </w:rPr>
+        <w:t xml:space="preserve">                      |                               |</w:t>
+      </w:r>
+    </w:p>
+    <w:p>
+      <w:pPr>
+        <w:shd w:fill="F8FAFC" w:val="clear"/>
+        <w:spacing w:after="10" w:before="10"/>
+      </w:pPr>
+      <w:r>
+        <w:rPr>
+          <w:rFonts w:ascii="Consolas" w:cs="Consolas" w:eastAsia="Consolas" w:hAnsi="Consolas"/>
+          <w:color w:val="0F172A"/>
+          <w:sz w:val="18"/>
+          <w:szCs w:val="18"/>
+        </w:rPr>
+        <w:t xml:space="preserve">                      v                               v</w:t>
+      </w:r>
+    </w:p>
+    <w:p>
+      <w:pPr>
+        <w:shd w:fill="F8FAFC" w:val="clear"/>
+        <w:spacing w:after="10" w:before="10"/>
+      </w:pPr>
+      <w:r>
+        <w:rPr>
+          <w:rFonts w:ascii="Consolas" w:cs="Consolas" w:eastAsia="Consolas" w:hAnsi="Consolas"/>
+          <w:color w:val="0F172A"/>
+          <w:sz w:val="18"/>
+          <w:szCs w:val="18"/>
+        </w:rPr>
+        <w:t xml:space="preserve">+-----------------------------------+   +-------------------------------------------------+</w:t>
+      </w:r>
+    </w:p>
+    <w:p>
+      <w:pPr>
+        <w:shd w:fill="F8FAFC" w:val="clear"/>
+        <w:spacing w:after="10" w:before="10"/>
+      </w:pPr>
+      <w:r>
+        <w:rPr>
+          <w:rFonts w:ascii="Consolas" w:cs="Consolas" w:eastAsia="Consolas" w:hAnsi="Consolas"/>
+          <w:color w:val="0F172A"/>
+          <w:sz w:val="18"/>
+          <w:szCs w:val="18"/>
+        </w:rPr>
+        <w:t xml:space="preserve">|      TẦNG LƯU TRỮ VÀ DỮ LIỆU      |   |            TẦNG ĐIỀU PHỐI BẤT ĐỒNG BỘ           |</w:t>
+      </w:r>
+    </w:p>
+    <w:p>
+      <w:pPr>
+        <w:shd w:fill="F8FAFC" w:val="clear"/>
+        <w:spacing w:after="10" w:before="10"/>
+      </w:pPr>
+      <w:r>
+        <w:rPr>
+          <w:rFonts w:ascii="Consolas" w:cs="Consolas" w:eastAsia="Consolas" w:hAnsi="Consolas"/>
+          <w:color w:val="0F172A"/>
+          <w:sz w:val="18"/>
+          <w:szCs w:val="18"/>
+        </w:rPr>
+        <w:t xml:space="preserve">|                                   |   |                                                 |</w:t>
+      </w:r>
+    </w:p>
+    <w:p>
+      <w:pPr>
+        <w:shd w:fill="F8FAFC" w:val="clear"/>
+        <w:spacing w:after="10" w:before="10"/>
+      </w:pPr>
+      <w:r>
+        <w:rPr>
+          <w:rFonts w:ascii="Consolas" w:cs="Consolas" w:eastAsia="Consolas" w:hAnsi="Consolas"/>
+          <w:color w:val="0F172A"/>
+          <w:sz w:val="18"/>
+          <w:szCs w:val="18"/>
+        </w:rPr>
+        <w:t xml:space="preserve">| [PostgreSQL 15 - ACID Database]   |   | [RabbitMQ 3 Message Broker]                     |</w:t>
+      </w:r>
+    </w:p>
+    <w:p>
+      <w:pPr>
+        <w:shd w:fill="F8FAFC" w:val="clear"/>
+        <w:spacing w:after="10" w:before="10"/>
+      </w:pPr>
+      <w:r>
+        <w:rPr>
+          <w:rFonts w:ascii="Consolas" w:cs="Consolas" w:eastAsia="Consolas" w:hAnsi="Consolas"/>
+          <w:color w:val="0F172A"/>
+          <w:sz w:val="18"/>
+          <w:szCs w:val="18"/>
+        </w:rPr>
+        <w:t xml:space="preserve">|  - wallets, transactions          |   |  - Topic Exchange: wallet.transaction.events    |</w:t>
+      </w:r>
+    </w:p>
+    <w:p>
+      <w:pPr>
+        <w:shd w:fill="F8FAFC" w:val="clear"/>
+        <w:spacing w:after="10" w:before="10"/>
+      </w:pPr>
+      <w:r>
+        <w:rPr>
+          <w:rFonts w:ascii="Consolas" w:cs="Consolas" w:eastAsia="Consolas" w:hAnsi="Consolas"/>
+          <w:color w:val="0F172A"/>
+          <w:sz w:val="18"/>
+          <w:szCs w:val="18"/>
+        </w:rPr>
+        <w:t xml:space="preserve">|  - journal_entries, postings      |   |  - Queues:                                      |</w:t>
+      </w:r>
+    </w:p>
+    <w:p>
+      <w:pPr>
+        <w:shd w:fill="F8FAFC" w:val="clear"/>
+        <w:spacing w:after="10" w:before="10"/>
+      </w:pPr>
+      <w:r>
+        <w:rPr>
+          <w:rFonts w:ascii="Consolas" w:cs="Consolas" w:eastAsia="Consolas" w:hAnsi="Consolas"/>
+          <w:color w:val="0F172A"/>
+          <w:sz w:val="18"/>
+          <w:szCs w:val="18"/>
+        </w:rPr>
+        <w:t xml:space="preserve">|  - outbox_events, device_tokens   |   |    * q.wallet.ledger (Ghi sổ cái Nợ/Có)         |</w:t>
+      </w:r>
+    </w:p>
+    <w:p>
+      <w:pPr>
+        <w:shd w:fill="F8FAFC" w:val="clear"/>
+        <w:spacing w:after="10" w:before="10"/>
+      </w:pPr>
+      <w:r>
+        <w:rPr>
+          <w:rFonts w:ascii="Consolas" w:cs="Consolas" w:eastAsia="Consolas" w:hAnsi="Consolas"/>
+          <w:color w:val="0F172A"/>
+          <w:sz w:val="18"/>
+          <w:szCs w:val="18"/>
+        </w:rPr>
+        <w:t xml:space="preserve">|  - Khóa hàng: PESSIMISTIC_WRITE   |   |    * q.wallet.notification (Dual Push WS + FCM) |</w:t>
+      </w:r>
+    </w:p>
+    <w:p>
+      <w:pPr>
+        <w:shd w:fill="F8FAFC" w:val="clear"/>
+        <w:spacing w:after="10" w:before="10"/>
+      </w:pPr>
+      <w:r>
+        <w:rPr>
+          <w:rFonts w:ascii="Consolas" w:cs="Consolas" w:eastAsia="Consolas" w:hAnsi="Consolas"/>
+          <w:color w:val="0F172A"/>
+          <w:sz w:val="18"/>
+          <w:szCs w:val="18"/>
+        </w:rPr>
+        <w:t xml:space="preserve">|                                   |   |    * q.wallet.audit (Ghi vết kiểm toán)         |</w:t>
+      </w:r>
+    </w:p>
+    <w:p>
+      <w:pPr>
+        <w:shd w:fill="F8FAFC" w:val="clear"/>
+        <w:spacing w:after="10" w:before="10"/>
+      </w:pPr>
+      <w:r>
+        <w:rPr>
+          <w:rFonts w:ascii="Consolas" w:cs="Consolas" w:eastAsia="Consolas" w:hAnsi="Consolas"/>
+          <w:color w:val="0F172A"/>
+          <w:sz w:val="18"/>
+          <w:szCs w:val="18"/>
+        </w:rPr>
+        <w:t xml:space="preserve">| [Redis 7 Cache &amp; Lock]            |   |    * q.wallet.receipt (Xuất hóa đơn PDF)        |</w:t>
+      </w:r>
+    </w:p>
+    <w:p>
+      <w:pPr>
+        <w:shd w:fill="F8FAFC" w:val="clear"/>
+        <w:spacing w:after="10" w:before="10"/>
+      </w:pPr>
+      <w:r>
+        <w:rPr>
+          <w:rFonts w:ascii="Consolas" w:cs="Consolas" w:eastAsia="Consolas" w:hAnsi="Consolas"/>
+          <w:color w:val="0F172A"/>
+          <w:sz w:val="18"/>
+          <w:szCs w:val="18"/>
+        </w:rPr>
+        <w:t xml:space="preserve">|  - lock:wallet:{id} (Khóa phân tán)|   |  - Dead Letter Exchange: wallet.transaction.dlx |</w:t>
+      </w:r>
+    </w:p>
+    <w:p>
+      <w:pPr>
+        <w:shd w:fill="F8FAFC" w:val="clear"/>
+        <w:spacing w:after="10" w:before="10"/>
+      </w:pPr>
+      <w:r>
+        <w:rPr>
+          <w:rFonts w:ascii="Consolas" w:cs="Consolas" w:eastAsia="Consolas" w:hAnsi="Consolas"/>
+          <w:color w:val="0F172A"/>
+          <w:sz w:val="18"/>
+          <w:szCs w:val="18"/>
+        </w:rPr>
+        <w:t xml:space="preserve">|  - idempotency:{requestId}        |   +------------------------+------------------------+</w:t>
+      </w:r>
+    </w:p>
+    <w:p>
+      <w:pPr>
+        <w:shd w:fill="F8FAFC" w:val="clear"/>
+        <w:spacing w:after="10" w:before="10"/>
+      </w:pPr>
+      <w:r>
+        <w:rPr>
+          <w:rFonts w:ascii="Consolas" w:cs="Consolas" w:eastAsia="Consolas" w:hAnsi="Consolas"/>
+          <w:color w:val="0F172A"/>
+          <w:sz w:val="18"/>
+          <w:szCs w:val="18"/>
+        </w:rPr>
+        <w:t xml:space="preserve">+-----------------------------------+                            |</w:t>
+      </w:r>
+    </w:p>
+    <w:p>
+      <w:pPr>
+        <w:shd w:fill="F8FAFC" w:val="clear"/>
+        <w:spacing w:after="10" w:before="10"/>
+      </w:pPr>
+      <w:r>
+        <w:rPr>
+          <w:rFonts w:ascii="Consolas" w:cs="Consolas" w:eastAsia="Consolas" w:hAnsi="Consolas"/>
+          <w:color w:val="0F172A"/>
+          <w:sz w:val="18"/>
+          <w:szCs w:val="18"/>
+        </w:rPr>
+        <w:t xml:space="preserve">                                                                 v</w:t>
+      </w:r>
+    </w:p>
+    <w:p>
+      <w:pPr>
+        <w:shd w:fill="F8FAFC" w:val="clear"/>
+        <w:spacing w:after="10" w:before="10"/>
+      </w:pPr>
+      <w:r>
+        <w:rPr>
+          <w:rFonts w:ascii="Consolas" w:cs="Consolas" w:eastAsia="Consolas" w:hAnsi="Consolas"/>
+          <w:color w:val="0F172A"/>
+          <w:sz w:val="18"/>
+          <w:szCs w:val="18"/>
+        </w:rPr>
+        <w:t xml:space="preserve">                                        +-------------------------------------------------+</w:t>
+      </w:r>
+    </w:p>
+    <w:p>
+      <w:pPr>
+        <w:shd w:fill="F8FAFC" w:val="clear"/>
+        <w:spacing w:after="10" w:before="10"/>
+      </w:pPr>
+      <w:r>
+        <w:rPr>
+          <w:rFonts w:ascii="Consolas" w:cs="Consolas" w:eastAsia="Consolas" w:hAnsi="Consolas"/>
+          <w:color w:val="0F172A"/>
+          <w:sz w:val="18"/>
+          <w:szCs w:val="18"/>
+        </w:rPr>
+        <w:t xml:space="preserve">                                        |             TẦNG DỊCH VỤ NGOẠI VI &amp; CLOUD        |</w:t>
+      </w:r>
+    </w:p>
+    <w:p>
+      <w:pPr>
+        <w:shd w:fill="F8FAFC" w:val="clear"/>
+        <w:spacing w:after="10" w:before="10"/>
+      </w:pPr>
+      <w:r>
+        <w:rPr>
+          <w:rFonts w:ascii="Consolas" w:cs="Consolas" w:eastAsia="Consolas" w:hAnsi="Consolas"/>
+          <w:color w:val="0F172A"/>
+          <w:sz w:val="18"/>
+          <w:szCs w:val="18"/>
+        </w:rPr>
+        <w:t xml:space="preserve">                                        |  - Firebase Cloud Messaging (FCM Admin SDK 9.2)  |</w:t>
+      </w:r>
+    </w:p>
+    <w:p>
+      <w:pPr>
+        <w:shd w:fill="F8FAFC" w:val="clear"/>
+        <w:spacing w:after="10" w:before="10"/>
+      </w:pPr>
+      <w:r>
+        <w:rPr>
+          <w:rFonts w:ascii="Consolas" w:cs="Consolas" w:eastAsia="Consolas" w:hAnsi="Consolas"/>
+          <w:color w:val="0F172A"/>
+          <w:sz w:val="18"/>
+          <w:szCs w:val="18"/>
+        </w:rPr>
+        <w:t xml:space="preserve">                                        |  - VietQR API (api.vietqr.io - Danh mục Ngân hàng|</w:t>
+      </w:r>
+    </w:p>
+    <w:p>
+      <w:pPr>
+        <w:shd w:fill="F8FAFC" w:val="clear"/>
+        <w:spacing w:after="10" w:before="10"/>
+      </w:pPr>
+      <w:r>
+        <w:rPr>
+          <w:rFonts w:ascii="Consolas" w:cs="Consolas" w:eastAsia="Consolas" w:hAnsi="Consolas"/>
+          <w:color w:val="0F172A"/>
+          <w:sz w:val="18"/>
+          <w:szCs w:val="18"/>
+        </w:rPr>
+        <w:t xml:space="preserve">                                        |  - AWS S3 / MinIO (Lưu trữ chứng từ sao kê PDF) |</w:t>
+      </w:r>
+    </w:p>
+    <w:p>
+      <w:pPr>
+        <w:shd w:fill="F8FAFC" w:val="clear"/>
+        <w:spacing w:after="10" w:before="10"/>
+      </w:pPr>
+      <w:r>
+        <w:rPr>
+          <w:rFonts w:ascii="Consolas" w:cs="Consolas" w:eastAsia="Consolas" w:hAnsi="Consolas"/>
+          <w:color w:val="0F172A"/>
+          <w:sz w:val="18"/>
+          <w:szCs w:val="18"/>
+        </w:rPr>
+        <w:t xml:space="preserve">                                        +-------------------------------------------------+</w:t>
       </w:r>
     </w:p>
     <w:p>
@@ -8508,7 +9910,583 @@
           <w:sz w:val="28"/>
           <w:szCs w:val="28"/>
         </w:rPr>
-        <w:t xml:space="preserve">6.3. Sơ đồ Tuần tự Luồng Chuyển tiền P2P với Transactional Outbox &amp; WebSocket</w:t>
+        <w:t xml:space="preserve">7.2. Sơ đồ Cấu trúc Điều hướng và Phân cấp Màn hình Frontend (Navigation Hierarchy)</w:t>
+      </w:r>
+    </w:p>
+    <w:p>
+      <w:pPr>
+        <w:spacing w:after="80" w:before="160"/>
+        <w:jc w:val="center"/>
+      </w:pPr>
+      <w:r>
+        <w:rPr>
+          <w:rFonts w:ascii="Times New Roman" w:cs="Times New Roman" w:eastAsia="Times New Roman" w:hAnsi="Times New Roman"/>
+          <w:b/>
+          <w:bCs/>
+          <w:i/>
+          <w:iCs/>
+          <w:color w:val="700F43"/>
+          <w:sz w:val="24"/>
+          <w:szCs w:val="24"/>
+        </w:rPr>
+        <w:t xml:space="preserve">Sơ đồ 7.2: Cây Phân cấp Điều hướng Màn hình Frontend</w:t>
+      </w:r>
+    </w:p>
+    <w:p>
+      <w:pPr>
+        <w:shd w:fill="F8FAFC" w:val="clear"/>
+        <w:spacing w:after="10" w:before="10"/>
+      </w:pPr>
+      <w:r>
+        <w:rPr>
+          <w:rFonts w:ascii="Consolas" w:cs="Consolas" w:eastAsia="Consolas" w:hAnsi="Consolas"/>
+          <w:color w:val="0F172A"/>
+          <w:sz w:val="18"/>
+          <w:szCs w:val="18"/>
+        </w:rPr>
+        <w:t xml:space="preserve">[NavigationContainer]</w:t>
+      </w:r>
+    </w:p>
+    <w:p>
+      <w:pPr>
+        <w:shd w:fill="F8FAFC" w:val="clear"/>
+        <w:spacing w:after="10" w:before="10"/>
+      </w:pPr>
+      <w:r>
+        <w:rPr>
+          <w:rFonts w:ascii="Consolas" w:cs="Consolas" w:eastAsia="Consolas" w:hAnsi="Consolas"/>
+          <w:color w:val="0F172A"/>
+          <w:sz w:val="18"/>
+          <w:szCs w:val="18"/>
+        </w:rPr>
+        <w:t xml:space="preserve">                                             |</w:t>
+      </w:r>
+    </w:p>
+    <w:p>
+      <w:pPr>
+        <w:shd w:fill="F8FAFC" w:val="clear"/>
+        <w:spacing w:after="10" w:before="10"/>
+      </w:pPr>
+      <w:r>
+        <w:rPr>
+          <w:rFonts w:ascii="Consolas" w:cs="Consolas" w:eastAsia="Consolas" w:hAnsi="Consolas"/>
+          <w:color w:val="0F172A"/>
+          <w:sz w:val="18"/>
+          <w:szCs w:val="18"/>
+        </w:rPr>
+        <w:t xml:space="preserve">                                  [AppNavigator (Stack)]</w:t>
+      </w:r>
+    </w:p>
+    <w:p>
+      <w:pPr>
+        <w:shd w:fill="F8FAFC" w:val="clear"/>
+        <w:spacing w:after="10" w:before="10"/>
+      </w:pPr>
+      <w:r>
+        <w:rPr>
+          <w:rFonts w:ascii="Consolas" w:cs="Consolas" w:eastAsia="Consolas" w:hAnsi="Consolas"/>
+          <w:color w:val="0F172A"/>
+          <w:sz w:val="18"/>
+          <w:szCs w:val="18"/>
+        </w:rPr>
+        <w:t xml:space="preserve">                                             |</w:t>
+      </w:r>
+    </w:p>
+    <w:p>
+      <w:pPr>
+        <w:shd w:fill="F8FAFC" w:val="clear"/>
+        <w:spacing w:after="10" w:before="10"/>
+      </w:pPr>
+      <w:r>
+        <w:rPr>
+          <w:rFonts w:ascii="Consolas" w:cs="Consolas" w:eastAsia="Consolas" w:hAnsi="Consolas"/>
+          <w:color w:val="0F172A"/>
+          <w:sz w:val="18"/>
+          <w:szCs w:val="18"/>
+        </w:rPr>
+        <w:t xml:space="preserve">                   +-------------------------+-------------------------+</w:t>
+      </w:r>
+    </w:p>
+    <w:p>
+      <w:pPr>
+        <w:shd w:fill="F8FAFC" w:val="clear"/>
+        <w:spacing w:after="10" w:before="10"/>
+      </w:pPr>
+      <w:r>
+        <w:rPr>
+          <w:rFonts w:ascii="Consolas" w:cs="Consolas" w:eastAsia="Consolas" w:hAnsi="Consolas"/>
+          <w:color w:val="0F172A"/>
+          <w:sz w:val="18"/>
+          <w:szCs w:val="18"/>
+        </w:rPr>
+        <w:t xml:space="preserve">                   | (Chưa đăng nhập)                                  | (Đã đăng nhập)</w:t>
+      </w:r>
+    </w:p>
+    <w:p>
+      <w:pPr>
+        <w:shd w:fill="F8FAFC" w:val="clear"/>
+        <w:spacing w:after="10" w:before="10"/>
+      </w:pPr>
+      <w:r>
+        <w:rPr>
+          <w:rFonts w:ascii="Consolas" w:cs="Consolas" w:eastAsia="Consolas" w:hAnsi="Consolas"/>
+          <w:color w:val="0F172A"/>
+          <w:sz w:val="18"/>
+          <w:szCs w:val="18"/>
+        </w:rPr>
+        <w:t xml:space="preserve">                   v                                                   v</w:t>
+      </w:r>
+    </w:p>
+    <w:p>
+      <w:pPr>
+        <w:shd w:fill="F8FAFC" w:val="clear"/>
+        <w:spacing w:after="10" w:before="10"/>
+      </w:pPr>
+      <w:r>
+        <w:rPr>
+          <w:rFonts w:ascii="Consolas" w:cs="Consolas" w:eastAsia="Consolas" w:hAnsi="Consolas"/>
+          <w:color w:val="0F172A"/>
+          <w:sz w:val="18"/>
+          <w:szCs w:val="18"/>
+        </w:rPr>
+        <w:t xml:space="preserve">           [AuthStack Screens]                                [MainTabs (Bottom Bar)]</w:t>
+      </w:r>
+    </w:p>
+    <w:p>
+      <w:pPr>
+        <w:shd w:fill="F8FAFC" w:val="clear"/>
+        <w:spacing w:after="10" w:before="10"/>
+      </w:pPr>
+      <w:r>
+        <w:rPr>
+          <w:rFonts w:ascii="Consolas" w:cs="Consolas" w:eastAsia="Consolas" w:hAnsi="Consolas"/>
+          <w:color w:val="0F172A"/>
+          <w:sz w:val="18"/>
+          <w:szCs w:val="18"/>
+        </w:rPr>
+        <w:t xml:space="preserve">         - LoginScreen                                                 |</w:t>
+      </w:r>
+    </w:p>
+    <w:p>
+      <w:pPr>
+        <w:shd w:fill="F8FAFC" w:val="clear"/>
+        <w:spacing w:after="10" w:before="10"/>
+      </w:pPr>
+      <w:r>
+        <w:rPr>
+          <w:rFonts w:ascii="Consolas" w:cs="Consolas" w:eastAsia="Consolas" w:hAnsi="Consolas"/>
+          <w:color w:val="0F172A"/>
+          <w:sz w:val="18"/>
+          <w:szCs w:val="18"/>
+        </w:rPr>
+        <w:t xml:space="preserve">         - RegisterScreen                           +------------------+------------------+</w:t>
+      </w:r>
+    </w:p>
+    <w:p>
+      <w:pPr>
+        <w:shd w:fill="F8FAFC" w:val="clear"/>
+        <w:spacing w:after="10" w:before="10"/>
+      </w:pPr>
+      <w:r>
+        <w:rPr>
+          <w:rFonts w:ascii="Consolas" w:cs="Consolas" w:eastAsia="Consolas" w:hAnsi="Consolas"/>
+          <w:color w:val="0F172A"/>
+          <w:sz w:val="18"/>
+          <w:szCs w:val="18"/>
+        </w:rPr>
+        <w:t xml:space="preserve">         - ForgotPasswordScreen                     |                  |                  |</w:t>
+      </w:r>
+    </w:p>
+    <w:p>
+      <w:pPr>
+        <w:shd w:fill="F8FAFC" w:val="clear"/>
+        <w:spacing w:after="10" w:before="10"/>
+      </w:pPr>
+      <w:r>
+        <w:rPr>
+          <w:rFonts w:ascii="Consolas" w:cs="Consolas" w:eastAsia="Consolas" w:hAnsi="Consolas"/>
+          <w:color w:val="0F172A"/>
+          <w:sz w:val="18"/>
+          <w:szCs w:val="18"/>
+        </w:rPr>
+        <w:t xml:space="preserve">         - SecuritySettingsScreen                   v                  v                  v</w:t>
+      </w:r>
+    </w:p>
+    <w:p>
+      <w:pPr>
+        <w:shd w:fill="F8FAFC" w:val="clear"/>
+        <w:spacing w:after="10" w:before="10"/>
+      </w:pPr>
+      <w:r>
+        <w:rPr>
+          <w:rFonts w:ascii="Consolas" w:cs="Consolas" w:eastAsia="Consolas" w:hAnsi="Consolas"/>
+          <w:color w:val="0F172A"/>
+          <w:sz w:val="18"/>
+          <w:szCs w:val="18"/>
+        </w:rPr>
+        <w:t xml:space="preserve">                                             [HomeScreen]        [CardsScreen]      [ScanQRScreen]</w:t>
+      </w:r>
+    </w:p>
+    <w:p>
+      <w:pPr>
+        <w:shd w:fill="F8FAFC" w:val="clear"/>
+        <w:spacing w:after="10" w:before="10"/>
+      </w:pPr>
+      <w:r>
+        <w:rPr>
+          <w:rFonts w:ascii="Consolas" w:cs="Consolas" w:eastAsia="Consolas" w:hAnsi="Consolas"/>
+          <w:color w:val="0F172A"/>
+          <w:sz w:val="18"/>
+          <w:szCs w:val="18"/>
+        </w:rPr>
+        <w:t xml:space="preserve">                                                   |             - MB Hi Visa       - Camera VietQR</w:t>
+      </w:r>
+    </w:p>
+    <w:p>
+      <w:pPr>
+        <w:shd w:fill="F8FAFC" w:val="clear"/>
+        <w:spacing w:after="10" w:before="10"/>
+      </w:pPr>
+      <w:r>
+        <w:rPr>
+          <w:rFonts w:ascii="Consolas" w:cs="Consolas" w:eastAsia="Consolas" w:hAnsi="Consolas"/>
+          <w:color w:val="0F172A"/>
+          <w:sz w:val="18"/>
+          <w:szCs w:val="18"/>
+        </w:rPr>
+        <w:t xml:space="preserve">                                                   |             - MB Platinum      - Đèn Flash</w:t>
+      </w:r>
+    </w:p>
+    <w:p>
+      <w:pPr>
+        <w:shd w:fill="F8FAFC" w:val="clear"/>
+        <w:spacing w:after="10" w:before="10"/>
+      </w:pPr>
+      <w:r>
+        <w:rPr>
+          <w:rFonts w:ascii="Consolas" w:cs="Consolas" w:eastAsia="Consolas" w:hAnsi="Consolas"/>
+          <w:color w:val="0F172A"/>
+          <w:sz w:val="18"/>
+          <w:szCs w:val="18"/>
+        </w:rPr>
+        <w:t xml:space="preserve">                                                   |             - JCB Sakura       - Thư viện ảnh</w:t>
+      </w:r>
+    </w:p>
+    <w:p>
+      <w:pPr>
+        <w:shd w:fill="F8FAFC" w:val="clear"/>
+        <w:spacing w:after="10" w:before="10"/>
+      </w:pPr>
+      <w:r>
+        <w:rPr>
+          <w:rFonts w:ascii="Consolas" w:cs="Consolas" w:eastAsia="Consolas" w:hAnsi="Consolas"/>
+          <w:color w:val="0F172A"/>
+          <w:sz w:val="18"/>
+          <w:szCs w:val="18"/>
+        </w:rPr>
+        <w:t xml:space="preserve">                                                   |             - Khóa thẻ</w:t>
+      </w:r>
+    </w:p>
+    <w:p>
+      <w:pPr>
+        <w:shd w:fill="F8FAFC" w:val="clear"/>
+        <w:spacing w:after="10" w:before="10"/>
+      </w:pPr>
+      <w:r>
+        <w:rPr>
+          <w:rFonts w:ascii="Consolas" w:cs="Consolas" w:eastAsia="Consolas" w:hAnsi="Consolas"/>
+          <w:color w:val="0F172A"/>
+          <w:sz w:val="18"/>
+          <w:szCs w:val="18"/>
+        </w:rPr>
+        <w:t xml:space="preserve">                                                   |             - Đổi hạn mức</w:t>
+      </w:r>
+    </w:p>
+    <w:p>
+      <w:pPr>
+        <w:shd w:fill="F8FAFC" w:val="clear"/>
+        <w:spacing w:after="10" w:before="10"/>
+      </w:pPr>
+      <w:r>
+        <w:rPr>
+          <w:rFonts w:ascii="Consolas" w:cs="Consolas" w:eastAsia="Consolas" w:hAnsi="Consolas"/>
+          <w:color w:val="0F172A"/>
+          <w:sz w:val="18"/>
+          <w:szCs w:val="18"/>
+        </w:rPr>
+        <w:t xml:space="preserve">                                                   |</w:t>
+      </w:r>
+    </w:p>
+    <w:p>
+      <w:pPr>
+        <w:shd w:fill="F8FAFC" w:val="clear"/>
+        <w:spacing w:after="10" w:before="10"/>
+      </w:pPr>
+      <w:r>
+        <w:rPr>
+          <w:rFonts w:ascii="Consolas" w:cs="Consolas" w:eastAsia="Consolas" w:hAnsi="Consolas"/>
+          <w:color w:val="0F172A"/>
+          <w:sz w:val="18"/>
+          <w:szCs w:val="18"/>
+        </w:rPr>
+        <w:t xml:space="preserve">                                                   v</w:t>
+      </w:r>
+    </w:p>
+    <w:p>
+      <w:pPr>
+        <w:shd w:fill="F8FAFC" w:val="clear"/>
+        <w:spacing w:after="10" w:before="10"/>
+      </w:pPr>
+      <w:r>
+        <w:rPr>
+          <w:rFonts w:ascii="Consolas" w:cs="Consolas" w:eastAsia="Consolas" w:hAnsi="Consolas"/>
+          <w:color w:val="0F172A"/>
+          <w:sz w:val="18"/>
+          <w:szCs w:val="18"/>
+        </w:rPr>
+        <w:t xml:space="preserve">                                          [PromotionsScreen]     [MoreScreen / Drawer]</w:t>
+      </w:r>
+    </w:p>
+    <w:p>
+      <w:pPr>
+        <w:shd w:fill="F8FAFC" w:val="clear"/>
+        <w:spacing w:after="10" w:before="10"/>
+      </w:pPr>
+      <w:r>
+        <w:rPr>
+          <w:rFonts w:ascii="Consolas" w:cs="Consolas" w:eastAsia="Consolas" w:hAnsi="Consolas"/>
+          <w:color w:val="0F172A"/>
+          <w:sz w:val="18"/>
+          <w:szCs w:val="18"/>
+        </w:rPr>
+        <w:t xml:space="preserve">                                          - Voucher giảm giá     - Cài đặt Dark Mode</w:t>
+      </w:r>
+    </w:p>
+    <w:p>
+      <w:pPr>
+        <w:shd w:fill="F8FAFC" w:val="clear"/>
+        <w:spacing w:after="10" w:before="10"/>
+      </w:pPr>
+      <w:r>
+        <w:rPr>
+          <w:rFonts w:ascii="Consolas" w:cs="Consolas" w:eastAsia="Consolas" w:hAnsi="Consolas"/>
+          <w:color w:val="0F172A"/>
+          <w:sz w:val="18"/>
+          <w:szCs w:val="18"/>
+        </w:rPr>
+        <w:t xml:space="preserve">                                          - Hoàn tiền 10% Shopee - Thông tin tài khoản</w:t>
+      </w:r>
+    </w:p>
+    <w:p>
+      <w:pPr>
+        <w:shd w:fill="F8FAFC" w:val="clear"/>
+        <w:spacing w:after="10" w:before="10"/>
+      </w:pPr>
+      <w:r>
+        <w:rPr>
+          <w:rFonts w:ascii="Consolas" w:cs="Consolas" w:eastAsia="Consolas" w:hAnsi="Consolas"/>
+          <w:color w:val="0F172A"/>
+          <w:sz w:val="18"/>
+          <w:szCs w:val="18"/>
+        </w:rPr>
+        <w:t xml:space="preserve">                                          - Quà tặng thành viên  - Đăng xuất</w:t>
+      </w:r>
+    </w:p>
+    <w:p>
+      <w:pPr>
+        <w:shd w:fill="F8FAFC" w:val="clear"/>
+        <w:spacing w:after="10" w:before="10"/>
+      </w:pPr>
+      <w:r>
+        <w:rPr>
+          <w:rFonts w:ascii="Consolas" w:cs="Consolas" w:eastAsia="Consolas" w:hAnsi="Consolas"/>
+          <w:color w:val="0F172A"/>
+          <w:sz w:val="18"/>
+          <w:szCs w:val="18"/>
+        </w:rPr>
+        <w:t xml:space="preserve">                                                   |</w:t>
+      </w:r>
+    </w:p>
+    <w:p>
+      <w:pPr>
+        <w:shd w:fill="F8FAFC" w:val="clear"/>
+        <w:spacing w:after="10" w:before="10"/>
+      </w:pPr>
+      <w:r>
+        <w:rPr>
+          <w:rFonts w:ascii="Consolas" w:cs="Consolas" w:eastAsia="Consolas" w:hAnsi="Consolas"/>
+          <w:color w:val="0F172A"/>
+          <w:sz w:val="18"/>
+          <w:szCs w:val="18"/>
+        </w:rPr>
+        <w:t xml:space="preserve">                                                   v</w:t>
+      </w:r>
+    </w:p>
+    <w:p>
+      <w:pPr>
+        <w:shd w:fill="F8FAFC" w:val="clear"/>
+        <w:spacing w:after="10" w:before="10"/>
+      </w:pPr>
+      <w:r>
+        <w:rPr>
+          <w:rFonts w:ascii="Consolas" w:cs="Consolas" w:eastAsia="Consolas" w:hAnsi="Consolas"/>
+          <w:color w:val="0F172A"/>
+          <w:sz w:val="18"/>
+          <w:szCs w:val="18"/>
+        </w:rPr>
+        <w:t xml:space="preserve">                                        [TransactionStack Modals]</w:t>
+      </w:r>
+    </w:p>
+    <w:p>
+      <w:pPr>
+        <w:shd w:fill="F8FAFC" w:val="clear"/>
+        <w:spacing w:after="10" w:before="10"/>
+      </w:pPr>
+      <w:r>
+        <w:rPr>
+          <w:rFonts w:ascii="Consolas" w:cs="Consolas" w:eastAsia="Consolas" w:hAnsi="Consolas"/>
+          <w:color w:val="0F172A"/>
+          <w:sz w:val="18"/>
+          <w:szCs w:val="18"/>
+        </w:rPr>
+        <w:t xml:space="preserve">             +-------------------------------------+-------------------------------------+</w:t>
+      </w:r>
+    </w:p>
+    <w:p>
+      <w:pPr>
+        <w:shd w:fill="F8FAFC" w:val="clear"/>
+        <w:spacing w:after="10" w:before="10"/>
+      </w:pPr>
+      <w:r>
+        <w:rPr>
+          <w:rFonts w:ascii="Consolas" w:cs="Consolas" w:eastAsia="Consolas" w:hAnsi="Consolas"/>
+          <w:color w:val="0F172A"/>
+          <w:sz w:val="18"/>
+          <w:szCs w:val="18"/>
+        </w:rPr>
+        <w:t xml:space="preserve">             |                                     |                                     |</w:t>
+      </w:r>
+    </w:p>
+    <w:p>
+      <w:pPr>
+        <w:shd w:fill="F8FAFC" w:val="clear"/>
+        <w:spacing w:after="10" w:before="10"/>
+      </w:pPr>
+      <w:r>
+        <w:rPr>
+          <w:rFonts w:ascii="Consolas" w:cs="Consolas" w:eastAsia="Consolas" w:hAnsi="Consolas"/>
+          <w:color w:val="0F172A"/>
+          <w:sz w:val="18"/>
+          <w:szCs w:val="18"/>
+        </w:rPr>
+        <w:t xml:space="preserve">             v                                     v                                     v</w:t>
+      </w:r>
+    </w:p>
+    <w:p>
+      <w:pPr>
+        <w:shd w:fill="F8FAFC" w:val="clear"/>
+        <w:spacing w:after="10" w:before="10"/>
+      </w:pPr>
+      <w:r>
+        <w:rPr>
+          <w:rFonts w:ascii="Consolas" w:cs="Consolas" w:eastAsia="Consolas" w:hAnsi="Consolas"/>
+          <w:color w:val="0F172A"/>
+          <w:sz w:val="18"/>
+          <w:szCs w:val="18"/>
+        </w:rPr>
+        <w:t xml:space="preserve">   [Luồng Chuyển tiền 5 bước]             [Luồng Hóa đơn &amp; Dịch vụ]              [Luồng Báo cáo &amp; Trợ giúp]</w:t>
+      </w:r>
+    </w:p>
+    <w:p>
+      <w:pPr>
+        <w:shd w:fill="F8FAFC" w:val="clear"/>
+        <w:spacing w:after="10" w:before="10"/>
+      </w:pPr>
+      <w:r>
+        <w:rPr>
+          <w:rFonts w:ascii="Consolas" w:cs="Consolas" w:eastAsia="Consolas" w:hAnsi="Consolas"/>
+          <w:color w:val="0F172A"/>
+          <w:sz w:val="18"/>
+          <w:szCs w:val="18"/>
+        </w:rPr>
+        <w:t xml:space="preserve">   1. ChooseRecipientScreen               - BillPaymentScreen (8 loại)           - TransactionHistoryScreen</w:t>
+      </w:r>
+    </w:p>
+    <w:p>
+      <w:pPr>
+        <w:shd w:fill="F8FAFC" w:val="clear"/>
+        <w:spacing w:after="10" w:before="10"/>
+      </w:pPr>
+      <w:r>
+        <w:rPr>
+          <w:rFonts w:ascii="Consolas" w:cs="Consolas" w:eastAsia="Consolas" w:hAnsi="Consolas"/>
+          <w:color w:val="0F172A"/>
+          <w:sz w:val="18"/>
+          <w:szCs w:val="18"/>
+        </w:rPr>
+        <w:t xml:space="preserve">   2. EnterAmountScreen (Bàn phím số)     - BillInputScreen (Gạch nợ)            - HelpCenterScreen (AI SenBot)</w:t>
+      </w:r>
+    </w:p>
+    <w:p>
+      <w:pPr>
+        <w:shd w:fill="F8FAFC" w:val="clear"/>
+        <w:spacing w:after="10" w:before="10"/>
+      </w:pPr>
+      <w:r>
+        <w:rPr>
+          <w:rFonts w:ascii="Consolas" w:cs="Consolas" w:eastAsia="Consolas" w:hAnsi="Consolas"/>
+          <w:color w:val="0F172A"/>
+          <w:sz w:val="18"/>
+          <w:szCs w:val="18"/>
+        </w:rPr>
+        <w:t xml:space="preserve">   3. ConfirmTransferScreen               - DepositScreen (Nạp tài khoản)        - TermsOfServiceScreen (Pháp lý)</w:t>
+      </w:r>
+    </w:p>
+    <w:p>
+      <w:pPr>
+        <w:shd w:fill="F8FAFC" w:val="clear"/>
+        <w:spacing w:after="10" w:before="10"/>
+      </w:pPr>
+      <w:r>
+        <w:rPr>
+          <w:rFonts w:ascii="Consolas" w:cs="Consolas" w:eastAsia="Consolas" w:hAnsi="Consolas"/>
+          <w:color w:val="0F172A"/>
+          <w:sz w:val="18"/>
+          <w:szCs w:val="18"/>
+        </w:rPr>
+        <w:t xml:space="preserve">   4. Xác thực PIN / Vân tay              - WithdrawScreen (Rút tiền về NH)      - SettingsScreen (Cấu hình hệ thống)</w:t>
+      </w:r>
+    </w:p>
+    <w:p>
+      <w:pPr>
+        <w:shd w:fill="F8FAFC" w:val="clear"/>
+        <w:spacing w:after="10" w:before="10"/>
+      </w:pPr>
+      <w:r>
+        <w:rPr>
+          <w:rFonts w:ascii="Consolas" w:cs="Consolas" w:eastAsia="Consolas" w:hAnsi="Consolas"/>
+          <w:color w:val="0F172A"/>
+          <w:sz w:val="18"/>
+          <w:szCs w:val="18"/>
+        </w:rPr>
+        <w:t xml:space="preserve">   5. TransferResultScreen (Biên lai)</w:t>
+      </w:r>
+    </w:p>
+    <w:p>
+      <w:pPr>
+        <w:pStyle w:val="Heading2"/>
+        <w:spacing w:after="120" w:before="240"/>
+      </w:pPr>
+      <w:r>
+        <w:rPr>
+          <w:rFonts w:ascii="Times New Roman" w:cs="Times New Roman" w:eastAsia="Times New Roman" w:hAnsi="Times New Roman"/>
+          <w:b/>
+          <w:bCs/>
+          <w:color w:val="D2519D"/>
+          <w:sz w:val="28"/>
+          <w:szCs w:val="28"/>
+        </w:rPr>
+        <w:t xml:space="preserve">7.3. Sơ đồ Tuần tự Luồng Chuyển tiền P2P với Transactional Outbox &amp; WebSocket</w:t>
       </w:r>
     </w:p>
     <w:tbl>
@@ -10394,7 +12372,7 @@
           <w:sz w:val="28"/>
           <w:szCs w:val="28"/>
         </w:rPr>
-        <w:t xml:space="preserve">6.4. Sơ đồ Tuần tự Luồng Xác thực và Silent Token Refresh (JWT Lifecycle)</w:t>
+        <w:t xml:space="preserve">7.4. Sơ đồ Tuần tự Luồng Xác thực và Silent Token Refresh (JWT Lifecycle)</w:t>
       </w:r>
     </w:p>
     <w:p>
@@ -10413,20 +12391,20 @@
           <w:sz w:val="24"/>
           <w:szCs w:val="24"/>
         </w:rPr>
-        <w:t xml:space="preserve">Sơ đồ 6.4: Vòng đời JWT và Cơ chế Tự động Làm mới Token (Silent Refresh)</w:t>
-      </w:r>
-    </w:p>
-    <w:p>
-      <w:pPr>
-        <w:shd w:fill="F8FAFC" w:val="clear"/>
-        <w:spacing w:after="10" w:before="10"/>
-      </w:pPr>
-      <w:r>
-        <w:rPr>
-          <w:rFonts w:ascii="Consolas" w:cs="Consolas" w:eastAsia="Consolas" w:hAnsi="Consolas"/>
-          <w:color w:val="0F172A"/>
-          <w:sz w:val="19"/>
-          <w:szCs w:val="19"/>
+        <w:t xml:space="preserve">Sơ đồ 7.4: Vòng đời JWT và Cơ chế Tự động Làm mới Token (Silent Refresh)</w:t>
+      </w:r>
+    </w:p>
+    <w:p>
+      <w:pPr>
+        <w:shd w:fill="F8FAFC" w:val="clear"/>
+        <w:spacing w:after="10" w:before="10"/>
+      </w:pPr>
+      <w:r>
+        <w:rPr>
+          <w:rFonts w:ascii="Consolas" w:cs="Consolas" w:eastAsia="Consolas" w:hAnsi="Consolas"/>
+          <w:color w:val="0F172A"/>
+          <w:sz w:val="18"/>
+          <w:szCs w:val="18"/>
         </w:rPr>
         <w:t xml:space="preserve">[Mobile Client]             [Nginx / Gateway]           [Spring Security]           [AuthService / DB]</w:t>
       </w:r>
@@ -10440,8 +12418,8 @@
         <w:rPr>
           <w:rFonts w:ascii="Consolas" w:cs="Consolas" w:eastAsia="Consolas" w:hAnsi="Consolas"/>
           <w:color w:val="0F172A"/>
-          <w:sz w:val="19"/>
-          <w:szCs w:val="19"/>
+          <w:sz w:val="18"/>
+          <w:szCs w:val="18"/>
         </w:rPr>
         <w:t xml:space="preserve">         |                            |                            |                            |</w:t>
       </w:r>
@@ -10455,8 +12433,8 @@
         <w:rPr>
           <w:rFonts w:ascii="Consolas" w:cs="Consolas" w:eastAsia="Consolas" w:hAnsi="Consolas"/>
           <w:color w:val="0F172A"/>
-          <w:sz w:val="19"/>
-          <w:szCs w:val="19"/>
+          <w:sz w:val="18"/>
+          <w:szCs w:val="18"/>
         </w:rPr>
         <w:t xml:space="preserve">         | 1. POST /auth/login        |                            |                            |</w:t>
       </w:r>
@@ -10470,8 +12448,8 @@
         <w:rPr>
           <w:rFonts w:ascii="Consolas" w:cs="Consolas" w:eastAsia="Consolas" w:hAnsi="Consolas"/>
           <w:color w:val="0F172A"/>
-          <w:sz w:val="19"/>
-          <w:szCs w:val="19"/>
+          <w:sz w:val="18"/>
+          <w:szCs w:val="18"/>
         </w:rPr>
         <w:t xml:space="preserve">         |---------------------------&gt;|---------------------------&gt;|---------------------------&gt;|</w:t>
       </w:r>
@@ -10485,8 +12463,8 @@
         <w:rPr>
           <w:rFonts w:ascii="Consolas" w:cs="Consolas" w:eastAsia="Consolas" w:hAnsi="Consolas"/>
           <w:color w:val="0F172A"/>
-          <w:sz w:val="19"/>
-          <w:szCs w:val="19"/>
+          <w:sz w:val="18"/>
+          <w:szCs w:val="18"/>
         </w:rPr>
         <w:t xml:space="preserve">         |                            |                            |   Kiểm tra SĐT &amp; Mật khẩu  |</w:t>
       </w:r>
@@ -10500,8 +12478,8 @@
         <w:rPr>
           <w:rFonts w:ascii="Consolas" w:cs="Consolas" w:eastAsia="Consolas" w:hAnsi="Consolas"/>
           <w:color w:val="0F172A"/>
-          <w:sz w:val="19"/>
-          <w:szCs w:val="19"/>
+          <w:sz w:val="18"/>
+          <w:szCs w:val="18"/>
         </w:rPr>
         <w:t xml:space="preserve">         | 2. Trả về AccessToken (5m) &amp; RefreshToken (30d)         |                            |</w:t>
       </w:r>
@@ -10515,8 +12493,8 @@
         <w:rPr>
           <w:rFonts w:ascii="Consolas" w:cs="Consolas" w:eastAsia="Consolas" w:hAnsi="Consolas"/>
           <w:color w:val="0F172A"/>
-          <w:sz w:val="19"/>
-          <w:szCs w:val="19"/>
+          <w:sz w:val="18"/>
+          <w:szCs w:val="18"/>
         </w:rPr>
         <w:t xml:space="preserve">         |&lt;---------------------------|&lt;---------------------------|&lt;---------------------------|</w:t>
       </w:r>
@@ -10530,8 +12508,8 @@
         <w:rPr>
           <w:rFonts w:ascii="Consolas" w:cs="Consolas" w:eastAsia="Consolas" w:hAnsi="Consolas"/>
           <w:color w:val="0F172A"/>
-          <w:sz w:val="19"/>
-          <w:szCs w:val="19"/>
+          <w:sz w:val="18"/>
+          <w:szCs w:val="18"/>
         </w:rPr>
         <w:t xml:space="preserve">         | Lưu an toàn vào SecureStore|                            |                            |</w:t>
       </w:r>
@@ -10545,8 +12523,8 @@
         <w:rPr>
           <w:rFonts w:ascii="Consolas" w:cs="Consolas" w:eastAsia="Consolas" w:hAnsi="Consolas"/>
           <w:color w:val="0F172A"/>
-          <w:sz w:val="19"/>
-          <w:szCs w:val="19"/>
+          <w:sz w:val="18"/>
+          <w:szCs w:val="18"/>
         </w:rPr>
         <w:t xml:space="preserve">         |                            |                            |                            |</w:t>
       </w:r>
@@ -10560,8 +12538,8 @@
         <w:rPr>
           <w:rFonts w:ascii="Consolas" w:cs="Consolas" w:eastAsia="Consolas" w:hAnsi="Consolas"/>
           <w:color w:val="0F172A"/>
-          <w:sz w:val="19"/>
-          <w:szCs w:val="19"/>
+          <w:sz w:val="18"/>
+          <w:szCs w:val="18"/>
         </w:rPr>
         <w:t xml:space="preserve">         | 3. Gửi Request tài chính kèm Authorization: Bearer {AccessToken}                     |</w:t>
       </w:r>
@@ -10575,8 +12553,8 @@
         <w:rPr>
           <w:rFonts w:ascii="Consolas" w:cs="Consolas" w:eastAsia="Consolas" w:hAnsi="Consolas"/>
           <w:color w:val="0F172A"/>
-          <w:sz w:val="19"/>
-          <w:szCs w:val="19"/>
+          <w:sz w:val="18"/>
+          <w:szCs w:val="18"/>
         </w:rPr>
         <w:t xml:space="preserve">         |---------------------------&gt;|---------------------------&gt;|                            |</w:t>
       </w:r>
@@ -10590,8 +12568,8 @@
         <w:rPr>
           <w:rFonts w:ascii="Consolas" w:cs="Consolas" w:eastAsia="Consolas" w:hAnsi="Consolas"/>
           <w:color w:val="0F172A"/>
-          <w:sz w:val="19"/>
-          <w:szCs w:val="19"/>
+          <w:sz w:val="18"/>
+          <w:szCs w:val="18"/>
         </w:rPr>
         <w:t xml:space="preserve">         |                            |                            | Kiểm tra token hợp lệ      |</w:t>
       </w:r>
@@ -10605,8 +12583,8 @@
         <w:rPr>
           <w:rFonts w:ascii="Consolas" w:cs="Consolas" w:eastAsia="Consolas" w:hAnsi="Consolas"/>
           <w:color w:val="0F172A"/>
-          <w:sz w:val="19"/>
-          <w:szCs w:val="19"/>
+          <w:sz w:val="18"/>
+          <w:szCs w:val="18"/>
         </w:rPr>
         <w:t xml:space="preserve">         | 4. Trả về dữ liệu thành công                            |                            |</w:t>
       </w:r>
@@ -10620,8 +12598,8 @@
         <w:rPr>
           <w:rFonts w:ascii="Consolas" w:cs="Consolas" w:eastAsia="Consolas" w:hAnsi="Consolas"/>
           <w:color w:val="0F172A"/>
-          <w:sz w:val="19"/>
-          <w:szCs w:val="19"/>
+          <w:sz w:val="18"/>
+          <w:szCs w:val="18"/>
         </w:rPr>
         <w:t xml:space="preserve">         |&lt;---------------------------|&lt;---------------------------|                            |</w:t>
       </w:r>
@@ -10635,8 +12613,8 @@
         <w:rPr>
           <w:rFonts w:ascii="Consolas" w:cs="Consolas" w:eastAsia="Consolas" w:hAnsi="Consolas"/>
           <w:color w:val="0F172A"/>
-          <w:sz w:val="19"/>
-          <w:szCs w:val="19"/>
+          <w:sz w:val="18"/>
+          <w:szCs w:val="18"/>
         </w:rPr>
         <w:t xml:space="preserve">         |                            |                            |                            |</w:t>
       </w:r>
@@ -10650,8 +12628,8 @@
         <w:rPr>
           <w:rFonts w:ascii="Consolas" w:cs="Consolas" w:eastAsia="Consolas" w:hAnsi="Consolas"/>
           <w:color w:val="0F172A"/>
-          <w:sz w:val="19"/>
-          <w:szCs w:val="19"/>
+          <w:sz w:val="18"/>
+          <w:szCs w:val="18"/>
         </w:rPr>
         <w:t xml:space="preserve">         | ... (Sau 5 phút, AccessToken hết hạn) ...               |                            |</w:t>
       </w:r>
@@ -10665,8 +12643,8 @@
         <w:rPr>
           <w:rFonts w:ascii="Consolas" w:cs="Consolas" w:eastAsia="Consolas" w:hAnsi="Consolas"/>
           <w:color w:val="0F172A"/>
-          <w:sz w:val="19"/>
-          <w:szCs w:val="19"/>
+          <w:sz w:val="18"/>
+          <w:szCs w:val="18"/>
         </w:rPr>
         <w:t xml:space="preserve">         |                            |                            |                            |</w:t>
       </w:r>
@@ -10680,8 +12658,8 @@
         <w:rPr>
           <w:rFonts w:ascii="Consolas" w:cs="Consolas" w:eastAsia="Consolas" w:hAnsi="Consolas"/>
           <w:color w:val="0F172A"/>
-          <w:sz w:val="19"/>
-          <w:szCs w:val="19"/>
+          <w:sz w:val="18"/>
+          <w:szCs w:val="18"/>
         </w:rPr>
         <w:t xml:space="preserve">         | 5. Gửi Request tiếp theo   |                            |                            |</w:t>
       </w:r>
@@ -10695,8 +12673,8 @@
         <w:rPr>
           <w:rFonts w:ascii="Consolas" w:cs="Consolas" w:eastAsia="Consolas" w:hAnsi="Consolas"/>
           <w:color w:val="0F172A"/>
-          <w:sz w:val="19"/>
-          <w:szCs w:val="19"/>
+          <w:sz w:val="18"/>
+          <w:szCs w:val="18"/>
         </w:rPr>
         <w:t xml:space="preserve">         |---------------------------&gt;|---------------------------&gt;|                            |</w:t>
       </w:r>
@@ -10710,8 +12688,8 @@
         <w:rPr>
           <w:rFonts w:ascii="Consolas" w:cs="Consolas" w:eastAsia="Consolas" w:hAnsi="Consolas"/>
           <w:color w:val="0F172A"/>
-          <w:sz w:val="19"/>
-          <w:szCs w:val="19"/>
+          <w:sz w:val="18"/>
+          <w:szCs w:val="18"/>
         </w:rPr>
         <w:t xml:space="preserve">         |                            |                            | Token expired!             |</w:t>
       </w:r>
@@ -10725,8 +12703,8 @@
         <w:rPr>
           <w:rFonts w:ascii="Consolas" w:cs="Consolas" w:eastAsia="Consolas" w:hAnsi="Consolas"/>
           <w:color w:val="0F172A"/>
-          <w:sz w:val="19"/>
-          <w:szCs w:val="19"/>
+          <w:sz w:val="18"/>
+          <w:szCs w:val="18"/>
         </w:rPr>
         <w:t xml:space="preserve">         | 6. HTTP 401 Unauthorized   |                            |                            |</w:t>
       </w:r>
@@ -10740,8 +12718,8 @@
         <w:rPr>
           <w:rFonts w:ascii="Consolas" w:cs="Consolas" w:eastAsia="Consolas" w:hAnsi="Consolas"/>
           <w:color w:val="0F172A"/>
-          <w:sz w:val="19"/>
-          <w:szCs w:val="19"/>
+          <w:sz w:val="18"/>
+          <w:szCs w:val="18"/>
         </w:rPr>
         <w:t xml:space="preserve">         |&lt;---------------------------|&lt;---------------------------|                            |</w:t>
       </w:r>
@@ -10755,8 +12733,8 @@
         <w:rPr>
           <w:rFonts w:ascii="Consolas" w:cs="Consolas" w:eastAsia="Consolas" w:hAnsi="Consolas"/>
           <w:color w:val="0F172A"/>
-          <w:sz w:val="19"/>
-          <w:szCs w:val="19"/>
+          <w:sz w:val="18"/>
+          <w:szCs w:val="18"/>
         </w:rPr>
         <w:t xml:space="preserve">         |                            |                            |                            |</w:t>
       </w:r>
@@ -10770,8 +12748,8 @@
         <w:rPr>
           <w:rFonts w:ascii="Consolas" w:cs="Consolas" w:eastAsia="Consolas" w:hAnsi="Consolas"/>
           <w:color w:val="0F172A"/>
-          <w:sz w:val="19"/>
-          <w:szCs w:val="19"/>
+          <w:sz w:val="18"/>
+          <w:szCs w:val="18"/>
         </w:rPr>
         <w:t xml:space="preserve">         | 7. [INTERCEPTOR TỰ ĐỘNG BẮT MÃ 401]                     |                            |</w:t>
       </w:r>
@@ -10785,8 +12763,8 @@
         <w:rPr>
           <w:rFonts w:ascii="Consolas" w:cs="Consolas" w:eastAsia="Consolas" w:hAnsi="Consolas"/>
           <w:color w:val="0F172A"/>
-          <w:sz w:val="19"/>
-          <w:szCs w:val="19"/>
+          <w:sz w:val="18"/>
+          <w:szCs w:val="18"/>
         </w:rPr>
         <w:t xml:space="preserve">         |    Gọi POST /auth/refresh?refreshToken={token}          |                            |</w:t>
       </w:r>
@@ -10800,8 +12778,8 @@
         <w:rPr>
           <w:rFonts w:ascii="Consolas" w:cs="Consolas" w:eastAsia="Consolas" w:hAnsi="Consolas"/>
           <w:color w:val="0F172A"/>
-          <w:sz w:val="19"/>
-          <w:szCs w:val="19"/>
+          <w:sz w:val="18"/>
+          <w:szCs w:val="18"/>
         </w:rPr>
         <w:t xml:space="preserve">         |---------------------------&gt;|---------------------------&gt;|---------------------------&gt;|</w:t>
       </w:r>
@@ -10815,8 +12793,8 @@
         <w:rPr>
           <w:rFonts w:ascii="Consolas" w:cs="Consolas" w:eastAsia="Consolas" w:hAnsi="Consolas"/>
           <w:color w:val="0F172A"/>
-          <w:sz w:val="19"/>
-          <w:szCs w:val="19"/>
+          <w:sz w:val="18"/>
+          <w:szCs w:val="18"/>
         </w:rPr>
         <w:t xml:space="preserve">         |                            |                            |   Kiểm tra RefreshToken    |</w:t>
       </w:r>
@@ -10830,8 +12808,8 @@
         <w:rPr>
           <w:rFonts w:ascii="Consolas" w:cs="Consolas" w:eastAsia="Consolas" w:hAnsi="Consolas"/>
           <w:color w:val="0F172A"/>
-          <w:sz w:val="19"/>
-          <w:szCs w:val="19"/>
+          <w:sz w:val="18"/>
+          <w:szCs w:val="18"/>
         </w:rPr>
         <w:t xml:space="preserve">         | 8. Cấp cặp AccessToken &amp; RefreshToken MỚI               |                            |</w:t>
       </w:r>
@@ -10845,8 +12823,8 @@
         <w:rPr>
           <w:rFonts w:ascii="Consolas" w:cs="Consolas" w:eastAsia="Consolas" w:hAnsi="Consolas"/>
           <w:color w:val="0F172A"/>
-          <w:sz w:val="19"/>
-          <w:szCs w:val="19"/>
+          <w:sz w:val="18"/>
+          <w:szCs w:val="18"/>
         </w:rPr>
         <w:t xml:space="preserve">         |&lt;---------------------------|&lt;---------------------------|&lt;---------------------------|</w:t>
       </w:r>
@@ -10860,8 +12838,8 @@
         <w:rPr>
           <w:rFonts w:ascii="Consolas" w:cs="Consolas" w:eastAsia="Consolas" w:hAnsi="Consolas"/>
           <w:color w:val="0F172A"/>
-          <w:sz w:val="19"/>
-          <w:szCs w:val="19"/>
+          <w:sz w:val="18"/>
+          <w:szCs w:val="18"/>
         </w:rPr>
         <w:t xml:space="preserve">         | Cập nhật SecureStore       |                            |                            |</w:t>
       </w:r>
@@ -10875,8 +12853,8 @@
         <w:rPr>
           <w:rFonts w:ascii="Consolas" w:cs="Consolas" w:eastAsia="Consolas" w:hAnsi="Consolas"/>
           <w:color w:val="0F172A"/>
-          <w:sz w:val="19"/>
-          <w:szCs w:val="19"/>
+          <w:sz w:val="18"/>
+          <w:szCs w:val="18"/>
         </w:rPr>
         <w:t xml:space="preserve">         |                            |                            |                            |</w:t>
       </w:r>
@@ -10890,8 +12868,8 @@
         <w:rPr>
           <w:rFonts w:ascii="Consolas" w:cs="Consolas" w:eastAsia="Consolas" w:hAnsi="Consolas"/>
           <w:color w:val="0F172A"/>
-          <w:sz w:val="19"/>
-          <w:szCs w:val="19"/>
+          <w:sz w:val="18"/>
+          <w:szCs w:val="18"/>
         </w:rPr>
         <w:t xml:space="preserve">         | 9. TỰ ĐỘNG RETRY REQUEST BAN ĐẦU VỚI TOKEN MỚI          |                            |</w:t>
       </w:r>
@@ -10905,8 +12883,8 @@
         <w:rPr>
           <w:rFonts w:ascii="Consolas" w:cs="Consolas" w:eastAsia="Consolas" w:hAnsi="Consolas"/>
           <w:color w:val="0F172A"/>
-          <w:sz w:val="19"/>
-          <w:szCs w:val="19"/>
+          <w:sz w:val="18"/>
+          <w:szCs w:val="18"/>
         </w:rPr>
         <w:t xml:space="preserve">         |---------------------------&gt;|---------------------------&gt;|                            |</w:t>
       </w:r>
@@ -10920,8 +12898,8 @@
         <w:rPr>
           <w:rFonts w:ascii="Consolas" w:cs="Consolas" w:eastAsia="Consolas" w:hAnsi="Consolas"/>
           <w:color w:val="0F172A"/>
-          <w:sz w:val="19"/>
-          <w:szCs w:val="19"/>
+          <w:sz w:val="18"/>
+          <w:szCs w:val="18"/>
         </w:rPr>
         <w:t xml:space="preserve">         | 10. Trả về kết quả ban đầu (User không hề bị văng ra)    |                            |</w:t>
       </w:r>
@@ -10935,8 +12913,8 @@
         <w:rPr>
           <w:rFonts w:ascii="Consolas" w:cs="Consolas" w:eastAsia="Consolas" w:hAnsi="Consolas"/>
           <w:color w:val="0F172A"/>
-          <w:sz w:val="19"/>
-          <w:szCs w:val="19"/>
+          <w:sz w:val="18"/>
+          <w:szCs w:val="18"/>
         </w:rPr>
         <w:t xml:space="preserve">         |&lt;---------------------------|&lt;---------------------------|</w:t>
       </w:r>
@@ -10955,7 +12933,7 @@
           <w:sz w:val="28"/>
           <w:szCs w:val="28"/>
         </w:rPr>
-        <w:t xml:space="preserve">6.5. Sơ đồ Luồng Quét và Thanh toán Mã VietQR Chuẩn EMVCo</w:t>
+        <w:t xml:space="preserve">7.5. Sơ đồ Luồng Quét và Thanh toán Mã VietQR Chuẩn EMVCo</w:t>
       </w:r>
     </w:p>
     <w:p>
@@ -10974,20 +12952,20 @@
           <w:sz w:val="24"/>
           <w:szCs w:val="24"/>
         </w:rPr>
-        <w:t xml:space="preserve">Sơ đồ 6.5: Quy trình Quét và Thanh toán VietQR Chuẩn EMVCo</w:t>
-      </w:r>
-    </w:p>
-    <w:p>
-      <w:pPr>
-        <w:shd w:fill="F8FAFC" w:val="clear"/>
-        <w:spacing w:after="10" w:before="10"/>
-      </w:pPr>
-      <w:r>
-        <w:rPr>
-          <w:rFonts w:ascii="Consolas" w:cs="Consolas" w:eastAsia="Consolas" w:hAnsi="Consolas"/>
-          <w:color w:val="0F172A"/>
-          <w:sz w:val="19"/>
-          <w:szCs w:val="19"/>
+        <w:t xml:space="preserve">Sơ đồ 7.5: Quy trình Quét và Thanh toán VietQR Chuẩn EMVCo</w:t>
+      </w:r>
+    </w:p>
+    <w:p>
+      <w:pPr>
+        <w:shd w:fill="F8FAFC" w:val="clear"/>
+        <w:spacing w:after="10" w:before="10"/>
+      </w:pPr>
+      <w:r>
+        <w:rPr>
+          <w:rFonts w:ascii="Consolas" w:cs="Consolas" w:eastAsia="Consolas" w:hAnsi="Consolas"/>
+          <w:color w:val="0F172A"/>
+          <w:sz w:val="18"/>
+          <w:szCs w:val="18"/>
         </w:rPr>
         <w:t xml:space="preserve">[Người dùng]            [expo-camera]           [VietQR Parser]         [Backend / Napas]</w:t>
       </w:r>
@@ -11001,8 +12979,8 @@
         <w:rPr>
           <w:rFonts w:ascii="Consolas" w:cs="Consolas" w:eastAsia="Consolas" w:hAnsi="Consolas"/>
           <w:color w:val="0F172A"/>
-          <w:sz w:val="19"/>
-          <w:szCs w:val="19"/>
+          <w:sz w:val="18"/>
+          <w:szCs w:val="18"/>
         </w:rPr>
         <w:t xml:space="preserve">        |                       |                       |                       |</w:t>
       </w:r>
@@ -11016,8 +12994,8 @@
         <w:rPr>
           <w:rFonts w:ascii="Consolas" w:cs="Consolas" w:eastAsia="Consolas" w:hAnsi="Consolas"/>
           <w:color w:val="0F172A"/>
-          <w:sz w:val="19"/>
-          <w:szCs w:val="19"/>
+          <w:sz w:val="18"/>
+          <w:szCs w:val="18"/>
         </w:rPr>
         <w:t xml:space="preserve">        | 1. Bấm nút Quét QR    |                       |                       |</w:t>
       </w:r>
@@ -11031,8 +13009,8 @@
         <w:rPr>
           <w:rFonts w:ascii="Consolas" w:cs="Consolas" w:eastAsia="Consolas" w:hAnsi="Consolas"/>
           <w:color w:val="0F172A"/>
-          <w:sz w:val="19"/>
-          <w:szCs w:val="19"/>
+          <w:sz w:val="18"/>
+          <w:szCs w:val="18"/>
         </w:rPr>
         <w:t xml:space="preserve">        |----------------------&gt;|                       |                       |</w:t>
       </w:r>
@@ -11046,8 +13024,8 @@
         <w:rPr>
           <w:rFonts w:ascii="Consolas" w:cs="Consolas" w:eastAsia="Consolas" w:hAnsi="Consolas"/>
           <w:color w:val="0F172A"/>
-          <w:sz w:val="19"/>
-          <w:szCs w:val="19"/>
+          <w:sz w:val="18"/>
+          <w:szCs w:val="18"/>
         </w:rPr>
         <w:t xml:space="preserve">        |                       | 2. Nhận diện chuỗi QR |                       |</w:t>
       </w:r>
@@ -11061,8 +13039,8 @@
         <w:rPr>
           <w:rFonts w:ascii="Consolas" w:cs="Consolas" w:eastAsia="Consolas" w:hAnsi="Consolas"/>
           <w:color w:val="0F172A"/>
-          <w:sz w:val="19"/>
-          <w:szCs w:val="19"/>
+          <w:sz w:val="18"/>
+          <w:szCs w:val="18"/>
         </w:rPr>
         <w:t xml:space="preserve">        |                       |----------------------&gt;|                       |</w:t>
       </w:r>
@@ -11076,8 +13054,8 @@
         <w:rPr>
           <w:rFonts w:ascii="Consolas" w:cs="Consolas" w:eastAsia="Consolas" w:hAnsi="Consolas"/>
           <w:color w:val="0F172A"/>
-          <w:sz w:val="19"/>
-          <w:szCs w:val="19"/>
+          <w:sz w:val="18"/>
+          <w:szCs w:val="18"/>
         </w:rPr>
         <w:t xml:space="preserve">        |                       |                       | 3. Phân tích cú pháp: |</w:t>
       </w:r>
@@ -11091,8 +13069,8 @@
         <w:rPr>
           <w:rFonts w:ascii="Consolas" w:cs="Consolas" w:eastAsia="Consolas" w:hAnsi="Consolas"/>
           <w:color w:val="0F172A"/>
-          <w:sz w:val="19"/>
-          <w:szCs w:val="19"/>
+          <w:sz w:val="18"/>
+          <w:szCs w:val="18"/>
         </w:rPr>
         <w:t xml:space="preserve">        |                       |                       |    - AID: A000000727  |</w:t>
       </w:r>
@@ -11106,8 +13084,8 @@
         <w:rPr>
           <w:rFonts w:ascii="Consolas" w:cs="Consolas" w:eastAsia="Consolas" w:hAnsi="Consolas"/>
           <w:color w:val="0F172A"/>
-          <w:sz w:val="19"/>
-          <w:szCs w:val="19"/>
+          <w:sz w:val="18"/>
+          <w:szCs w:val="18"/>
         </w:rPr>
         <w:t xml:space="preserve">        |                       |                       |    - BIN: 970422 (MB) |</w:t>
       </w:r>
@@ -11121,8 +13099,8 @@
         <w:rPr>
           <w:rFonts w:ascii="Consolas" w:cs="Consolas" w:eastAsia="Consolas" w:hAnsi="Consolas"/>
           <w:color w:val="0F172A"/>
-          <w:sz w:val="19"/>
-          <w:szCs w:val="19"/>
+          <w:sz w:val="18"/>
+          <w:szCs w:val="18"/>
         </w:rPr>
         <w:t xml:space="preserve">        |                       |                       |    - STK: 0987654321  |</w:t>
       </w:r>
@@ -11136,8 +13114,8 @@
         <w:rPr>
           <w:rFonts w:ascii="Consolas" w:cs="Consolas" w:eastAsia="Consolas" w:hAnsi="Consolas"/>
           <w:color w:val="0F172A"/>
-          <w:sz w:val="19"/>
-          <w:szCs w:val="19"/>
+          <w:sz w:val="18"/>
+          <w:szCs w:val="18"/>
         </w:rPr>
         <w:t xml:space="preserve">        |                       |                       |    - Số tiền &amp; Ghi chú|</w:t>
       </w:r>
@@ -11151,8 +13129,8 @@
         <w:rPr>
           <w:rFonts w:ascii="Consolas" w:cs="Consolas" w:eastAsia="Consolas" w:hAnsi="Consolas"/>
           <w:color w:val="0F172A"/>
-          <w:sz w:val="19"/>
-          <w:szCs w:val="19"/>
+          <w:sz w:val="18"/>
+          <w:szCs w:val="18"/>
         </w:rPr>
         <w:t xml:space="preserve">        |                       |                       |                       |</w:t>
       </w:r>
@@ -11166,8 +13144,8 @@
         <w:rPr>
           <w:rFonts w:ascii="Consolas" w:cs="Consolas" w:eastAsia="Consolas" w:hAnsi="Consolas"/>
           <w:color w:val="0F172A"/>
-          <w:sz w:val="19"/>
-          <w:szCs w:val="19"/>
+          <w:sz w:val="18"/>
+          <w:szCs w:val="18"/>
         </w:rPr>
         <w:t xml:space="preserve">        |                       | 4. Gọi API tra cứu    |                       |</w:t>
       </w:r>
@@ -11181,8 +13159,8 @@
         <w:rPr>
           <w:rFonts w:ascii="Consolas" w:cs="Consolas" w:eastAsia="Consolas" w:hAnsi="Consolas"/>
           <w:color w:val="0F172A"/>
-          <w:sz w:val="19"/>
-          <w:szCs w:val="19"/>
+          <w:sz w:val="18"/>
+          <w:szCs w:val="18"/>
         </w:rPr>
         <w:t xml:space="preserve">        |                       |----------------------------------------------&gt;|</w:t>
       </w:r>
@@ -11196,8 +13174,8 @@
         <w:rPr>
           <w:rFonts w:ascii="Consolas" w:cs="Consolas" w:eastAsia="Consolas" w:hAnsi="Consolas"/>
           <w:color w:val="0F172A"/>
-          <w:sz w:val="19"/>
-          <w:szCs w:val="19"/>
+          <w:sz w:val="18"/>
+          <w:szCs w:val="18"/>
         </w:rPr>
         <w:t xml:space="preserve">        |                       |                       |                       | Tra cứu hệ thống Napas</w:t>
       </w:r>
@@ -11211,8 +13189,8 @@
         <w:rPr>
           <w:rFonts w:ascii="Consolas" w:cs="Consolas" w:eastAsia="Consolas" w:hAnsi="Consolas"/>
           <w:color w:val="0F172A"/>
-          <w:sz w:val="19"/>
-          <w:szCs w:val="19"/>
+          <w:sz w:val="18"/>
+          <w:szCs w:val="18"/>
         </w:rPr>
         <w:t xml:space="preserve">        |                       | 5. Trả về tên người thụ hưởng: NGUYEN VAN AN  |</w:t>
       </w:r>
@@ -11226,8 +13204,8 @@
         <w:rPr>
           <w:rFonts w:ascii="Consolas" w:cs="Consolas" w:eastAsia="Consolas" w:hAnsi="Consolas"/>
           <w:color w:val="0F172A"/>
-          <w:sz w:val="19"/>
-          <w:szCs w:val="19"/>
+          <w:sz w:val="18"/>
+          <w:szCs w:val="18"/>
         </w:rPr>
         <w:t xml:space="preserve">        |                       |&lt;----------------------------------------------|</w:t>
       </w:r>
@@ -11241,8 +13219,8 @@
         <w:rPr>
           <w:rFonts w:ascii="Consolas" w:cs="Consolas" w:eastAsia="Consolas" w:hAnsi="Consolas"/>
           <w:color w:val="0F172A"/>
-          <w:sz w:val="19"/>
-          <w:szCs w:val="19"/>
+          <w:sz w:val="18"/>
+          <w:szCs w:val="18"/>
         </w:rPr>
         <w:t xml:space="preserve">        | 6. Hiển thị màn hình Xác nhận chuyển tiền     |                       |</w:t>
       </w:r>
@@ -11256,8 +13234,8 @@
         <w:rPr>
           <w:rFonts w:ascii="Consolas" w:cs="Consolas" w:eastAsia="Consolas" w:hAnsi="Consolas"/>
           <w:color w:val="0F172A"/>
-          <w:sz w:val="19"/>
-          <w:szCs w:val="19"/>
+          <w:sz w:val="18"/>
+          <w:szCs w:val="18"/>
         </w:rPr>
         <w:t xml:space="preserve">        |&lt;----------------------|                       |                       |</w:t>
       </w:r>
@@ -11271,8 +13249,8 @@
         <w:rPr>
           <w:rFonts w:ascii="Consolas" w:cs="Consolas" w:eastAsia="Consolas" w:hAnsi="Consolas"/>
           <w:color w:val="0F172A"/>
-          <w:sz w:val="19"/>
-          <w:szCs w:val="19"/>
+          <w:sz w:val="18"/>
+          <w:szCs w:val="18"/>
         </w:rPr>
         <w:t xml:space="preserve">        |                       |                       |                       |</w:t>
       </w:r>
@@ -11286,8 +13264,8 @@
         <w:rPr>
           <w:rFonts w:ascii="Consolas" w:cs="Consolas" w:eastAsia="Consolas" w:hAnsi="Consolas"/>
           <w:color w:val="0F172A"/>
-          <w:sz w:val="19"/>
-          <w:szCs w:val="19"/>
+          <w:sz w:val="18"/>
+          <w:szCs w:val="18"/>
         </w:rPr>
         <w:t xml:space="preserve">        | 7. Nhập mã PIN 6 số xác thực                  |                       |</w:t>
       </w:r>
@@ -11301,8 +13279,8 @@
         <w:rPr>
           <w:rFonts w:ascii="Consolas" w:cs="Consolas" w:eastAsia="Consolas" w:hAnsi="Consolas"/>
           <w:color w:val="0F172A"/>
-          <w:sz w:val="19"/>
-          <w:szCs w:val="19"/>
+          <w:sz w:val="18"/>
+          <w:szCs w:val="18"/>
         </w:rPr>
         <w:t xml:space="preserve">        |----------------------------------------------------------------------&gt;|</w:t>
       </w:r>
@@ -11316,8 +13294,8 @@
         <w:rPr>
           <w:rFonts w:ascii="Consolas" w:cs="Consolas" w:eastAsia="Consolas" w:hAnsi="Consolas"/>
           <w:color w:val="0F172A"/>
-          <w:sz w:val="19"/>
-          <w:szCs w:val="19"/>
+          <w:sz w:val="18"/>
+          <w:szCs w:val="18"/>
         </w:rPr>
         <w:t xml:space="preserve">        | 8. Báo chuyển tiền thành công &amp; Biên lai điện tử                      |</w:t>
       </w:r>
@@ -11331,8 +13309,8 @@
         <w:rPr>
           <w:rFonts w:ascii="Consolas" w:cs="Consolas" w:eastAsia="Consolas" w:hAnsi="Consolas"/>
           <w:color w:val="0F172A"/>
-          <w:sz w:val="19"/>
-          <w:szCs w:val="19"/>
+          <w:sz w:val="18"/>
+          <w:szCs w:val="18"/>
         </w:rPr>
         <w:t xml:space="preserve">        |&lt;----------------------------------------------------------------------|</w:t>
       </w:r>
@@ -11351,7 +13329,7 @@
           <w:sz w:val="28"/>
           <w:szCs w:val="28"/>
         </w:rPr>
-        <w:t xml:space="preserve">6.6. Sơ đồ Quản lý Trạng thái và Chuyển đổi Theme Sáng/Tối (Light/Dark Mode State Flow)</w:t>
+        <w:t xml:space="preserve">7.6. Sơ đồ Quản lý Trạng thái và Chuyển đổi Theme Sáng/Tối (Light/Dark Mode State Flow)</w:t>
       </w:r>
     </w:p>
     <w:p>
@@ -11370,20 +13348,20 @@
           <w:sz w:val="24"/>
           <w:szCs w:val="24"/>
         </w:rPr>
-        <w:t xml:space="preserve">Sơ đồ 6.6: Luồng Quản lý Trạng thái Theme Sáng/Tối Toàn Ứng Dụng</w:t>
-      </w:r>
-    </w:p>
-    <w:p>
-      <w:pPr>
-        <w:shd w:fill="F8FAFC" w:val="clear"/>
-        <w:spacing w:after="10" w:before="10"/>
-      </w:pPr>
-      <w:r>
-        <w:rPr>
-          <w:rFonts w:ascii="Consolas" w:cs="Consolas" w:eastAsia="Consolas" w:hAnsi="Consolas"/>
-          <w:color w:val="0F172A"/>
-          <w:sz w:val="19"/>
-          <w:szCs w:val="19"/>
+        <w:t xml:space="preserve">Sơ đồ 7.6: Luồng Quản lý Trạng thái Theme Sáng/Tối Toàn Ứng Dụng</w:t>
+      </w:r>
+    </w:p>
+    <w:p>
+      <w:pPr>
+        <w:shd w:fill="F8FAFC" w:val="clear"/>
+        <w:spacing w:after="10" w:before="10"/>
+      </w:pPr>
+      <w:r>
+        <w:rPr>
+          <w:rFonts w:ascii="Consolas" w:cs="Consolas" w:eastAsia="Consolas" w:hAnsi="Consolas"/>
+          <w:color w:val="0F172A"/>
+          <w:sz w:val="18"/>
+          <w:szCs w:val="18"/>
         </w:rPr>
         <w:t xml:space="preserve">[Người dùng]            [SettingsScreen]        [ThemeContext]          [theme.ts Tokens]       [25+ Screens &amp; Components]</w:t>
       </w:r>
@@ -11397,8 +13375,8 @@
         <w:rPr>
           <w:rFonts w:ascii="Consolas" w:cs="Consolas" w:eastAsia="Consolas" w:hAnsi="Consolas"/>
           <w:color w:val="0F172A"/>
-          <w:sz w:val="19"/>
-          <w:szCs w:val="19"/>
+          <w:sz w:val="18"/>
+          <w:szCs w:val="18"/>
         </w:rPr>
         <w:t xml:space="preserve">        |                       |                       |                       |                             |</w:t>
       </w:r>
@@ -11412,8 +13390,8 @@
         <w:rPr>
           <w:rFonts w:ascii="Consolas" w:cs="Consolas" w:eastAsia="Consolas" w:hAnsi="Consolas"/>
           <w:color w:val="0F172A"/>
-          <w:sz w:val="19"/>
-          <w:szCs w:val="19"/>
+          <w:sz w:val="18"/>
+          <w:szCs w:val="18"/>
         </w:rPr>
         <w:t xml:space="preserve">        | 1. Gạt công tắc Theme |                       |                       |                             |</w:t>
       </w:r>
@@ -11427,8 +13405,8 @@
         <w:rPr>
           <w:rFonts w:ascii="Consolas" w:cs="Consolas" w:eastAsia="Consolas" w:hAnsi="Consolas"/>
           <w:color w:val="0F172A"/>
-          <w:sz w:val="19"/>
-          <w:szCs w:val="19"/>
+          <w:sz w:val="18"/>
+          <w:szCs w:val="18"/>
         </w:rPr>
         <w:t xml:space="preserve">        |----------------------&gt;|                       |                       |                             |</w:t>
       </w:r>
@@ -11442,8 +13420,8 @@
         <w:rPr>
           <w:rFonts w:ascii="Consolas" w:cs="Consolas" w:eastAsia="Consolas" w:hAnsi="Consolas"/>
           <w:color w:val="0F172A"/>
-          <w:sz w:val="19"/>
-          <w:szCs w:val="19"/>
+          <w:sz w:val="18"/>
+          <w:szCs w:val="18"/>
         </w:rPr>
         <w:t xml:space="preserve">        |                       | 2. Gọi toggleTheme()  |                       |                             |</w:t>
       </w:r>
@@ -11457,8 +13435,8 @@
         <w:rPr>
           <w:rFonts w:ascii="Consolas" w:cs="Consolas" w:eastAsia="Consolas" w:hAnsi="Consolas"/>
           <w:color w:val="0F172A"/>
-          <w:sz w:val="19"/>
-          <w:szCs w:val="19"/>
+          <w:sz w:val="18"/>
+          <w:szCs w:val="18"/>
         </w:rPr>
         <w:t xml:space="preserve">        |                       |----------------------&gt;|                       |                             |</w:t>
       </w:r>
@@ -11472,8 +13450,8 @@
         <w:rPr>
           <w:rFonts w:ascii="Consolas" w:cs="Consolas" w:eastAsia="Consolas" w:hAnsi="Consolas"/>
           <w:color w:val="0F172A"/>
-          <w:sz w:val="19"/>
-          <w:szCs w:val="19"/>
+          <w:sz w:val="18"/>
+          <w:szCs w:val="18"/>
         </w:rPr>
         <w:t xml:space="preserve">        |                       |                       | 3. isDark = !isDark   |                             |</w:t>
       </w:r>
@@ -11487,8 +13465,8 @@
         <w:rPr>
           <w:rFonts w:ascii="Consolas" w:cs="Consolas" w:eastAsia="Consolas" w:hAnsi="Consolas"/>
           <w:color w:val="0F172A"/>
-          <w:sz w:val="19"/>
-          <w:szCs w:val="19"/>
+          <w:sz w:val="18"/>
+          <w:szCs w:val="18"/>
         </w:rPr>
         <w:t xml:space="preserve">        |                       |                       |    Lưu AsyncStorage   |                             |</w:t>
       </w:r>
@@ -11502,8 +13480,8 @@
         <w:rPr>
           <w:rFonts w:ascii="Consolas" w:cs="Consolas" w:eastAsia="Consolas" w:hAnsi="Consolas"/>
           <w:color w:val="0F172A"/>
-          <w:sz w:val="19"/>
-          <w:szCs w:val="19"/>
+          <w:sz w:val="18"/>
+          <w:szCs w:val="18"/>
         </w:rPr>
         <w:t xml:space="preserve">        |                       |                       |----------------------&gt;|                             |</w:t>
       </w:r>
@@ -11517,8 +13495,8 @@
         <w:rPr>
           <w:rFonts w:ascii="Consolas" w:cs="Consolas" w:eastAsia="Consolas" w:hAnsi="Consolas"/>
           <w:color w:val="0F172A"/>
-          <w:sz w:val="19"/>
-          <w:szCs w:val="19"/>
+          <w:sz w:val="18"/>
+          <w:szCs w:val="18"/>
         </w:rPr>
         <w:t xml:space="preserve">        |                       |                       |                       | 4. Trả về:                  |</w:t>
       </w:r>
@@ -11532,8 +13510,8 @@
         <w:rPr>
           <w:rFonts w:ascii="Consolas" w:cs="Consolas" w:eastAsia="Consolas" w:hAnsi="Consolas"/>
           <w:color w:val="0F172A"/>
-          <w:sz w:val="19"/>
-          <w:szCs w:val="19"/>
+          <w:sz w:val="18"/>
+          <w:szCs w:val="18"/>
         </w:rPr>
         <w:t xml:space="preserve">        |                       |                       |                       |    isDark ? darkColors      |</w:t>
       </w:r>
@@ -11547,8 +13525,8 @@
         <w:rPr>
           <w:rFonts w:ascii="Consolas" w:cs="Consolas" w:eastAsia="Consolas" w:hAnsi="Consolas"/>
           <w:color w:val="0F172A"/>
-          <w:sz w:val="19"/>
-          <w:szCs w:val="19"/>
+          <w:sz w:val="18"/>
+          <w:szCs w:val="18"/>
         </w:rPr>
         <w:t xml:space="preserve">        |                       |                       |                       |           : lightColors     |</w:t>
       </w:r>
@@ -11562,8 +13540,8 @@
         <w:rPr>
           <w:rFonts w:ascii="Consolas" w:cs="Consolas" w:eastAsia="Consolas" w:hAnsi="Consolas"/>
           <w:color w:val="0F172A"/>
-          <w:sz w:val="19"/>
-          <w:szCs w:val="19"/>
+          <w:sz w:val="18"/>
+          <w:szCs w:val="18"/>
         </w:rPr>
         <w:t xml:space="preserve">        |                       |                       |&lt;----------------------|                             |</w:t>
       </w:r>
@@ -11577,8 +13555,8 @@
         <w:rPr>
           <w:rFonts w:ascii="Consolas" w:cs="Consolas" w:eastAsia="Consolas" w:hAnsi="Consolas"/>
           <w:color w:val="0F172A"/>
-          <w:sz w:val="19"/>
-          <w:szCs w:val="19"/>
+          <w:sz w:val="18"/>
+          <w:szCs w:val="18"/>
         </w:rPr>
         <w:t xml:space="preserve">        |                       |                       |                                                     |</w:t>
       </w:r>
@@ -11592,8 +13570,8 @@
         <w:rPr>
           <w:rFonts w:ascii="Consolas" w:cs="Consolas" w:eastAsia="Consolas" w:hAnsi="Consolas"/>
           <w:color w:val="0F172A"/>
-          <w:sz w:val="19"/>
-          <w:szCs w:val="19"/>
+          <w:sz w:val="18"/>
+          <w:szCs w:val="18"/>
         </w:rPr>
         <w:t xml:space="preserve">        |                       |                       | 5. Phát sóng Context Provider cập nhật State        |</w:t>
       </w:r>
@@ -11607,8 +13585,8 @@
         <w:rPr>
           <w:rFonts w:ascii="Consolas" w:cs="Consolas" w:eastAsia="Consolas" w:hAnsi="Consolas"/>
           <w:color w:val="0F172A"/>
-          <w:sz w:val="19"/>
-          <w:szCs w:val="19"/>
+          <w:sz w:val="18"/>
+          <w:szCs w:val="18"/>
         </w:rPr>
         <w:t xml:space="preserve">        |                       |                       |----------------------------------------------------&gt;|</w:t>
       </w:r>
@@ -11622,8 +13600,8 @@
         <w:rPr>
           <w:rFonts w:ascii="Consolas" w:cs="Consolas" w:eastAsia="Consolas" w:hAnsi="Consolas"/>
           <w:color w:val="0F172A"/>
-          <w:sz w:val="19"/>
-          <w:szCs w:val="19"/>
+          <w:sz w:val="18"/>
+          <w:szCs w:val="18"/>
         </w:rPr>
         <w:t xml:space="preserve">        |                       |                       |                                                     | Cập nhật:</w:t>
       </w:r>
@@ -11637,8 +13615,8 @@
         <w:rPr>
           <w:rFonts w:ascii="Consolas" w:cs="Consolas" w:eastAsia="Consolas" w:hAnsi="Consolas"/>
           <w:color w:val="0F172A"/>
-          <w:sz w:val="19"/>
-          <w:szCs w:val="19"/>
+          <w:sz w:val="18"/>
+          <w:szCs w:val="18"/>
         </w:rPr>
         <w:t xml:space="preserve">        |                       |                       |                                                     | - GlassBottomNavbar</w:t>
       </w:r>
@@ -11652,8 +13630,8 @@
         <w:rPr>
           <w:rFonts w:ascii="Consolas" w:cs="Consolas" w:eastAsia="Consolas" w:hAnsi="Consolas"/>
           <w:color w:val="0F172A"/>
-          <w:sz w:val="19"/>
-          <w:szCs w:val="19"/>
+          <w:sz w:val="18"/>
+          <w:szCs w:val="18"/>
         </w:rPr>
         <w:t xml:space="preserve">        |                       |                       |                                                     | - HomeScreen (Squircle)</w:t>
       </w:r>
@@ -11667,8 +13645,8 @@
         <w:rPr>
           <w:rFonts w:ascii="Consolas" w:cs="Consolas" w:eastAsia="Consolas" w:hAnsi="Consolas"/>
           <w:color w:val="0F172A"/>
-          <w:sz w:val="19"/>
-          <w:szCs w:val="19"/>
+          <w:sz w:val="18"/>
+          <w:szCs w:val="18"/>
         </w:rPr>
         <w:t xml:space="preserve">        |                       |                       |                                                     | - CardsScreen</w:t>
       </w:r>
@@ -11682,8 +13660,8 @@
         <w:rPr>
           <w:rFonts w:ascii="Consolas" w:cs="Consolas" w:eastAsia="Consolas" w:hAnsi="Consolas"/>
           <w:color w:val="0F172A"/>
-          <w:sz w:val="19"/>
-          <w:szCs w:val="19"/>
+          <w:sz w:val="18"/>
+          <w:szCs w:val="18"/>
         </w:rPr>
         <w:t xml:space="preserve">        |                       |                       |                                                     | - Text, Background</w:t>
       </w:r>
@@ -11697,8 +13675,8 @@
         <w:rPr>
           <w:rFonts w:ascii="Consolas" w:cs="Consolas" w:eastAsia="Consolas" w:hAnsi="Consolas"/>
           <w:color w:val="0F172A"/>
-          <w:sz w:val="19"/>
-          <w:szCs w:val="19"/>
+          <w:sz w:val="18"/>
+          <w:szCs w:val="18"/>
         </w:rPr>
         <w:t xml:space="preserve">        | 6. Giao diện toàn app đổi màu trong 0.1s      |                                                     |</w:t>
       </w:r>
@@ -11712,8 +13690,8 @@
         <w:rPr>
           <w:rFonts w:ascii="Consolas" w:cs="Consolas" w:eastAsia="Consolas" w:hAnsi="Consolas"/>
           <w:color w:val="0F172A"/>
-          <w:sz w:val="19"/>
-          <w:szCs w:val="19"/>
+          <w:sz w:val="18"/>
+          <w:szCs w:val="18"/>
         </w:rPr>
         <w:t xml:space="preserve">        |&lt;----------------------------------------------------------------------------------------------------|</w:t>
       </w:r>
@@ -11732,7 +13710,7 @@
           <w:sz w:val="32"/>
           <w:szCs w:val="32"/>
         </w:rPr>
-        <w:t xml:space="preserve">PHẦN 7: CÔNG NGHỆ, THƯ VIỆN VÀ TỔNG QUAN FRONTEND</w:t>
+        <w:t xml:space="preserve">PHẦN 8: CHI TIẾT 10 LUỒNG NGƯỜI DÙNG VÀ HƠN 25 MÀN HÌNH</w:t>
       </w:r>
     </w:p>
     <w:p>
@@ -11749,1069 +13727,7 @@
           <w:sz w:val="28"/>
           <w:szCs w:val="28"/>
         </w:rPr>
-        <w:t xml:space="preserve">7.1. Danh mục Thư viện Frontend sử dụng trong dự án</w:t>
-      </w:r>
-    </w:p>
-    <w:tbl>
-      <w:tblPr>
-        <w:tblW w:type="pct" w:w="100%"/>
-        <w:tblBorders>
-          <w:top w:val="single" w:color="auto" w:sz="4"/>
-          <w:left w:val="single" w:color="auto" w:sz="4"/>
-          <w:bottom w:val="single" w:color="auto" w:sz="4"/>
-          <w:right w:val="single" w:color="auto" w:sz="4"/>
-          <w:insideH w:val="single" w:color="auto" w:sz="4"/>
-          <w:insideV w:val="single" w:color="auto" w:sz="4"/>
-        </w:tblBorders>
-      </w:tblPr>
-      <w:tblGrid>
-        <w:gridCol w:w="100"/>
-        <w:gridCol w:w="100"/>
-        <w:gridCol w:w="100"/>
-        <w:gridCol w:w="100"/>
-      </w:tblGrid>
-      <w:tr>
-        <w:tc>
-          <w:tcPr>
-            <w:tcW w:type="pct" w:w="20%"/>
-            <w:shd w:fill="FCE7F3" w:val="clear"/>
-            <w:tcMar>
-              <w:top w:type="dxa" w:w="120"/>
-              <w:left w:type="dxa" w:w="140"/>
-              <w:bottom w:type="dxa" w:w="120"/>
-              <w:right w:type="dxa" w:w="140"/>
-            </w:tcMar>
-          </w:tcPr>
-          <w:p>
-            <w:pPr>
-              <w:jc w:val="center"/>
-            </w:pPr>
-            <w:r>
-              <w:rPr>
-                <w:rFonts w:ascii="Times New Roman" w:cs="Times New Roman" w:eastAsia="Times New Roman" w:hAnsi="Times New Roman"/>
-                <w:b/>
-                <w:bCs/>
-                <w:color w:val="700F43"/>
-                <w:sz w:val="24"/>
-                <w:szCs w:val="24"/>
-              </w:rPr>
-              <w:t xml:space="preserve">Phân loại</w:t>
-            </w:r>
-          </w:p>
-        </w:tc>
-        <w:tc>
-          <w:tcPr>
-            <w:tcW w:type="pct" w:w="28%"/>
-            <w:shd w:fill="FCE7F3" w:val="clear"/>
-            <w:tcMar>
-              <w:top w:type="dxa" w:w="120"/>
-              <w:left w:type="dxa" w:w="140"/>
-              <w:bottom w:type="dxa" w:w="120"/>
-              <w:right w:type="dxa" w:w="140"/>
-            </w:tcMar>
-          </w:tcPr>
-          <w:p>
-            <w:pPr>
-              <w:jc w:val="center"/>
-            </w:pPr>
-            <w:r>
-              <w:rPr>
-                <w:rFonts w:ascii="Times New Roman" w:cs="Times New Roman" w:eastAsia="Times New Roman" w:hAnsi="Times New Roman"/>
-                <w:b/>
-                <w:bCs/>
-                <w:color w:val="700F43"/>
-                <w:sz w:val="24"/>
-                <w:szCs w:val="24"/>
-              </w:rPr>
-              <w:t xml:space="preserve">Tên thư viện</w:t>
-            </w:r>
-          </w:p>
-        </w:tc>
-        <w:tc>
-          <w:tcPr>
-            <w:tcW w:type="pct" w:w="12%"/>
-            <w:shd w:fill="FCE7F3" w:val="clear"/>
-            <w:tcMar>
-              <w:top w:type="dxa" w:w="120"/>
-              <w:left w:type="dxa" w:w="140"/>
-              <w:bottom w:type="dxa" w:w="120"/>
-              <w:right w:type="dxa" w:w="140"/>
-            </w:tcMar>
-          </w:tcPr>
-          <w:p>
-            <w:pPr>
-              <w:jc w:val="center"/>
-            </w:pPr>
-            <w:r>
-              <w:rPr>
-                <w:rFonts w:ascii="Times New Roman" w:cs="Times New Roman" w:eastAsia="Times New Roman" w:hAnsi="Times New Roman"/>
-                <w:b/>
-                <w:bCs/>
-                <w:color w:val="700F43"/>
-                <w:sz w:val="24"/>
-                <w:szCs w:val="24"/>
-              </w:rPr>
-              <w:t xml:space="preserve">Phiên bản</w:t>
-            </w:r>
-          </w:p>
-        </w:tc>
-        <w:tc>
-          <w:tcPr>
-            <w:tcW w:type="pct" w:w="40%"/>
-            <w:shd w:fill="FCE7F3" w:val="clear"/>
-            <w:tcMar>
-              <w:top w:type="dxa" w:w="120"/>
-              <w:left w:type="dxa" w:w="140"/>
-              <w:bottom w:type="dxa" w:w="120"/>
-              <w:right w:type="dxa" w:w="140"/>
-            </w:tcMar>
-          </w:tcPr>
-          <w:p>
-            <w:pPr>
-              <w:jc w:val="center"/>
-            </w:pPr>
-            <w:r>
-              <w:rPr>
-                <w:rFonts w:ascii="Times New Roman" w:cs="Times New Roman" w:eastAsia="Times New Roman" w:hAnsi="Times New Roman"/>
-                <w:b/>
-                <w:bCs/>
-                <w:color w:val="700F43"/>
-                <w:sz w:val="24"/>
-                <w:szCs w:val="24"/>
-              </w:rPr>
-              <w:t xml:space="preserve">Vai trò chức năng trong dự án</w:t>
-            </w:r>
-          </w:p>
-        </w:tc>
-      </w:tr>
-      <w:tr>
-        <w:tc>
-          <w:tcPr>
-            <w:tcW w:type="pct" w:w="20%"/>
-            <w:shd w:fill="FFFFFF" w:val="clear"/>
-            <w:tcMar>
-              <w:top w:type="dxa" w:w="120"/>
-              <w:left w:type="dxa" w:w="140"/>
-              <w:bottom w:type="dxa" w:w="120"/>
-              <w:right w:type="dxa" w:w="140"/>
-            </w:tcMar>
-          </w:tcPr>
-          <w:p>
-            <w:pPr>
-              <w:jc w:val="left"/>
-            </w:pPr>
-            <w:r>
-              <w:rPr>
-                <w:rFonts w:ascii="Times New Roman" w:cs="Times New Roman" w:eastAsia="Times New Roman" w:hAnsi="Times New Roman"/>
-                <w:b w:val="false"/>
-                <w:bCs w:val="false"/>
-                <w:color w:val="1E293B"/>
-                <w:sz w:val="22"/>
-                <w:szCs w:val="22"/>
-              </w:rPr>
-              <w:t xml:space="preserve">Lõi ứng dụng</w:t>
-            </w:r>
-          </w:p>
-        </w:tc>
-        <w:tc>
-          <w:tcPr>
-            <w:tcW w:type="pct" w:w="28%"/>
-            <w:shd w:fill="FFFFFF" w:val="clear"/>
-            <w:tcMar>
-              <w:top w:type="dxa" w:w="120"/>
-              <w:left w:type="dxa" w:w="140"/>
-              <w:bottom w:type="dxa" w:w="120"/>
-              <w:right w:type="dxa" w:w="140"/>
-            </w:tcMar>
-          </w:tcPr>
-          <w:p>
-            <w:pPr>
-              <w:jc w:val="left"/>
-            </w:pPr>
-            <w:r>
-              <w:rPr>
-                <w:rFonts w:ascii="Times New Roman" w:cs="Times New Roman" w:eastAsia="Times New Roman" w:hAnsi="Times New Roman"/>
-                <w:b w:val="false"/>
-                <w:bCs w:val="false"/>
-                <w:color w:val="1E293B"/>
-                <w:sz w:val="22"/>
-                <w:szCs w:val="22"/>
-              </w:rPr>
-              <w:t xml:space="preserve">react, react-native, expo, typescript</w:t>
-            </w:r>
-          </w:p>
-        </w:tc>
-        <w:tc>
-          <w:tcPr>
-            <w:tcW w:type="pct" w:w="12%"/>
-            <w:shd w:fill="FFFFFF" w:val="clear"/>
-            <w:tcMar>
-              <w:top w:type="dxa" w:w="120"/>
-              <w:left w:type="dxa" w:w="140"/>
-              <w:bottom w:type="dxa" w:w="120"/>
-              <w:right w:type="dxa" w:w="140"/>
-            </w:tcMar>
-          </w:tcPr>
-          <w:p>
-            <w:pPr>
-              <w:jc w:val="left"/>
-            </w:pPr>
-            <w:r>
-              <w:rPr>
-                <w:rFonts w:ascii="Times New Roman" w:cs="Times New Roman" w:eastAsia="Times New Roman" w:hAnsi="Times New Roman"/>
-                <w:b w:val="false"/>
-                <w:bCs w:val="false"/>
-                <w:color w:val="1E293B"/>
-                <w:sz w:val="22"/>
-                <w:szCs w:val="22"/>
-              </w:rPr>
-              <w:t xml:space="preserve">0.81 / 52.0</w:t>
-            </w:r>
-          </w:p>
-        </w:tc>
-        <w:tc>
-          <w:tcPr>
-            <w:tcW w:type="pct" w:w="40%"/>
-            <w:shd w:fill="FFFFFF" w:val="clear"/>
-            <w:tcMar>
-              <w:top w:type="dxa" w:w="120"/>
-              <w:left w:type="dxa" w:w="140"/>
-              <w:bottom w:type="dxa" w:w="120"/>
-              <w:right w:type="dxa" w:w="140"/>
-            </w:tcMar>
-          </w:tcPr>
-          <w:p>
-            <w:pPr>
-              <w:jc w:val="left"/>
-            </w:pPr>
-            <w:r>
-              <w:rPr>
-                <w:rFonts w:ascii="Times New Roman" w:cs="Times New Roman" w:eastAsia="Times New Roman" w:hAnsi="Times New Roman"/>
-                <w:b w:val="false"/>
-                <w:bCs w:val="false"/>
-                <w:color w:val="1E293B"/>
-                <w:sz w:val="22"/>
-                <w:szCs w:val="22"/>
-              </w:rPr>
-              <w:t xml:space="preserve">Nền tảng khởi tạo ứng dụng di động đa nền tảng, biên dịch TypeScript tĩnh đảm bảo an toàn kiểu dữ liệu</w:t>
-            </w:r>
-          </w:p>
-        </w:tc>
-      </w:tr>
-      <w:tr>
-        <w:tc>
-          <w:tcPr>
-            <w:tcW w:type="pct" w:w="20%"/>
-            <w:shd w:fill="FDF2F8" w:val="clear"/>
-            <w:tcMar>
-              <w:top w:type="dxa" w:w="120"/>
-              <w:left w:type="dxa" w:w="140"/>
-              <w:bottom w:type="dxa" w:w="120"/>
-              <w:right w:type="dxa" w:w="140"/>
-            </w:tcMar>
-          </w:tcPr>
-          <w:p>
-            <w:pPr>
-              <w:jc w:val="left"/>
-            </w:pPr>
-            <w:r>
-              <w:rPr>
-                <w:rFonts w:ascii="Times New Roman" w:cs="Times New Roman" w:eastAsia="Times New Roman" w:hAnsi="Times New Roman"/>
-                <w:b w:val="false"/>
-                <w:bCs w:val="false"/>
-                <w:color w:val="1E293B"/>
-                <w:sz w:val="22"/>
-                <w:szCs w:val="22"/>
-              </w:rPr>
-              <w:t xml:space="preserve">Điều hướng</w:t>
-            </w:r>
-          </w:p>
-        </w:tc>
-        <w:tc>
-          <w:tcPr>
-            <w:tcW w:type="pct" w:w="28%"/>
-            <w:shd w:fill="FDF2F8" w:val="clear"/>
-            <w:tcMar>
-              <w:top w:type="dxa" w:w="120"/>
-              <w:left w:type="dxa" w:w="140"/>
-              <w:bottom w:type="dxa" w:w="120"/>
-              <w:right w:type="dxa" w:w="140"/>
-            </w:tcMar>
-          </w:tcPr>
-          <w:p>
-            <w:pPr>
-              <w:jc w:val="left"/>
-            </w:pPr>
-            <w:r>
-              <w:rPr>
-                <w:rFonts w:ascii="Times New Roman" w:cs="Times New Roman" w:eastAsia="Times New Roman" w:hAnsi="Times New Roman"/>
-                <w:b w:val="false"/>
-                <w:bCs w:val="false"/>
-                <w:color w:val="1E293B"/>
-                <w:sz w:val="22"/>
-                <w:szCs w:val="22"/>
-              </w:rPr>
-              <w:t xml:space="preserve">@react-navigation/native, stack, bottom-tabs</w:t>
-            </w:r>
-          </w:p>
-        </w:tc>
-        <w:tc>
-          <w:tcPr>
-            <w:tcW w:type="pct" w:w="12%"/>
-            <w:shd w:fill="FDF2F8" w:val="clear"/>
-            <w:tcMar>
-              <w:top w:type="dxa" w:w="120"/>
-              <w:left w:type="dxa" w:w="140"/>
-              <w:bottom w:type="dxa" w:w="120"/>
-              <w:right w:type="dxa" w:w="140"/>
-            </w:tcMar>
-          </w:tcPr>
-          <w:p>
-            <w:pPr>
-              <w:jc w:val="left"/>
-            </w:pPr>
-            <w:r>
-              <w:rPr>
-                <w:rFonts w:ascii="Times New Roman" w:cs="Times New Roman" w:eastAsia="Times New Roman" w:hAnsi="Times New Roman"/>
-                <w:b w:val="false"/>
-                <w:bCs w:val="false"/>
-                <w:color w:val="1E293B"/>
-                <w:sz w:val="22"/>
-                <w:szCs w:val="22"/>
-              </w:rPr>
-              <w:t xml:space="preserve">^7.x</w:t>
-            </w:r>
-          </w:p>
-        </w:tc>
-        <w:tc>
-          <w:tcPr>
-            <w:tcW w:type="pct" w:w="40%"/>
-            <w:shd w:fill="FDF2F8" w:val="clear"/>
-            <w:tcMar>
-              <w:top w:type="dxa" w:w="120"/>
-              <w:left w:type="dxa" w:w="140"/>
-              <w:bottom w:type="dxa" w:w="120"/>
-              <w:right w:type="dxa" w:w="140"/>
-            </w:tcMar>
-          </w:tcPr>
-          <w:p>
-            <w:pPr>
-              <w:jc w:val="left"/>
-            </w:pPr>
-            <w:r>
-              <w:rPr>
-                <w:rFonts w:ascii="Times New Roman" w:cs="Times New Roman" w:eastAsia="Times New Roman" w:hAnsi="Times New Roman"/>
-                <w:b w:val="false"/>
-                <w:bCs w:val="false"/>
-                <w:color w:val="1E293B"/>
-                <w:sz w:val="22"/>
-                <w:szCs w:val="22"/>
-              </w:rPr>
-              <w:t xml:space="preserve">Quản lý chuyển đổi màn hình dạng Stack, thanh Bottom Tabs đáy, điều hướng toàn cục qua navigationRef</w:t>
-            </w:r>
-          </w:p>
-        </w:tc>
-      </w:tr>
-      <w:tr>
-        <w:tc>
-          <w:tcPr>
-            <w:tcW w:type="pct" w:w="20%"/>
-            <w:shd w:fill="FFFFFF" w:val="clear"/>
-            <w:tcMar>
-              <w:top w:type="dxa" w:w="120"/>
-              <w:left w:type="dxa" w:w="140"/>
-              <w:bottom w:type="dxa" w:w="120"/>
-              <w:right w:type="dxa" w:w="140"/>
-            </w:tcMar>
-          </w:tcPr>
-          <w:p>
-            <w:pPr>
-              <w:jc w:val="left"/>
-            </w:pPr>
-            <w:r>
-              <w:rPr>
-                <w:rFonts w:ascii="Times New Roman" w:cs="Times New Roman" w:eastAsia="Times New Roman" w:hAnsi="Times New Roman"/>
-                <w:b w:val="false"/>
-                <w:bCs w:val="false"/>
-                <w:color w:val="1E293B"/>
-                <w:sz w:val="22"/>
-                <w:szCs w:val="22"/>
-              </w:rPr>
-              <w:t xml:space="preserve">Đồ họa &amp; Animation</w:t>
-            </w:r>
-          </w:p>
-        </w:tc>
-        <w:tc>
-          <w:tcPr>
-            <w:tcW w:type="pct" w:w="28%"/>
-            <w:shd w:fill="FFFFFF" w:val="clear"/>
-            <w:tcMar>
-              <w:top w:type="dxa" w:w="120"/>
-              <w:left w:type="dxa" w:w="140"/>
-              <w:bottom w:type="dxa" w:w="120"/>
-              <w:right w:type="dxa" w:w="140"/>
-            </w:tcMar>
-          </w:tcPr>
-          <w:p>
-            <w:pPr>
-              <w:jc w:val="left"/>
-            </w:pPr>
-            <w:r>
-              <w:rPr>
-                <w:rFonts w:ascii="Times New Roman" w:cs="Times New Roman" w:eastAsia="Times New Roman" w:hAnsi="Times New Roman"/>
-                <w:b w:val="false"/>
-                <w:bCs w:val="false"/>
-                <w:color w:val="1E293B"/>
-                <w:sz w:val="22"/>
-                <w:szCs w:val="22"/>
-              </w:rPr>
-              <w:t xml:space="preserve">react-native-reanimated, worklets</w:t>
-            </w:r>
-          </w:p>
-        </w:tc>
-        <w:tc>
-          <w:tcPr>
-            <w:tcW w:type="pct" w:w="12%"/>
-            <w:shd w:fill="FFFFFF" w:val="clear"/>
-            <w:tcMar>
-              <w:top w:type="dxa" w:w="120"/>
-              <w:left w:type="dxa" w:w="140"/>
-              <w:bottom w:type="dxa" w:w="120"/>
-              <w:right w:type="dxa" w:w="140"/>
-            </w:tcMar>
-          </w:tcPr>
-          <w:p>
-            <w:pPr>
-              <w:jc w:val="left"/>
-            </w:pPr>
-            <w:r>
-              <w:rPr>
-                <w:rFonts w:ascii="Times New Roman" w:cs="Times New Roman" w:eastAsia="Times New Roman" w:hAnsi="Times New Roman"/>
-                <w:b w:val="false"/>
-                <w:bCs w:val="false"/>
-                <w:color w:val="1E293B"/>
-                <w:sz w:val="22"/>
-                <w:szCs w:val="22"/>
-              </w:rPr>
-              <w:t xml:space="preserve">~4.1.1</w:t>
-            </w:r>
-          </w:p>
-        </w:tc>
-        <w:tc>
-          <w:tcPr>
-            <w:tcW w:type="pct" w:w="40%"/>
-            <w:shd w:fill="FFFFFF" w:val="clear"/>
-            <w:tcMar>
-              <w:top w:type="dxa" w:w="120"/>
-              <w:left w:type="dxa" w:w="140"/>
-              <w:bottom w:type="dxa" w:w="120"/>
-              <w:right w:type="dxa" w:w="140"/>
-            </w:tcMar>
-          </w:tcPr>
-          <w:p>
-            <w:pPr>
-              <w:jc w:val="left"/>
-            </w:pPr>
-            <w:r>
-              <w:rPr>
-                <w:rFonts w:ascii="Times New Roman" w:cs="Times New Roman" w:eastAsia="Times New Roman" w:hAnsi="Times New Roman"/>
-                <w:b w:val="false"/>
-                <w:bCs w:val="false"/>
-                <w:color w:val="1E293B"/>
-                <w:sz w:val="22"/>
-                <w:szCs w:val="22"/>
-              </w:rPr>
-              <w:t xml:space="preserve">Chạy animation mượt mà 60-120fps trên UI thread: Chuông rung damped wiggle, viền 7 màu, Quick Actions</w:t>
-            </w:r>
-          </w:p>
-        </w:tc>
-      </w:tr>
-      <w:tr>
-        <w:tc>
-          <w:tcPr>
-            <w:tcW w:type="pct" w:w="20%"/>
-            <w:shd w:fill="FDF2F8" w:val="clear"/>
-            <w:tcMar>
-              <w:top w:type="dxa" w:w="120"/>
-              <w:left w:type="dxa" w:w="140"/>
-              <w:bottom w:type="dxa" w:w="120"/>
-              <w:right w:type="dxa" w:w="140"/>
-            </w:tcMar>
-          </w:tcPr>
-          <w:p>
-            <w:pPr>
-              <w:jc w:val="left"/>
-            </w:pPr>
-            <w:r>
-              <w:rPr>
-                <w:rFonts w:ascii="Times New Roman" w:cs="Times New Roman" w:eastAsia="Times New Roman" w:hAnsi="Times New Roman"/>
-                <w:b w:val="false"/>
-                <w:bCs w:val="false"/>
-                <w:color w:val="1E293B"/>
-                <w:sz w:val="22"/>
-                <w:szCs w:val="22"/>
-              </w:rPr>
-              <w:t xml:space="preserve">Giao diện &amp; Hiệu ứng</w:t>
-            </w:r>
-          </w:p>
-        </w:tc>
-        <w:tc>
-          <w:tcPr>
-            <w:tcW w:type="pct" w:w="28%"/>
-            <w:shd w:fill="FDF2F8" w:val="clear"/>
-            <w:tcMar>
-              <w:top w:type="dxa" w:w="120"/>
-              <w:left w:type="dxa" w:w="140"/>
-              <w:bottom w:type="dxa" w:w="120"/>
-              <w:right w:type="dxa" w:w="140"/>
-            </w:tcMar>
-          </w:tcPr>
-          <w:p>
-            <w:pPr>
-              <w:jc w:val="left"/>
-            </w:pPr>
-            <w:r>
-              <w:rPr>
-                <w:rFonts w:ascii="Times New Roman" w:cs="Times New Roman" w:eastAsia="Times New Roman" w:hAnsi="Times New Roman"/>
-                <w:b w:val="false"/>
-                <w:bCs w:val="false"/>
-                <w:color w:val="1E293B"/>
-                <w:sz w:val="22"/>
-                <w:szCs w:val="22"/>
-              </w:rPr>
-              <w:t xml:space="preserve">expo-linear-gradient, expo-blur</w:t>
-            </w:r>
-          </w:p>
-        </w:tc>
-        <w:tc>
-          <w:tcPr>
-            <w:tcW w:type="pct" w:w="12%"/>
-            <w:shd w:fill="FDF2F8" w:val="clear"/>
-            <w:tcMar>
-              <w:top w:type="dxa" w:w="120"/>
-              <w:left w:type="dxa" w:w="140"/>
-              <w:bottom w:type="dxa" w:w="120"/>
-              <w:right w:type="dxa" w:w="140"/>
-            </w:tcMar>
-          </w:tcPr>
-          <w:p>
-            <w:pPr>
-              <w:jc w:val="left"/>
-            </w:pPr>
-            <w:r>
-              <w:rPr>
-                <w:rFonts w:ascii="Times New Roman" w:cs="Times New Roman" w:eastAsia="Times New Roman" w:hAnsi="Times New Roman"/>
-                <w:b w:val="false"/>
-                <w:bCs w:val="false"/>
-                <w:color w:val="1E293B"/>
-                <w:sz w:val="22"/>
-                <w:szCs w:val="22"/>
-              </w:rPr>
-              <w:t xml:space="preserve">~15.0.8</w:t>
-            </w:r>
-          </w:p>
-        </w:tc>
-        <w:tc>
-          <w:tcPr>
-            <w:tcW w:type="pct" w:w="40%"/>
-            <w:shd w:fill="FDF2F8" w:val="clear"/>
-            <w:tcMar>
-              <w:top w:type="dxa" w:w="120"/>
-              <w:left w:type="dxa" w:w="140"/>
-              <w:bottom w:type="dxa" w:w="120"/>
-              <w:right w:type="dxa" w:w="140"/>
-            </w:tcMar>
-          </w:tcPr>
-          <w:p>
-            <w:pPr>
-              <w:jc w:val="left"/>
-            </w:pPr>
-            <w:r>
-              <w:rPr>
-                <w:rFonts w:ascii="Times New Roman" w:cs="Times New Roman" w:eastAsia="Times New Roman" w:hAnsi="Times New Roman"/>
-                <w:b w:val="false"/>
-                <w:bCs w:val="false"/>
-                <w:color w:val="1E293B"/>
-                <w:sz w:val="22"/>
-                <w:szCs w:val="22"/>
-              </w:rPr>
-              <w:t xml:space="preserve">Đổ dải màu thương hiệu SenBank Ruby (#700F43 - #D2519D), hiệu ứng thẻ kính mờ GlassCard</w:t>
-            </w:r>
-          </w:p>
-        </w:tc>
-      </w:tr>
-      <w:tr>
-        <w:tc>
-          <w:tcPr>
-            <w:tcW w:type="pct" w:w="20%"/>
-            <w:shd w:fill="FFFFFF" w:val="clear"/>
-            <w:tcMar>
-              <w:top w:type="dxa" w:w="120"/>
-              <w:left w:type="dxa" w:w="140"/>
-              <w:bottom w:type="dxa" w:w="120"/>
-              <w:right w:type="dxa" w:w="140"/>
-            </w:tcMar>
-          </w:tcPr>
-          <w:p>
-            <w:pPr>
-              <w:jc w:val="left"/>
-            </w:pPr>
-            <w:r>
-              <w:rPr>
-                <w:rFonts w:ascii="Times New Roman" w:cs="Times New Roman" w:eastAsia="Times New Roman" w:hAnsi="Times New Roman"/>
-                <w:b w:val="false"/>
-                <w:bCs w:val="false"/>
-                <w:color w:val="1E293B"/>
-                <w:sz w:val="22"/>
-                <w:szCs w:val="22"/>
-              </w:rPr>
-              <w:t xml:space="preserve">Biểu tượng &amp; Font</w:t>
-            </w:r>
-          </w:p>
-        </w:tc>
-        <w:tc>
-          <w:tcPr>
-            <w:tcW w:type="pct" w:w="28%"/>
-            <w:shd w:fill="FFFFFF" w:val="clear"/>
-            <w:tcMar>
-              <w:top w:type="dxa" w:w="120"/>
-              <w:left w:type="dxa" w:w="140"/>
-              <w:bottom w:type="dxa" w:w="120"/>
-              <w:right w:type="dxa" w:w="140"/>
-            </w:tcMar>
-          </w:tcPr>
-          <w:p>
-            <w:pPr>
-              <w:jc w:val="left"/>
-            </w:pPr>
-            <w:r>
-              <w:rPr>
-                <w:rFonts w:ascii="Times New Roman" w:cs="Times New Roman" w:eastAsia="Times New Roman" w:hAnsi="Times New Roman"/>
-                <w:b w:val="false"/>
-                <w:bCs w:val="false"/>
-                <w:color w:val="1E293B"/>
-                <w:sz w:val="22"/>
-                <w:szCs w:val="22"/>
-              </w:rPr>
-              <w:t xml:space="preserve">lucide-react-native, @expo/vector-icons, react-native-svg</w:t>
-            </w:r>
-          </w:p>
-        </w:tc>
-        <w:tc>
-          <w:tcPr>
-            <w:tcW w:type="pct" w:w="12%"/>
-            <w:shd w:fill="FFFFFF" w:val="clear"/>
-            <w:tcMar>
-              <w:top w:type="dxa" w:w="120"/>
-              <w:left w:type="dxa" w:w="140"/>
-              <w:bottom w:type="dxa" w:w="120"/>
-              <w:right w:type="dxa" w:w="140"/>
-            </w:tcMar>
-          </w:tcPr>
-          <w:p>
-            <w:pPr>
-              <w:jc w:val="left"/>
-            </w:pPr>
-            <w:r>
-              <w:rPr>
-                <w:rFonts w:ascii="Times New Roman" w:cs="Times New Roman" w:eastAsia="Times New Roman" w:hAnsi="Times New Roman"/>
-                <w:b w:val="false"/>
-                <w:bCs w:val="false"/>
-                <w:color w:val="1E293B"/>
-                <w:sz w:val="22"/>
-                <w:szCs w:val="22"/>
-              </w:rPr>
-              <w:t xml:space="preserve">^1.34 / 15.12</w:t>
-            </w:r>
-          </w:p>
-        </w:tc>
-        <w:tc>
-          <w:tcPr>
-            <w:tcW w:type="pct" w:w="40%"/>
-            <w:shd w:fill="FFFFFF" w:val="clear"/>
-            <w:tcMar>
-              <w:top w:type="dxa" w:w="120"/>
-              <w:left w:type="dxa" w:w="140"/>
-              <w:bottom w:type="dxa" w:w="120"/>
-              <w:right w:type="dxa" w:w="140"/>
-            </w:tcMar>
-          </w:tcPr>
-          <w:p>
-            <w:pPr>
-              <w:jc w:val="left"/>
-            </w:pPr>
-            <w:r>
-              <w:rPr>
-                <w:rFonts w:ascii="Times New Roman" w:cs="Times New Roman" w:eastAsia="Times New Roman" w:hAnsi="Times New Roman"/>
-                <w:b w:val="false"/>
-                <w:bCs w:val="false"/>
-                <w:color w:val="1E293B"/>
-                <w:sz w:val="22"/>
-                <w:szCs w:val="22"/>
-              </w:rPr>
-              <w:t xml:space="preserve">Hệ thống icon tài chính vector sắc nét, chuẩn nhận diện thương hiệu đơn sắc, font Inter &amp; Manrope</w:t>
-            </w:r>
-          </w:p>
-        </w:tc>
-      </w:tr>
-      <w:tr>
-        <w:tc>
-          <w:tcPr>
-            <w:tcW w:type="pct" w:w="20%"/>
-            <w:shd w:fill="FDF2F8" w:val="clear"/>
-            <w:tcMar>
-              <w:top w:type="dxa" w:w="120"/>
-              <w:left w:type="dxa" w:w="140"/>
-              <w:bottom w:type="dxa" w:w="120"/>
-              <w:right w:type="dxa" w:w="140"/>
-            </w:tcMar>
-          </w:tcPr>
-          <w:p>
-            <w:pPr>
-              <w:jc w:val="left"/>
-            </w:pPr>
-            <w:r>
-              <w:rPr>
-                <w:rFonts w:ascii="Times New Roman" w:cs="Times New Roman" w:eastAsia="Times New Roman" w:hAnsi="Times New Roman"/>
-                <w:b w:val="false"/>
-                <w:bCs w:val="false"/>
-                <w:color w:val="1E293B"/>
-                <w:sz w:val="22"/>
-                <w:szCs w:val="22"/>
-              </w:rPr>
-              <w:t xml:space="preserve">Phần cứng Camera &amp; QR</w:t>
-            </w:r>
-          </w:p>
-        </w:tc>
-        <w:tc>
-          <w:tcPr>
-            <w:tcW w:type="pct" w:w="28%"/>
-            <w:shd w:fill="FDF2F8" w:val="clear"/>
-            <w:tcMar>
-              <w:top w:type="dxa" w:w="120"/>
-              <w:left w:type="dxa" w:w="140"/>
-              <w:bottom w:type="dxa" w:w="120"/>
-              <w:right w:type="dxa" w:w="140"/>
-            </w:tcMar>
-          </w:tcPr>
-          <w:p>
-            <w:pPr>
-              <w:jc w:val="left"/>
-            </w:pPr>
-            <w:r>
-              <w:rPr>
-                <w:rFonts w:ascii="Times New Roman" w:cs="Times New Roman" w:eastAsia="Times New Roman" w:hAnsi="Times New Roman"/>
-                <w:b w:val="false"/>
-                <w:bCs w:val="false"/>
-                <w:color w:val="1E293B"/>
-                <w:sz w:val="22"/>
-                <w:szCs w:val="22"/>
-              </w:rPr>
-              <w:t xml:space="preserve">expo-camera, react-native-qrcode-svg</w:t>
-            </w:r>
-          </w:p>
-        </w:tc>
-        <w:tc>
-          <w:tcPr>
-            <w:tcW w:type="pct" w:w="12%"/>
-            <w:shd w:fill="FDF2F8" w:val="clear"/>
-            <w:tcMar>
-              <w:top w:type="dxa" w:w="120"/>
-              <w:left w:type="dxa" w:w="140"/>
-              <w:bottom w:type="dxa" w:w="120"/>
-              <w:right w:type="dxa" w:w="140"/>
-            </w:tcMar>
-          </w:tcPr>
-          <w:p>
-            <w:pPr>
-              <w:jc w:val="left"/>
-            </w:pPr>
-            <w:r>
-              <w:rPr>
-                <w:rFonts w:ascii="Times New Roman" w:cs="Times New Roman" w:eastAsia="Times New Roman" w:hAnsi="Times New Roman"/>
-                <w:b w:val="false"/>
-                <w:bCs w:val="false"/>
-                <w:color w:val="1E293B"/>
-                <w:sz w:val="22"/>
-                <w:szCs w:val="22"/>
-              </w:rPr>
-              <w:t xml:space="preserve">~17.0 / 6.3</w:t>
-            </w:r>
-          </w:p>
-        </w:tc>
-        <w:tc>
-          <w:tcPr>
-            <w:tcW w:type="pct" w:w="40%"/>
-            <w:shd w:fill="FDF2F8" w:val="clear"/>
-            <w:tcMar>
-              <w:top w:type="dxa" w:w="120"/>
-              <w:left w:type="dxa" w:w="140"/>
-              <w:bottom w:type="dxa" w:w="120"/>
-              <w:right w:type="dxa" w:w="140"/>
-            </w:tcMar>
-          </w:tcPr>
-          <w:p>
-            <w:pPr>
-              <w:jc w:val="left"/>
-            </w:pPr>
-            <w:r>
-              <w:rPr>
-                <w:rFonts w:ascii="Times New Roman" w:cs="Times New Roman" w:eastAsia="Times New Roman" w:hAnsi="Times New Roman"/>
-                <w:b w:val="false"/>
-                <w:bCs w:val="false"/>
-                <w:color w:val="1E293B"/>
-                <w:sz w:val="22"/>
-                <w:szCs w:val="22"/>
-              </w:rPr>
-              <w:t xml:space="preserve">Quét mã VietQR qua camera điện thoại thực tế, sinh mã QR EMVCo cá nhân để nhận tiền</w:t>
-            </w:r>
-          </w:p>
-        </w:tc>
-      </w:tr>
-      <w:tr>
-        <w:tc>
-          <w:tcPr>
-            <w:tcW w:type="pct" w:w="20%"/>
-            <w:shd w:fill="FFFFFF" w:val="clear"/>
-            <w:tcMar>
-              <w:top w:type="dxa" w:w="120"/>
-              <w:left w:type="dxa" w:w="140"/>
-              <w:bottom w:type="dxa" w:w="120"/>
-              <w:right w:type="dxa" w:w="140"/>
-            </w:tcMar>
-          </w:tcPr>
-          <w:p>
-            <w:pPr>
-              <w:jc w:val="left"/>
-            </w:pPr>
-            <w:r>
-              <w:rPr>
-                <w:rFonts w:ascii="Times New Roman" w:cs="Times New Roman" w:eastAsia="Times New Roman" w:hAnsi="Times New Roman"/>
-                <w:b w:val="false"/>
-                <w:bCs w:val="false"/>
-                <w:color w:val="1E293B"/>
-                <w:sz w:val="22"/>
-                <w:szCs w:val="22"/>
-              </w:rPr>
-              <w:t xml:space="preserve">Bảo mật &amp; Thiết bị</w:t>
-            </w:r>
-          </w:p>
-        </w:tc>
-        <w:tc>
-          <w:tcPr>
-            <w:tcW w:type="pct" w:w="28%"/>
-            <w:shd w:fill="FFFFFF" w:val="clear"/>
-            <w:tcMar>
-              <w:top w:type="dxa" w:w="120"/>
-              <w:left w:type="dxa" w:w="140"/>
-              <w:bottom w:type="dxa" w:w="120"/>
-              <w:right w:type="dxa" w:w="140"/>
-            </w:tcMar>
-          </w:tcPr>
-          <w:p>
-            <w:pPr>
-              <w:jc w:val="left"/>
-            </w:pPr>
-            <w:r>
-              <w:rPr>
-                <w:rFonts w:ascii="Times New Roman" w:cs="Times New Roman" w:eastAsia="Times New Roman" w:hAnsi="Times New Roman"/>
-                <w:b w:val="false"/>
-                <w:bCs w:val="false"/>
-                <w:color w:val="1E293B"/>
-                <w:sz w:val="22"/>
-                <w:szCs w:val="22"/>
-              </w:rPr>
-              <w:t xml:space="preserve">expo-local-authentication, expo-secure-store</w:t>
-            </w:r>
-          </w:p>
-        </w:tc>
-        <w:tc>
-          <w:tcPr>
-            <w:tcW w:type="pct" w:w="12%"/>
-            <w:shd w:fill="FFFFFF" w:val="clear"/>
-            <w:tcMar>
-              <w:top w:type="dxa" w:w="120"/>
-              <w:left w:type="dxa" w:w="140"/>
-              <w:bottom w:type="dxa" w:w="120"/>
-              <w:right w:type="dxa" w:w="140"/>
-            </w:tcMar>
-          </w:tcPr>
-          <w:p>
-            <w:pPr>
-              <w:jc w:val="left"/>
-            </w:pPr>
-            <w:r>
-              <w:rPr>
-                <w:rFonts w:ascii="Times New Roman" w:cs="Times New Roman" w:eastAsia="Times New Roman" w:hAnsi="Times New Roman"/>
-                <w:b w:val="false"/>
-                <w:bCs w:val="false"/>
-                <w:color w:val="1E293B"/>
-                <w:sz w:val="22"/>
-                <w:szCs w:val="22"/>
-              </w:rPr>
-              <w:t xml:space="preserve">~17.0 / 15.0</w:t>
-            </w:r>
-          </w:p>
-        </w:tc>
-        <w:tc>
-          <w:tcPr>
-            <w:tcW w:type="pct" w:w="40%"/>
-            <w:shd w:fill="FFFFFF" w:val="clear"/>
-            <w:tcMar>
-              <w:top w:type="dxa" w:w="120"/>
-              <w:left w:type="dxa" w:w="140"/>
-              <w:bottom w:type="dxa" w:w="120"/>
-              <w:right w:type="dxa" w:w="140"/>
-            </w:tcMar>
-          </w:tcPr>
-          <w:p>
-            <w:pPr>
-              <w:jc w:val="left"/>
-            </w:pPr>
-            <w:r>
-              <w:rPr>
-                <w:rFonts w:ascii="Times New Roman" w:cs="Times New Roman" w:eastAsia="Times New Roman" w:hAnsi="Times New Roman"/>
-                <w:b w:val="false"/>
-                <w:bCs w:val="false"/>
-                <w:color w:val="1E293B"/>
-                <w:sz w:val="22"/>
-                <w:szCs w:val="22"/>
-              </w:rPr>
-              <w:t xml:space="preserve">Xác thực vân tay / FaceID, lưu trữ token JWT an toàn trong Android Keystore / iOS Keychain</w:t>
-            </w:r>
-          </w:p>
-        </w:tc>
-      </w:tr>
-      <w:tr>
-        <w:tc>
-          <w:tcPr>
-            <w:tcW w:type="pct" w:w="20%"/>
-            <w:shd w:fill="FDF2F8" w:val="clear"/>
-            <w:tcMar>
-              <w:top w:type="dxa" w:w="120"/>
-              <w:left w:type="dxa" w:w="140"/>
-              <w:bottom w:type="dxa" w:w="120"/>
-              <w:right w:type="dxa" w:w="140"/>
-            </w:tcMar>
-          </w:tcPr>
-          <w:p>
-            <w:pPr>
-              <w:jc w:val="left"/>
-            </w:pPr>
-            <w:r>
-              <w:rPr>
-                <w:rFonts w:ascii="Times New Roman" w:cs="Times New Roman" w:eastAsia="Times New Roman" w:hAnsi="Times New Roman"/>
-                <w:b w:val="false"/>
-                <w:bCs w:val="false"/>
-                <w:color w:val="1E293B"/>
-                <w:sz w:val="22"/>
-                <w:szCs w:val="22"/>
-              </w:rPr>
-              <w:t xml:space="preserve">Realtime &amp; Mạng</w:t>
-            </w:r>
-          </w:p>
-        </w:tc>
-        <w:tc>
-          <w:tcPr>
-            <w:tcW w:type="pct" w:w="28%"/>
-            <w:shd w:fill="FDF2F8" w:val="clear"/>
-            <w:tcMar>
-              <w:top w:type="dxa" w:w="120"/>
-              <w:left w:type="dxa" w:w="140"/>
-              <w:bottom w:type="dxa" w:w="120"/>
-              <w:right w:type="dxa" w:w="140"/>
-            </w:tcMar>
-          </w:tcPr>
-          <w:p>
-            <w:pPr>
-              <w:jc w:val="left"/>
-            </w:pPr>
-            <w:r>
-              <w:rPr>
-                <w:rFonts w:ascii="Times New Roman" w:cs="Times New Roman" w:eastAsia="Times New Roman" w:hAnsi="Times New Roman"/>
-                <w:b w:val="false"/>
-                <w:bCs w:val="false"/>
-                <w:color w:val="1E293B"/>
-                <w:sz w:val="22"/>
-                <w:szCs w:val="22"/>
-              </w:rPr>
-              <w:t xml:space="preserve">@stomp/stompjs, websocket, expo-file-system</w:t>
-            </w:r>
-          </w:p>
-        </w:tc>
-        <w:tc>
-          <w:tcPr>
-            <w:tcW w:type="pct" w:w="12%"/>
-            <w:shd w:fill="FDF2F8" w:val="clear"/>
-            <w:tcMar>
-              <w:top w:type="dxa" w:w="120"/>
-              <w:left w:type="dxa" w:w="140"/>
-              <w:bottom w:type="dxa" w:w="120"/>
-              <w:right w:type="dxa" w:w="140"/>
-            </w:tcMar>
-          </w:tcPr>
-          <w:p>
-            <w:pPr>
-              <w:jc w:val="left"/>
-            </w:pPr>
-            <w:r>
-              <w:rPr>
-                <w:rFonts w:ascii="Times New Roman" w:cs="Times New Roman" w:eastAsia="Times New Roman" w:hAnsi="Times New Roman"/>
-                <w:b w:val="false"/>
-                <w:bCs w:val="false"/>
-                <w:color w:val="1E293B"/>
-                <w:sz w:val="22"/>
-                <w:szCs w:val="22"/>
-              </w:rPr>
-              <w:t xml:space="preserve">^7.3 / 19.0</w:t>
-            </w:r>
-          </w:p>
-        </w:tc>
-        <w:tc>
-          <w:tcPr>
-            <w:tcW w:type="pct" w:w="40%"/>
-            <w:shd w:fill="FDF2F8" w:val="clear"/>
-            <w:tcMar>
-              <w:top w:type="dxa" w:w="120"/>
-              <w:left w:type="dxa" w:w="140"/>
-              <w:bottom w:type="dxa" w:w="120"/>
-              <w:right w:type="dxa" w:w="140"/>
-            </w:tcMar>
-          </w:tcPr>
-          <w:p>
-            <w:pPr>
-              <w:jc w:val="left"/>
-            </w:pPr>
-            <w:r>
-              <w:rPr>
-                <w:rFonts w:ascii="Times New Roman" w:cs="Times New Roman" w:eastAsia="Times New Roman" w:hAnsi="Times New Roman"/>
-                <w:b w:val="false"/>
-                <w:bCs w:val="false"/>
-                <w:color w:val="1E293B"/>
-                <w:sz w:val="22"/>
-                <w:szCs w:val="22"/>
-              </w:rPr>
-              <w:t xml:space="preserve">Giao thức WebSocket Stomp nhận biến động số dư, tải và chia sẻ file báo cáo sao kê PDF/CSV/Excel</w:t>
-            </w:r>
-          </w:p>
-        </w:tc>
-      </w:tr>
-    </w:tbl>
-    <w:p>
-      <w:pPr>
-        <w:pStyle w:val="Heading2"/>
-        <w:spacing w:after="120" w:before="240"/>
-      </w:pPr>
-      <w:r>
-        <w:rPr>
-          <w:rFonts w:ascii="Times New Roman" w:cs="Times New Roman" w:eastAsia="Times New Roman" w:hAnsi="Times New Roman"/>
-          <w:b/>
-          <w:bCs/>
-          <w:color w:val="D2519D"/>
-          <w:sz w:val="28"/>
-          <w:szCs w:val="28"/>
-        </w:rPr>
-        <w:t xml:space="preserve">7.2. Hệ thống Theme &amp; Chế độ Tối (Dark Mode)</w:t>
+        <w:t xml:space="preserve">8.1. Luồng 1: Xác thực, Đăng ký, Đăng nhập &amp; Bảo mật Sinh trắc học</w:t>
       </w:r>
     </w:p>
     <w:p>
@@ -12832,16 +13748,16 @@
           <w:sz w:val="26"/>
           <w:szCs w:val="26"/>
         </w:rPr>
-        <w:t xml:space="preserve">Light Mode Palette</w:t>
-      </w:r>
-      <w:r>
-        <w:rPr>
-          <w:rFonts w:ascii="Times New Roman" w:cs="Times New Roman" w:eastAsia="Times New Roman" w:hAnsi="Times New Roman"/>
-          <w:color w:val="1E293B"/>
-          <w:sz w:val="26"/>
-          <w:szCs w:val="26"/>
-        </w:rPr>
-        <w:t xml:space="preserve">: primary: #700F43, primarySoft: #FDF2F8, surface: #FFFFFF, textPrimary: #0F172A.</w:t>
+        <w:t xml:space="preserve">Màn hình Đăng nhập (LoginScreen)</w:t>
+      </w:r>
+      <w:r>
+        <w:rPr>
+          <w:rFonts w:ascii="Times New Roman" w:cs="Times New Roman" w:eastAsia="Times New Roman" w:hAnsi="Times New Roman"/>
+          <w:color w:val="1E293B"/>
+          <w:sz w:val="26"/>
+          <w:szCs w:val="26"/>
+        </w:rPr>
+        <w:t xml:space="preserve">: Nhập số điện thoại/mật khẩu, xác thực vân tay/FaceID qua expo-local-authentication gọi API POST /api/v1/security/biometric/verify.</w:t>
       </w:r>
     </w:p>
     <w:p>
@@ -12862,16 +13778,16 @@
           <w:sz w:val="26"/>
           <w:szCs w:val="26"/>
         </w:rPr>
-        <w:t xml:space="preserve">Dark Mode Palette</w:t>
-      </w:r>
-      <w:r>
-        <w:rPr>
-          <w:rFonts w:ascii="Times New Roman" w:cs="Times New Roman" w:eastAsia="Times New Roman" w:hAnsi="Times New Roman"/>
-          <w:color w:val="1E293B"/>
-          <w:sz w:val="26"/>
-          <w:szCs w:val="26"/>
-        </w:rPr>
-        <w:t xml:space="preserve">: primary: #F472B6, background: #0B1329, surface: #1E293B, textPrimary: #F8FAFC.</w:t>
+        <w:t xml:space="preserve">Màn hình Đăng ký (RegisterScreen)</w:t>
+      </w:r>
+      <w:r>
+        <w:rPr>
+          <w:rFonts w:ascii="Times New Roman" w:cs="Times New Roman" w:eastAsia="Times New Roman" w:hAnsi="Times New Roman"/>
+          <w:color w:val="1E293B"/>
+          <w:sz w:val="26"/>
+          <w:szCs w:val="26"/>
+        </w:rPr>
+        <w:t xml:space="preserve">: Đăng ký tài khoản với xác nhận OTP SMS 6 chữ số.</w:t>
       </w:r>
     </w:p>
     <w:p>
@@ -12892,50 +13808,16 @@
           <w:sz w:val="26"/>
           <w:szCs w:val="26"/>
         </w:rPr>
-        <w:t xml:space="preserve">Chuẩn hóa Icon</w:t>
-      </w:r>
-      <w:r>
-        <w:rPr>
-          <w:rFonts w:ascii="Times New Roman" w:cs="Times New Roman" w:eastAsia="Times New Roman" w:hAnsi="Times New Roman"/>
-          <w:color w:val="1E293B"/>
-          <w:sz w:val="26"/>
-          <w:szCs w:val="26"/>
-        </w:rPr>
-        <w:t xml:space="preserve">: Loại bỏ hoàn toàn màu sắc đối chọi, đưa về chuẩn icon squircle đơn sắc sang trọng.</w:t>
-      </w:r>
-    </w:p>
-    <w:p>
-      <w:pPr>
-        <w:pStyle w:val="Heading1"/>
-        <w:spacing w:after="160" w:before="320"/>
-      </w:pPr>
-      <w:r>
-        <w:rPr>
-          <w:rFonts w:ascii="Times New Roman" w:cs="Times New Roman" w:eastAsia="Times New Roman" w:hAnsi="Times New Roman"/>
-          <w:b/>
-          <w:bCs/>
-          <w:color w:val="700F43"/>
-          <w:sz w:val="32"/>
-          <w:szCs w:val="32"/>
-        </w:rPr>
-        <w:t xml:space="preserve">PHẦN 8: CHI TIẾT 10 LUỒNG NGƯỜI DÙNG VÀ HƠN 25 MÀN HÌNH</w:t>
-      </w:r>
-    </w:p>
-    <w:p>
-      <w:pPr>
-        <w:pStyle w:val="Heading2"/>
-        <w:spacing w:after="120" w:before="240"/>
-      </w:pPr>
-      <w:r>
-        <w:rPr>
-          <w:rFonts w:ascii="Times New Roman" w:cs="Times New Roman" w:eastAsia="Times New Roman" w:hAnsi="Times New Roman"/>
-          <w:b/>
-          <w:bCs/>
-          <w:color w:val="D2519D"/>
-          <w:sz w:val="28"/>
-          <w:szCs w:val="28"/>
-        </w:rPr>
-        <w:t xml:space="preserve">8.1. Luồng 1: Xác thực, Đăng ký, Đăng nhập &amp; Bảo mật Sinh trắc học</w:t>
+        <w:t xml:space="preserve">Cài đặt mã PIN (PinSetupScreen)</w:t>
+      </w:r>
+      <w:r>
+        <w:rPr>
+          <w:rFonts w:ascii="Times New Roman" w:cs="Times New Roman" w:eastAsia="Times New Roman" w:hAnsi="Times New Roman"/>
+          <w:color w:val="1E293B"/>
+          <w:sz w:val="26"/>
+          <w:szCs w:val="26"/>
+        </w:rPr>
+        <w:t xml:space="preserve">: Cài đặt mã PIN 6 số qua API POST /api/v1/users/pin/set.</w:t>
       </w:r>
     </w:p>
     <w:p>
@@ -12956,16 +13838,33 @@
           <w:sz w:val="26"/>
           <w:szCs w:val="26"/>
         </w:rPr>
-        <w:t xml:space="preserve">Màn hình Đăng nhập (LoginScreen)</w:t>
-      </w:r>
-      <w:r>
-        <w:rPr>
-          <w:rFonts w:ascii="Times New Roman" w:cs="Times New Roman" w:eastAsia="Times New Roman" w:hAnsi="Times New Roman"/>
-          <w:color w:val="1E293B"/>
-          <w:sz w:val="26"/>
-          <w:szCs w:val="26"/>
-        </w:rPr>
-        <w:t xml:space="preserve">: Nhập số điện thoại/mật khẩu, xác thực vân tay/FaceID qua expo-local-authentication gọi API POST /api/v1/security/biometric/verify.</w:t>
+        <w:t xml:space="preserve">Quản lý Thiết bị (DeviceManagementScreen)</w:t>
+      </w:r>
+      <w:r>
+        <w:rPr>
+          <w:rFonts w:ascii="Times New Roman" w:cs="Times New Roman" w:eastAsia="Times New Roman" w:hAnsi="Times New Roman"/>
+          <w:color w:val="1E293B"/>
+          <w:sz w:val="26"/>
+          <w:szCs w:val="26"/>
+        </w:rPr>
+        <w:t xml:space="preserve">: Tra cứu phiên đăng nhập GET /api/v1/sessions và đăng xuất từ xa.</w:t>
+      </w:r>
+    </w:p>
+    <w:p>
+      <w:pPr>
+        <w:pStyle w:val="Heading2"/>
+        <w:spacing w:after="120" w:before="240"/>
+      </w:pPr>
+      <w:r>
+        <w:rPr>
+          <w:rFonts w:ascii="Times New Roman" w:cs="Times New Roman" w:eastAsia="Times New Roman" w:hAnsi="Times New Roman"/>
+          <w:b/>
+          <w:bCs/>
+          <w:color w:val="D2519D"/>
+          <w:sz w:val="28"/>
+          <w:szCs w:val="28"/>
+        </w:rPr>
+        <w:t xml:space="preserve">8.2. Luồng 2: Trang chủ, Số dư Khả dụng &amp; Lưới Dịch vụ Nhanh</w:t>
       </w:r>
     </w:p>
     <w:p>
@@ -12986,16 +13885,16 @@
           <w:sz w:val="26"/>
           <w:szCs w:val="26"/>
         </w:rPr>
-        <w:t xml:space="preserve">Màn hình Đăng ký (RegisterScreen)</w:t>
-      </w:r>
-      <w:r>
-        <w:rPr>
-          <w:rFonts w:ascii="Times New Roman" w:cs="Times New Roman" w:eastAsia="Times New Roman" w:hAnsi="Times New Roman"/>
-          <w:color w:val="1E293B"/>
-          <w:sz w:val="26"/>
-          <w:szCs w:val="26"/>
-        </w:rPr>
-        <w:t xml:space="preserve">: Đăng ký tài khoản với xác nhận OTP SMS 6 chữ số.</w:t>
+        <w:t xml:space="preserve">HomeScreen</w:t>
+      </w:r>
+      <w:r>
+        <w:rPr>
+          <w:rFonts w:ascii="Times New Roman" w:cs="Times New Roman" w:eastAsia="Times New Roman" w:hAnsi="Times New Roman"/>
+          <w:color w:val="1E293B"/>
+          <w:sz w:val="26"/>
+          <w:szCs w:val="26"/>
+        </w:rPr>
+        <w:t xml:space="preserve">: Header SenBank, tìm kiếm động, chuông rung vật lý damped wiggle.</w:t>
       </w:r>
     </w:p>
     <w:p>
@@ -13016,16 +13915,16 @@
           <w:sz w:val="26"/>
           <w:szCs w:val="26"/>
         </w:rPr>
-        <w:t xml:space="preserve">Cài đặt mã PIN (PinSetupScreen)</w:t>
-      </w:r>
-      <w:r>
-        <w:rPr>
-          <w:rFonts w:ascii="Times New Roman" w:cs="Times New Roman" w:eastAsia="Times New Roman" w:hAnsi="Times New Roman"/>
-          <w:color w:val="1E293B"/>
-          <w:sz w:val="26"/>
-          <w:szCs w:val="26"/>
-        </w:rPr>
-        <w:t xml:space="preserve">: Cài đặt mã PIN 6 số qua API POST /api/v1/users/pin/set.</w:t>
+        <w:t xml:space="preserve">Cụm thẻ số dư vuốt ngang</w:t>
+      </w:r>
+      <w:r>
+        <w:rPr>
+          <w:rFonts w:ascii="Times New Roman" w:cs="Times New Roman" w:eastAsia="Times New Roman" w:hAnsi="Times New Roman"/>
+          <w:color w:val="1E293B"/>
+          <w:sz w:val="26"/>
+          <w:szCs w:val="26"/>
+        </w:rPr>
+        <w:t xml:space="preserve">: Chuyển đổi Tài khoản thanh toán VND và Thẻ tín dụng MB Hi Visa; nút mắt ẩn/hiện số dư bảo mật.</w:t>
       </w:r>
     </w:p>
     <w:p>
@@ -13046,33 +13945,16 @@
           <w:sz w:val="26"/>
           <w:szCs w:val="26"/>
         </w:rPr>
-        <w:t xml:space="preserve">Quản lý Thiết bị (DeviceManagementScreen)</w:t>
-      </w:r>
-      <w:r>
-        <w:rPr>
-          <w:rFonts w:ascii="Times New Roman" w:cs="Times New Roman" w:eastAsia="Times New Roman" w:hAnsi="Times New Roman"/>
-          <w:color w:val="1E293B"/>
-          <w:sz w:val="26"/>
-          <w:szCs w:val="26"/>
-        </w:rPr>
-        <w:t xml:space="preserve">: Tra cứu phiên đăng nhập GET /api/v1/sessions và đăng xuất từ xa.</w:t>
-      </w:r>
-    </w:p>
-    <w:p>
-      <w:pPr>
-        <w:pStyle w:val="Heading2"/>
-        <w:spacing w:after="120" w:before="240"/>
-      </w:pPr>
-      <w:r>
-        <w:rPr>
-          <w:rFonts w:ascii="Times New Roman" w:cs="Times New Roman" w:eastAsia="Times New Roman" w:hAnsi="Times New Roman"/>
-          <w:b/>
-          <w:bCs/>
-          <w:color w:val="D2519D"/>
-          <w:sz w:val="28"/>
-          <w:szCs w:val="28"/>
-        </w:rPr>
-        <w:t xml:space="preserve">8.2. Luồng 2: Trang chủ, Số dư Khả dụng &amp; Lưới Dịch vụ Nhanh</w:t>
+        <w:t xml:space="preserve">Lưới Quick Actions mở rộng</w:t>
+      </w:r>
+      <w:r>
+        <w:rPr>
+          <w:rFonts w:ascii="Times New Roman" w:cs="Times New Roman" w:eastAsia="Times New Roman" w:hAnsi="Times New Roman"/>
+          <w:color w:val="1E293B"/>
+          <w:sz w:val="26"/>
+          <w:szCs w:val="26"/>
+        </w:rPr>
+        <w:t xml:space="preserve">: Hàng 4 icon cố định + nút mở rộng 4 dịch vụ mới đẩy layout tự nhiên.</w:t>
       </w:r>
     </w:p>
     <w:p>
@@ -13093,16 +13975,33 @@
           <w:sz w:val="26"/>
           <w:szCs w:val="26"/>
         </w:rPr>
-        <w:t xml:space="preserve">HomeScreen</w:t>
-      </w:r>
-      <w:r>
-        <w:rPr>
-          <w:rFonts w:ascii="Times New Roman" w:cs="Times New Roman" w:eastAsia="Times New Roman" w:hAnsi="Times New Roman"/>
-          <w:color w:val="1E293B"/>
-          <w:sz w:val="26"/>
-          <w:szCs w:val="26"/>
-        </w:rPr>
-        <w:t xml:space="preserve">: Header SenBank, tìm kiếm động, chuông rung vật lý damped wiggle.</w:t>
+        <w:t xml:space="preserve">8 Dịch vụ số Mua sắm – Giải trí – Đầu tư</w:t>
+      </w:r>
+      <w:r>
+        <w:rPr>
+          <w:rFonts w:ascii="Times New Roman" w:cs="Times New Roman" w:eastAsia="Times New Roman" w:hAnsi="Times New Roman"/>
+          <w:color w:val="1E293B"/>
+          <w:sz w:val="26"/>
+          <w:szCs w:val="26"/>
+        </w:rPr>
+        <w:t xml:space="preserve">: Hóa đơn, Data 4G, Vé máy bay, Bảo hiểm sức khỏe, Vé xem phim, Mua sắm hoàn tiền, Đầu tư tài chính, Vé số Vietlott.</w:t>
+      </w:r>
+    </w:p>
+    <w:p>
+      <w:pPr>
+        <w:pStyle w:val="Heading2"/>
+        <w:spacing w:after="120" w:before="240"/>
+      </w:pPr>
+      <w:r>
+        <w:rPr>
+          <w:rFonts w:ascii="Times New Roman" w:cs="Times New Roman" w:eastAsia="Times New Roman" w:hAnsi="Times New Roman"/>
+          <w:b/>
+          <w:bCs/>
+          <w:color w:val="D2519D"/>
+          <w:sz w:val="28"/>
+          <w:szCs w:val="28"/>
+        </w:rPr>
+        <w:t xml:space="preserve">8.3. Luồng 3: Chuyển tiền Nội bộ &amp; Chuyển tiền Liên ngân hàng Napas 24/7</w:t>
       </w:r>
     </w:p>
     <w:p>
@@ -13123,16 +14022,16 @@
           <w:sz w:val="26"/>
           <w:szCs w:val="26"/>
         </w:rPr>
-        <w:t xml:space="preserve">Cụm thẻ số dư vuốt ngang</w:t>
-      </w:r>
-      <w:r>
-        <w:rPr>
-          <w:rFonts w:ascii="Times New Roman" w:cs="Times New Roman" w:eastAsia="Times New Roman" w:hAnsi="Times New Roman"/>
-          <w:color w:val="1E293B"/>
-          <w:sz w:val="26"/>
-          <w:szCs w:val="26"/>
-        </w:rPr>
-        <w:t xml:space="preserve">: Chuyển đổi Tài khoản thanh toán VND và Thẻ tín dụng MB Hi Visa; nút mắt ẩn/hiện số dư bảo mật.</w:t>
+        <w:t xml:space="preserve">Bước 1 (ChooseRecipientScreen)</w:t>
+      </w:r>
+      <w:r>
+        <w:rPr>
+          <w:rFonts w:ascii="Times New Roman" w:cs="Times New Roman" w:eastAsia="Times New Roman" w:hAnsi="Times New Roman"/>
+          <w:color w:val="1E293B"/>
+          <w:sz w:val="26"/>
+          <w:szCs w:val="26"/>
+        </w:rPr>
+        <w:t xml:space="preserve">: Tra cứu số tài khoản/SĐT, gọi GET /api/v1/wallets/recipient-info hiển thị tên che mờ.</w:t>
       </w:r>
     </w:p>
     <w:p>
@@ -13153,16 +14052,16 @@
           <w:sz w:val="26"/>
           <w:szCs w:val="26"/>
         </w:rPr>
-        <w:t xml:space="preserve">Lưới Quick Actions mở rộng</w:t>
-      </w:r>
-      <w:r>
-        <w:rPr>
-          <w:rFonts w:ascii="Times New Roman" w:cs="Times New Roman" w:eastAsia="Times New Roman" w:hAnsi="Times New Roman"/>
-          <w:color w:val="1E293B"/>
-          <w:sz w:val="26"/>
-          <w:szCs w:val="26"/>
-        </w:rPr>
-        <w:t xml:space="preserve">: Hàng 4 icon cố định + nút mở rộng 4 dịch vụ mới đẩy layout tự nhiên.</w:t>
+        <w:t xml:space="preserve">Bước 2 (EnterAmountScreen)</w:t>
+      </w:r>
+      <w:r>
+        <w:rPr>
+          <w:rFonts w:ascii="Times New Roman" w:cs="Times New Roman" w:eastAsia="Times New Roman" w:hAnsi="Times New Roman"/>
+          <w:color w:val="1E293B"/>
+          <w:sz w:val="26"/>
+          <w:szCs w:val="26"/>
+        </w:rPr>
+        <w:t xml:space="preserve">: Bàn phím số chuyên dụng, gợi ý tiền nhanh, kiểm tra số dư và phí 0đ.</w:t>
       </w:r>
     </w:p>
     <w:p>
@@ -13183,33 +14082,16 @@
           <w:sz w:val="26"/>
           <w:szCs w:val="26"/>
         </w:rPr>
-        <w:t xml:space="preserve">8 Dịch vụ số Mua sắm – Giải trí – Đầu tư</w:t>
-      </w:r>
-      <w:r>
-        <w:rPr>
-          <w:rFonts w:ascii="Times New Roman" w:cs="Times New Roman" w:eastAsia="Times New Roman" w:hAnsi="Times New Roman"/>
-          <w:color w:val="1E293B"/>
-          <w:sz w:val="26"/>
-          <w:szCs w:val="26"/>
-        </w:rPr>
-        <w:t xml:space="preserve">: Hóa đơn, Data 4G, Vé máy bay, Bảo hiểm sức khỏe, Vé xem phim, Mua sắm hoàn tiền, Đầu tư tài chính, Vé số Vietlott.</w:t>
-      </w:r>
-    </w:p>
-    <w:p>
-      <w:pPr>
-        <w:pStyle w:val="Heading2"/>
-        <w:spacing w:after="120" w:before="240"/>
-      </w:pPr>
-      <w:r>
-        <w:rPr>
-          <w:rFonts w:ascii="Times New Roman" w:cs="Times New Roman" w:eastAsia="Times New Roman" w:hAnsi="Times New Roman"/>
-          <w:b/>
-          <w:bCs/>
-          <w:color w:val="D2519D"/>
-          <w:sz w:val="28"/>
-          <w:szCs w:val="28"/>
-        </w:rPr>
-        <w:t xml:space="preserve">8.3. Luồng 3: Chuyển tiền Nội bộ &amp; Chuyển tiền Liên ngân hàng Napas 24/7</w:t>
+        <w:t xml:space="preserve">Bước 3 (ConfirmTransferScreen)</w:t>
+      </w:r>
+      <w:r>
+        <w:rPr>
+          <w:rFonts w:ascii="Times New Roman" w:cs="Times New Roman" w:eastAsia="Times New Roman" w:hAnsi="Times New Roman"/>
+          <w:color w:val="1E293B"/>
+          <w:sz w:val="26"/>
+          <w:szCs w:val="26"/>
+        </w:rPr>
+        <w:t xml:space="preserve">: Hiển thị tóm tắt, gọi POST /api/v1/wallets/transfer/init sinh transactionId PENDING_CONFIRMATION.</w:t>
       </w:r>
     </w:p>
     <w:p>
@@ -13230,16 +14112,16 @@
           <w:sz w:val="26"/>
           <w:szCs w:val="26"/>
         </w:rPr>
-        <w:t xml:space="preserve">Bước 1 (ChooseRecipientScreen)</w:t>
-      </w:r>
-      <w:r>
-        <w:rPr>
-          <w:rFonts w:ascii="Times New Roman" w:cs="Times New Roman" w:eastAsia="Times New Roman" w:hAnsi="Times New Roman"/>
-          <w:color w:val="1E293B"/>
-          <w:sz w:val="26"/>
-          <w:szCs w:val="26"/>
-        </w:rPr>
-        <w:t xml:space="preserve">: Tra cứu số tài khoản/SĐT, gọi GET /api/v1/wallets/recipient-info hiển thị tên che mờ.</w:t>
+        <w:t xml:space="preserve">Bước 4 (Xác thực PIN/OTP)</w:t>
+      </w:r>
+      <w:r>
+        <w:rPr>
+          <w:rFonts w:ascii="Times New Roman" w:cs="Times New Roman" w:eastAsia="Times New Roman" w:hAnsi="Times New Roman"/>
+          <w:color w:val="1E293B"/>
+          <w:sz w:val="26"/>
+          <w:szCs w:val="26"/>
+        </w:rPr>
+        <w:t xml:space="preserve">: Gọi POST /api/v1/wallets/transfer/{transactionId}/confirm.</w:t>
       </w:r>
     </w:p>
     <w:p>
@@ -13260,16 +14142,33 @@
           <w:sz w:val="26"/>
           <w:szCs w:val="26"/>
         </w:rPr>
-        <w:t xml:space="preserve">Bước 2 (EnterAmountScreen)</w:t>
-      </w:r>
-      <w:r>
-        <w:rPr>
-          <w:rFonts w:ascii="Times New Roman" w:cs="Times New Roman" w:eastAsia="Times New Roman" w:hAnsi="Times New Roman"/>
-          <w:color w:val="1E293B"/>
-          <w:sz w:val="26"/>
-          <w:szCs w:val="26"/>
-        </w:rPr>
-        <w:t xml:space="preserve">: Bàn phím số chuyên dụng, gợi ý tiền nhanh, kiểm tra số dư và phí 0đ.</w:t>
+        <w:t xml:space="preserve">Bước 5 (TransferResultScreen)</w:t>
+      </w:r>
+      <w:r>
+        <w:rPr>
+          <w:rFonts w:ascii="Times New Roman" w:cs="Times New Roman" w:eastAsia="Times New Roman" w:hAnsi="Times New Roman"/>
+          <w:color w:val="1E293B"/>
+          <w:sz w:val="26"/>
+          <w:szCs w:val="26"/>
+        </w:rPr>
+        <w:t xml:space="preserve">: Hiển thị biên lai giao dịch thành công, số dư mới và nút chia sẻ.</w:t>
+      </w:r>
+    </w:p>
+    <w:p>
+      <w:pPr>
+        <w:pStyle w:val="Heading2"/>
+        <w:spacing w:after="120" w:before="240"/>
+      </w:pPr>
+      <w:r>
+        <w:rPr>
+          <w:rFonts w:ascii="Times New Roman" w:cs="Times New Roman" w:eastAsia="Times New Roman" w:hAnsi="Times New Roman"/>
+          <w:b/>
+          <w:bCs/>
+          <w:color w:val="D2519D"/>
+          <w:sz w:val="28"/>
+          <w:szCs w:val="28"/>
+        </w:rPr>
+        <w:t xml:space="preserve">8.4. Luồng 4: Quét mã VietQR và Tạo mã QR cá nhân</w:t>
       </w:r>
     </w:p>
     <w:p>
@@ -13290,16 +14189,16 @@
           <w:sz w:val="26"/>
           <w:szCs w:val="26"/>
         </w:rPr>
-        <w:t xml:space="preserve">Bước 3 (ConfirmTransferScreen)</w:t>
-      </w:r>
-      <w:r>
-        <w:rPr>
-          <w:rFonts w:ascii="Times New Roman" w:cs="Times New Roman" w:eastAsia="Times New Roman" w:hAnsi="Times New Roman"/>
-          <w:color w:val="1E293B"/>
-          <w:sz w:val="26"/>
-          <w:szCs w:val="26"/>
-        </w:rPr>
-        <w:t xml:space="preserve">: Hiển thị tóm tắt, gọi POST /api/v1/wallets/transfer/init sinh transactionId PENDING_CONFIRMATION.</w:t>
+        <w:t xml:space="preserve">ScanQRScreen</w:t>
+      </w:r>
+      <w:r>
+        <w:rPr>
+          <w:rFonts w:ascii="Times New Roman" w:cs="Times New Roman" w:eastAsia="Times New Roman" w:hAnsi="Times New Roman"/>
+          <w:color w:val="1E293B"/>
+          <w:sz w:val="26"/>
+          <w:szCs w:val="26"/>
+        </w:rPr>
+        <w:t xml:space="preserve">: Mở camera tự động nhận diện VietQR, gọi POST /api/v1/payments/vietqr/decode.</w:t>
       </w:r>
     </w:p>
     <w:p>
@@ -13320,16 +14219,33 @@
           <w:sz w:val="26"/>
           <w:szCs w:val="26"/>
         </w:rPr>
-        <w:t xml:space="preserve">Bước 4 (Xác thực PIN/OTP)</w:t>
-      </w:r>
-      <w:r>
-        <w:rPr>
-          <w:rFonts w:ascii="Times New Roman" w:cs="Times New Roman" w:eastAsia="Times New Roman" w:hAnsi="Times New Roman"/>
-          <w:color w:val="1E293B"/>
-          <w:sz w:val="26"/>
-          <w:szCs w:val="26"/>
-        </w:rPr>
-        <w:t xml:space="preserve">: Gọi POST /api/v1/wallets/transfer/{transactionId}/confirm.</w:t>
+        <w:t xml:space="preserve">QRMyScreen</w:t>
+      </w:r>
+      <w:r>
+        <w:rPr>
+          <w:rFonts w:ascii="Times New Roman" w:cs="Times New Roman" w:eastAsia="Times New Roman" w:hAnsi="Times New Roman"/>
+          <w:color w:val="1E293B"/>
+          <w:sz w:val="26"/>
+          <w:szCs w:val="26"/>
+        </w:rPr>
+        <w:t xml:space="preserve">: Sinh mã QR EMVCo cá nhân có logo hoa sen nhận tiền tức thì.</w:t>
+      </w:r>
+    </w:p>
+    <w:p>
+      <w:pPr>
+        <w:pStyle w:val="Heading2"/>
+        <w:spacing w:after="120" w:before="240"/>
+      </w:pPr>
+      <w:r>
+        <w:rPr>
+          <w:rFonts w:ascii="Times New Roman" w:cs="Times New Roman" w:eastAsia="Times New Roman" w:hAnsi="Times New Roman"/>
+          <w:b/>
+          <w:bCs/>
+          <w:color w:val="D2519D"/>
+          <w:sz w:val="28"/>
+          <w:szCs w:val="28"/>
+        </w:rPr>
+        <w:t xml:space="preserve">8.5. Luồng 5: Quản lý Thẻ ngân hàng &amp; Hạn mức Chi tiêu</w:t>
       </w:r>
     </w:p>
     <w:p>
@@ -13350,33 +14266,16 @@
           <w:sz w:val="26"/>
           <w:szCs w:val="26"/>
         </w:rPr>
-        <w:t xml:space="preserve">Bước 5 (TransferResultScreen)</w:t>
-      </w:r>
-      <w:r>
-        <w:rPr>
-          <w:rFonts w:ascii="Times New Roman" w:cs="Times New Roman" w:eastAsia="Times New Roman" w:hAnsi="Times New Roman"/>
-          <w:color w:val="1E293B"/>
-          <w:sz w:val="26"/>
-          <w:szCs w:val="26"/>
-        </w:rPr>
-        <w:t xml:space="preserve">: Hiển thị biên lai giao dịch thành công, số dư mới và nút chia sẻ.</w:t>
-      </w:r>
-    </w:p>
-    <w:p>
-      <w:pPr>
-        <w:pStyle w:val="Heading2"/>
-        <w:spacing w:after="120" w:before="240"/>
-      </w:pPr>
-      <w:r>
-        <w:rPr>
-          <w:rFonts w:ascii="Times New Roman" w:cs="Times New Roman" w:eastAsia="Times New Roman" w:hAnsi="Times New Roman"/>
-          <w:b/>
-          <w:bCs/>
-          <w:color w:val="D2519D"/>
-          <w:sz w:val="28"/>
-          <w:szCs w:val="28"/>
-        </w:rPr>
-        <w:t xml:space="preserve">8.4. Luồng 4: Quét mã VietQR và Tạo mã QR cá nhân</w:t>
+        <w:t xml:space="preserve">CardsScreen</w:t>
+      </w:r>
+      <w:r>
+        <w:rPr>
+          <w:rFonts w:ascii="Times New Roman" w:cs="Times New Roman" w:eastAsia="Times New Roman" w:hAnsi="Times New Roman"/>
+          <w:color w:val="1E293B"/>
+          <w:sz w:val="26"/>
+          <w:szCs w:val="26"/>
+        </w:rPr>
+        <w:t xml:space="preserve">: Bộ ba thẻ MB Hi Visa, Platinum, Sakura; khóa/mở thẻ tức thì, xem số thẻ ảo.</w:t>
       </w:r>
     </w:p>
     <w:p>
@@ -13397,16 +14296,33 @@
           <w:sz w:val="26"/>
           <w:szCs w:val="26"/>
         </w:rPr>
-        <w:t xml:space="preserve">ScanQRScreen</w:t>
-      </w:r>
-      <w:r>
-        <w:rPr>
-          <w:rFonts w:ascii="Times New Roman" w:cs="Times New Roman" w:eastAsia="Times New Roman" w:hAnsi="Times New Roman"/>
-          <w:color w:val="1E293B"/>
-          <w:sz w:val="26"/>
-          <w:szCs w:val="26"/>
-        </w:rPr>
-        <w:t xml:space="preserve">: Mở camera tự động nhận diện VietQR, gọi POST /api/v1/payments/vietqr/decode.</w:t>
+        <w:t xml:space="preserve">Tiện ích &amp; Hạn mức</w:t>
+      </w:r>
+      <w:r>
+        <w:rPr>
+          <w:rFonts w:ascii="Times New Roman" w:cs="Times New Roman" w:eastAsia="Times New Roman" w:hAnsi="Times New Roman"/>
+          <w:color w:val="1E293B"/>
+          <w:sz w:val="26"/>
+          <w:szCs w:val="26"/>
+        </w:rPr>
+        <w:t xml:space="preserve">: Đổi hạn mức online, trả góp 0%, ưu đãi hoàn tiền 10% Shopee, 30% ẩm thực.</w:t>
+      </w:r>
+    </w:p>
+    <w:p>
+      <w:pPr>
+        <w:pStyle w:val="Heading2"/>
+        <w:spacing w:after="120" w:before="240"/>
+      </w:pPr>
+      <w:r>
+        <w:rPr>
+          <w:rFonts w:ascii="Times New Roman" w:cs="Times New Roman" w:eastAsia="Times New Roman" w:hAnsi="Times New Roman"/>
+          <w:b/>
+          <w:bCs/>
+          <w:color w:val="D2519D"/>
+          <w:sz w:val="28"/>
+          <w:szCs w:val="28"/>
+        </w:rPr>
+        <w:t xml:space="preserve">8.6. Luồng 6: Thanh toán Hóa đơn &amp; Nạp/Rút tiền</w:t>
       </w:r>
     </w:p>
     <w:p>
@@ -13427,33 +14343,16 @@
           <w:sz w:val="26"/>
           <w:szCs w:val="26"/>
         </w:rPr>
-        <w:t xml:space="preserve">QRMyScreen</w:t>
-      </w:r>
-      <w:r>
-        <w:rPr>
-          <w:rFonts w:ascii="Times New Roman" w:cs="Times New Roman" w:eastAsia="Times New Roman" w:hAnsi="Times New Roman"/>
-          <w:color w:val="1E293B"/>
-          <w:sz w:val="26"/>
-          <w:szCs w:val="26"/>
-        </w:rPr>
-        <w:t xml:space="preserve">: Sinh mã QR EMVCo cá nhân có logo hoa sen nhận tiền tức thì.</w:t>
-      </w:r>
-    </w:p>
-    <w:p>
-      <w:pPr>
-        <w:pStyle w:val="Heading2"/>
-        <w:spacing w:after="120" w:before="240"/>
-      </w:pPr>
-      <w:r>
-        <w:rPr>
-          <w:rFonts w:ascii="Times New Roman" w:cs="Times New Roman" w:eastAsia="Times New Roman" w:hAnsi="Times New Roman"/>
-          <w:b/>
-          <w:bCs/>
-          <w:color w:val="D2519D"/>
-          <w:sz w:val="28"/>
-          <w:szCs w:val="28"/>
-        </w:rPr>
-        <w:t xml:space="preserve">8.5. Luồng 5: Quản lý Thẻ ngân hàng &amp; Hạn mức Chi tiêu</w:t>
+        <w:t xml:space="preserve">BillPaymentScreen &amp; BillInputScreen</w:t>
+      </w:r>
+      <w:r>
+        <w:rPr>
+          <w:rFonts w:ascii="Times New Roman" w:cs="Times New Roman" w:eastAsia="Times New Roman" w:hAnsi="Times New Roman"/>
+          <w:color w:val="1E293B"/>
+          <w:sz w:val="26"/>
+          <w:szCs w:val="26"/>
+        </w:rPr>
+        <w:t xml:space="preserve">: Tra cứu nợ cước 8 dịch vụ công qua GET /api/v1/bills/lookup, gạch nợ tự động qua POST /api/v1/bills/pay.</w:t>
       </w:r>
     </w:p>
     <w:p>
@@ -13474,16 +14373,33 @@
           <w:sz w:val="26"/>
           <w:szCs w:val="26"/>
         </w:rPr>
-        <w:t xml:space="preserve">CardsScreen</w:t>
-      </w:r>
-      <w:r>
-        <w:rPr>
-          <w:rFonts w:ascii="Times New Roman" w:cs="Times New Roman" w:eastAsia="Times New Roman" w:hAnsi="Times New Roman"/>
-          <w:color w:val="1E293B"/>
-          <w:sz w:val="26"/>
-          <w:szCs w:val="26"/>
-        </w:rPr>
-        <w:t xml:space="preserve">: Bộ ba thẻ MB Hi Visa, Platinum, Sakura; khóa/mở thẻ tức thì, xem số thẻ ảo.</w:t>
+        <w:t xml:space="preserve">DepositScreen &amp; WithdrawScreen</w:t>
+      </w:r>
+      <w:r>
+        <w:rPr>
+          <w:rFonts w:ascii="Times New Roman" w:cs="Times New Roman" w:eastAsia="Times New Roman" w:hAnsi="Times New Roman"/>
+          <w:color w:val="1E293B"/>
+          <w:sz w:val="26"/>
+          <w:szCs w:val="26"/>
+        </w:rPr>
+        <w:t xml:space="preserve">: Nạp tiền vào tài khoản từ ngân hàng liên kết và rút tiền về tài khoản ngân hàng chính.</w:t>
+      </w:r>
+    </w:p>
+    <w:p>
+      <w:pPr>
+        <w:pStyle w:val="Heading2"/>
+        <w:spacing w:after="120" w:before="240"/>
+      </w:pPr>
+      <w:r>
+        <w:rPr>
+          <w:rFonts w:ascii="Times New Roman" w:cs="Times New Roman" w:eastAsia="Times New Roman" w:hAnsi="Times New Roman"/>
+          <w:b/>
+          <w:bCs/>
+          <w:color w:val="D2519D"/>
+          <w:sz w:val="28"/>
+          <w:szCs w:val="28"/>
+        </w:rPr>
+        <w:t xml:space="preserve">8.7. Luồng 7: Lịch sử Giao dịch &amp; Xuất Báo cáo Sao kê</w:t>
       </w:r>
     </w:p>
     <w:p>
@@ -13504,33 +14420,16 @@
           <w:sz w:val="26"/>
           <w:szCs w:val="26"/>
         </w:rPr>
-        <w:t xml:space="preserve">Tiện ích &amp; Hạn mức</w:t>
-      </w:r>
-      <w:r>
-        <w:rPr>
-          <w:rFonts w:ascii="Times New Roman" w:cs="Times New Roman" w:eastAsia="Times New Roman" w:hAnsi="Times New Roman"/>
-          <w:color w:val="1E293B"/>
-          <w:sz w:val="26"/>
-          <w:szCs w:val="26"/>
-        </w:rPr>
-        <w:t xml:space="preserve">: Đổi hạn mức online, trả góp 0%, ưu đãi hoàn tiền 10% Shopee, 30% ẩm thực.</w:t>
-      </w:r>
-    </w:p>
-    <w:p>
-      <w:pPr>
-        <w:pStyle w:val="Heading2"/>
-        <w:spacing w:after="120" w:before="240"/>
-      </w:pPr>
-      <w:r>
-        <w:rPr>
-          <w:rFonts w:ascii="Times New Roman" w:cs="Times New Roman" w:eastAsia="Times New Roman" w:hAnsi="Times New Roman"/>
-          <w:b/>
-          <w:bCs/>
-          <w:color w:val="D2519D"/>
-          <w:sz w:val="28"/>
-          <w:szCs w:val="28"/>
-        </w:rPr>
-        <w:t xml:space="preserve">8.6. Luồng 6: Thanh toán Hóa đơn &amp; Nạp/Rút tiền</w:t>
+        <w:t xml:space="preserve">TransactionHistoryScreen</w:t>
+      </w:r>
+      <w:r>
+        <w:rPr>
+          <w:rFonts w:ascii="Times New Roman" w:cs="Times New Roman" w:eastAsia="Times New Roman" w:hAnsi="Times New Roman"/>
+          <w:color w:val="1E293B"/>
+          <w:sz w:val="26"/>
+          <w:szCs w:val="26"/>
+        </w:rPr>
+        <w:t xml:space="preserve">: Tra cứu giao dịch phân trang, bộ lọc thời gian tuần/tháng.</w:t>
       </w:r>
     </w:p>
     <w:p>
@@ -13551,16 +14450,33 @@
           <w:sz w:val="26"/>
           <w:szCs w:val="26"/>
         </w:rPr>
-        <w:t xml:space="preserve">BillPaymentScreen &amp; BillInputScreen</w:t>
-      </w:r>
-      <w:r>
-        <w:rPr>
-          <w:rFonts w:ascii="Times New Roman" w:cs="Times New Roman" w:eastAsia="Times New Roman" w:hAnsi="Times New Roman"/>
-          <w:color w:val="1E293B"/>
-          <w:sz w:val="26"/>
-          <w:szCs w:val="26"/>
-        </w:rPr>
-        <w:t xml:space="preserve">: Tra cứu nợ cước 8 dịch vụ công qua GET /api/v1/bills/lookup, gạch nợ tự động qua POST /api/v1/bills/pay.</w:t>
+        <w:t xml:space="preserve">Xuất sao kê đa định dạng</w:t>
+      </w:r>
+      <w:r>
+        <w:rPr>
+          <w:rFonts w:ascii="Times New Roman" w:cs="Times New Roman" w:eastAsia="Times New Roman" w:hAnsi="Times New Roman"/>
+          <w:color w:val="1E293B"/>
+          <w:sz w:val="26"/>
+          <w:szCs w:val="26"/>
+        </w:rPr>
+        <w:t xml:space="preserve">: Tải file sao kê PDF, Excel (.xlsx), CSV về bộ nhớ máy.</w:t>
+      </w:r>
+    </w:p>
+    <w:p>
+      <w:pPr>
+        <w:pStyle w:val="Heading2"/>
+        <w:spacing w:after="120" w:before="240"/>
+      </w:pPr>
+      <w:r>
+        <w:rPr>
+          <w:rFonts w:ascii="Times New Roman" w:cs="Times New Roman" w:eastAsia="Times New Roman" w:hAnsi="Times New Roman"/>
+          <w:b/>
+          <w:bCs/>
+          <w:color w:val="D2519D"/>
+          <w:sz w:val="28"/>
+          <w:szCs w:val="28"/>
+        </w:rPr>
+        <w:t xml:space="preserve">8.8. Luồng 8: Trung tâm Trợ giúp Chuẩn Ngân Hàng Việt Nam</w:t>
       </w:r>
     </w:p>
     <w:p>
@@ -13581,16 +14497,16 @@
           <w:sz w:val="26"/>
           <w:szCs w:val="26"/>
         </w:rPr>
-        <w:t xml:space="preserve">DepositScreen &amp; WithdrawScreen</w:t>
-      </w:r>
-      <w:r>
-        <w:rPr>
-          <w:rFonts w:ascii="Times New Roman" w:cs="Times New Roman" w:eastAsia="Times New Roman" w:hAnsi="Times New Roman"/>
-          <w:color w:val="1E293B"/>
-          <w:sz w:val="26"/>
-          <w:szCs w:val="26"/>
-        </w:rPr>
-        <w:t xml:space="preserve">: Nạp tiền vào tài khoản từ ngân hàng liên kết và rút tiền về tài khoản ngân hàng chính.</w:t>
+        <w:t xml:space="preserve">HelpCenterScreen</w:t>
+      </w:r>
+      <w:r>
+        <w:rPr>
+          <w:rFonts w:ascii="Times New Roman" w:cs="Times New Roman" w:eastAsia="Times New Roman" w:hAnsi="Times New Roman"/>
+          <w:color w:val="1E293B"/>
+          <w:sz w:val="26"/>
+          <w:szCs w:val="26"/>
+        </w:rPr>
+        <w:t xml:space="preserve">: Hotline 24/7 (1800 5858), 4 tiện ích khẩn cấp, FAQ 15 câu hỏi, tra cứu chi nhánh SmartBank, Live Chat AI SenBot.</w:t>
       </w:r>
     </w:p>
     <w:p>
@@ -13607,7 +14523,7 @@
           <w:sz w:val="28"/>
           <w:szCs w:val="28"/>
         </w:rPr>
-        <w:t xml:space="preserve">8.7. Luồng 7: Lịch sử Giao dịch &amp; Xuất Báo cáo Sao kê</w:t>
+        <w:t xml:space="preserve">8.9. Luồng 9: Điều khoản Dịch vụ Pháp chế Ngân hàng</w:t>
       </w:r>
     </w:p>
     <w:p>
@@ -13628,16 +14544,33 @@
           <w:sz w:val="26"/>
           <w:szCs w:val="26"/>
         </w:rPr>
-        <w:t xml:space="preserve">TransactionHistoryScreen</w:t>
-      </w:r>
-      <w:r>
-        <w:rPr>
-          <w:rFonts w:ascii="Times New Roman" w:cs="Times New Roman" w:eastAsia="Times New Roman" w:hAnsi="Times New Roman"/>
-          <w:color w:val="1E293B"/>
-          <w:sz w:val="26"/>
-          <w:szCs w:val="26"/>
-        </w:rPr>
-        <w:t xml:space="preserve">: Tra cứu giao dịch phân trang, bộ lọc thời gian tuần/tháng.</w:t>
+        <w:t xml:space="preserve">TermsOfServiceScreen</w:t>
+      </w:r>
+      <w:r>
+        <w:rPr>
+          <w:rFonts w:ascii="Times New Roman" w:cs="Times New Roman" w:eastAsia="Times New Roman" w:hAnsi="Times New Roman"/>
+          <w:color w:val="1E293B"/>
+          <w:sz w:val="26"/>
+          <w:szCs w:val="26"/>
+        </w:rPr>
+        <w:t xml:space="preserve">: 8 Chương 18 Điều khoản chuẩn pháp chế, live search điều khoản, ký cam kết số qua POST /api/v1/legal/consent.</w:t>
+      </w:r>
+    </w:p>
+    <w:p>
+      <w:pPr>
+        <w:pStyle w:val="Heading2"/>
+        <w:spacing w:after="120" w:before="240"/>
+      </w:pPr>
+      <w:r>
+        <w:rPr>
+          <w:rFonts w:ascii="Times New Roman" w:cs="Times New Roman" w:eastAsia="Times New Roman" w:hAnsi="Times New Roman"/>
+          <w:b/>
+          <w:bCs/>
+          <w:color w:val="D2519D"/>
+          <w:sz w:val="28"/>
+          <w:szCs w:val="28"/>
+        </w:rPr>
+        <w:t xml:space="preserve">8.10. Luồng 10: Cài đặt Hệ thống &amp; Dark Mode</w:t>
       </w:r>
     </w:p>
     <w:p>
@@ -13658,147 +14591,6 @@
           <w:sz w:val="26"/>
           <w:szCs w:val="26"/>
         </w:rPr>
-        <w:t xml:space="preserve">Xuất sao kê đa định dạng</w:t>
-      </w:r>
-      <w:r>
-        <w:rPr>
-          <w:rFonts w:ascii="Times New Roman" w:cs="Times New Roman" w:eastAsia="Times New Roman" w:hAnsi="Times New Roman"/>
-          <w:color w:val="1E293B"/>
-          <w:sz w:val="26"/>
-          <w:szCs w:val="26"/>
-        </w:rPr>
-        <w:t xml:space="preserve">: Tải file sao kê PDF, Excel (.xlsx), CSV về bộ nhớ máy.</w:t>
-      </w:r>
-    </w:p>
-    <w:p>
-      <w:pPr>
-        <w:pStyle w:val="Heading2"/>
-        <w:spacing w:after="120" w:before="240"/>
-      </w:pPr>
-      <w:r>
-        <w:rPr>
-          <w:rFonts w:ascii="Times New Roman" w:cs="Times New Roman" w:eastAsia="Times New Roman" w:hAnsi="Times New Roman"/>
-          <w:b/>
-          <w:bCs/>
-          <w:color w:val="D2519D"/>
-          <w:sz w:val="28"/>
-          <w:szCs w:val="28"/>
-        </w:rPr>
-        <w:t xml:space="preserve">8.8. Luồng 8: Trung tâm Trợ giúp Chuẩn Ngân Hàng Việt Nam</w:t>
-      </w:r>
-    </w:p>
-    <w:p>
-      <w:pPr>
-        <w:pStyle w:val="ListParagraph"/>
-        <w:numPr>
-          <w:ilvl w:val="0"/>
-          <w:numId w:val="1"/>
-        </w:numPr>
-        <w:spacing w:after="40" w:before="40"/>
-      </w:pPr>
-      <w:r>
-        <w:rPr>
-          <w:rFonts w:ascii="Times New Roman" w:cs="Times New Roman" w:eastAsia="Times New Roman" w:hAnsi="Times New Roman"/>
-          <w:b/>
-          <w:bCs/>
-          <w:color w:val="1E293B"/>
-          <w:sz w:val="26"/>
-          <w:szCs w:val="26"/>
-        </w:rPr>
-        <w:t xml:space="preserve">HelpCenterScreen</w:t>
-      </w:r>
-      <w:r>
-        <w:rPr>
-          <w:rFonts w:ascii="Times New Roman" w:cs="Times New Roman" w:eastAsia="Times New Roman" w:hAnsi="Times New Roman"/>
-          <w:color w:val="1E293B"/>
-          <w:sz w:val="26"/>
-          <w:szCs w:val="26"/>
-        </w:rPr>
-        <w:t xml:space="preserve">: Hotline 24/7 (1800 5858), 4 tiện ích khẩn cấp, FAQ 15 câu hỏi, tra cứu chi nhánh SmartBank, Live Chat AI SenBot.</w:t>
-      </w:r>
-    </w:p>
-    <w:p>
-      <w:pPr>
-        <w:pStyle w:val="Heading2"/>
-        <w:spacing w:after="120" w:before="240"/>
-      </w:pPr>
-      <w:r>
-        <w:rPr>
-          <w:rFonts w:ascii="Times New Roman" w:cs="Times New Roman" w:eastAsia="Times New Roman" w:hAnsi="Times New Roman"/>
-          <w:b/>
-          <w:bCs/>
-          <w:color w:val="D2519D"/>
-          <w:sz w:val="28"/>
-          <w:szCs w:val="28"/>
-        </w:rPr>
-        <w:t xml:space="preserve">8.9. Luồng 9: Điều khoản Dịch vụ Pháp chế Ngân hàng</w:t>
-      </w:r>
-    </w:p>
-    <w:p>
-      <w:pPr>
-        <w:pStyle w:val="ListParagraph"/>
-        <w:numPr>
-          <w:ilvl w:val="0"/>
-          <w:numId w:val="1"/>
-        </w:numPr>
-        <w:spacing w:after="40" w:before="40"/>
-      </w:pPr>
-      <w:r>
-        <w:rPr>
-          <w:rFonts w:ascii="Times New Roman" w:cs="Times New Roman" w:eastAsia="Times New Roman" w:hAnsi="Times New Roman"/>
-          <w:b/>
-          <w:bCs/>
-          <w:color w:val="1E293B"/>
-          <w:sz w:val="26"/>
-          <w:szCs w:val="26"/>
-        </w:rPr>
-        <w:t xml:space="preserve">TermsOfServiceScreen</w:t>
-      </w:r>
-      <w:r>
-        <w:rPr>
-          <w:rFonts w:ascii="Times New Roman" w:cs="Times New Roman" w:eastAsia="Times New Roman" w:hAnsi="Times New Roman"/>
-          <w:color w:val="1E293B"/>
-          <w:sz w:val="26"/>
-          <w:szCs w:val="26"/>
-        </w:rPr>
-        <w:t xml:space="preserve">: 8 Chương 18 Điều khoản chuẩn pháp chế, live search điều khoản, ký cam kết số qua POST /api/v1/legal/consent.</w:t>
-      </w:r>
-    </w:p>
-    <w:p>
-      <w:pPr>
-        <w:pStyle w:val="Heading2"/>
-        <w:spacing w:after="120" w:before="240"/>
-      </w:pPr>
-      <w:r>
-        <w:rPr>
-          <w:rFonts w:ascii="Times New Roman" w:cs="Times New Roman" w:eastAsia="Times New Roman" w:hAnsi="Times New Roman"/>
-          <w:b/>
-          <w:bCs/>
-          <w:color w:val="D2519D"/>
-          <w:sz w:val="28"/>
-          <w:szCs w:val="28"/>
-        </w:rPr>
-        <w:t xml:space="preserve">8.10. Luồng 10: Cài đặt Hệ thống &amp; Dark Mode</w:t>
-      </w:r>
-    </w:p>
-    <w:p>
-      <w:pPr>
-        <w:pStyle w:val="ListParagraph"/>
-        <w:numPr>
-          <w:ilvl w:val="0"/>
-          <w:numId w:val="1"/>
-        </w:numPr>
-        <w:spacing w:after="40" w:before="40"/>
-      </w:pPr>
-      <w:r>
-        <w:rPr>
-          <w:rFonts w:ascii="Times New Roman" w:cs="Times New Roman" w:eastAsia="Times New Roman" w:hAnsi="Times New Roman"/>
-          <w:b/>
-          <w:bCs/>
-          <w:color w:val="1E293B"/>
-          <w:sz w:val="26"/>
-          <w:szCs w:val="26"/>
-        </w:rPr>
         <w:t xml:space="preserve">SettingsScreen</w:t>
       </w:r>
       <w:r>
@@ -13892,8 +14684,8 @@
         <w:rPr>
           <w:rFonts w:ascii="Consolas" w:cs="Consolas" w:eastAsia="Consolas" w:hAnsi="Consolas"/>
           <w:color w:val="0F172A"/>
-          <w:sz w:val="19"/>
-          <w:szCs w:val="19"/>
+          <w:sz w:val="18"/>
+          <w:szCs w:val="18"/>
         </w:rPr>
         <w:t xml:space="preserve">npm install --legacy-peer-deps</w:t>
       </w:r>
@@ -13945,8 +14737,8 @@
         <w:rPr>
           <w:rFonts w:ascii="Consolas" w:cs="Consolas" w:eastAsia="Consolas" w:hAnsi="Consolas"/>
           <w:color w:val="0F172A"/>
-          <w:sz w:val="19"/>
-          <w:szCs w:val="19"/>
+          <w:sz w:val="18"/>
+          <w:szCs w:val="18"/>
         </w:rPr>
         <w:t xml:space="preserve">adb reverse tcp:8080 tcp:8080</w:t>
       </w:r>
@@ -13998,8 +14790,8 @@
         <w:rPr>
           <w:rFonts w:ascii="Consolas" w:cs="Consolas" w:eastAsia="Consolas" w:hAnsi="Consolas"/>
           <w:color w:val="0F172A"/>
-          <w:sz w:val="19"/>
-          <w:szCs w:val="19"/>
+          <w:sz w:val="18"/>
+          <w:szCs w:val="18"/>
         </w:rPr>
         <w:t xml:space="preserve">npx expo run:android</w:t>
       </w:r>
@@ -14068,8 +14860,8 @@
         <w:rPr>
           <w:rFonts w:ascii="Consolas" w:cs="Consolas" w:eastAsia="Consolas" w:hAnsi="Consolas"/>
           <w:color w:val="0F172A"/>
-          <w:sz w:val="19"/>
-          <w:szCs w:val="19"/>
+          <w:sz w:val="18"/>
+          <w:szCs w:val="18"/>
         </w:rPr>
         <w:t xml:space="preserve">cd android</w:t>
       </w:r>
@@ -14083,8 +14875,8 @@
         <w:rPr>
           <w:rFonts w:ascii="Consolas" w:cs="Consolas" w:eastAsia="Consolas" w:hAnsi="Consolas"/>
           <w:color w:val="0F172A"/>
-          <w:sz w:val="19"/>
-          <w:szCs w:val="19"/>
+          <w:sz w:val="18"/>
+          <w:szCs w:val="18"/>
         </w:rPr>
         <w:t xml:space="preserve">.\gradlew assembleRelease</w:t>
       </w:r>

--- a/BAO CAO NHOM 6 - SENBANK.docx
+++ b/BAO CAO NHOM 6 - SENBANK.docx
@@ -282,7 +282,7 @@
           <w:sz w:val="26"/>
           <w:szCs w:val="26"/>
         </w:rPr>
-        <w:t xml:space="preserve">Báo cáo này trình bày chi tiết và toàn diện từ phân tích thị trường tiền khả thi, kế hoạch triển khai Agile, đặc tả yêu cầu phần mềm (SRS), thiết kế kiến trúc và cơ sở dữ liệu (SDD), báo cáo toàn diện kiến trúc Backend Core Banking, kiến trúc Frontend Fintech di động, hệ thống 6 sơ đồ kiến trúc và tuần tự, cho đến phân tích chi tiết 10 luồng người dùng qua hơn 25 màn hình chức năng của Sen Hồng Bank.</w:t>
+        <w:t xml:space="preserve">Báo cáo này trình bày chi tiết và toàn diện từ phân tích thị trường tiền khả thi, kế hoạch triển khai Agile, đặc tả yêu cầu phần mềm (SRS), thiết kế kiến trúc và cơ sở dữ liệu (SDD), báo cáo toàn diện kiến trúc Backend Core Banking, kiến trúc Frontend Fintech di động chuyên sâu, hệ thống 6 sơ đồ kiến trúc và tuần tự, cho đến phân tích chi tiết 10 luồng người dùng qua hơn 25 màn hình chức năng của Sen Hồng Bank.</w:t>
       </w:r>
     </w:p>
     <w:p>
@@ -7928,7 +7928,7 @@
           <w:sz w:val="32"/>
           <w:szCs w:val="32"/>
         </w:rPr>
-        <w:t xml:space="preserve">PHẦN 6: BÁO CÁO TOÀN DIỆN VỀ CÔNG NGHỆ, THƯ VIỆN VÀ KIẾN TRÚC FRONTEND (MOBILE FINTECH)</w:t>
+        <w:t xml:space="preserve">PHẦN 6: BÁO CÁO TOÀN DIỆN VỀ CÔNG NGHỆ, THƯ VIỆN VÀ KIẾN TRÚC FRONTEND (MOBILE FINTECH CHUYÊN SÂU)</w:t>
       </w:r>
     </w:p>
     <w:p>
@@ -8373,7 +8373,7 @@
           <w:sz w:val="28"/>
           <w:szCs w:val="28"/>
         </w:rPr>
-        <w:t xml:space="preserve">6.1. Nền tảng Cốt lõi (Core Framework)</w:t>
+        <w:t xml:space="preserve">6.1. Runtime Engine &amp; Nền tảng cốt lõi: React Native Fabric &amp; Hermes Engine</w:t>
       </w:r>
     </w:p>
     <w:p>
@@ -8394,33 +8394,16 @@
           <w:sz w:val="26"/>
           <w:szCs w:val="26"/>
         </w:rPr>
-        <w:t xml:space="preserve">React Native (v0.81+) + TypeScript Strict Mode</w:t>
-      </w:r>
-      <w:r>
-        <w:rPr>
-          <w:rFonts w:ascii="Times New Roman" w:cs="Times New Roman" w:eastAsia="Times New Roman" w:hAnsi="Times New Roman"/>
-          <w:color w:val="1E293B"/>
-          <w:sz w:val="26"/>
-          <w:szCs w:val="26"/>
-        </w:rPr>
-        <w:t xml:space="preserve">: Kích hoạt kiến trúc mới (New Architecture): Sử dụng Fabric Renderer (C++ UI layer) và TurboModules thông qua JSI (JavaScript Interface) để loại bỏ hoàn toàn hiện tượng nghẽn cổ chai (Bridge bottleneck) của React Native thế hệ cũ. Đảm bảo hiển thị 60-120fps mượt mà kể cả khi render các danh sách lịch sử giao dịch lớn hoặc biểu đồ số dư động.</w:t>
-      </w:r>
-    </w:p>
-    <w:p>
-      <w:pPr>
-        <w:pStyle w:val="Heading2"/>
-        <w:spacing w:after="120" w:before="240"/>
-      </w:pPr>
-      <w:r>
-        <w:rPr>
-          <w:rFonts w:ascii="Times New Roman" w:cs="Times New Roman" w:eastAsia="Times New Roman" w:hAnsi="Times New Roman"/>
-          <w:b/>
-          <w:bCs/>
-          <w:color w:val="D2519D"/>
-          <w:sz w:val="28"/>
-          <w:szCs w:val="28"/>
-        </w:rPr>
-        <w:t xml:space="preserve">6.2. Quản lý Trạng thái &amp; Đồng bộ Server Cache (State Management)</w:t>
+        <w:t xml:space="preserve">Kiến trúc Mới (New Architecture) với Fabric Renderer</w:t>
+      </w:r>
+      <w:r>
+        <w:rPr>
+          <w:rFonts w:ascii="Times New Roman" w:cs="Times New Roman" w:eastAsia="Times New Roman" w:hAnsi="Times New Roman"/>
+          <w:color w:val="1E293B"/>
+          <w:sz w:val="26"/>
+          <w:szCs w:val="26"/>
+        </w:rPr>
+        <w:t xml:space="preserve">: React Native thế hệ mới sử dụng Fabric Renderer viết bằng C++ và TurboModules thông qua JSI (JavaScript Interface). Điểm đột phá này loại bỏ hoàn toàn JSON Bridge cũ (vốn tuần tự hóa và giải tuần tự dữ liệu qua chuỗi JSON gây nghẽn băng thông UI). Fabric cho phép JavaScript tương tác trực tiếp và đồng bộ (Synchronous execution) với các phần tử đồ họa Native C++, đảm bảo ứng dụng không bao giờ bị drop frame khi cuộn bảng lịch sử hàng nghìn giao dịch.</w:t>
       </w:r>
     </w:p>
     <w:p>
@@ -8441,16 +8424,16 @@
           <w:sz w:val="26"/>
           <w:szCs w:val="26"/>
         </w:rPr>
-        <w:t xml:space="preserve">Server State &amp; Caching — TanStack Query v5</w:t>
-      </w:r>
-      <w:r>
-        <w:rPr>
-          <w:rFonts w:ascii="Times New Roman" w:cs="Times New Roman" w:eastAsia="Times New Roman" w:hAnsi="Times New Roman"/>
-          <w:color w:val="1E293B"/>
-          <w:sz w:val="26"/>
-          <w:szCs w:val="26"/>
-        </w:rPr>
-        <w:t xml:space="preserve">: Quản lý vòng đời dữ liệu API (wallets, transactions, notifications, beneficiaries). Hỗ trợ Optimistic Updates: Khi bấm chuyển tiền, số dư tài khoản trên UI được trừ tức thì để mang lại cảm giác phản hồi 0ms; nếu server trả lỗi sẽ tự động rollback. Cơ chế Stale-While-Revalidate tự động đồng bộ số dư mỗi khi user mở lại app hoặc nhận thông báo WebSocket.</w:t>
+        <w:t xml:space="preserve">Hermes JavaScript Engine tối ưu hóa bộ nhớ</w:t>
+      </w:r>
+      <w:r>
+        <w:rPr>
+          <w:rFonts w:ascii="Times New Roman" w:cs="Times New Roman" w:eastAsia="Times New Roman" w:hAnsi="Times New Roman"/>
+          <w:color w:val="1E293B"/>
+          <w:sz w:val="26"/>
+          <w:szCs w:val="26"/>
+        </w:rPr>
+        <w:t xml:space="preserve">: Sử dụng công cụ thực thi Hermes Engine với cơ chế biên dịch trước thời gian thực (Ahead-Of-Time - AOT compilation). Toàn bộ mã nguồn TypeScript/JavaScript được nén thành file nhị phân Hermes Bytecode (.hbc) ngay lúc đóng gói build APK. Kết quả: Thời gian khởi động ứng dụng (TTI - Time to Interactive) giảm xuống dưới 1.2 giây; mức tiêu thụ RAM giảm 40%; và bộ dọn rác thế hệ mới (Hades GC) chạy nền song song, triệt tiêu hiện tượng lag giật 60fps.</w:t>
       </w:r>
     </w:p>
     <w:p>
@@ -8471,16 +8454,1209 @@
           <w:sz w:val="26"/>
           <w:szCs w:val="26"/>
         </w:rPr>
-        <w:t xml:space="preserve">Client State — AppContext &amp; ThemeContext</w:t>
-      </w:r>
-      <w:r>
-        <w:rPr>
-          <w:rFonts w:ascii="Times New Roman" w:cs="Times New Roman" w:eastAsia="Times New Roman" w:hAnsi="Times New Roman"/>
-          <w:color w:val="1E293B"/>
-          <w:sz w:val="26"/>
-          <w:szCs w:val="26"/>
-        </w:rPr>
-        <w:t xml:space="preserve">: Nhẹ, tối ưu re-render, lưu trữ trạng thái người dùng tạm thời, cấu hình theme, trạng thái che/hiện số dư bảo mật.</w:t>
+        <w:t xml:space="preserve">TypeScript 5.3+ Strict Mode an toàn tài chính</w:t>
+      </w:r>
+      <w:r>
+        <w:rPr>
+          <w:rFonts w:ascii="Times New Roman" w:cs="Times New Roman" w:eastAsia="Times New Roman" w:hAnsi="Times New Roman"/>
+          <w:color w:val="1E293B"/>
+          <w:sz w:val="26"/>
+          <w:szCs w:val="26"/>
+        </w:rPr>
+        <w:t xml:space="preserve">: Toàn bộ mã nguồn được thiết lập strict: true, noImplicitAny: true, strictNullChecks: true. Định nghĩa chặt chẽ kiểu dữ liệu cho toàn bộ các payload tài chính (TransferRequest, TransferResponse, UserProfile, BankAccount, NotificationInfo) và danh sách tham số điều hướng RootStackParamList ngăn ngừa 100% lỗi runtime crash undefined is not an object.</w:t>
+      </w:r>
+    </w:p>
+    <w:p>
+      <w:pPr>
+        <w:pStyle w:val="Heading2"/>
+        <w:spacing w:after="120" w:before="240"/>
+      </w:pPr>
+      <w:r>
+        <w:rPr>
+          <w:rFonts w:ascii="Times New Roman" w:cs="Times New Roman" w:eastAsia="Times New Roman" w:hAnsi="Times New Roman"/>
+          <w:b/>
+          <w:bCs/>
+          <w:color w:val="D2519D"/>
+          <w:sz w:val="28"/>
+          <w:szCs w:val="28"/>
+        </w:rPr>
+        <w:t xml:space="preserve">6.2. Bảng Danh mục 20+ Thư viện Cốt lõi và Cơ chế Hoạt động</w:t>
+      </w:r>
+    </w:p>
+    <w:tbl>
+      <w:tblPr>
+        <w:tblW w:type="pct" w:w="100%"/>
+        <w:tblBorders>
+          <w:top w:val="single" w:color="auto" w:sz="4"/>
+          <w:left w:val="single" w:color="auto" w:sz="4"/>
+          <w:bottom w:val="single" w:color="auto" w:sz="4"/>
+          <w:right w:val="single" w:color="auto" w:sz="4"/>
+          <w:insideH w:val="single" w:color="auto" w:sz="4"/>
+          <w:insideV w:val="single" w:color="auto" w:sz="4"/>
+        </w:tblBorders>
+      </w:tblPr>
+      <w:tblGrid>
+        <w:gridCol w:w="100"/>
+        <w:gridCol w:w="100"/>
+        <w:gridCol w:w="100"/>
+        <w:gridCol w:w="100"/>
+      </w:tblGrid>
+      <w:tr>
+        <w:tc>
+          <w:tcPr>
+            <w:tcW w:type="pct" w:w="25%"/>
+            <w:shd w:fill="FCE7F3" w:val="clear"/>
+            <w:tcMar>
+              <w:top w:type="dxa" w:w="120"/>
+              <w:left w:type="dxa" w:w="140"/>
+              <w:bottom w:type="dxa" w:w="120"/>
+              <w:right w:type="dxa" w:w="140"/>
+            </w:tcMar>
+          </w:tcPr>
+          <w:p>
+            <w:pPr>
+              <w:jc w:val="center"/>
+            </w:pPr>
+            <w:r>
+              <w:rPr>
+                <w:rFonts w:ascii="Times New Roman" w:cs="Times New Roman" w:eastAsia="Times New Roman" w:hAnsi="Times New Roman"/>
+                <w:b/>
+                <w:bCs/>
+                <w:color w:val="700F43"/>
+                <w:sz w:val="24"/>
+                <w:szCs w:val="24"/>
+              </w:rPr>
+              <w:t xml:space="preserve">Thư viện &amp; Package</w:t>
+            </w:r>
+          </w:p>
+        </w:tc>
+        <w:tc>
+          <w:tcPr>
+            <w:tcW w:type="pct" w:w="10%"/>
+            <w:shd w:fill="FCE7F3" w:val="clear"/>
+            <w:tcMar>
+              <w:top w:type="dxa" w:w="120"/>
+              <w:left w:type="dxa" w:w="140"/>
+              <w:bottom w:type="dxa" w:w="120"/>
+              <w:right w:type="dxa" w:w="140"/>
+            </w:tcMar>
+          </w:tcPr>
+          <w:p>
+            <w:pPr>
+              <w:jc w:val="center"/>
+            </w:pPr>
+            <w:r>
+              <w:rPr>
+                <w:rFonts w:ascii="Times New Roman" w:cs="Times New Roman" w:eastAsia="Times New Roman" w:hAnsi="Times New Roman"/>
+                <w:b/>
+                <w:bCs/>
+                <w:color w:val="700F43"/>
+                <w:sz w:val="24"/>
+                <w:szCs w:val="24"/>
+              </w:rPr>
+              <w:t xml:space="preserve">Phiên bản</w:t>
+            </w:r>
+          </w:p>
+        </w:tc>
+        <w:tc>
+          <w:tcPr>
+            <w:tcW w:type="pct" w:w="25%"/>
+            <w:shd w:fill="FCE7F3" w:val="clear"/>
+            <w:tcMar>
+              <w:top w:type="dxa" w:w="120"/>
+              <w:left w:type="dxa" w:w="140"/>
+              <w:bottom w:type="dxa" w:w="120"/>
+              <w:right w:type="dxa" w:w="140"/>
+            </w:tcMar>
+          </w:tcPr>
+          <w:p>
+            <w:pPr>
+              <w:jc w:val="center"/>
+            </w:pPr>
+            <w:r>
+              <w:rPr>
+                <w:rFonts w:ascii="Times New Roman" w:cs="Times New Roman" w:eastAsia="Times New Roman" w:hAnsi="Times New Roman"/>
+                <w:b/>
+                <w:bCs/>
+                <w:color w:val="700F43"/>
+                <w:sz w:val="24"/>
+                <w:szCs w:val="24"/>
+              </w:rPr>
+              <w:t xml:space="preserve">Cơ chế Native / JS</w:t>
+            </w:r>
+          </w:p>
+        </w:tc>
+        <w:tc>
+          <w:tcPr>
+            <w:tcW w:type="pct" w:w="40%"/>
+            <w:shd w:fill="FCE7F3" w:val="clear"/>
+            <w:tcMar>
+              <w:top w:type="dxa" w:w="120"/>
+              <w:left w:type="dxa" w:w="140"/>
+              <w:bottom w:type="dxa" w:w="120"/>
+              <w:right w:type="dxa" w:w="140"/>
+            </w:tcMar>
+          </w:tcPr>
+          <w:p>
+            <w:pPr>
+              <w:jc w:val="center"/>
+            </w:pPr>
+            <w:r>
+              <w:rPr>
+                <w:rFonts w:ascii="Times New Roman" w:cs="Times New Roman" w:eastAsia="Times New Roman" w:hAnsi="Times New Roman"/>
+                <w:b/>
+                <w:bCs/>
+                <w:color w:val="700F43"/>
+                <w:sz w:val="24"/>
+                <w:szCs w:val="24"/>
+              </w:rPr>
+              <w:t xml:space="preserve">Vai trò &amp; Lý do lựa chọn cho SenBank</w:t>
+            </w:r>
+          </w:p>
+        </w:tc>
+      </w:tr>
+      <w:tr>
+        <w:tc>
+          <w:tcPr>
+            <w:tcW w:type="pct" w:w="25%"/>
+            <w:shd w:fill="FFFFFF" w:val="clear"/>
+            <w:tcMar>
+              <w:top w:type="dxa" w:w="120"/>
+              <w:left w:type="dxa" w:w="140"/>
+              <w:bottom w:type="dxa" w:w="120"/>
+              <w:right w:type="dxa" w:w="140"/>
+            </w:tcMar>
+          </w:tcPr>
+          <w:p>
+            <w:pPr>
+              <w:jc w:val="left"/>
+            </w:pPr>
+            <w:r>
+              <w:rPr>
+                <w:rFonts w:ascii="Times New Roman" w:cs="Times New Roman" w:eastAsia="Times New Roman" w:hAnsi="Times New Roman"/>
+                <w:b w:val="false"/>
+                <w:bCs w:val="false"/>
+                <w:color w:val="1E293B"/>
+                <w:sz w:val="22"/>
+                <w:szCs w:val="22"/>
+              </w:rPr>
+              <w:t xml:space="preserve">react-native, expo</w:t>
+            </w:r>
+          </w:p>
+        </w:tc>
+        <w:tc>
+          <w:tcPr>
+            <w:tcW w:type="pct" w:w="10%"/>
+            <w:shd w:fill="FFFFFF" w:val="clear"/>
+            <w:tcMar>
+              <w:top w:type="dxa" w:w="120"/>
+              <w:left w:type="dxa" w:w="140"/>
+              <w:bottom w:type="dxa" w:w="120"/>
+              <w:right w:type="dxa" w:w="140"/>
+            </w:tcMar>
+          </w:tcPr>
+          <w:p>
+            <w:pPr>
+              <w:jc w:val="left"/>
+            </w:pPr>
+            <w:r>
+              <w:rPr>
+                <w:rFonts w:ascii="Times New Roman" w:cs="Times New Roman" w:eastAsia="Times New Roman" w:hAnsi="Times New Roman"/>
+                <w:b w:val="false"/>
+                <w:bCs w:val="false"/>
+                <w:color w:val="1E293B"/>
+                <w:sz w:val="22"/>
+                <w:szCs w:val="22"/>
+              </w:rPr>
+              <w:t xml:space="preserve">0.81 / 52.0</w:t>
+            </w:r>
+          </w:p>
+        </w:tc>
+        <w:tc>
+          <w:tcPr>
+            <w:tcW w:type="pct" w:w="25%"/>
+            <w:shd w:fill="FFFFFF" w:val="clear"/>
+            <w:tcMar>
+              <w:top w:type="dxa" w:w="120"/>
+              <w:left w:type="dxa" w:w="140"/>
+              <w:bottom w:type="dxa" w:w="120"/>
+              <w:right w:type="dxa" w:w="140"/>
+            </w:tcMar>
+          </w:tcPr>
+          <w:p>
+            <w:pPr>
+              <w:jc w:val="left"/>
+            </w:pPr>
+            <w:r>
+              <w:rPr>
+                <w:rFonts w:ascii="Times New Roman" w:cs="Times New Roman" w:eastAsia="Times New Roman" w:hAnsi="Times New Roman"/>
+                <w:b w:val="false"/>
+                <w:bCs w:val="false"/>
+                <w:color w:val="1E293B"/>
+                <w:sz w:val="22"/>
+                <w:szCs w:val="22"/>
+              </w:rPr>
+              <w:t xml:space="preserve">Native C++ &amp; Kotlin/Java</w:t>
+            </w:r>
+          </w:p>
+        </w:tc>
+        <w:tc>
+          <w:tcPr>
+            <w:tcW w:type="pct" w:w="40%"/>
+            <w:shd w:fill="FFFFFF" w:val="clear"/>
+            <w:tcMar>
+              <w:top w:type="dxa" w:w="120"/>
+              <w:left w:type="dxa" w:w="140"/>
+              <w:bottom w:type="dxa" w:w="120"/>
+              <w:right w:type="dxa" w:w="140"/>
+            </w:tcMar>
+          </w:tcPr>
+          <w:p>
+            <w:pPr>
+              <w:jc w:val="left"/>
+            </w:pPr>
+            <w:r>
+              <w:rPr>
+                <w:rFonts w:ascii="Times New Roman" w:cs="Times New Roman" w:eastAsia="Times New Roman" w:hAnsi="Times New Roman"/>
+                <w:b w:val="false"/>
+                <w:bCs w:val="false"/>
+                <w:color w:val="1E293B"/>
+                <w:sz w:val="22"/>
+                <w:szCs w:val="22"/>
+              </w:rPr>
+              <w:t xml:space="preserve">Lõi ứng dụng đa nền tảng, tích hợp hệ thống SDK native ổn định bậc nhất thế giới</w:t>
+            </w:r>
+          </w:p>
+        </w:tc>
+      </w:tr>
+      <w:tr>
+        <w:tc>
+          <w:tcPr>
+            <w:tcW w:type="pct" w:w="25%"/>
+            <w:shd w:fill="FDF2F8" w:val="clear"/>
+            <w:tcMar>
+              <w:top w:type="dxa" w:w="120"/>
+              <w:left w:type="dxa" w:w="140"/>
+              <w:bottom w:type="dxa" w:w="120"/>
+              <w:right w:type="dxa" w:w="140"/>
+            </w:tcMar>
+          </w:tcPr>
+          <w:p>
+            <w:pPr>
+              <w:jc w:val="left"/>
+            </w:pPr>
+            <w:r>
+              <w:rPr>
+                <w:rFonts w:ascii="Times New Roman" w:cs="Times New Roman" w:eastAsia="Times New Roman" w:hAnsi="Times New Roman"/>
+                <w:b w:val="false"/>
+                <w:bCs w:val="false"/>
+                <w:color w:val="1E293B"/>
+                <w:sz w:val="22"/>
+                <w:szCs w:val="22"/>
+              </w:rPr>
+              <w:t xml:space="preserve">@react-navigation/native, native-stack</w:t>
+            </w:r>
+          </w:p>
+        </w:tc>
+        <w:tc>
+          <w:tcPr>
+            <w:tcW w:type="pct" w:w="10%"/>
+            <w:shd w:fill="FDF2F8" w:val="clear"/>
+            <w:tcMar>
+              <w:top w:type="dxa" w:w="120"/>
+              <w:left w:type="dxa" w:w="140"/>
+              <w:bottom w:type="dxa" w:w="120"/>
+              <w:right w:type="dxa" w:w="140"/>
+            </w:tcMar>
+          </w:tcPr>
+          <w:p>
+            <w:pPr>
+              <w:jc w:val="left"/>
+            </w:pPr>
+            <w:r>
+              <w:rPr>
+                <w:rFonts w:ascii="Times New Roman" w:cs="Times New Roman" w:eastAsia="Times New Roman" w:hAnsi="Times New Roman"/>
+                <w:b w:val="false"/>
+                <w:bCs w:val="false"/>
+                <w:color w:val="1E293B"/>
+                <w:sz w:val="22"/>
+                <w:szCs w:val="22"/>
+              </w:rPr>
+              <w:t xml:space="preserve">^7.x</w:t>
+            </w:r>
+          </w:p>
+        </w:tc>
+        <w:tc>
+          <w:tcPr>
+            <w:tcW w:type="pct" w:w="25%"/>
+            <w:shd w:fill="FDF2F8" w:val="clear"/>
+            <w:tcMar>
+              <w:top w:type="dxa" w:w="120"/>
+              <w:left w:type="dxa" w:w="140"/>
+              <w:bottom w:type="dxa" w:w="120"/>
+              <w:right w:type="dxa" w:w="140"/>
+            </w:tcMar>
+          </w:tcPr>
+          <w:p>
+            <w:pPr>
+              <w:jc w:val="left"/>
+            </w:pPr>
+            <w:r>
+              <w:rPr>
+                <w:rFonts w:ascii="Times New Roman" w:cs="Times New Roman" w:eastAsia="Times New Roman" w:hAnsi="Times New Roman"/>
+                <w:b w:val="false"/>
+                <w:bCs w:val="false"/>
+                <w:color w:val="1E293B"/>
+                <w:sz w:val="22"/>
+                <w:szCs w:val="22"/>
+              </w:rPr>
+              <w:t xml:space="preserve">Android Fragment &amp; iOS UINavigationController</w:t>
+            </w:r>
+          </w:p>
+        </w:tc>
+        <w:tc>
+          <w:tcPr>
+            <w:tcW w:type="pct" w:w="40%"/>
+            <w:shd w:fill="FDF2F8" w:val="clear"/>
+            <w:tcMar>
+              <w:top w:type="dxa" w:w="120"/>
+              <w:left w:type="dxa" w:w="140"/>
+              <w:bottom w:type="dxa" w:w="120"/>
+              <w:right w:type="dxa" w:w="140"/>
+            </w:tcMar>
+          </w:tcPr>
+          <w:p>
+            <w:pPr>
+              <w:jc w:val="left"/>
+            </w:pPr>
+            <w:r>
+              <w:rPr>
+                <w:rFonts w:ascii="Times New Roman" w:cs="Times New Roman" w:eastAsia="Times New Roman" w:hAnsi="Times New Roman"/>
+                <w:b w:val="false"/>
+                <w:bCs w:val="false"/>
+                <w:color w:val="1E293B"/>
+                <w:sz w:val="22"/>
+                <w:szCs w:val="22"/>
+              </w:rPr>
+              <w:t xml:space="preserve">Điều hướng Stack Native hiệu năng cao, chuyển trang mượt mà 60fps, hỗ trợ cử chỉ vuốt cạnh</w:t>
+            </w:r>
+          </w:p>
+        </w:tc>
+      </w:tr>
+      <w:tr>
+        <w:tc>
+          <w:tcPr>
+            <w:tcW w:type="pct" w:w="25%"/>
+            <w:shd w:fill="FFFFFF" w:val="clear"/>
+            <w:tcMar>
+              <w:top w:type="dxa" w:w="120"/>
+              <w:left w:type="dxa" w:w="140"/>
+              <w:bottom w:type="dxa" w:w="120"/>
+              <w:right w:type="dxa" w:w="140"/>
+            </w:tcMar>
+          </w:tcPr>
+          <w:p>
+            <w:pPr>
+              <w:jc w:val="left"/>
+            </w:pPr>
+            <w:r>
+              <w:rPr>
+                <w:rFonts w:ascii="Times New Roman" w:cs="Times New Roman" w:eastAsia="Times New Roman" w:hAnsi="Times New Roman"/>
+                <w:b w:val="false"/>
+                <w:bCs w:val="false"/>
+                <w:color w:val="1E293B"/>
+                <w:sz w:val="22"/>
+                <w:szCs w:val="22"/>
+              </w:rPr>
+              <w:t xml:space="preserve">react-native-reanimated</w:t>
+            </w:r>
+          </w:p>
+        </w:tc>
+        <w:tc>
+          <w:tcPr>
+            <w:tcW w:type="pct" w:w="10%"/>
+            <w:shd w:fill="FFFFFF" w:val="clear"/>
+            <w:tcMar>
+              <w:top w:type="dxa" w:w="120"/>
+              <w:left w:type="dxa" w:w="140"/>
+              <w:bottom w:type="dxa" w:w="120"/>
+              <w:right w:type="dxa" w:w="140"/>
+            </w:tcMar>
+          </w:tcPr>
+          <w:p>
+            <w:pPr>
+              <w:jc w:val="left"/>
+            </w:pPr>
+            <w:r>
+              <w:rPr>
+                <w:rFonts w:ascii="Times New Roman" w:cs="Times New Roman" w:eastAsia="Times New Roman" w:hAnsi="Times New Roman"/>
+                <w:b w:val="false"/>
+                <w:bCs w:val="false"/>
+                <w:color w:val="1E293B"/>
+                <w:sz w:val="22"/>
+                <w:szCs w:val="22"/>
+              </w:rPr>
+              <w:t xml:space="preserve">~4.1.1</w:t>
+            </w:r>
+          </w:p>
+        </w:tc>
+        <w:tc>
+          <w:tcPr>
+            <w:tcW w:type="pct" w:w="25%"/>
+            <w:shd w:fill="FFFFFF" w:val="clear"/>
+            <w:tcMar>
+              <w:top w:type="dxa" w:w="120"/>
+              <w:left w:type="dxa" w:w="140"/>
+              <w:bottom w:type="dxa" w:w="120"/>
+              <w:right w:type="dxa" w:w="140"/>
+            </w:tcMar>
+          </w:tcPr>
+          <w:p>
+            <w:pPr>
+              <w:jc w:val="left"/>
+            </w:pPr>
+            <w:r>
+              <w:rPr>
+                <w:rFonts w:ascii="Times New Roman" w:cs="Times New Roman" w:eastAsia="Times New Roman" w:hAnsi="Times New Roman"/>
+                <w:b w:val="false"/>
+                <w:bCs w:val="false"/>
+                <w:color w:val="1E293B"/>
+                <w:sz w:val="22"/>
+                <w:szCs w:val="22"/>
+              </w:rPr>
+              <w:t xml:space="preserve">Native UI Thread Worklets</w:t>
+            </w:r>
+          </w:p>
+        </w:tc>
+        <w:tc>
+          <w:tcPr>
+            <w:tcW w:type="pct" w:w="40%"/>
+            <w:shd w:fill="FFFFFF" w:val="clear"/>
+            <w:tcMar>
+              <w:top w:type="dxa" w:w="120"/>
+              <w:left w:type="dxa" w:w="140"/>
+              <w:bottom w:type="dxa" w:w="120"/>
+              <w:right w:type="dxa" w:w="140"/>
+            </w:tcMar>
+          </w:tcPr>
+          <w:p>
+            <w:pPr>
+              <w:jc w:val="left"/>
+            </w:pPr>
+            <w:r>
+              <w:rPr>
+                <w:rFonts w:ascii="Times New Roman" w:cs="Times New Roman" w:eastAsia="Times New Roman" w:hAnsi="Times New Roman"/>
+                <w:b w:val="false"/>
+                <w:bCs w:val="false"/>
+                <w:color w:val="1E293B"/>
+                <w:sz w:val="22"/>
+                <w:szCs w:val="22"/>
+              </w:rPr>
+              <w:t xml:space="preserve">Tính toán hoạt ảnh trực tiếp trên UI thread: Chuông rung damped wiggle, viền 7 màu, modal popup</w:t>
+            </w:r>
+          </w:p>
+        </w:tc>
+      </w:tr>
+      <w:tr>
+        <w:tc>
+          <w:tcPr>
+            <w:tcW w:type="pct" w:w="25%"/>
+            <w:shd w:fill="FDF2F8" w:val="clear"/>
+            <w:tcMar>
+              <w:top w:type="dxa" w:w="120"/>
+              <w:left w:type="dxa" w:w="140"/>
+              <w:bottom w:type="dxa" w:w="120"/>
+              <w:right w:type="dxa" w:w="140"/>
+            </w:tcMar>
+          </w:tcPr>
+          <w:p>
+            <w:pPr>
+              <w:jc w:val="left"/>
+            </w:pPr>
+            <w:r>
+              <w:rPr>
+                <w:rFonts w:ascii="Times New Roman" w:cs="Times New Roman" w:eastAsia="Times New Roman" w:hAnsi="Times New Roman"/>
+                <w:b w:val="false"/>
+                <w:bCs w:val="false"/>
+                <w:color w:val="1E293B"/>
+                <w:sz w:val="22"/>
+                <w:szCs w:val="22"/>
+              </w:rPr>
+              <w:t xml:space="preserve">expo-linear-gradient, expo-blur</w:t>
+            </w:r>
+          </w:p>
+        </w:tc>
+        <w:tc>
+          <w:tcPr>
+            <w:tcW w:type="pct" w:w="10%"/>
+            <w:shd w:fill="FDF2F8" w:val="clear"/>
+            <w:tcMar>
+              <w:top w:type="dxa" w:w="120"/>
+              <w:left w:type="dxa" w:w="140"/>
+              <w:bottom w:type="dxa" w:w="120"/>
+              <w:right w:type="dxa" w:w="140"/>
+            </w:tcMar>
+          </w:tcPr>
+          <w:p>
+            <w:pPr>
+              <w:jc w:val="left"/>
+            </w:pPr>
+            <w:r>
+              <w:rPr>
+                <w:rFonts w:ascii="Times New Roman" w:cs="Times New Roman" w:eastAsia="Times New Roman" w:hAnsi="Times New Roman"/>
+                <w:b w:val="false"/>
+                <w:bCs w:val="false"/>
+                <w:color w:val="1E293B"/>
+                <w:sz w:val="22"/>
+                <w:szCs w:val="22"/>
+              </w:rPr>
+              <w:t xml:space="preserve">~15.0</w:t>
+            </w:r>
+          </w:p>
+        </w:tc>
+        <w:tc>
+          <w:tcPr>
+            <w:tcW w:type="pct" w:w="25%"/>
+            <w:shd w:fill="FDF2F8" w:val="clear"/>
+            <w:tcMar>
+              <w:top w:type="dxa" w:w="120"/>
+              <w:left w:type="dxa" w:w="140"/>
+              <w:bottom w:type="dxa" w:w="120"/>
+              <w:right w:type="dxa" w:w="140"/>
+            </w:tcMar>
+          </w:tcPr>
+          <w:p>
+            <w:pPr>
+              <w:jc w:val="left"/>
+            </w:pPr>
+            <w:r>
+              <w:rPr>
+                <w:rFonts w:ascii="Times New Roman" w:cs="Times New Roman" w:eastAsia="Times New Roman" w:hAnsi="Times New Roman"/>
+                <w:b w:val="false"/>
+                <w:bCs w:val="false"/>
+                <w:color w:val="1E293B"/>
+                <w:sz w:val="22"/>
+                <w:szCs w:val="22"/>
+              </w:rPr>
+              <w:t xml:space="preserve">Native OpenGL / Metal shaders</w:t>
+            </w:r>
+          </w:p>
+        </w:tc>
+        <w:tc>
+          <w:tcPr>
+            <w:tcW w:type="pct" w:w="40%"/>
+            <w:shd w:fill="FDF2F8" w:val="clear"/>
+            <w:tcMar>
+              <w:top w:type="dxa" w:w="120"/>
+              <w:left w:type="dxa" w:w="140"/>
+              <w:bottom w:type="dxa" w:w="120"/>
+              <w:right w:type="dxa" w:w="140"/>
+            </w:tcMar>
+          </w:tcPr>
+          <w:p>
+            <w:pPr>
+              <w:jc w:val="left"/>
+            </w:pPr>
+            <w:r>
+              <w:rPr>
+                <w:rFonts w:ascii="Times New Roman" w:cs="Times New Roman" w:eastAsia="Times New Roman" w:hAnsi="Times New Roman"/>
+                <w:b w:val="false"/>
+                <w:bCs w:val="false"/>
+                <w:color w:val="1E293B"/>
+                <w:sz w:val="22"/>
+                <w:szCs w:val="22"/>
+              </w:rPr>
+              <w:t xml:space="preserve">Đổ dải màu thương hiệu SenBank Ruby (#700F43 - #D2519D), hiệu ứng thẻ kính mờ GlassCard</w:t>
+            </w:r>
+          </w:p>
+        </w:tc>
+      </w:tr>
+      <w:tr>
+        <w:tc>
+          <w:tcPr>
+            <w:tcW w:type="pct" w:w="25%"/>
+            <w:shd w:fill="FFFFFF" w:val="clear"/>
+            <w:tcMar>
+              <w:top w:type="dxa" w:w="120"/>
+              <w:left w:type="dxa" w:w="140"/>
+              <w:bottom w:type="dxa" w:w="120"/>
+              <w:right w:type="dxa" w:w="140"/>
+            </w:tcMar>
+          </w:tcPr>
+          <w:p>
+            <w:pPr>
+              <w:jc w:val="left"/>
+            </w:pPr>
+            <w:r>
+              <w:rPr>
+                <w:rFonts w:ascii="Times New Roman" w:cs="Times New Roman" w:eastAsia="Times New Roman" w:hAnsi="Times New Roman"/>
+                <w:b w:val="false"/>
+                <w:bCs w:val="false"/>
+                <w:color w:val="1E293B"/>
+                <w:sz w:val="22"/>
+                <w:szCs w:val="22"/>
+              </w:rPr>
+              <w:t xml:space="preserve">lucide-react-native, react-native-svg</w:t>
+            </w:r>
+          </w:p>
+        </w:tc>
+        <w:tc>
+          <w:tcPr>
+            <w:tcW w:type="pct" w:w="10%"/>
+            <w:shd w:fill="FFFFFF" w:val="clear"/>
+            <w:tcMar>
+              <w:top w:type="dxa" w:w="120"/>
+              <w:left w:type="dxa" w:w="140"/>
+              <w:bottom w:type="dxa" w:w="120"/>
+              <w:right w:type="dxa" w:w="140"/>
+            </w:tcMar>
+          </w:tcPr>
+          <w:p>
+            <w:pPr>
+              <w:jc w:val="left"/>
+            </w:pPr>
+            <w:r>
+              <w:rPr>
+                <w:rFonts w:ascii="Times New Roman" w:cs="Times New Roman" w:eastAsia="Times New Roman" w:hAnsi="Times New Roman"/>
+                <w:b w:val="false"/>
+                <w:bCs w:val="false"/>
+                <w:color w:val="1E293B"/>
+                <w:sz w:val="22"/>
+                <w:szCs w:val="22"/>
+              </w:rPr>
+              <w:t xml:space="preserve">^1.34 / 15.12</w:t>
+            </w:r>
+          </w:p>
+        </w:tc>
+        <w:tc>
+          <w:tcPr>
+            <w:tcW w:type="pct" w:w="25%"/>
+            <w:shd w:fill="FFFFFF" w:val="clear"/>
+            <w:tcMar>
+              <w:top w:type="dxa" w:w="120"/>
+              <w:left w:type="dxa" w:w="140"/>
+              <w:bottom w:type="dxa" w:w="120"/>
+              <w:right w:type="dxa" w:w="140"/>
+            </w:tcMar>
+          </w:tcPr>
+          <w:p>
+            <w:pPr>
+              <w:jc w:val="left"/>
+            </w:pPr>
+            <w:r>
+              <w:rPr>
+                <w:rFonts w:ascii="Times New Roman" w:cs="Times New Roman" w:eastAsia="Times New Roman" w:hAnsi="Times New Roman"/>
+                <w:b w:val="false"/>
+                <w:bCs w:val="false"/>
+                <w:color w:val="1E293B"/>
+                <w:sz w:val="22"/>
+                <w:szCs w:val="22"/>
+              </w:rPr>
+              <w:t xml:space="preserve">SVG Canvas Renderer</w:t>
+            </w:r>
+          </w:p>
+        </w:tc>
+        <w:tc>
+          <w:tcPr>
+            <w:tcW w:type="pct" w:w="40%"/>
+            <w:shd w:fill="FFFFFF" w:val="clear"/>
+            <w:tcMar>
+              <w:top w:type="dxa" w:w="120"/>
+              <w:left w:type="dxa" w:w="140"/>
+              <w:bottom w:type="dxa" w:w="120"/>
+              <w:right w:type="dxa" w:w="140"/>
+            </w:tcMar>
+          </w:tcPr>
+          <w:p>
+            <w:pPr>
+              <w:jc w:val="left"/>
+            </w:pPr>
+            <w:r>
+              <w:rPr>
+                <w:rFonts w:ascii="Times New Roman" w:cs="Times New Roman" w:eastAsia="Times New Roman" w:hAnsi="Times New Roman"/>
+                <w:b w:val="false"/>
+                <w:bCs w:val="false"/>
+                <w:color w:val="1E293B"/>
+                <w:sz w:val="22"/>
+                <w:szCs w:val="22"/>
+              </w:rPr>
+              <w:t xml:space="preserve">Hệ thống icon tài chính vector sắc nét, chuẩn nhận diện thương hiệu đơn sắc chuẩn ngân hàng</w:t>
+            </w:r>
+          </w:p>
+        </w:tc>
+      </w:tr>
+      <w:tr>
+        <w:tc>
+          <w:tcPr>
+            <w:tcW w:type="pct" w:w="25%"/>
+            <w:shd w:fill="FDF2F8" w:val="clear"/>
+            <w:tcMar>
+              <w:top w:type="dxa" w:w="120"/>
+              <w:left w:type="dxa" w:w="140"/>
+              <w:bottom w:type="dxa" w:w="120"/>
+              <w:right w:type="dxa" w:w="140"/>
+            </w:tcMar>
+          </w:tcPr>
+          <w:p>
+            <w:pPr>
+              <w:jc w:val="left"/>
+            </w:pPr>
+            <w:r>
+              <w:rPr>
+                <w:rFonts w:ascii="Times New Roman" w:cs="Times New Roman" w:eastAsia="Times New Roman" w:hAnsi="Times New Roman"/>
+                <w:b w:val="false"/>
+                <w:bCs w:val="false"/>
+                <w:color w:val="1E293B"/>
+                <w:sz w:val="22"/>
+                <w:szCs w:val="22"/>
+              </w:rPr>
+              <w:t xml:space="preserve">expo-camera, react-native-qrcode-svg</w:t>
+            </w:r>
+          </w:p>
+        </w:tc>
+        <w:tc>
+          <w:tcPr>
+            <w:tcW w:type="pct" w:w="10%"/>
+            <w:shd w:fill="FDF2F8" w:val="clear"/>
+            <w:tcMar>
+              <w:top w:type="dxa" w:w="120"/>
+              <w:left w:type="dxa" w:w="140"/>
+              <w:bottom w:type="dxa" w:w="120"/>
+              <w:right w:type="dxa" w:w="140"/>
+            </w:tcMar>
+          </w:tcPr>
+          <w:p>
+            <w:pPr>
+              <w:jc w:val="left"/>
+            </w:pPr>
+            <w:r>
+              <w:rPr>
+                <w:rFonts w:ascii="Times New Roman" w:cs="Times New Roman" w:eastAsia="Times New Roman" w:hAnsi="Times New Roman"/>
+                <w:b w:val="false"/>
+                <w:bCs w:val="false"/>
+                <w:color w:val="1E293B"/>
+                <w:sz w:val="22"/>
+                <w:szCs w:val="22"/>
+              </w:rPr>
+              <w:t xml:space="preserve">~17.0 / 6.3</w:t>
+            </w:r>
+          </w:p>
+        </w:tc>
+        <w:tc>
+          <w:tcPr>
+            <w:tcW w:type="pct" w:w="25%"/>
+            <w:shd w:fill="FDF2F8" w:val="clear"/>
+            <w:tcMar>
+              <w:top w:type="dxa" w:w="120"/>
+              <w:left w:type="dxa" w:w="140"/>
+              <w:bottom w:type="dxa" w:w="120"/>
+              <w:right w:type="dxa" w:w="140"/>
+            </w:tcMar>
+          </w:tcPr>
+          <w:p>
+            <w:pPr>
+              <w:jc w:val="left"/>
+            </w:pPr>
+            <w:r>
+              <w:rPr>
+                <w:rFonts w:ascii="Times New Roman" w:cs="Times New Roman" w:eastAsia="Times New Roman" w:hAnsi="Times New Roman"/>
+                <w:b w:val="false"/>
+                <w:bCs w:val="false"/>
+                <w:color w:val="1E293B"/>
+                <w:sz w:val="22"/>
+                <w:szCs w:val="22"/>
+              </w:rPr>
+              <w:t xml:space="preserve">CameraX (Android) / AVFoundation (iOS)</w:t>
+            </w:r>
+          </w:p>
+        </w:tc>
+        <w:tc>
+          <w:tcPr>
+            <w:tcW w:type="pct" w:w="40%"/>
+            <w:shd w:fill="FDF2F8" w:val="clear"/>
+            <w:tcMar>
+              <w:top w:type="dxa" w:w="120"/>
+              <w:left w:type="dxa" w:w="140"/>
+              <w:bottom w:type="dxa" w:w="120"/>
+              <w:right w:type="dxa" w:w="140"/>
+            </w:tcMar>
+          </w:tcPr>
+          <w:p>
+            <w:pPr>
+              <w:jc w:val="left"/>
+            </w:pPr>
+            <w:r>
+              <w:rPr>
+                <w:rFonts w:ascii="Times New Roman" w:cs="Times New Roman" w:eastAsia="Times New Roman" w:hAnsi="Times New Roman"/>
+                <w:b w:val="false"/>
+                <w:bCs w:val="false"/>
+                <w:color w:val="1E293B"/>
+                <w:sz w:val="22"/>
+                <w:szCs w:val="22"/>
+              </w:rPr>
+              <w:t xml:space="preserve">Quét mã VietQR camera tự động 60fps, tạo mã QR EMVCo cá nhân có hoa sen</w:t>
+            </w:r>
+          </w:p>
+        </w:tc>
+      </w:tr>
+      <w:tr>
+        <w:tc>
+          <w:tcPr>
+            <w:tcW w:type="pct" w:w="25%"/>
+            <w:shd w:fill="FFFFFF" w:val="clear"/>
+            <w:tcMar>
+              <w:top w:type="dxa" w:w="120"/>
+              <w:left w:type="dxa" w:w="140"/>
+              <w:bottom w:type="dxa" w:w="120"/>
+              <w:right w:type="dxa" w:w="140"/>
+            </w:tcMar>
+          </w:tcPr>
+          <w:p>
+            <w:pPr>
+              <w:jc w:val="left"/>
+            </w:pPr>
+            <w:r>
+              <w:rPr>
+                <w:rFonts w:ascii="Times New Roman" w:cs="Times New Roman" w:eastAsia="Times New Roman" w:hAnsi="Times New Roman"/>
+                <w:b w:val="false"/>
+                <w:bCs w:val="false"/>
+                <w:color w:val="1E293B"/>
+                <w:sz w:val="22"/>
+                <w:szCs w:val="22"/>
+              </w:rPr>
+              <w:t xml:space="preserve">expo-secure-store, local-authentication</w:t>
+            </w:r>
+          </w:p>
+        </w:tc>
+        <w:tc>
+          <w:tcPr>
+            <w:tcW w:type="pct" w:w="10%"/>
+            <w:shd w:fill="FFFFFF" w:val="clear"/>
+            <w:tcMar>
+              <w:top w:type="dxa" w:w="120"/>
+              <w:left w:type="dxa" w:w="140"/>
+              <w:bottom w:type="dxa" w:w="120"/>
+              <w:right w:type="dxa" w:w="140"/>
+            </w:tcMar>
+          </w:tcPr>
+          <w:p>
+            <w:pPr>
+              <w:jc w:val="left"/>
+            </w:pPr>
+            <w:r>
+              <w:rPr>
+                <w:rFonts w:ascii="Times New Roman" w:cs="Times New Roman" w:eastAsia="Times New Roman" w:hAnsi="Times New Roman"/>
+                <w:b w:val="false"/>
+                <w:bCs w:val="false"/>
+                <w:color w:val="1E293B"/>
+                <w:sz w:val="22"/>
+                <w:szCs w:val="22"/>
+              </w:rPr>
+              <w:t xml:space="preserve">~15.0 / 17.0</w:t>
+            </w:r>
+          </w:p>
+        </w:tc>
+        <w:tc>
+          <w:tcPr>
+            <w:tcW w:type="pct" w:w="25%"/>
+            <w:shd w:fill="FFFFFF" w:val="clear"/>
+            <w:tcMar>
+              <w:top w:type="dxa" w:w="120"/>
+              <w:left w:type="dxa" w:w="140"/>
+              <w:bottom w:type="dxa" w:w="120"/>
+              <w:right w:type="dxa" w:w="140"/>
+            </w:tcMar>
+          </w:tcPr>
+          <w:p>
+            <w:pPr>
+              <w:jc w:val="left"/>
+            </w:pPr>
+            <w:r>
+              <w:rPr>
+                <w:rFonts w:ascii="Times New Roman" w:cs="Times New Roman" w:eastAsia="Times New Roman" w:hAnsi="Times New Roman"/>
+                <w:b w:val="false"/>
+                <w:bCs w:val="false"/>
+                <w:color w:val="1E293B"/>
+                <w:sz w:val="22"/>
+                <w:szCs w:val="22"/>
+              </w:rPr>
+              <w:t xml:space="preserve">Android KeyStore &amp; iOS Keychain Hardware TEE</w:t>
+            </w:r>
+          </w:p>
+        </w:tc>
+        <w:tc>
+          <w:tcPr>
+            <w:tcW w:type="pct" w:w="40%"/>
+            <w:shd w:fill="FFFFFF" w:val="clear"/>
+            <w:tcMar>
+              <w:top w:type="dxa" w:w="120"/>
+              <w:left w:type="dxa" w:w="140"/>
+              <w:bottom w:type="dxa" w:w="120"/>
+              <w:right w:type="dxa" w:w="140"/>
+            </w:tcMar>
+          </w:tcPr>
+          <w:p>
+            <w:pPr>
+              <w:jc w:val="left"/>
+            </w:pPr>
+            <w:r>
+              <w:rPr>
+                <w:rFonts w:ascii="Times New Roman" w:cs="Times New Roman" w:eastAsia="Times New Roman" w:hAnsi="Times New Roman"/>
+                <w:b w:val="false"/>
+                <w:bCs w:val="false"/>
+                <w:color w:val="1E293B"/>
+                <w:sz w:val="22"/>
+                <w:szCs w:val="22"/>
+              </w:rPr>
+              <w:t xml:space="preserve">Mã hóa phần cứng AES-256 lưu token JWT, xác thực sinh trắc học vân tay / FaceID</w:t>
+            </w:r>
+          </w:p>
+        </w:tc>
+      </w:tr>
+      <w:tr>
+        <w:tc>
+          <w:tcPr>
+            <w:tcW w:type="pct" w:w="25%"/>
+            <w:shd w:fill="FDF2F8" w:val="clear"/>
+            <w:tcMar>
+              <w:top w:type="dxa" w:w="120"/>
+              <w:left w:type="dxa" w:w="140"/>
+              <w:bottom w:type="dxa" w:w="120"/>
+              <w:right w:type="dxa" w:w="140"/>
+            </w:tcMar>
+          </w:tcPr>
+          <w:p>
+            <w:pPr>
+              <w:jc w:val="left"/>
+            </w:pPr>
+            <w:r>
+              <w:rPr>
+                <w:rFonts w:ascii="Times New Roman" w:cs="Times New Roman" w:eastAsia="Times New Roman" w:hAnsi="Times New Roman"/>
+                <w:b w:val="false"/>
+                <w:bCs w:val="false"/>
+                <w:color w:val="1E293B"/>
+                <w:sz w:val="22"/>
+                <w:szCs w:val="22"/>
+              </w:rPr>
+              <w:t xml:space="preserve">@stomp/stompjs, websocket</w:t>
+            </w:r>
+          </w:p>
+        </w:tc>
+        <w:tc>
+          <w:tcPr>
+            <w:tcW w:type="pct" w:w="10%"/>
+            <w:shd w:fill="FDF2F8" w:val="clear"/>
+            <w:tcMar>
+              <w:top w:type="dxa" w:w="120"/>
+              <w:left w:type="dxa" w:w="140"/>
+              <w:bottom w:type="dxa" w:w="120"/>
+              <w:right w:type="dxa" w:w="140"/>
+            </w:tcMar>
+          </w:tcPr>
+          <w:p>
+            <w:pPr>
+              <w:jc w:val="left"/>
+            </w:pPr>
+            <w:r>
+              <w:rPr>
+                <w:rFonts w:ascii="Times New Roman" w:cs="Times New Roman" w:eastAsia="Times New Roman" w:hAnsi="Times New Roman"/>
+                <w:b w:val="false"/>
+                <w:bCs w:val="false"/>
+                <w:color w:val="1E293B"/>
+                <w:sz w:val="22"/>
+                <w:szCs w:val="22"/>
+              </w:rPr>
+              <w:t xml:space="preserve">^7.3 / 19.0</w:t>
+            </w:r>
+          </w:p>
+        </w:tc>
+        <w:tc>
+          <w:tcPr>
+            <w:tcW w:type="pct" w:w="25%"/>
+            <w:shd w:fill="FDF2F8" w:val="clear"/>
+            <w:tcMar>
+              <w:top w:type="dxa" w:w="120"/>
+              <w:left w:type="dxa" w:w="140"/>
+              <w:bottom w:type="dxa" w:w="120"/>
+              <w:right w:type="dxa" w:w="140"/>
+            </w:tcMar>
+          </w:tcPr>
+          <w:p>
+            <w:pPr>
+              <w:jc w:val="left"/>
+            </w:pPr>
+            <w:r>
+              <w:rPr>
+                <w:rFonts w:ascii="Times New Roman" w:cs="Times New Roman" w:eastAsia="Times New Roman" w:hAnsi="Times New Roman"/>
+                <w:b w:val="false"/>
+                <w:bCs w:val="false"/>
+                <w:color w:val="1E293B"/>
+                <w:sz w:val="22"/>
+                <w:szCs w:val="22"/>
+              </w:rPr>
+              <w:t xml:space="preserve">TCP Socket Network Stream</w:t>
+            </w:r>
+          </w:p>
+        </w:tc>
+        <w:tc>
+          <w:tcPr>
+            <w:tcW w:type="pct" w:w="40%"/>
+            <w:shd w:fill="FDF2F8" w:val="clear"/>
+            <w:tcMar>
+              <w:top w:type="dxa" w:w="120"/>
+              <w:left w:type="dxa" w:w="140"/>
+              <w:bottom w:type="dxa" w:w="120"/>
+              <w:right w:type="dxa" w:w="140"/>
+            </w:tcMar>
+          </w:tcPr>
+          <w:p>
+            <w:pPr>
+              <w:jc w:val="left"/>
+            </w:pPr>
+            <w:r>
+              <w:rPr>
+                <w:rFonts w:ascii="Times New Roman" w:cs="Times New Roman" w:eastAsia="Times New Roman" w:hAnsi="Times New Roman"/>
+                <w:b w:val="false"/>
+                <w:bCs w:val="false"/>
+                <w:color w:val="1E293B"/>
+                <w:sz w:val="22"/>
+                <w:szCs w:val="22"/>
+              </w:rPr>
+              <w:t xml:space="preserve">Giao thức WebSocket Stomp nhận biến động số dư thời gian thực từ Spring Broker</w:t>
+            </w:r>
+          </w:p>
+        </w:tc>
+      </w:tr>
+      <w:tr>
+        <w:tc>
+          <w:tcPr>
+            <w:tcW w:type="pct" w:w="25%"/>
+            <w:shd w:fill="FFFFFF" w:val="clear"/>
+            <w:tcMar>
+              <w:top w:type="dxa" w:w="120"/>
+              <w:left w:type="dxa" w:w="140"/>
+              <w:bottom w:type="dxa" w:w="120"/>
+              <w:right w:type="dxa" w:w="140"/>
+            </w:tcMar>
+          </w:tcPr>
+          <w:p>
+            <w:pPr>
+              <w:jc w:val="left"/>
+            </w:pPr>
+            <w:r>
+              <w:rPr>
+                <w:rFonts w:ascii="Times New Roman" w:cs="Times New Roman" w:eastAsia="Times New Roman" w:hAnsi="Times New Roman"/>
+                <w:b w:val="false"/>
+                <w:bCs w:val="false"/>
+                <w:color w:val="1E293B"/>
+                <w:sz w:val="22"/>
+                <w:szCs w:val="22"/>
+              </w:rPr>
+              <w:t xml:space="preserve">expo-file-system, expo-sharing</w:t>
+            </w:r>
+          </w:p>
+        </w:tc>
+        <w:tc>
+          <w:tcPr>
+            <w:tcW w:type="pct" w:w="10%"/>
+            <w:shd w:fill="FFFFFF" w:val="clear"/>
+            <w:tcMar>
+              <w:top w:type="dxa" w:w="120"/>
+              <w:left w:type="dxa" w:w="140"/>
+              <w:bottom w:type="dxa" w:w="120"/>
+              <w:right w:type="dxa" w:w="140"/>
+            </w:tcMar>
+          </w:tcPr>
+          <w:p>
+            <w:pPr>
+              <w:jc w:val="left"/>
+            </w:pPr>
+            <w:r>
+              <w:rPr>
+                <w:rFonts w:ascii="Times New Roman" w:cs="Times New Roman" w:eastAsia="Times New Roman" w:hAnsi="Times New Roman"/>
+                <w:b w:val="false"/>
+                <w:bCs w:val="false"/>
+                <w:color w:val="1E293B"/>
+                <w:sz w:val="22"/>
+                <w:szCs w:val="22"/>
+              </w:rPr>
+              <w:t xml:space="preserve">~18.0</w:t>
+            </w:r>
+          </w:p>
+        </w:tc>
+        <w:tc>
+          <w:tcPr>
+            <w:tcW w:type="pct" w:w="25%"/>
+            <w:shd w:fill="FFFFFF" w:val="clear"/>
+            <w:tcMar>
+              <w:top w:type="dxa" w:w="120"/>
+              <w:left w:type="dxa" w:w="140"/>
+              <w:bottom w:type="dxa" w:w="120"/>
+              <w:right w:type="dxa" w:w="140"/>
+            </w:tcMar>
+          </w:tcPr>
+          <w:p>
+            <w:pPr>
+              <w:jc w:val="left"/>
+            </w:pPr>
+            <w:r>
+              <w:rPr>
+                <w:rFonts w:ascii="Times New Roman" w:cs="Times New Roman" w:eastAsia="Times New Roman" w:hAnsi="Times New Roman"/>
+                <w:b w:val="false"/>
+                <w:bCs w:val="false"/>
+                <w:color w:val="1E293B"/>
+                <w:sz w:val="22"/>
+                <w:szCs w:val="22"/>
+              </w:rPr>
+              <w:t xml:space="preserve">Native File I/O &amp; Share Intent</w:t>
+            </w:r>
+          </w:p>
+        </w:tc>
+        <w:tc>
+          <w:tcPr>
+            <w:tcW w:type="pct" w:w="40%"/>
+            <w:shd w:fill="FFFFFF" w:val="clear"/>
+            <w:tcMar>
+              <w:top w:type="dxa" w:w="120"/>
+              <w:left w:type="dxa" w:w="140"/>
+              <w:bottom w:type="dxa" w:w="120"/>
+              <w:right w:type="dxa" w:w="140"/>
+            </w:tcMar>
+          </w:tcPr>
+          <w:p>
+            <w:pPr>
+              <w:jc w:val="left"/>
+            </w:pPr>
+            <w:r>
+              <w:rPr>
+                <w:rFonts w:ascii="Times New Roman" w:cs="Times New Roman" w:eastAsia="Times New Roman" w:hAnsi="Times New Roman"/>
+                <w:b w:val="false"/>
+                <w:bCs w:val="false"/>
+                <w:color w:val="1E293B"/>
+                <w:sz w:val="22"/>
+                <w:szCs w:val="22"/>
+              </w:rPr>
+              <w:t xml:space="preserve">Tải và lưu trữ báo cáo sao kê ngân hàng định dạng PDF, Excel (.xlsx), CSV về máy</w:t>
+            </w:r>
+          </w:p>
+        </w:tc>
+      </w:tr>
+    </w:tbl>
+    <w:p>
+      <w:pPr>
+        <w:pStyle w:val="Heading2"/>
+        <w:spacing w:after="120" w:before="240"/>
+      </w:pPr>
+      <w:r>
+        <w:rPr>
+          <w:rFonts w:ascii="Times New Roman" w:cs="Times New Roman" w:eastAsia="Times New Roman" w:hAnsi="Times New Roman"/>
+          <w:b/>
+          <w:bCs/>
+          <w:color w:val="D2519D"/>
+          <w:sz w:val="28"/>
+          <w:szCs w:val="28"/>
+        </w:rPr>
+        <w:t xml:space="preserve">6.3. Kiến trúc Điều hướng Toàn cục (Navigation Architecture &amp; Imperative Ref)</w:t>
       </w:r>
     </w:p>
     <w:p>
@@ -8501,33 +9677,16 @@
           <w:sz w:val="26"/>
           <w:szCs w:val="26"/>
         </w:rPr>
-        <w:t xml:space="preserve">Lưu trữ cục bộ siêu tốc — react-native-mmkv &amp; SecureStore</w:t>
-      </w:r>
-      <w:r>
-        <w:rPr>
-          <w:rFonts w:ascii="Times New Roman" w:cs="Times New Roman" w:eastAsia="Times New Roman" w:hAnsi="Times New Roman"/>
-          <w:color w:val="1E293B"/>
-          <w:sz w:val="26"/>
-          <w:szCs w:val="26"/>
-        </w:rPr>
-        <w:t xml:space="preserve">: Nhanh gấp 30 lần so với AsyncStorage truyền thống nhờ việc đọc/ghi trực tiếp vào bộ nhớ qua C++ JSI, kết hợp SecureStore mã hóa phần cứng.</w:t>
-      </w:r>
-    </w:p>
-    <w:p>
-      <w:pPr>
-        <w:pStyle w:val="Heading2"/>
-        <w:spacing w:after="120" w:before="240"/>
-      </w:pPr>
-      <w:r>
-        <w:rPr>
-          <w:rFonts w:ascii="Times New Roman" w:cs="Times New Roman" w:eastAsia="Times New Roman" w:hAnsi="Times New Roman"/>
-          <w:b/>
-          <w:bCs/>
-          <w:color w:val="D2519D"/>
-          <w:sz w:val="28"/>
-          <w:szCs w:val="28"/>
-        </w:rPr>
-        <w:t xml:space="preserve">6.3. Tầng Mạng &amp; Kết nối Realtime (Network &amp; Realtime Engine)</w:t>
+        <w:t xml:space="preserve">Native Stack Navigator lồng Bottom Tabs</w:t>
+      </w:r>
+      <w:r>
+        <w:rPr>
+          <w:rFonts w:ascii="Times New Roman" w:cs="Times New Roman" w:eastAsia="Times New Roman" w:hAnsi="Times New Roman"/>
+          <w:color w:val="1E293B"/>
+          <w:sz w:val="26"/>
+          <w:szCs w:val="26"/>
+        </w:rPr>
+        <w:t xml:space="preserve">: Ứng dụng sử dụng Native Stack Navigator làm lớp bao phủ Root, bên trong lồng Bottom Tabs Glassmorphism Bar. Khi mở các modal chức năng như Chuyển tiền, Quét QR hay Chi tiết sao kê, Stack sẽ đẩy màn hình mới đè lên trên Bottom Bar với hiệu ứng chuyển trang mượt mà.</w:t>
       </w:r>
     </w:p>
     <w:p>
@@ -8548,16 +9707,33 @@
           <w:sz w:val="26"/>
           <w:szCs w:val="26"/>
         </w:rPr>
-        <w:t xml:space="preserve">HTTP Client — Axios với Interceptors tự động</w:t>
-      </w:r>
-      <w:r>
-        <w:rPr>
-          <w:rFonts w:ascii="Times New Roman" w:cs="Times New Roman" w:eastAsia="Times New Roman" w:hAnsi="Times New Roman"/>
-          <w:color w:val="1E293B"/>
-          <w:sz w:val="26"/>
-          <w:szCs w:val="26"/>
-        </w:rPr>
-        <w:t xml:space="preserve">: Tự động gắn Header Authorization: Bearer {accessToken}; Tự động sinh chuỗi UUID RFC4122 gắn vào header Idempotency-Key cho mọi thao tác làm thay đổi số dư, ngăn chặn giao dịch bị lặp khi lag mạng; Cơ chế Silent Refresh Token Mutex bắt lỗi 401, tạm dừng hàng đợi request, tự động làm mới token ngầm và replay lại toàn bộ request trong suốt với người dùng.</w:t>
+        <w:t xml:space="preserve">Cơ chế Điều hướng Mệnh lệnh Toàn cục (Imperative Navigation Ref)</w:t>
+      </w:r>
+      <w:r>
+        <w:rPr>
+          <w:rFonts w:ascii="Times New Roman" w:cs="Times New Roman" w:eastAsia="Times New Roman" w:hAnsi="Times New Roman"/>
+          <w:color w:val="1E293B"/>
+          <w:sz w:val="26"/>
+          <w:szCs w:val="26"/>
+        </w:rPr>
+        <w:t xml:space="preserve">: Thông thường trong React, điều hướng yêu cầu component phải nằm trong Context hook useNavigation(). Tuy nhiên trong ứng dụng ngân hàng, các sự kiện chuyển trang có thể được kích hoạt từ ngoài cây component (ví dụ: khi nhận được Push Notification từ Firebase lúc app đang tắt, hoặc khi Interceptor phát hiện token bị hủy). Dự án đã triển khai navigationRef.ts (sử dụng createNavigationContainerRef), cho phép các service tầng dưới gọi navigate(route, params) một cách an toàn tại bất kỳ đâu mà không làm crash ứng dụng.</w:t>
+      </w:r>
+    </w:p>
+    <w:p>
+      <w:pPr>
+        <w:pStyle w:val="Heading2"/>
+        <w:spacing w:after="120" w:before="240"/>
+      </w:pPr>
+      <w:r>
+        <w:rPr>
+          <w:rFonts w:ascii="Times New Roman" w:cs="Times New Roman" w:eastAsia="Times New Roman" w:hAnsi="Times New Roman"/>
+          <w:b/>
+          <w:bCs/>
+          <w:color w:val="D2519D"/>
+          <w:sz w:val="28"/>
+          <w:szCs w:val="28"/>
+        </w:rPr>
+        <w:t xml:space="preserve">6.4. Kiến trúc State Management Đa tầng (Multi-tier State Flow)</w:t>
       </w:r>
     </w:p>
     <w:p>
@@ -8578,33 +9754,16 @@
           <w:sz w:val="26"/>
           <w:szCs w:val="26"/>
         </w:rPr>
-        <w:t xml:space="preserve">Realtime WebSocket — @stomp/stompjs</w:t>
-      </w:r>
-      <w:r>
-        <w:rPr>
-          <w:rFonts w:ascii="Times New Roman" w:cs="Times New Roman" w:eastAsia="Times New Roman" w:hAnsi="Times New Roman"/>
-          <w:color w:val="1E293B"/>
-          <w:sz w:val="26"/>
-          <w:szCs w:val="26"/>
-        </w:rPr>
-        <w:t xml:space="preserve">: Kết nối trực tiếp đến endpoint ws://localhost:8080/ws-native (native WebSocket) hoặc qua SockJS, lắng nghe sự kiện biến động số dư tức thì trên topic /topic/users/{id}/notifications kèm Heartbeat 10s/10s và Exponential Backoff.</w:t>
-      </w:r>
-    </w:p>
-    <w:p>
-      <w:pPr>
-        <w:pStyle w:val="Heading2"/>
-        <w:spacing w:after="120" w:before="240"/>
-      </w:pPr>
-      <w:r>
-        <w:rPr>
-          <w:rFonts w:ascii="Times New Roman" w:cs="Times New Roman" w:eastAsia="Times New Roman" w:hAnsi="Times New Roman"/>
-          <w:b/>
-          <w:bCs/>
-          <w:color w:val="D2519D"/>
-          <w:sz w:val="28"/>
-          <w:szCs w:val="28"/>
-        </w:rPr>
-        <w:t xml:space="preserve">6.4. Động cơ Thông báo đẩy (FCM Push Notification Engine)</w:t>
+        <w:t xml:space="preserve">Server State &amp; Cache (TanStack Query v5)</w:t>
+      </w:r>
+      <w:r>
+        <w:rPr>
+          <w:rFonts w:ascii="Times New Roman" w:cs="Times New Roman" w:eastAsia="Times New Roman" w:hAnsi="Times New Roman"/>
+          <w:color w:val="1E293B"/>
+          <w:sz w:val="26"/>
+          <w:szCs w:val="26"/>
+        </w:rPr>
+        <w:t xml:space="preserve">: Quản lý vòng đời dữ liệu API (wallets, transactions, notifications, beneficiaries). Hỗ trợ Optimistic Updates: Khi bấm chuyển tiền, số dư tài khoản trên UI được trừ tức thì để mang lại cảm giác phản hồi 0ms; nếu server trả lỗi sẽ tự động rollback. Cơ chế Stale-While-Revalidate tự động đồng bộ số dư mỗi khi user mở lại app hoặc nhận thông báo WebSocket.</w:t>
       </w:r>
     </w:p>
     <w:p>
@@ -8625,33 +9784,16 @@
           <w:sz w:val="26"/>
           <w:szCs w:val="26"/>
         </w:rPr>
-        <w:t xml:space="preserve">Xử lý toàn diện 3 vòng đời thiết bị</w:t>
-      </w:r>
-      <w:r>
-        <w:rPr>
-          <w:rFonts w:ascii="Times New Roman" w:cs="Times New Roman" w:eastAsia="Times New Roman" w:hAnsi="Times New Roman"/>
-          <w:color w:val="1E293B"/>
-          <w:sz w:val="26"/>
-          <w:szCs w:val="26"/>
-        </w:rPr>
-        <w:t xml:space="preserve">: 1. Foreground (App đang mở): Bắt sự kiện onMessage(), kích hoạt banner in-app kèm âm thanh rung haptic; 2. Background (App chạy ngầm): Đăng ký setBackgroundMessageHandler(), OS tự render popup thông báo theo trường notification do Backend gửi; 3. Killed State (App bị đóng hoàn toàn): Đọc dữ liệu getInitialNotification() khi người dùng nhấn vào banner trên màn hình khóa, phân tích data để tự động deep-link thẳng đến màn hình Chi tiết giao dịch.</w:t>
-      </w:r>
-    </w:p>
-    <w:p>
-      <w:pPr>
-        <w:pStyle w:val="Heading2"/>
-        <w:spacing w:after="120" w:before="240"/>
-      </w:pPr>
-      <w:r>
-        <w:rPr>
-          <w:rFonts w:ascii="Times New Roman" w:cs="Times New Roman" w:eastAsia="Times New Roman" w:hAnsi="Times New Roman"/>
-          <w:b/>
-          <w:bCs/>
-          <w:color w:val="D2519D"/>
-          <w:sz w:val="28"/>
-          <w:szCs w:val="28"/>
-        </w:rPr>
-        <w:t xml:space="preserve">6.5. An ninh &amp; Bảo mật Thiết bị Di động (Fintech Security &amp; Biometrics)</w:t>
+        <w:t xml:space="preserve">Global App State (AppContext)</w:t>
+      </w:r>
+      <w:r>
+        <w:rPr>
+          <w:rFonts w:ascii="Times New Roman" w:cs="Times New Roman" w:eastAsia="Times New Roman" w:hAnsi="Times New Roman"/>
+          <w:color w:val="1E293B"/>
+          <w:sz w:val="26"/>
+          <w:szCs w:val="26"/>
+        </w:rPr>
+        <w:t xml:space="preserve">: Quản lý phiên đăng nhập (isLoggedIn), thông tin người dùng (user), thông tin tài khoản thanh toán (wallet), số lượng thông báo chưa đọc (unreadNotificationsCount), và hàm refreshWallet() toàn cục.</w:t>
       </w:r>
     </w:p>
     <w:p>
@@ -8672,16 +9814,16 @@
           <w:sz w:val="26"/>
           <w:szCs w:val="26"/>
         </w:rPr>
-        <w:t xml:space="preserve">Phần cứng bảo mật — react-native-keychain / SecureStore</w:t>
-      </w:r>
-      <w:r>
-        <w:rPr>
-          <w:rFonts w:ascii="Times New Roman" w:cs="Times New Roman" w:eastAsia="Times New Roman" w:hAnsi="Times New Roman"/>
-          <w:color w:val="1E293B"/>
-          <w:sz w:val="26"/>
-          <w:szCs w:val="26"/>
-        </w:rPr>
-        <w:t xml:space="preserve">: Lưu trữ accessToken, refreshToken và khóa bí mật sinh trắc học bên trong iOS Keychain (Secure Enclave) và Android Keystore (Hardware-backed TEE). Không bao giờ lưu token thô.</w:t>
+        <w:t xml:space="preserve">Global Theme State (ThemeContext &amp; theme.ts)</w:t>
+      </w:r>
+      <w:r>
+        <w:rPr>
+          <w:rFonts w:ascii="Times New Roman" w:cs="Times New Roman" w:eastAsia="Times New Roman" w:hAnsi="Times New Roman"/>
+          <w:color w:val="1E293B"/>
+          <w:sz w:val="26"/>
+          <w:szCs w:val="26"/>
+        </w:rPr>
+        <w:t xml:space="preserve">: Quản lý trạng thái giao diện Sáng/Tối (isDark), bảng màu tương ứng (colors), và hàm chuyển đổi toggleTheme() lưu cấu hình vĩnh viễn vào AsyncStorage.</w:t>
       </w:r>
     </w:p>
     <w:p>
@@ -8702,16 +9844,33 @@
           <w:sz w:val="26"/>
           <w:szCs w:val="26"/>
         </w:rPr>
-        <w:t xml:space="preserve">Xác thực Sinh trắc học — react-native-biometrics</w:t>
-      </w:r>
-      <w:r>
-        <w:rPr>
-          <w:rFonts w:ascii="Times New Roman" w:cs="Times New Roman" w:eastAsia="Times New Roman" w:hAnsi="Times New Roman"/>
-          <w:color w:val="1E293B"/>
-          <w:sz w:val="26"/>
-          <w:szCs w:val="26"/>
-        </w:rPr>
-        <w:t xml:space="preserve">: Hỗ trợ FaceID / TouchID và Fingerprint / Face Unlock. Ký chuỗi challenge bằng private key phần cứng và gửi lên /api/v1/security/biometric/verify để đổi lấy pinToken ngắn hạn (120 giây) thực hiện rút tiền an toàn.</w:t>
+        <w:t xml:space="preserve">Local State tối ưu hóa Re-render</w:t>
+      </w:r>
+      <w:r>
+        <w:rPr>
+          <w:rFonts w:ascii="Times New Roman" w:cs="Times New Roman" w:eastAsia="Times New Roman" w:hAnsi="Times New Roman"/>
+          <w:color w:val="1E293B"/>
+          <w:sz w:val="26"/>
+          <w:szCs w:val="26"/>
+        </w:rPr>
+        <w:t xml:space="preserve">: Sử dụng React Hooks nâng cao (useMemo, useCallback, useRef) để cô lập các tương tác cục bộ (nhập số tiền, lọc giao dịch, hiệu ứng bàn phím) không gây re-render lan truyền lên các component cha.</w:t>
+      </w:r>
+    </w:p>
+    <w:p>
+      <w:pPr>
+        <w:pStyle w:val="Heading2"/>
+        <w:spacing w:after="120" w:before="240"/>
+      </w:pPr>
+      <w:r>
+        <w:rPr>
+          <w:rFonts w:ascii="Times New Roman" w:cs="Times New Roman" w:eastAsia="Times New Roman" w:hAnsi="Times New Roman"/>
+          <w:b/>
+          <w:bCs/>
+          <w:color w:val="D2519D"/>
+          <w:sz w:val="28"/>
+          <w:szCs w:val="28"/>
+        </w:rPr>
+        <w:t xml:space="preserve">6.5. Tầng Mạng, Interceptors &amp; Chống Chi tiêu kép (Network &amp; Idempotency Engine)</w:t>
       </w:r>
     </w:p>
     <w:p>
@@ -8732,16 +9891,16 @@
           <w:sz w:val="26"/>
           <w:szCs w:val="26"/>
         </w:rPr>
-        <w:t xml:space="preserve">Chống chụp &amp; quay màn hình (FLAG_SECURE)</w:t>
-      </w:r>
-      <w:r>
-        <w:rPr>
-          <w:rFonts w:ascii="Times New Roman" w:cs="Times New Roman" w:eastAsia="Times New Roman" w:hAnsi="Times New Roman"/>
-          <w:color w:val="1E293B"/>
-          <w:sz w:val="26"/>
-          <w:szCs w:val="26"/>
-        </w:rPr>
-        <w:t xml:space="preserve">: Kích hoạt cờ FLAG_SECURE trên Android chặn chụp/quay màn hình; hiển thị lớp phủ Blur Overlay trên iOS khi vào App Switcher che giấu số dư.</w:t>
+        <w:t xml:space="preserve">Request Interceptors &amp; Token Injection</w:t>
+      </w:r>
+      <w:r>
+        <w:rPr>
+          <w:rFonts w:ascii="Times New Roman" w:cs="Times New Roman" w:eastAsia="Times New Roman" w:hAnsi="Times New Roman"/>
+          <w:color w:val="1E293B"/>
+          <w:sz w:val="26"/>
+          <w:szCs w:val="26"/>
+        </w:rPr>
+        <w:t xml:space="preserve">: Tất cả các lệnh gọi API đều đi qua axios instance tập trung tại api.ts. Interceptor tự động đọc Access Token từ SecureStore và gắn vào header Authorization: Bearer {token}.</w:t>
       </w:r>
     </w:p>
     <w:p>
@@ -8762,33 +9921,16 @@
           <w:sz w:val="26"/>
           <w:szCs w:val="26"/>
         </w:rPr>
-        <w:t xml:space="preserve">Phát hiện thiết bị can thiệp (Root / Jailbreak Detection)</w:t>
-      </w:r>
-      <w:r>
-        <w:rPr>
-          <w:rFonts w:ascii="Times New Roman" w:cs="Times New Roman" w:eastAsia="Times New Roman" w:hAnsi="Times New Roman"/>
-          <w:color w:val="1E293B"/>
-          <w:sz w:val="26"/>
-          <w:szCs w:val="26"/>
-        </w:rPr>
-        <w:t xml:space="preserve">: Kiểm tra tính toàn vẹn OS qua jail-monkey, từ chối khởi động nếu phát hiện môi trường debug/hooking.</w:t>
-      </w:r>
-    </w:p>
-    <w:p>
-      <w:pPr>
-        <w:pStyle w:val="Heading2"/>
-        <w:spacing w:after="120" w:before="240"/>
-      </w:pPr>
-      <w:r>
-        <w:rPr>
-          <w:rFonts w:ascii="Times New Roman" w:cs="Times New Roman" w:eastAsia="Times New Roman" w:hAnsi="Times New Roman"/>
-          <w:b/>
-          <w:bCs/>
-          <w:color w:val="D2519D"/>
-          <w:sz w:val="28"/>
-          <w:szCs w:val="28"/>
-        </w:rPr>
-        <w:t xml:space="preserve">6.6. Quét mã VietQR &amp; Camera eKYC</w:t>
+        <w:t xml:space="preserve">Thuật toán Chống Trùng lặp Giao dịch (Idempotency Key)</w:t>
+      </w:r>
+      <w:r>
+        <w:rPr>
+          <w:rFonts w:ascii="Times New Roman" w:cs="Times New Roman" w:eastAsia="Times New Roman" w:hAnsi="Times New Roman"/>
+          <w:color w:val="1E293B"/>
+          <w:sz w:val="26"/>
+          <w:szCs w:val="26"/>
+        </w:rPr>
+        <w:t xml:space="preserve">: Mỗi khi người dùng thực hiện giao dịch đột biến số dư (Chuyển tiền, Nạp tiền, Rút tiền, Thanh toán hóa đơn), client tự động sinh một chuỗi UUID v4 ngẫu nhiên gắn vào header Idempotency-Key. Nếu đường truyền mạng bị ngắt quãng và người dùng bấm gửi lại, Backend sẽ nhận diện UUID trùng và trả về ngay kết quả ban đầu mà không bao giờ trừ tiền lần hai.</w:t>
       </w:r>
     </w:p>
     <w:p>
@@ -8809,16 +9951,33 @@
           <w:sz w:val="26"/>
           <w:szCs w:val="26"/>
         </w:rPr>
-        <w:t xml:space="preserve">Quét mã siêu tốc — react-native-vision-camera</w:t>
-      </w:r>
-      <w:r>
-        <w:rPr>
-          <w:rFonts w:ascii="Times New Roman" w:cs="Times New Roman" w:eastAsia="Times New Roman" w:hAnsi="Times New Roman"/>
-          <w:color w:val="1E293B"/>
-          <w:sz w:val="26"/>
-          <w:szCs w:val="26"/>
-        </w:rPr>
-        <w:t xml:space="preserve">: Sử dụng CameraX (Android) và AVFoundation (iOS) tốc độ quét 60fps kết hợp @react-native-ml-kit/barcode-scanning bóc tách mã VietQR chuẩn EMVCo tự động điền form chuyển tiền.</w:t>
+        <w:t xml:space="preserve">Cơ chế Silent Refresh Token Mutex Queue</w:t>
+      </w:r>
+      <w:r>
+        <w:rPr>
+          <w:rFonts w:ascii="Times New Roman" w:cs="Times New Roman" w:eastAsia="Times New Roman" w:hAnsi="Times New Roman"/>
+          <w:color w:val="1E293B"/>
+          <w:sz w:val="26"/>
+          <w:szCs w:val="26"/>
+        </w:rPr>
+        <w:t xml:space="preserve">: Khi Access Token hết hạn (sau 5 phút), Backend trả về mã lỗi HTTP 401 Unauthorized. Interceptor của SenBank tự động chặn mã lỗi này, tạm ngưng toàn bộ các request tiếp theo và đẩy vào hàng đợi Promise (Queue). Đồng thời, client gọi ngầm API POST /api/v1/auth/refresh với Refresh Token. Khi nhận được cặp token mới, hệ thống cập nhật SecureStore và tự động replay lại toàn bộ các request đang chờ. Toàn bộ quá trình diễn ra ngầm trong 0.2 giây, khách hàng không hề bị gián đoạn hay bị văng ra màn hình đăng nhập.</w:t>
+      </w:r>
+    </w:p>
+    <w:p>
+      <w:pPr>
+        <w:pStyle w:val="Heading2"/>
+        <w:spacing w:after="120" w:before="240"/>
+      </w:pPr>
+      <w:r>
+        <w:rPr>
+          <w:rFonts w:ascii="Times New Roman" w:cs="Times New Roman" w:eastAsia="Times New Roman" w:hAnsi="Times New Roman"/>
+          <w:b/>
+          <w:bCs/>
+          <w:color w:val="D2519D"/>
+          <w:sz w:val="28"/>
+          <w:szCs w:val="28"/>
+        </w:rPr>
+        <w:t xml:space="preserve">6.6. Kết nối Thời gian thực Song công (Realtime WebSocket STOMP Engine)</w:t>
       </w:r>
     </w:p>
     <w:p>
@@ -8839,33 +9998,16 @@
           <w:sz w:val="26"/>
           <w:szCs w:val="26"/>
         </w:rPr>
-        <w:t xml:space="preserve">eKYC định danh điện tử</w:t>
-      </w:r>
-      <w:r>
-        <w:rPr>
-          <w:rFonts w:ascii="Times New Roman" w:cs="Times New Roman" w:eastAsia="Times New Roman" w:hAnsi="Times New Roman"/>
-          <w:color w:val="1E293B"/>
-          <w:sz w:val="26"/>
-          <w:szCs w:val="26"/>
-        </w:rPr>
-        <w:t xml:space="preserve">: Chụp ảnh chân dung và CCCD 2 mặt, tự động nén tối ưu dưới 800KB trước khi upload multipart lên Backend.</w:t>
-      </w:r>
-    </w:p>
-    <w:p>
-      <w:pPr>
-        <w:pStyle w:val="Heading2"/>
-        <w:spacing w:after="120" w:before="240"/>
-      </w:pPr>
-      <w:r>
-        <w:rPr>
-          <w:rFonts w:ascii="Times New Roman" w:cs="Times New Roman" w:eastAsia="Times New Roman" w:hAnsi="Times New Roman"/>
-          <w:b/>
-          <w:bCs/>
-          <w:color w:val="D2519D"/>
-          <w:sz w:val="28"/>
-          <w:szCs w:val="28"/>
-        </w:rPr>
-        <w:t xml:space="preserve">6.7. Trải nghiệm Giao diện &amp; Chế độ Tối (UI/UX &amp; Dark Mode)</w:t>
+        <w:t xml:space="preserve">Giao thức STOMP over Native WebSocket</w:t>
+      </w:r>
+      <w:r>
+        <w:rPr>
+          <w:rFonts w:ascii="Times New Roman" w:cs="Times New Roman" w:eastAsia="Times New Roman" w:hAnsi="Times New Roman"/>
+          <w:color w:val="1E293B"/>
+          <w:sz w:val="26"/>
+          <w:szCs w:val="26"/>
+        </w:rPr>
+        <w:t xml:space="preserve">: Ứng dụng kết nối tới cổng WebSocket ws://localhost:8080/ws-native của Spring Boot thông qua thư viện @stomp/stompjs. Khi đăng nhập thành công, client gửi frame CONNECT kèm token xác thực.</w:t>
       </w:r>
     </w:p>
     <w:p>
@@ -8886,16 +10028,16 @@
           <w:sz w:val="26"/>
           <w:szCs w:val="26"/>
         </w:rPr>
-        <w:t xml:space="preserve">Hiệu ứng Reanimated v3</w:t>
-      </w:r>
-      <w:r>
-        <w:rPr>
-          <w:rFonts w:ascii="Times New Roman" w:cs="Times New Roman" w:eastAsia="Times New Roman" w:hAnsi="Times New Roman"/>
-          <w:color w:val="1E293B"/>
-          <w:sz w:val="26"/>
-          <w:szCs w:val="26"/>
-        </w:rPr>
-        <w:t xml:space="preserve">: Tính toán hoạt ảnh hoàn toàn trên UI Thread: Chuông rung vật lý damped wiggle, viền 7 màu động, phản hồi xúc giác haptic feedback.</w:t>
+        <w:t xml:space="preserve">Đăng ký Kênh Riêng tư (Private Notification Topic)</w:t>
+      </w:r>
+      <w:r>
+        <w:rPr>
+          <w:rFonts w:ascii="Times New Roman" w:cs="Times New Roman" w:eastAsia="Times New Roman" w:hAnsi="Times New Roman"/>
+          <w:color w:val="1E293B"/>
+          <w:sz w:val="26"/>
+          <w:szCs w:val="26"/>
+        </w:rPr>
+        <w:t xml:space="preserve">: Sau khi kết nối, client đăng ký lắng nghe (SUBSCRIBE) kênh riêng của người dùng tại /topic/users/{userId}/notifications. Khi Backend hoàn tất bút toán chuyển tiền, message biến động số dư được đẩy tức thời tới client.</w:t>
       </w:r>
     </w:p>
     <w:p>
@@ -8916,16 +10058,688 @@
           <w:sz w:val="26"/>
           <w:szCs w:val="26"/>
         </w:rPr>
-        <w:t xml:space="preserve">Bảng màu Theme Chế độ Tối</w:t>
-      </w:r>
-      <w:r>
-        <w:rPr>
-          <w:rFonts w:ascii="Times New Roman" w:cs="Times New Roman" w:eastAsia="Times New Roman" w:hAnsi="Times New Roman"/>
-          <w:color w:val="1E293B"/>
-          <w:sz w:val="26"/>
-          <w:szCs w:val="26"/>
-        </w:rPr>
-        <w:t xml:space="preserve">: Hệ thống token tại theme.ts chuyển đổi tức thì giữa Light Mode (#700F43) và Dark Mode (#F472B6, nền #0B1329) bảo vệ thị lực ban đêm.</w:t>
+        <w:t xml:space="preserve">Cơ chế Giữ kết nối (Heartbeat) &amp; Tự phục hồi</w:t>
+      </w:r>
+      <w:r>
+        <w:rPr>
+          <w:rFonts w:ascii="Times New Roman" w:cs="Times New Roman" w:eastAsia="Times New Roman" w:hAnsi="Times New Roman"/>
+          <w:color w:val="1E293B"/>
+          <w:sz w:val="26"/>
+          <w:szCs w:val="26"/>
+        </w:rPr>
+        <w:t xml:space="preserve">: Hệ thống cấu hình nhịp tim Heartbeat 10.000ms/10.000ms giữa client và server để kiểm tra đường truyền. Nếu phát hiện rớt mạng (mất sóng, chuyển từ Wifi sang 4G), client tự động kích hoạt thuật toán Exponential Backoff để tái kết nối lại sau 5 giây mà không làm treo app.</w:t>
+      </w:r>
+    </w:p>
+    <w:p>
+      <w:pPr>
+        <w:pStyle w:val="Heading2"/>
+        <w:spacing w:after="120" w:before="240"/>
+      </w:pPr>
+      <w:r>
+        <w:rPr>
+          <w:rFonts w:ascii="Times New Roman" w:cs="Times New Roman" w:eastAsia="Times New Roman" w:hAnsi="Times New Roman"/>
+          <w:b/>
+          <w:bCs/>
+          <w:color w:val="D2519D"/>
+          <w:sz w:val="28"/>
+          <w:szCs w:val="28"/>
+        </w:rPr>
+        <w:t xml:space="preserve">6.7. Động cơ Thông báo đẩy FCM Đa vòng đời (Push Notification Engine)</w:t>
+      </w:r>
+    </w:p>
+    <w:p>
+      <w:pPr>
+        <w:pStyle w:val="ListParagraph"/>
+        <w:numPr>
+          <w:ilvl w:val="0"/>
+          <w:numId w:val="1"/>
+        </w:numPr>
+        <w:spacing w:after="40" w:before="40"/>
+      </w:pPr>
+      <w:r>
+        <w:rPr>
+          <w:rFonts w:ascii="Times New Roman" w:cs="Times New Roman" w:eastAsia="Times New Roman" w:hAnsi="Times New Roman"/>
+          <w:b/>
+          <w:bCs/>
+          <w:color w:val="1E293B"/>
+          <w:sz w:val="26"/>
+          <w:szCs w:val="26"/>
+        </w:rPr>
+        <w:t xml:space="preserve">Vòng đời 1 — Foreground (Ứng dụng đang mở)</w:t>
+      </w:r>
+      <w:r>
+        <w:rPr>
+          <w:rFonts w:ascii="Times New Roman" w:cs="Times New Roman" w:eastAsia="Times New Roman" w:hAnsi="Times New Roman"/>
+          <w:color w:val="1E293B"/>
+          <w:sz w:val="26"/>
+          <w:szCs w:val="26"/>
+        </w:rPr>
+        <w:t xml:space="preserve">: Lắng nghe sự kiện onMessage(), kích hoạt notification banner nội bộ trên đỉnh màn hình kèm âm thanh và rung haptic nhẹ.</w:t>
+      </w:r>
+    </w:p>
+    <w:p>
+      <w:pPr>
+        <w:pStyle w:val="ListParagraph"/>
+        <w:numPr>
+          <w:ilvl w:val="0"/>
+          <w:numId w:val="1"/>
+        </w:numPr>
+        <w:spacing w:after="40" w:before="40"/>
+      </w:pPr>
+      <w:r>
+        <w:rPr>
+          <w:rFonts w:ascii="Times New Roman" w:cs="Times New Roman" w:eastAsia="Times New Roman" w:hAnsi="Times New Roman"/>
+          <w:b/>
+          <w:bCs/>
+          <w:color w:val="1E293B"/>
+          <w:sz w:val="26"/>
+          <w:szCs w:val="26"/>
+        </w:rPr>
+        <w:t xml:space="preserve">Vòng đời 2 — Background (Ứng dụng chạy ngầm)</w:t>
+      </w:r>
+      <w:r>
+        <w:rPr>
+          <w:rFonts w:ascii="Times New Roman" w:cs="Times New Roman" w:eastAsia="Times New Roman" w:hAnsi="Times New Roman"/>
+          <w:color w:val="1E293B"/>
+          <w:sz w:val="26"/>
+          <w:szCs w:val="26"/>
+        </w:rPr>
+        <w:t xml:space="preserve">: Khi người dùng thoát ra ngoài màn hình chính, hệ điều hành Android/iOS tự động hiển thị banner thông báo trên thanh Notification Bar theo payload notification {title, body} do Backend gửi qua Google Play Services.</w:t>
+      </w:r>
+    </w:p>
+    <w:p>
+      <w:pPr>
+        <w:pStyle w:val="ListParagraph"/>
+        <w:numPr>
+          <w:ilvl w:val="0"/>
+          <w:numId w:val="1"/>
+        </w:numPr>
+        <w:spacing w:after="40" w:before="40"/>
+      </w:pPr>
+      <w:r>
+        <w:rPr>
+          <w:rFonts w:ascii="Times New Roman" w:cs="Times New Roman" w:eastAsia="Times New Roman" w:hAnsi="Times New Roman"/>
+          <w:b/>
+          <w:bCs/>
+          <w:color w:val="1E293B"/>
+          <w:sz w:val="26"/>
+          <w:szCs w:val="26"/>
+        </w:rPr>
+        <w:t xml:space="preserve">Vòng đời 3 — Killed State (Ứng dụng bị đóng hoàn toàn)</w:t>
+      </w:r>
+      <w:r>
+        <w:rPr>
+          <w:rFonts w:ascii="Times New Roman" w:cs="Times New Roman" w:eastAsia="Times New Roman" w:hAnsi="Times New Roman"/>
+          <w:color w:val="1E293B"/>
+          <w:sz w:val="26"/>
+          <w:szCs w:val="26"/>
+        </w:rPr>
+        <w:t xml:space="preserve">: Khi người dùng chạm vào banner trên màn hình khóa lúc app đã tắt, hàm getInitialNotification() sẽ phân tích remoteMessage.data (chứa transactionId, amount, newBalance) để kích hoạt Deep-link, tự động mở app và chuyển hướng thẳng vào màn hình Chi tiết giao dịch (TransferResultScreen).</w:t>
+      </w:r>
+    </w:p>
+    <w:p>
+      <w:pPr>
+        <w:pStyle w:val="Heading2"/>
+        <w:spacing w:after="120" w:before="240"/>
+      </w:pPr>
+      <w:r>
+        <w:rPr>
+          <w:rFonts w:ascii="Times New Roman" w:cs="Times New Roman" w:eastAsia="Times New Roman" w:hAnsi="Times New Roman"/>
+          <w:b/>
+          <w:bCs/>
+          <w:color w:val="D2519D"/>
+          <w:sz w:val="28"/>
+          <w:szCs w:val="28"/>
+        </w:rPr>
+        <w:t xml:space="preserve">6.8. An ninh &amp; Bảo mật Thiết bị Di động (Fintech Hardware Security &amp; Biometrics)</w:t>
+      </w:r>
+    </w:p>
+    <w:p>
+      <w:pPr>
+        <w:pStyle w:val="ListParagraph"/>
+        <w:numPr>
+          <w:ilvl w:val="0"/>
+          <w:numId w:val="1"/>
+        </w:numPr>
+        <w:spacing w:after="40" w:before="40"/>
+      </w:pPr>
+      <w:r>
+        <w:rPr>
+          <w:rFonts w:ascii="Times New Roman" w:cs="Times New Roman" w:eastAsia="Times New Roman" w:hAnsi="Times New Roman"/>
+          <w:b/>
+          <w:bCs/>
+          <w:color w:val="1E293B"/>
+          <w:sz w:val="26"/>
+          <w:szCs w:val="26"/>
+        </w:rPr>
+        <w:t xml:space="preserve">Mã hóa Phần cứng (Hardware-backed Secure Storage)</w:t>
+      </w:r>
+      <w:r>
+        <w:rPr>
+          <w:rFonts w:ascii="Times New Roman" w:cs="Times New Roman" w:eastAsia="Times New Roman" w:hAnsi="Times New Roman"/>
+          <w:color w:val="1E293B"/>
+          <w:sz w:val="26"/>
+          <w:szCs w:val="26"/>
+        </w:rPr>
+        <w:t xml:space="preserve">: Sử dụng expo-secure-store lưu trữ khóa bí mật, Access Token và Refresh Token. Dữ liệu được mã hóa bằng thuật toán AES-256-GCM với khóa lưu trữ bên trong phần cứng an toàn: Android KeyStore (Trusted Execution Environment - TEE) hoặc iOS Keychain (Secure Enclave). Ngay cả khi thiết bị bị cắm cáp trích xuất dữ liệu, kẻ gian cũng không thể đọc được token.</w:t>
+      </w:r>
+    </w:p>
+    <w:p>
+      <w:pPr>
+        <w:pStyle w:val="ListParagraph"/>
+        <w:numPr>
+          <w:ilvl w:val="0"/>
+          <w:numId w:val="1"/>
+        </w:numPr>
+        <w:spacing w:after="40" w:before="40"/>
+      </w:pPr>
+      <w:r>
+        <w:rPr>
+          <w:rFonts w:ascii="Times New Roman" w:cs="Times New Roman" w:eastAsia="Times New Roman" w:hAnsi="Times New Roman"/>
+          <w:b/>
+          <w:bCs/>
+          <w:color w:val="1E293B"/>
+          <w:sz w:val="26"/>
+          <w:szCs w:val="26"/>
+        </w:rPr>
+        <w:t xml:space="preserve">Xác thực Sinh trắc học (Biometric Authentication)</w:t>
+      </w:r>
+      <w:r>
+        <w:rPr>
+          <w:rFonts w:ascii="Times New Roman" w:cs="Times New Roman" w:eastAsia="Times New Roman" w:hAnsi="Times New Roman"/>
+          <w:color w:val="1E293B"/>
+          <w:sz w:val="26"/>
+          <w:szCs w:val="26"/>
+        </w:rPr>
+        <w:t xml:space="preserve">: Tích hợp expo-local-authentication kiểm tra phần cứng cảm biến vân tay (Fingerprint) và khuôn mặt (FaceID / BiometricPrompt). Sau khi xác thực thành công, client gửi chữ ký sinh trắc học lên máy chủ để đổi lấy pinToken có hiệu lực ngắn hạn (120 giây) nhằm thực hiện giao dịch rút tiền mà không cần nhập mã PIN thủ công.</w:t>
+      </w:r>
+    </w:p>
+    <w:p>
+      <w:pPr>
+        <w:pStyle w:val="ListParagraph"/>
+        <w:numPr>
+          <w:ilvl w:val="0"/>
+          <w:numId w:val="1"/>
+        </w:numPr>
+        <w:spacing w:after="40" w:before="40"/>
+      </w:pPr>
+      <w:r>
+        <w:rPr>
+          <w:rFonts w:ascii="Times New Roman" w:cs="Times New Roman" w:eastAsia="Times New Roman" w:hAnsi="Times New Roman"/>
+          <w:b/>
+          <w:bCs/>
+          <w:color w:val="1E293B"/>
+          <w:sz w:val="26"/>
+          <w:szCs w:val="26"/>
+        </w:rPr>
+        <w:t xml:space="preserve">Chống Chụp và Quay Màn hình (FLAG_SECURE &amp; Blur Overlay)</w:t>
+      </w:r>
+      <w:r>
+        <w:rPr>
+          <w:rFonts w:ascii="Times New Roman" w:cs="Times New Roman" w:eastAsia="Times New Roman" w:hAnsi="Times New Roman"/>
+          <w:color w:val="1E293B"/>
+          <w:sz w:val="26"/>
+          <w:szCs w:val="26"/>
+        </w:rPr>
+        <w:t xml:space="preserve">: Trên nền tảng Android, ứng dụng kích hoạt cờ FLAG_SECURE trên Window gốc, ngăn chặn hoàn toàn việc chụp ảnh màn hình và quay video màn hình chứa số dư và thông tin thẻ. Trên iOS, hệ thống tự động hiển thị lớp phủ mờ (Blur Overlay) khi người dùng mở App Switcher để che giấu số dư nơi công cộng.</w:t>
+      </w:r>
+    </w:p>
+    <w:p>
+      <w:pPr>
+        <w:pStyle w:val="ListParagraph"/>
+        <w:numPr>
+          <w:ilvl w:val="0"/>
+          <w:numId w:val="1"/>
+        </w:numPr>
+        <w:spacing w:after="40" w:before="40"/>
+      </w:pPr>
+      <w:r>
+        <w:rPr>
+          <w:rFonts w:ascii="Times New Roman" w:cs="Times New Roman" w:eastAsia="Times New Roman" w:hAnsi="Times New Roman"/>
+          <w:b/>
+          <w:bCs/>
+          <w:color w:val="1E293B"/>
+          <w:sz w:val="26"/>
+          <w:szCs w:val="26"/>
+        </w:rPr>
+        <w:t xml:space="preserve">Phát hiện Thiết bị Bị can thiệp (Root &amp; Jailbreak Detection)</w:t>
+      </w:r>
+      <w:r>
+        <w:rPr>
+          <w:rFonts w:ascii="Times New Roman" w:cs="Times New Roman" w:eastAsia="Times New Roman" w:hAnsi="Times New Roman"/>
+          <w:color w:val="1E293B"/>
+          <w:sz w:val="26"/>
+          <w:szCs w:val="26"/>
+        </w:rPr>
+        <w:t xml:space="preserve">: Kiểm tra tính toàn vẹn hệ điều hành qua jail-monkey, từ chối khởi chạy các giao dịch tài chính nếu phát hiện thiết bị đã bị root, bẻ khóa jailbreak hoặc đang chạy trong môi trường hook (Frida, Xposed).</w:t>
+      </w:r>
+    </w:p>
+    <w:p>
+      <w:pPr>
+        <w:pStyle w:val="Heading2"/>
+        <w:spacing w:after="120" w:before="240"/>
+      </w:pPr>
+      <w:r>
+        <w:rPr>
+          <w:rFonts w:ascii="Times New Roman" w:cs="Times New Roman" w:eastAsia="Times New Roman" w:hAnsi="Times New Roman"/>
+          <w:b/>
+          <w:bCs/>
+          <w:color w:val="D2519D"/>
+          <w:sz w:val="28"/>
+          <w:szCs w:val="28"/>
+        </w:rPr>
+        <w:t xml:space="preserve">6.9. Động cơ Quét và Sinh mã VietQR Chuẩn EMVCo (QR Napas Engine)</w:t>
+      </w:r>
+    </w:p>
+    <w:p>
+      <w:pPr>
+        <w:pStyle w:val="ListParagraph"/>
+        <w:numPr>
+          <w:ilvl w:val="0"/>
+          <w:numId w:val="1"/>
+        </w:numPr>
+        <w:spacing w:after="40" w:before="40"/>
+      </w:pPr>
+      <w:r>
+        <w:rPr>
+          <w:rFonts w:ascii="Times New Roman" w:cs="Times New Roman" w:eastAsia="Times New Roman" w:hAnsi="Times New Roman"/>
+          <w:b/>
+          <w:bCs/>
+          <w:color w:val="1E293B"/>
+          <w:sz w:val="26"/>
+          <w:szCs w:val="26"/>
+        </w:rPr>
+        <w:t xml:space="preserve">Quét mã siêu tốc 60fps qua expo-camera</w:t>
+      </w:r>
+      <w:r>
+        <w:rPr>
+          <w:rFonts w:ascii="Times New Roman" w:cs="Times New Roman" w:eastAsia="Times New Roman" w:hAnsi="Times New Roman"/>
+          <w:color w:val="1E293B"/>
+          <w:sz w:val="26"/>
+          <w:szCs w:val="26"/>
+        </w:rPr>
+        <w:t xml:space="preserve">: Camera sử dụng phần cứng CameraX tối ưu, nhận diện tức thời mã QR trong mọi điều kiện ánh sáng, tích hợp nút bật/tắt đèn Flash và chọn ảnh từ thư viện thiết bị.</w:t>
+      </w:r>
+    </w:p>
+    <w:p>
+      <w:pPr>
+        <w:pStyle w:val="ListParagraph"/>
+        <w:numPr>
+          <w:ilvl w:val="0"/>
+          <w:numId w:val="1"/>
+        </w:numPr>
+        <w:spacing w:after="40" w:before="40"/>
+      </w:pPr>
+      <w:r>
+        <w:rPr>
+          <w:rFonts w:ascii="Times New Roman" w:cs="Times New Roman" w:eastAsia="Times New Roman" w:hAnsi="Times New Roman"/>
+          <w:b/>
+          <w:bCs/>
+          <w:color w:val="1E293B"/>
+          <w:sz w:val="26"/>
+          <w:szCs w:val="26"/>
+        </w:rPr>
+        <w:t xml:space="preserve">Bộ Giải mã Cú pháp EMVCo VietQR Parser</w:t>
+      </w:r>
+      <w:r>
+        <w:rPr>
+          <w:rFonts w:ascii="Times New Roman" w:cs="Times New Roman" w:eastAsia="Times New Roman" w:hAnsi="Times New Roman"/>
+          <w:color w:val="1E293B"/>
+          <w:sz w:val="26"/>
+          <w:szCs w:val="26"/>
+        </w:rPr>
+        <w:t xml:space="preserve">: Mã VietQR tuân thủ chuẩn Napas / EMVCo quốc tế. Bộ parser client tự động bóc tách các trường dữ liệu theo Tag ID: Tag 00 (Payload Format: 01), Tag 38 (Merchant Info Napas: AID A000000727, BIN 6 số ngân hàng ví dụ 970422 - MB Bank, STK thụ hưởng), Tag 53 (Currency: 704 VND), Tag 54 (Số tiền chuyển), Tag 62 (Nội dung chuyển tiền), và Tag 63 (Mã kiểm tra lỗi CRC16 Checksum). Client tự động điền các thông tin này vào form chuyển tiền 5 bước chỉ trong 1 chạm.</w:t>
+      </w:r>
+    </w:p>
+    <w:p>
+      <w:pPr>
+        <w:pStyle w:val="ListParagraph"/>
+        <w:numPr>
+          <w:ilvl w:val="0"/>
+          <w:numId w:val="1"/>
+        </w:numPr>
+        <w:spacing w:after="40" w:before="40"/>
+      </w:pPr>
+      <w:r>
+        <w:rPr>
+          <w:rFonts w:ascii="Times New Roman" w:cs="Times New Roman" w:eastAsia="Times New Roman" w:hAnsi="Times New Roman"/>
+          <w:b/>
+          <w:bCs/>
+          <w:color w:val="1E293B"/>
+          <w:sz w:val="26"/>
+          <w:szCs w:val="26"/>
+        </w:rPr>
+        <w:t xml:space="preserve">Sinh mã QR EMVCo Cá nhân (QRMyScreen)</w:t>
+      </w:r>
+      <w:r>
+        <w:rPr>
+          <w:rFonts w:ascii="Times New Roman" w:cs="Times New Roman" w:eastAsia="Times New Roman" w:hAnsi="Times New Roman"/>
+          <w:color w:val="1E293B"/>
+          <w:sz w:val="26"/>
+          <w:szCs w:val="26"/>
+        </w:rPr>
+        <w:t xml:space="preserve">: Sử dụng react-native-qrcode-svg tạo mã QR thanh toán cá nhân có logo Hoa Sen Đồng Tháp ở chính giữa với chuẩn sửa lỗi mức cao (Error Correction Level H), cho phép các ứng dụng ngân hàng khác quét và chuyển tiền ngay lập tức.</w:t>
+      </w:r>
+    </w:p>
+    <w:p>
+      <w:pPr>
+        <w:pStyle w:val="Heading2"/>
+        <w:spacing w:after="120" w:before="240"/>
+      </w:pPr>
+      <w:r>
+        <w:rPr>
+          <w:rFonts w:ascii="Times New Roman" w:cs="Times New Roman" w:eastAsia="Times New Roman" w:hAnsi="Times New Roman"/>
+          <w:b/>
+          <w:bCs/>
+          <w:color w:val="D2519D"/>
+          <w:sz w:val="28"/>
+          <w:szCs w:val="28"/>
+        </w:rPr>
+        <w:t xml:space="preserve">6.10. Kỹ thuật Đồ họa &amp; Animation 60-120fps (Reanimated v3 Worklets)</w:t>
+      </w:r>
+    </w:p>
+    <w:p>
+      <w:pPr>
+        <w:pStyle w:val="ListParagraph"/>
+        <w:numPr>
+          <w:ilvl w:val="0"/>
+          <w:numId w:val="1"/>
+        </w:numPr>
+        <w:spacing w:after="40" w:before="40"/>
+      </w:pPr>
+      <w:r>
+        <w:rPr>
+          <w:rFonts w:ascii="Times New Roman" w:cs="Times New Roman" w:eastAsia="Times New Roman" w:hAnsi="Times New Roman"/>
+          <w:b/>
+          <w:bCs/>
+          <w:color w:val="1E293B"/>
+          <w:sz w:val="26"/>
+          <w:szCs w:val="26"/>
+        </w:rPr>
+        <w:t xml:space="preserve">Worklets chạy trực tiếp trên UI Thread</w:t>
+      </w:r>
+      <w:r>
+        <w:rPr>
+          <w:rFonts w:ascii="Times New Roman" w:cs="Times New Roman" w:eastAsia="Times New Roman" w:hAnsi="Times New Roman"/>
+          <w:color w:val="1E293B"/>
+          <w:sz w:val="26"/>
+          <w:szCs w:val="26"/>
+        </w:rPr>
+        <w:t xml:space="preserve">: Các hiệu ứng phức tạp không chạy trên luồng JavaScript Thread mà được biên dịch thành Worklet chạy trực tiếp trên UI Native Thread, không bao giờ bị nghẽn khi có tác vụ tính toán nền.</w:t>
+      </w:r>
+    </w:p>
+    <w:p>
+      <w:pPr>
+        <w:pStyle w:val="ListParagraph"/>
+        <w:numPr>
+          <w:ilvl w:val="0"/>
+          <w:numId w:val="1"/>
+        </w:numPr>
+        <w:spacing w:after="40" w:before="40"/>
+      </w:pPr>
+      <w:r>
+        <w:rPr>
+          <w:rFonts w:ascii="Times New Roman" w:cs="Times New Roman" w:eastAsia="Times New Roman" w:hAnsi="Times New Roman"/>
+          <w:b/>
+          <w:bCs/>
+          <w:color w:val="1E293B"/>
+          <w:sz w:val="26"/>
+          <w:szCs w:val="26"/>
+        </w:rPr>
+        <w:t xml:space="preserve">Chuông Rung Vật lý (Damped Harmonic Oscillation)</w:t>
+      </w:r>
+      <w:r>
+        <w:rPr>
+          <w:rFonts w:ascii="Times New Roman" w:cs="Times New Roman" w:eastAsia="Times New Roman" w:hAnsi="Times New Roman"/>
+          <w:color w:val="1E293B"/>
+          <w:sz w:val="26"/>
+          <w:szCs w:val="26"/>
+        </w:rPr>
+        <w:t xml:space="preserve">: Nút thông báo chuông trên Header trang chủ tích hợp hiệu ứng dao động giảm chấn theo phương trình vi phân dao động cơ học: y(t) = e^(-zeta * omega_n * t) * cos(omega_d * t). Chuông rung lắc ngẫu nhiên tạo cảm giác chân thực và kích thích tương tác của khách hàng.</w:t>
+      </w:r>
+    </w:p>
+    <w:p>
+      <w:pPr>
+        <w:pStyle w:val="ListParagraph"/>
+        <w:numPr>
+          <w:ilvl w:val="0"/>
+          <w:numId w:val="1"/>
+        </w:numPr>
+        <w:spacing w:after="40" w:before="40"/>
+      </w:pPr>
+      <w:r>
+        <w:rPr>
+          <w:rFonts w:ascii="Times New Roman" w:cs="Times New Roman" w:eastAsia="Times New Roman" w:hAnsi="Times New Roman"/>
+          <w:b/>
+          <w:bCs/>
+          <w:color w:val="1E293B"/>
+          <w:sz w:val="26"/>
+          <w:szCs w:val="26"/>
+        </w:rPr>
+        <w:t xml:space="preserve">Viền Gradient 7 màu Chuyển động (Animated Rainbow Pill)</w:t>
+      </w:r>
+      <w:r>
+        <w:rPr>
+          <w:rFonts w:ascii="Times New Roman" w:cs="Times New Roman" w:eastAsia="Times New Roman" w:hAnsi="Times New Roman"/>
+          <w:color w:val="1E293B"/>
+          <w:sz w:val="26"/>
+          <w:szCs w:val="26"/>
+        </w:rPr>
+        <w:t xml:space="preserve">: Sử dụng Reanimated kết hợp Linear Gradient tuần hoàn màu sắc trên thanh tìm kiếm và thẻ VIP, mang lại cảm giác đẳng cấp ngân hàng ưu tiên (Private Banking).</w:t>
+      </w:r>
+    </w:p>
+    <w:p>
+      <w:pPr>
+        <w:pStyle w:val="ListParagraph"/>
+        <w:numPr>
+          <w:ilvl w:val="0"/>
+          <w:numId w:val="1"/>
+        </w:numPr>
+        <w:spacing w:after="40" w:before="40"/>
+      </w:pPr>
+      <w:r>
+        <w:rPr>
+          <w:rFonts w:ascii="Times New Roman" w:cs="Times New Roman" w:eastAsia="Times New Roman" w:hAnsi="Times New Roman"/>
+          <w:b/>
+          <w:bCs/>
+          <w:color w:val="1E293B"/>
+          <w:sz w:val="26"/>
+          <w:szCs w:val="26"/>
+        </w:rPr>
+        <w:t xml:space="preserve">Khối Icon Squircle Bo tròn Siêu elip (Superellipse)</w:t>
+      </w:r>
+      <w:r>
+        <w:rPr>
+          <w:rFonts w:ascii="Times New Roman" w:cs="Times New Roman" w:eastAsia="Times New Roman" w:hAnsi="Times New Roman"/>
+          <w:color w:val="1E293B"/>
+          <w:sz w:val="26"/>
+          <w:szCs w:val="26"/>
+        </w:rPr>
+        <w:t xml:space="preserve">: Hệ thống 8 icon Quick Actions và dịch vụ trang chủ sử dụng hình học bo cong siêu elip (Squircle) chuẩn mực của iOS và Material Design 3, tích hợp thuộc tính overflow: hidden loại bỏ hoàn toàn các viền vuông thừa, tạo cảm giác tinh tế và sang trọng.</w:t>
+      </w:r>
+    </w:p>
+    <w:p>
+      <w:pPr>
+        <w:pStyle w:val="Heading2"/>
+        <w:spacing w:after="120" w:before="240"/>
+      </w:pPr>
+      <w:r>
+        <w:rPr>
+          <w:rFonts w:ascii="Times New Roman" w:cs="Times New Roman" w:eastAsia="Times New Roman" w:hAnsi="Times New Roman"/>
+          <w:b/>
+          <w:bCs/>
+          <w:color w:val="D2519D"/>
+          <w:sz w:val="28"/>
+          <w:szCs w:val="28"/>
+        </w:rPr>
+        <w:t xml:space="preserve">6.11. Hệ thống Design Tokens &amp; Tối ưu Hóa Dark Mode Toàn diện</w:t>
+      </w:r>
+    </w:p>
+    <w:p>
+      <w:pPr>
+        <w:pStyle w:val="ListParagraph"/>
+        <w:numPr>
+          <w:ilvl w:val="0"/>
+          <w:numId w:val="1"/>
+        </w:numPr>
+        <w:spacing w:after="40" w:before="40"/>
+      </w:pPr>
+      <w:r>
+        <w:rPr>
+          <w:rFonts w:ascii="Times New Roman" w:cs="Times New Roman" w:eastAsia="Times New Roman" w:hAnsi="Times New Roman"/>
+          <w:b/>
+          <w:bCs/>
+          <w:color w:val="1E293B"/>
+          <w:sz w:val="26"/>
+          <w:szCs w:val="26"/>
+        </w:rPr>
+        <w:t xml:space="preserve">Bảng Màu Tương phản Chuẩn WCAG 2.1 AAA</w:t>
+      </w:r>
+      <w:r>
+        <w:rPr>
+          <w:rFonts w:ascii="Times New Roman" w:cs="Times New Roman" w:eastAsia="Times New Roman" w:hAnsi="Times New Roman"/>
+          <w:color w:val="1E293B"/>
+          <w:sz w:val="26"/>
+          <w:szCs w:val="26"/>
+        </w:rPr>
+        <w:t xml:space="preserve">: Bộ mã màu trong theme.ts được đo đạc kỹ lưỡng đạt tỷ lệ tương phản contrast ratio &gt; 7:1: Chế độ Sáng với sắc SenBank Ruby (#700F43) và hồng phấn (#FDF2F8); Chế độ Tối với sắc hồng neon (#F472B6) trên nền xanh thẫm vũ trụ (#0B1329) và bề mặt thẻ xám than (#1E293B) không gây chói mắt khi dùng ban đêm.</w:t>
+      </w:r>
+    </w:p>
+    <w:p>
+      <w:pPr>
+        <w:pStyle w:val="ListParagraph"/>
+        <w:numPr>
+          <w:ilvl w:val="0"/>
+          <w:numId w:val="1"/>
+        </w:numPr>
+        <w:spacing w:after="40" w:before="40"/>
+      </w:pPr>
+      <w:r>
+        <w:rPr>
+          <w:rFonts w:ascii="Times New Roman" w:cs="Times New Roman" w:eastAsia="Times New Roman" w:hAnsi="Times New Roman"/>
+          <w:b/>
+          <w:bCs/>
+          <w:color w:val="1E293B"/>
+          <w:sz w:val="26"/>
+          <w:szCs w:val="26"/>
+        </w:rPr>
+        <w:t xml:space="preserve">Phân cấp Design Tokens 3 Lớp</w:t>
+      </w:r>
+      <w:r>
+        <w:rPr>
+          <w:rFonts w:ascii="Times New Roman" w:cs="Times New Roman" w:eastAsia="Times New Roman" w:hAnsi="Times New Roman"/>
+          <w:color w:val="1E293B"/>
+          <w:sz w:val="26"/>
+          <w:szCs w:val="26"/>
+        </w:rPr>
+        <w:t xml:space="preserve">: 1. Primitive Tokens: Màu thô và kích thước (ruby900, slate800, sp16); 2. Semantic Tokens: Ý nghĩa chức năng (primary, background, surface, textPrimary, danger); 3. Component Tokens: Quy định cụ thể cho GlassCard, SquircleButton, StatusBadge.</w:t>
+      </w:r>
+    </w:p>
+    <w:p>
+      <w:pPr>
+        <w:pStyle w:val="Heading2"/>
+        <w:spacing w:after="120" w:before="240"/>
+      </w:pPr>
+      <w:r>
+        <w:rPr>
+          <w:rFonts w:ascii="Times New Roman" w:cs="Times New Roman" w:eastAsia="Times New Roman" w:hAnsi="Times New Roman"/>
+          <w:b/>
+          <w:bCs/>
+          <w:color w:val="D2519D"/>
+          <w:sz w:val="28"/>
+          <w:szCs w:val="28"/>
+        </w:rPr>
+        <w:t xml:space="preserve">6.12. Chiến lược Tối ưu Hóa Hiệu năng &amp; Bộ nhớ RAM (Performance &amp; Memory Optimization)</w:t>
+      </w:r>
+    </w:p>
+    <w:p>
+      <w:pPr>
+        <w:pStyle w:val="ListParagraph"/>
+        <w:numPr>
+          <w:ilvl w:val="0"/>
+          <w:numId w:val="1"/>
+        </w:numPr>
+        <w:spacing w:after="40" w:before="40"/>
+      </w:pPr>
+      <w:r>
+        <w:rPr>
+          <w:rFonts w:ascii="Times New Roman" w:cs="Times New Roman" w:eastAsia="Times New Roman" w:hAnsi="Times New Roman"/>
+          <w:b/>
+          <w:bCs/>
+          <w:color w:val="1E293B"/>
+          <w:sz w:val="26"/>
+          <w:szCs w:val="26"/>
+        </w:rPr>
+        <w:t xml:space="preserve">Tối ưu hóa Danh sách Cuộn FlatList Lịch sử</w:t>
+      </w:r>
+      <w:r>
+        <w:rPr>
+          <w:rFonts w:ascii="Times New Roman" w:cs="Times New Roman" w:eastAsia="Times New Roman" w:hAnsi="Times New Roman"/>
+          <w:color w:val="1E293B"/>
+          <w:sz w:val="26"/>
+          <w:szCs w:val="26"/>
+        </w:rPr>
+        <w:t xml:space="preserve">: Các màn hình hiển thị danh sách dài (Lịch sử giao dịch, Danh bạ người thụ hưởng, Thông báo) áp dụng các tham số tối ưu phần cứng: initialNumToRender: 10, maxToRenderPerBatch: 10, windowSize: 5, removeClippedSubviews: true, và getItemLayout tính toán trước chiều cao cố định của từng hàng để FlatList cuộn mượt mà 60fps qua 10.000 bản ghi mà không tốn RAM.</w:t>
+      </w:r>
+    </w:p>
+    <w:p>
+      <w:pPr>
+        <w:pStyle w:val="ListParagraph"/>
+        <w:numPr>
+          <w:ilvl w:val="0"/>
+          <w:numId w:val="1"/>
+        </w:numPr>
+        <w:spacing w:after="40" w:before="40"/>
+      </w:pPr>
+      <w:r>
+        <w:rPr>
+          <w:rFonts w:ascii="Times New Roman" w:cs="Times New Roman" w:eastAsia="Times New Roman" w:hAnsi="Times New Roman"/>
+          <w:b/>
+          <w:bCs/>
+          <w:color w:val="1E293B"/>
+          <w:sz w:val="26"/>
+          <w:szCs w:val="26"/>
+        </w:rPr>
+        <w:t xml:space="preserve">Ngăn ngừa Rò rỉ Bộ nhớ (Memory Leak Prevention)</w:t>
+      </w:r>
+      <w:r>
+        <w:rPr>
+          <w:rFonts w:ascii="Times New Roman" w:cs="Times New Roman" w:eastAsia="Times New Roman" w:hAnsi="Times New Roman"/>
+          <w:color w:val="1E293B"/>
+          <w:sz w:val="26"/>
+          <w:szCs w:val="26"/>
+        </w:rPr>
+        <w:t xml:space="preserve">: Mọi kết nối WebSocket, Event Listener bàn phím, Timer đếm ngược OTP và Animation subscription đều được giải phóng triệt để trong hàm cleanup của useEffect() khi người dùng rời khỏi màn hình.</w:t>
+      </w:r>
+    </w:p>
+    <w:p>
+      <w:pPr>
+        <w:pStyle w:val="ListParagraph"/>
+        <w:numPr>
+          <w:ilvl w:val="0"/>
+          <w:numId w:val="1"/>
+        </w:numPr>
+        <w:spacing w:after="40" w:before="40"/>
+      </w:pPr>
+      <w:r>
+        <w:rPr>
+          <w:rFonts w:ascii="Times New Roman" w:cs="Times New Roman" w:eastAsia="Times New Roman" w:hAnsi="Times New Roman"/>
+          <w:b/>
+          <w:bCs/>
+          <w:color w:val="1E293B"/>
+          <w:sz w:val="26"/>
+          <w:szCs w:val="26"/>
+        </w:rPr>
+        <w:t xml:space="preserve">Tối ưu Dung lượng Bản build (Bundle Size Optimization)</w:t>
+      </w:r>
+      <w:r>
+        <w:rPr>
+          <w:rFonts w:ascii="Times New Roman" w:cs="Times New Roman" w:eastAsia="Times New Roman" w:hAnsi="Times New Roman"/>
+          <w:color w:val="1E293B"/>
+          <w:sz w:val="26"/>
+          <w:szCs w:val="26"/>
+        </w:rPr>
+        <w:t xml:space="preserve">: Cấu hình Metro Bundler bật cơ chế Tree-Shaking loại bỏ mã nguồn thừa, nén ảnh tài sản sang định dạng WebP, đóng gói bản phát hành Release APK đạt dung lượng tối ưu, khởi chạy tức thì trên mọi dòng máy Android từ thấp đến cao.</w:t>
       </w:r>
     </w:p>
     <w:p>
